--- a/BaoCaoKTM.docx
+++ b/BaoCaoKTM.docx
@@ -210,8 +210,6 @@
           <w:szCs w:val="26"/>
         </w:rPr>
       </w:pPr>
-      <w:bookmarkStart w:id="0" w:name="_GoBack"/>
-      <w:bookmarkEnd w:id="0"/>
       <w:proofErr w:type="spellStart"/>
       <w:r>
         <w:rPr>
@@ -1211,6 +1209,7 @@
         <w:spacing w:before="0" w:beforeAutospacing="0" w:after="0" w:afterAutospacing="0" w:line="360" w:lineRule="auto"/>
         <w:ind w:firstLine="720"/>
         <w:rPr>
+          <w:rStyle w:val="Strong"/>
           <w:sz w:val="26"/>
           <w:szCs w:val="26"/>
         </w:rPr>
@@ -2830,6 +2829,4500 @@
         <w:t>thống</w:t>
       </w:r>
       <w:proofErr w:type="spellEnd"/>
+    </w:p>
+    <w:p>
+      <w:pPr>
+        <w:spacing w:after="0" w:line="360" w:lineRule="auto"/>
+        <w:ind w:firstLine="720"/>
+        <w:jc w:val="both"/>
+        <w:rPr>
+          <w:rFonts w:ascii="Times New Roman" w:eastAsia="Times New Roman" w:hAnsi="Times New Roman" w:cs="Times New Roman"/>
+          <w:sz w:val="26"/>
+          <w:szCs w:val="26"/>
+        </w:rPr>
+      </w:pPr>
+      <w:proofErr w:type="spellStart"/>
+      <w:r>
+        <w:rPr>
+          <w:rFonts w:ascii="Times New Roman" w:eastAsia="Times New Roman" w:hAnsi="Times New Roman" w:cs="Times New Roman"/>
+          <w:sz w:val="26"/>
+          <w:szCs w:val="26"/>
+        </w:rPr>
+        <w:t>Hệ</w:t>
+      </w:r>
+      <w:proofErr w:type="spellEnd"/>
+      <w:r>
+        <w:rPr>
+          <w:rFonts w:ascii="Times New Roman" w:eastAsia="Times New Roman" w:hAnsi="Times New Roman" w:cs="Times New Roman"/>
+          <w:sz w:val="26"/>
+          <w:szCs w:val="26"/>
+        </w:rPr>
+        <w:t xml:space="preserve"> </w:t>
+      </w:r>
+      <w:proofErr w:type="spellStart"/>
+      <w:r>
+        <w:rPr>
+          <w:rFonts w:ascii="Times New Roman" w:eastAsia="Times New Roman" w:hAnsi="Times New Roman" w:cs="Times New Roman"/>
+          <w:sz w:val="26"/>
+          <w:szCs w:val="26"/>
+        </w:rPr>
+        <w:t>thống</w:t>
+      </w:r>
+      <w:proofErr w:type="spellEnd"/>
+      <w:r>
+        <w:rPr>
+          <w:rFonts w:ascii="Times New Roman" w:eastAsia="Times New Roman" w:hAnsi="Times New Roman" w:cs="Times New Roman"/>
+          <w:sz w:val="26"/>
+          <w:szCs w:val="26"/>
+        </w:rPr>
+        <w:t xml:space="preserve"> website </w:t>
+      </w:r>
+      <w:proofErr w:type="spellStart"/>
+      <w:r>
+        <w:rPr>
+          <w:rFonts w:ascii="Times New Roman" w:eastAsia="Times New Roman" w:hAnsi="Times New Roman" w:cs="Times New Roman"/>
+          <w:sz w:val="26"/>
+          <w:szCs w:val="26"/>
+        </w:rPr>
+        <w:t>việc</w:t>
+      </w:r>
+      <w:proofErr w:type="spellEnd"/>
+      <w:r>
+        <w:rPr>
+          <w:rFonts w:ascii="Times New Roman" w:eastAsia="Times New Roman" w:hAnsi="Times New Roman" w:cs="Times New Roman"/>
+          <w:sz w:val="26"/>
+          <w:szCs w:val="26"/>
+        </w:rPr>
+        <w:t xml:space="preserve"> </w:t>
+      </w:r>
+      <w:proofErr w:type="spellStart"/>
+      <w:r>
+        <w:rPr>
+          <w:rFonts w:ascii="Times New Roman" w:eastAsia="Times New Roman" w:hAnsi="Times New Roman" w:cs="Times New Roman"/>
+          <w:sz w:val="26"/>
+          <w:szCs w:val="26"/>
+        </w:rPr>
+        <w:t>làm</w:t>
+      </w:r>
+      <w:proofErr w:type="spellEnd"/>
+      <w:r>
+        <w:rPr>
+          <w:rFonts w:ascii="Times New Roman" w:eastAsia="Times New Roman" w:hAnsi="Times New Roman" w:cs="Times New Roman"/>
+          <w:sz w:val="26"/>
+          <w:szCs w:val="26"/>
+        </w:rPr>
+        <w:t xml:space="preserve"> </w:t>
+      </w:r>
+      <w:proofErr w:type="spellStart"/>
+      <w:r>
+        <w:rPr>
+          <w:rFonts w:ascii="Times New Roman" w:eastAsia="Times New Roman" w:hAnsi="Times New Roman" w:cs="Times New Roman"/>
+          <w:sz w:val="26"/>
+          <w:szCs w:val="26"/>
+        </w:rPr>
+        <w:t>được</w:t>
+      </w:r>
+      <w:proofErr w:type="spellEnd"/>
+      <w:r>
+        <w:rPr>
+          <w:rFonts w:ascii="Times New Roman" w:eastAsia="Times New Roman" w:hAnsi="Times New Roman" w:cs="Times New Roman"/>
+          <w:sz w:val="26"/>
+          <w:szCs w:val="26"/>
+        </w:rPr>
+        <w:t xml:space="preserve"> </w:t>
+      </w:r>
+      <w:proofErr w:type="spellStart"/>
+      <w:r>
+        <w:rPr>
+          <w:rFonts w:ascii="Times New Roman" w:eastAsia="Times New Roman" w:hAnsi="Times New Roman" w:cs="Times New Roman"/>
+          <w:sz w:val="26"/>
+          <w:szCs w:val="26"/>
+        </w:rPr>
+        <w:t>xây</w:t>
+      </w:r>
+      <w:proofErr w:type="spellEnd"/>
+      <w:r>
+        <w:rPr>
+          <w:rFonts w:ascii="Times New Roman" w:eastAsia="Times New Roman" w:hAnsi="Times New Roman" w:cs="Times New Roman"/>
+          <w:sz w:val="26"/>
+          <w:szCs w:val="26"/>
+        </w:rPr>
+        <w:t xml:space="preserve"> </w:t>
+      </w:r>
+      <w:proofErr w:type="spellStart"/>
+      <w:r>
+        <w:rPr>
+          <w:rFonts w:ascii="Times New Roman" w:eastAsia="Times New Roman" w:hAnsi="Times New Roman" w:cs="Times New Roman"/>
+          <w:sz w:val="26"/>
+          <w:szCs w:val="26"/>
+        </w:rPr>
+        <w:t>dựng</w:t>
+      </w:r>
+      <w:proofErr w:type="spellEnd"/>
+      <w:r>
+        <w:rPr>
+          <w:rFonts w:ascii="Times New Roman" w:eastAsia="Times New Roman" w:hAnsi="Times New Roman" w:cs="Times New Roman"/>
+          <w:sz w:val="26"/>
+          <w:szCs w:val="26"/>
+        </w:rPr>
+        <w:t xml:space="preserve"> </w:t>
+      </w:r>
+      <w:proofErr w:type="spellStart"/>
+      <w:r>
+        <w:rPr>
+          <w:rFonts w:ascii="Times New Roman" w:eastAsia="Times New Roman" w:hAnsi="Times New Roman" w:cs="Times New Roman"/>
+          <w:sz w:val="26"/>
+          <w:szCs w:val="26"/>
+        </w:rPr>
+        <w:t>nhằm</w:t>
+      </w:r>
+      <w:proofErr w:type="spellEnd"/>
+      <w:r>
+        <w:rPr>
+          <w:rFonts w:ascii="Times New Roman" w:eastAsia="Times New Roman" w:hAnsi="Times New Roman" w:cs="Times New Roman"/>
+          <w:sz w:val="26"/>
+          <w:szCs w:val="26"/>
+        </w:rPr>
+        <w:t xml:space="preserve"> </w:t>
+      </w:r>
+      <w:proofErr w:type="spellStart"/>
+      <w:r>
+        <w:rPr>
+          <w:rFonts w:ascii="Times New Roman" w:eastAsia="Times New Roman" w:hAnsi="Times New Roman" w:cs="Times New Roman"/>
+          <w:sz w:val="26"/>
+          <w:szCs w:val="26"/>
+        </w:rPr>
+        <w:t>phục</w:t>
+      </w:r>
+      <w:proofErr w:type="spellEnd"/>
+      <w:r>
+        <w:rPr>
+          <w:rFonts w:ascii="Times New Roman" w:eastAsia="Times New Roman" w:hAnsi="Times New Roman" w:cs="Times New Roman"/>
+          <w:sz w:val="26"/>
+          <w:szCs w:val="26"/>
+        </w:rPr>
+        <w:t xml:space="preserve"> </w:t>
+      </w:r>
+      <w:proofErr w:type="spellStart"/>
+      <w:r>
+        <w:rPr>
+          <w:rFonts w:ascii="Times New Roman" w:eastAsia="Times New Roman" w:hAnsi="Times New Roman" w:cs="Times New Roman"/>
+          <w:sz w:val="26"/>
+          <w:szCs w:val="26"/>
+        </w:rPr>
+        <w:t>vụ</w:t>
+      </w:r>
+      <w:proofErr w:type="spellEnd"/>
+      <w:r>
+        <w:rPr>
+          <w:rFonts w:ascii="Times New Roman" w:eastAsia="Times New Roman" w:hAnsi="Times New Roman" w:cs="Times New Roman"/>
+          <w:sz w:val="26"/>
+          <w:szCs w:val="26"/>
+        </w:rPr>
+        <w:t xml:space="preserve"> </w:t>
+      </w:r>
+      <w:proofErr w:type="spellStart"/>
+      <w:r>
+        <w:rPr>
+          <w:rFonts w:ascii="Times New Roman" w:eastAsia="Times New Roman" w:hAnsi="Times New Roman" w:cs="Times New Roman"/>
+          <w:sz w:val="26"/>
+          <w:szCs w:val="26"/>
+        </w:rPr>
+        <w:t>ba</w:t>
+      </w:r>
+      <w:proofErr w:type="spellEnd"/>
+      <w:r>
+        <w:rPr>
+          <w:rFonts w:ascii="Times New Roman" w:eastAsia="Times New Roman" w:hAnsi="Times New Roman" w:cs="Times New Roman"/>
+          <w:sz w:val="26"/>
+          <w:szCs w:val="26"/>
+        </w:rPr>
+        <w:t xml:space="preserve"> </w:t>
+      </w:r>
+      <w:proofErr w:type="spellStart"/>
+      <w:r>
+        <w:rPr>
+          <w:rFonts w:ascii="Times New Roman" w:eastAsia="Times New Roman" w:hAnsi="Times New Roman" w:cs="Times New Roman"/>
+          <w:sz w:val="26"/>
+          <w:szCs w:val="26"/>
+        </w:rPr>
+        <w:t>nhóm</w:t>
+      </w:r>
+      <w:proofErr w:type="spellEnd"/>
+      <w:r>
+        <w:rPr>
+          <w:rFonts w:ascii="Times New Roman" w:eastAsia="Times New Roman" w:hAnsi="Times New Roman" w:cs="Times New Roman"/>
+          <w:sz w:val="26"/>
+          <w:szCs w:val="26"/>
+        </w:rPr>
+        <w:t xml:space="preserve"> </w:t>
+      </w:r>
+      <w:proofErr w:type="spellStart"/>
+      <w:r>
+        <w:rPr>
+          <w:rFonts w:ascii="Times New Roman" w:eastAsia="Times New Roman" w:hAnsi="Times New Roman" w:cs="Times New Roman"/>
+          <w:sz w:val="26"/>
+          <w:szCs w:val="26"/>
+        </w:rPr>
+        <w:t>người</w:t>
+      </w:r>
+      <w:proofErr w:type="spellEnd"/>
+      <w:r>
+        <w:rPr>
+          <w:rFonts w:ascii="Times New Roman" w:eastAsia="Times New Roman" w:hAnsi="Times New Roman" w:cs="Times New Roman"/>
+          <w:sz w:val="26"/>
+          <w:szCs w:val="26"/>
+        </w:rPr>
+        <w:t xml:space="preserve"> </w:t>
+      </w:r>
+      <w:proofErr w:type="spellStart"/>
+      <w:r>
+        <w:rPr>
+          <w:rFonts w:ascii="Times New Roman" w:eastAsia="Times New Roman" w:hAnsi="Times New Roman" w:cs="Times New Roman"/>
+          <w:sz w:val="26"/>
+          <w:szCs w:val="26"/>
+        </w:rPr>
+        <w:t>dùng</w:t>
+      </w:r>
+      <w:proofErr w:type="spellEnd"/>
+      <w:r>
+        <w:rPr>
+          <w:rFonts w:ascii="Times New Roman" w:eastAsia="Times New Roman" w:hAnsi="Times New Roman" w:cs="Times New Roman"/>
+          <w:sz w:val="26"/>
+          <w:szCs w:val="26"/>
+        </w:rPr>
+        <w:t xml:space="preserve"> </w:t>
+      </w:r>
+      <w:proofErr w:type="spellStart"/>
+      <w:r>
+        <w:rPr>
+          <w:rFonts w:ascii="Times New Roman" w:eastAsia="Times New Roman" w:hAnsi="Times New Roman" w:cs="Times New Roman"/>
+          <w:sz w:val="26"/>
+          <w:szCs w:val="26"/>
+        </w:rPr>
+        <w:t>chính</w:t>
+      </w:r>
+      <w:proofErr w:type="spellEnd"/>
+      <w:r>
+        <w:rPr>
+          <w:rFonts w:ascii="Times New Roman" w:eastAsia="Times New Roman" w:hAnsi="Times New Roman" w:cs="Times New Roman"/>
+          <w:sz w:val="26"/>
+          <w:szCs w:val="26"/>
+        </w:rPr>
+        <w:t xml:space="preserve">, </w:t>
+      </w:r>
+      <w:proofErr w:type="spellStart"/>
+      <w:r>
+        <w:rPr>
+          <w:rFonts w:ascii="Times New Roman" w:eastAsia="Times New Roman" w:hAnsi="Times New Roman" w:cs="Times New Roman"/>
+          <w:sz w:val="26"/>
+          <w:szCs w:val="26"/>
+        </w:rPr>
+        <w:t>gồm</w:t>
+      </w:r>
+      <w:proofErr w:type="spellEnd"/>
+      <w:r>
+        <w:rPr>
+          <w:rFonts w:ascii="Times New Roman" w:eastAsia="Times New Roman" w:hAnsi="Times New Roman" w:cs="Times New Roman"/>
+          <w:sz w:val="26"/>
+          <w:szCs w:val="26"/>
+        </w:rPr>
+        <w:t xml:space="preserve"> </w:t>
+      </w:r>
+      <w:proofErr w:type="spellStart"/>
+      <w:r>
+        <w:rPr>
+          <w:rFonts w:ascii="Times New Roman" w:eastAsia="Times New Roman" w:hAnsi="Times New Roman" w:cs="Times New Roman"/>
+          <w:sz w:val="26"/>
+          <w:szCs w:val="26"/>
+        </w:rPr>
+        <w:t>ứng</w:t>
+      </w:r>
+      <w:proofErr w:type="spellEnd"/>
+      <w:r>
+        <w:rPr>
+          <w:rFonts w:ascii="Times New Roman" w:eastAsia="Times New Roman" w:hAnsi="Times New Roman" w:cs="Times New Roman"/>
+          <w:sz w:val="26"/>
+          <w:szCs w:val="26"/>
+        </w:rPr>
+        <w:t xml:space="preserve"> </w:t>
+      </w:r>
+      <w:proofErr w:type="spellStart"/>
+      <w:r>
+        <w:rPr>
+          <w:rFonts w:ascii="Times New Roman" w:eastAsia="Times New Roman" w:hAnsi="Times New Roman" w:cs="Times New Roman"/>
+          <w:sz w:val="26"/>
+          <w:szCs w:val="26"/>
+        </w:rPr>
+        <w:t>viên</w:t>
+      </w:r>
+      <w:proofErr w:type="spellEnd"/>
+      <w:r>
+        <w:rPr>
+          <w:rFonts w:ascii="Times New Roman" w:eastAsia="Times New Roman" w:hAnsi="Times New Roman" w:cs="Times New Roman"/>
+          <w:sz w:val="26"/>
+          <w:szCs w:val="26"/>
+        </w:rPr>
+        <w:t xml:space="preserve">, </w:t>
+      </w:r>
+      <w:proofErr w:type="spellStart"/>
+      <w:r>
+        <w:rPr>
+          <w:rFonts w:ascii="Times New Roman" w:eastAsia="Times New Roman" w:hAnsi="Times New Roman" w:cs="Times New Roman"/>
+          <w:sz w:val="26"/>
+          <w:szCs w:val="26"/>
+        </w:rPr>
+        <w:t>nhà</w:t>
+      </w:r>
+      <w:proofErr w:type="spellEnd"/>
+      <w:r>
+        <w:rPr>
+          <w:rFonts w:ascii="Times New Roman" w:eastAsia="Times New Roman" w:hAnsi="Times New Roman" w:cs="Times New Roman"/>
+          <w:sz w:val="26"/>
+          <w:szCs w:val="26"/>
+        </w:rPr>
+        <w:t xml:space="preserve"> </w:t>
+      </w:r>
+      <w:proofErr w:type="spellStart"/>
+      <w:r>
+        <w:rPr>
+          <w:rFonts w:ascii="Times New Roman" w:eastAsia="Times New Roman" w:hAnsi="Times New Roman" w:cs="Times New Roman"/>
+          <w:sz w:val="26"/>
+          <w:szCs w:val="26"/>
+        </w:rPr>
+        <w:t>tuyển</w:t>
+      </w:r>
+      <w:proofErr w:type="spellEnd"/>
+      <w:r>
+        <w:rPr>
+          <w:rFonts w:ascii="Times New Roman" w:eastAsia="Times New Roman" w:hAnsi="Times New Roman" w:cs="Times New Roman"/>
+          <w:sz w:val="26"/>
+          <w:szCs w:val="26"/>
+        </w:rPr>
+        <w:t xml:space="preserve"> </w:t>
+      </w:r>
+      <w:proofErr w:type="spellStart"/>
+      <w:r>
+        <w:rPr>
+          <w:rFonts w:ascii="Times New Roman" w:eastAsia="Times New Roman" w:hAnsi="Times New Roman" w:cs="Times New Roman"/>
+          <w:sz w:val="26"/>
+          <w:szCs w:val="26"/>
+        </w:rPr>
+        <w:t>dụng</w:t>
+      </w:r>
+      <w:proofErr w:type="spellEnd"/>
+      <w:r>
+        <w:rPr>
+          <w:rFonts w:ascii="Times New Roman" w:eastAsia="Times New Roman" w:hAnsi="Times New Roman" w:cs="Times New Roman"/>
+          <w:sz w:val="26"/>
+          <w:szCs w:val="26"/>
+        </w:rPr>
+        <w:t xml:space="preserve"> </w:t>
+      </w:r>
+      <w:proofErr w:type="spellStart"/>
+      <w:r>
+        <w:rPr>
+          <w:rFonts w:ascii="Times New Roman" w:eastAsia="Times New Roman" w:hAnsi="Times New Roman" w:cs="Times New Roman"/>
+          <w:sz w:val="26"/>
+          <w:szCs w:val="26"/>
+        </w:rPr>
+        <w:t>và</w:t>
+      </w:r>
+      <w:proofErr w:type="spellEnd"/>
+      <w:r>
+        <w:rPr>
+          <w:rFonts w:ascii="Times New Roman" w:eastAsia="Times New Roman" w:hAnsi="Times New Roman" w:cs="Times New Roman"/>
+          <w:sz w:val="26"/>
+          <w:szCs w:val="26"/>
+        </w:rPr>
+        <w:t xml:space="preserve"> </w:t>
+      </w:r>
+      <w:proofErr w:type="spellStart"/>
+      <w:r>
+        <w:rPr>
+          <w:rFonts w:ascii="Times New Roman" w:eastAsia="Times New Roman" w:hAnsi="Times New Roman" w:cs="Times New Roman"/>
+          <w:sz w:val="26"/>
+          <w:szCs w:val="26"/>
+        </w:rPr>
+        <w:t>quản</w:t>
+      </w:r>
+      <w:proofErr w:type="spellEnd"/>
+      <w:r>
+        <w:rPr>
+          <w:rFonts w:ascii="Times New Roman" w:eastAsia="Times New Roman" w:hAnsi="Times New Roman" w:cs="Times New Roman"/>
+          <w:sz w:val="26"/>
+          <w:szCs w:val="26"/>
+        </w:rPr>
+        <w:t xml:space="preserve"> </w:t>
+      </w:r>
+      <w:proofErr w:type="spellStart"/>
+      <w:r>
+        <w:rPr>
+          <w:rFonts w:ascii="Times New Roman" w:eastAsia="Times New Roman" w:hAnsi="Times New Roman" w:cs="Times New Roman"/>
+          <w:sz w:val="26"/>
+          <w:szCs w:val="26"/>
+        </w:rPr>
+        <w:t>trị</w:t>
+      </w:r>
+      <w:proofErr w:type="spellEnd"/>
+      <w:r>
+        <w:rPr>
+          <w:rFonts w:ascii="Times New Roman" w:eastAsia="Times New Roman" w:hAnsi="Times New Roman" w:cs="Times New Roman"/>
+          <w:sz w:val="26"/>
+          <w:szCs w:val="26"/>
+        </w:rPr>
+        <w:t xml:space="preserve"> </w:t>
+      </w:r>
+      <w:proofErr w:type="spellStart"/>
+      <w:r>
+        <w:rPr>
+          <w:rFonts w:ascii="Times New Roman" w:eastAsia="Times New Roman" w:hAnsi="Times New Roman" w:cs="Times New Roman"/>
+          <w:sz w:val="26"/>
+          <w:szCs w:val="26"/>
+        </w:rPr>
+        <w:t>viên</w:t>
+      </w:r>
+      <w:proofErr w:type="spellEnd"/>
+      <w:r>
+        <w:rPr>
+          <w:rFonts w:ascii="Times New Roman" w:eastAsia="Times New Roman" w:hAnsi="Times New Roman" w:cs="Times New Roman"/>
+          <w:sz w:val="26"/>
+          <w:szCs w:val="26"/>
+        </w:rPr>
+        <w:t xml:space="preserve">. </w:t>
+      </w:r>
+      <w:proofErr w:type="spellStart"/>
+      <w:r>
+        <w:rPr>
+          <w:rFonts w:ascii="Times New Roman" w:eastAsia="Times New Roman" w:hAnsi="Times New Roman" w:cs="Times New Roman"/>
+          <w:sz w:val="26"/>
+          <w:szCs w:val="26"/>
+        </w:rPr>
+        <w:t>Mỗi</w:t>
+      </w:r>
+      <w:proofErr w:type="spellEnd"/>
+      <w:r>
+        <w:rPr>
+          <w:rFonts w:ascii="Times New Roman" w:eastAsia="Times New Roman" w:hAnsi="Times New Roman" w:cs="Times New Roman"/>
+          <w:sz w:val="26"/>
+          <w:szCs w:val="26"/>
+        </w:rPr>
+        <w:t xml:space="preserve"> </w:t>
+      </w:r>
+      <w:proofErr w:type="spellStart"/>
+      <w:r>
+        <w:rPr>
+          <w:rFonts w:ascii="Times New Roman" w:eastAsia="Times New Roman" w:hAnsi="Times New Roman" w:cs="Times New Roman"/>
+          <w:sz w:val="26"/>
+          <w:szCs w:val="26"/>
+        </w:rPr>
+        <w:t>nhóm</w:t>
+      </w:r>
+      <w:proofErr w:type="spellEnd"/>
+      <w:r>
+        <w:rPr>
+          <w:rFonts w:ascii="Times New Roman" w:eastAsia="Times New Roman" w:hAnsi="Times New Roman" w:cs="Times New Roman"/>
+          <w:sz w:val="26"/>
+          <w:szCs w:val="26"/>
+        </w:rPr>
+        <w:t xml:space="preserve"> </w:t>
+      </w:r>
+      <w:proofErr w:type="spellStart"/>
+      <w:r>
+        <w:rPr>
+          <w:rFonts w:ascii="Times New Roman" w:eastAsia="Times New Roman" w:hAnsi="Times New Roman" w:cs="Times New Roman"/>
+          <w:sz w:val="26"/>
+          <w:szCs w:val="26"/>
+        </w:rPr>
+        <w:t>người</w:t>
+      </w:r>
+      <w:proofErr w:type="spellEnd"/>
+      <w:r>
+        <w:rPr>
+          <w:rFonts w:ascii="Times New Roman" w:eastAsia="Times New Roman" w:hAnsi="Times New Roman" w:cs="Times New Roman"/>
+          <w:sz w:val="26"/>
+          <w:szCs w:val="26"/>
+        </w:rPr>
+        <w:t xml:space="preserve"> </w:t>
+      </w:r>
+      <w:proofErr w:type="spellStart"/>
+      <w:r>
+        <w:rPr>
+          <w:rFonts w:ascii="Times New Roman" w:eastAsia="Times New Roman" w:hAnsi="Times New Roman" w:cs="Times New Roman"/>
+          <w:sz w:val="26"/>
+          <w:szCs w:val="26"/>
+        </w:rPr>
+        <w:t>dùng</w:t>
+      </w:r>
+      <w:proofErr w:type="spellEnd"/>
+      <w:r>
+        <w:rPr>
+          <w:rFonts w:ascii="Times New Roman" w:eastAsia="Times New Roman" w:hAnsi="Times New Roman" w:cs="Times New Roman"/>
+          <w:sz w:val="26"/>
+          <w:szCs w:val="26"/>
+        </w:rPr>
+        <w:t xml:space="preserve"> </w:t>
+      </w:r>
+      <w:proofErr w:type="spellStart"/>
+      <w:r>
+        <w:rPr>
+          <w:rFonts w:ascii="Times New Roman" w:eastAsia="Times New Roman" w:hAnsi="Times New Roman" w:cs="Times New Roman"/>
+          <w:sz w:val="26"/>
+          <w:szCs w:val="26"/>
+        </w:rPr>
+        <w:t>có</w:t>
+      </w:r>
+      <w:proofErr w:type="spellEnd"/>
+      <w:r>
+        <w:rPr>
+          <w:rFonts w:ascii="Times New Roman" w:eastAsia="Times New Roman" w:hAnsi="Times New Roman" w:cs="Times New Roman"/>
+          <w:sz w:val="26"/>
+          <w:szCs w:val="26"/>
+        </w:rPr>
+        <w:t xml:space="preserve"> </w:t>
+      </w:r>
+      <w:proofErr w:type="spellStart"/>
+      <w:r>
+        <w:rPr>
+          <w:rFonts w:ascii="Times New Roman" w:eastAsia="Times New Roman" w:hAnsi="Times New Roman" w:cs="Times New Roman"/>
+          <w:sz w:val="26"/>
+          <w:szCs w:val="26"/>
+        </w:rPr>
+        <w:t>vai</w:t>
+      </w:r>
+      <w:proofErr w:type="spellEnd"/>
+      <w:r>
+        <w:rPr>
+          <w:rFonts w:ascii="Times New Roman" w:eastAsia="Times New Roman" w:hAnsi="Times New Roman" w:cs="Times New Roman"/>
+          <w:sz w:val="26"/>
+          <w:szCs w:val="26"/>
+        </w:rPr>
+        <w:t xml:space="preserve"> </w:t>
+      </w:r>
+      <w:proofErr w:type="spellStart"/>
+      <w:r>
+        <w:rPr>
+          <w:rFonts w:ascii="Times New Roman" w:eastAsia="Times New Roman" w:hAnsi="Times New Roman" w:cs="Times New Roman"/>
+          <w:sz w:val="26"/>
+          <w:szCs w:val="26"/>
+        </w:rPr>
+        <w:t>trò</w:t>
+      </w:r>
+      <w:proofErr w:type="spellEnd"/>
+      <w:r>
+        <w:rPr>
+          <w:rFonts w:ascii="Times New Roman" w:eastAsia="Times New Roman" w:hAnsi="Times New Roman" w:cs="Times New Roman"/>
+          <w:sz w:val="26"/>
+          <w:szCs w:val="26"/>
+        </w:rPr>
+        <w:t xml:space="preserve"> </w:t>
+      </w:r>
+      <w:proofErr w:type="spellStart"/>
+      <w:r>
+        <w:rPr>
+          <w:rFonts w:ascii="Times New Roman" w:eastAsia="Times New Roman" w:hAnsi="Times New Roman" w:cs="Times New Roman"/>
+          <w:sz w:val="26"/>
+          <w:szCs w:val="26"/>
+        </w:rPr>
+        <w:t>và</w:t>
+      </w:r>
+      <w:proofErr w:type="spellEnd"/>
+      <w:r>
+        <w:rPr>
+          <w:rFonts w:ascii="Times New Roman" w:eastAsia="Times New Roman" w:hAnsi="Times New Roman" w:cs="Times New Roman"/>
+          <w:sz w:val="26"/>
+          <w:szCs w:val="26"/>
+        </w:rPr>
+        <w:t xml:space="preserve"> </w:t>
+      </w:r>
+      <w:proofErr w:type="spellStart"/>
+      <w:r>
+        <w:rPr>
+          <w:rFonts w:ascii="Times New Roman" w:eastAsia="Times New Roman" w:hAnsi="Times New Roman" w:cs="Times New Roman"/>
+          <w:sz w:val="26"/>
+          <w:szCs w:val="26"/>
+        </w:rPr>
+        <w:t>nhu</w:t>
+      </w:r>
+      <w:proofErr w:type="spellEnd"/>
+      <w:r>
+        <w:rPr>
+          <w:rFonts w:ascii="Times New Roman" w:eastAsia="Times New Roman" w:hAnsi="Times New Roman" w:cs="Times New Roman"/>
+          <w:sz w:val="26"/>
+          <w:szCs w:val="26"/>
+        </w:rPr>
+        <w:t xml:space="preserve"> </w:t>
+      </w:r>
+      <w:proofErr w:type="spellStart"/>
+      <w:r>
+        <w:rPr>
+          <w:rFonts w:ascii="Times New Roman" w:eastAsia="Times New Roman" w:hAnsi="Times New Roman" w:cs="Times New Roman"/>
+          <w:sz w:val="26"/>
+          <w:szCs w:val="26"/>
+        </w:rPr>
+        <w:t>cầu</w:t>
+      </w:r>
+      <w:proofErr w:type="spellEnd"/>
+      <w:r>
+        <w:rPr>
+          <w:rFonts w:ascii="Times New Roman" w:eastAsia="Times New Roman" w:hAnsi="Times New Roman" w:cs="Times New Roman"/>
+          <w:sz w:val="26"/>
+          <w:szCs w:val="26"/>
+        </w:rPr>
+        <w:t xml:space="preserve"> </w:t>
+      </w:r>
+      <w:proofErr w:type="spellStart"/>
+      <w:r>
+        <w:rPr>
+          <w:rFonts w:ascii="Times New Roman" w:eastAsia="Times New Roman" w:hAnsi="Times New Roman" w:cs="Times New Roman"/>
+          <w:sz w:val="26"/>
+          <w:szCs w:val="26"/>
+        </w:rPr>
+        <w:t>sử</w:t>
+      </w:r>
+      <w:proofErr w:type="spellEnd"/>
+      <w:r>
+        <w:rPr>
+          <w:rFonts w:ascii="Times New Roman" w:eastAsia="Times New Roman" w:hAnsi="Times New Roman" w:cs="Times New Roman"/>
+          <w:sz w:val="26"/>
+          <w:szCs w:val="26"/>
+        </w:rPr>
+        <w:t xml:space="preserve"> </w:t>
+      </w:r>
+      <w:proofErr w:type="spellStart"/>
+      <w:r>
+        <w:rPr>
+          <w:rFonts w:ascii="Times New Roman" w:eastAsia="Times New Roman" w:hAnsi="Times New Roman" w:cs="Times New Roman"/>
+          <w:sz w:val="26"/>
+          <w:szCs w:val="26"/>
+        </w:rPr>
+        <w:t>dụng</w:t>
+      </w:r>
+      <w:proofErr w:type="spellEnd"/>
+      <w:r>
+        <w:rPr>
+          <w:rFonts w:ascii="Times New Roman" w:eastAsia="Times New Roman" w:hAnsi="Times New Roman" w:cs="Times New Roman"/>
+          <w:sz w:val="26"/>
+          <w:szCs w:val="26"/>
+        </w:rPr>
+        <w:t xml:space="preserve"> </w:t>
+      </w:r>
+      <w:proofErr w:type="spellStart"/>
+      <w:r>
+        <w:rPr>
+          <w:rFonts w:ascii="Times New Roman" w:eastAsia="Times New Roman" w:hAnsi="Times New Roman" w:cs="Times New Roman"/>
+          <w:sz w:val="26"/>
+          <w:szCs w:val="26"/>
+        </w:rPr>
+        <w:t>khác</w:t>
+      </w:r>
+      <w:proofErr w:type="spellEnd"/>
+      <w:r>
+        <w:rPr>
+          <w:rFonts w:ascii="Times New Roman" w:eastAsia="Times New Roman" w:hAnsi="Times New Roman" w:cs="Times New Roman"/>
+          <w:sz w:val="26"/>
+          <w:szCs w:val="26"/>
+        </w:rPr>
+        <w:t xml:space="preserve"> </w:t>
+      </w:r>
+      <w:proofErr w:type="spellStart"/>
+      <w:r>
+        <w:rPr>
+          <w:rFonts w:ascii="Times New Roman" w:eastAsia="Times New Roman" w:hAnsi="Times New Roman" w:cs="Times New Roman"/>
+          <w:sz w:val="26"/>
+          <w:szCs w:val="26"/>
+        </w:rPr>
+        <w:t>nhau</w:t>
+      </w:r>
+      <w:proofErr w:type="spellEnd"/>
+      <w:r>
+        <w:rPr>
+          <w:rFonts w:ascii="Times New Roman" w:eastAsia="Times New Roman" w:hAnsi="Times New Roman" w:cs="Times New Roman"/>
+          <w:sz w:val="26"/>
+          <w:szCs w:val="26"/>
+        </w:rPr>
+        <w:t xml:space="preserve">, </w:t>
+      </w:r>
+      <w:proofErr w:type="spellStart"/>
+      <w:r>
+        <w:rPr>
+          <w:rFonts w:ascii="Times New Roman" w:eastAsia="Times New Roman" w:hAnsi="Times New Roman" w:cs="Times New Roman"/>
+          <w:sz w:val="26"/>
+          <w:szCs w:val="26"/>
+        </w:rPr>
+        <w:t>từ</w:t>
+      </w:r>
+      <w:proofErr w:type="spellEnd"/>
+      <w:r>
+        <w:rPr>
+          <w:rFonts w:ascii="Times New Roman" w:eastAsia="Times New Roman" w:hAnsi="Times New Roman" w:cs="Times New Roman"/>
+          <w:sz w:val="26"/>
+          <w:szCs w:val="26"/>
+        </w:rPr>
+        <w:t xml:space="preserve"> </w:t>
+      </w:r>
+      <w:proofErr w:type="spellStart"/>
+      <w:r>
+        <w:rPr>
+          <w:rFonts w:ascii="Times New Roman" w:eastAsia="Times New Roman" w:hAnsi="Times New Roman" w:cs="Times New Roman"/>
+          <w:sz w:val="26"/>
+          <w:szCs w:val="26"/>
+        </w:rPr>
+        <w:t>đó</w:t>
+      </w:r>
+      <w:proofErr w:type="spellEnd"/>
+      <w:r>
+        <w:rPr>
+          <w:rFonts w:ascii="Times New Roman" w:eastAsia="Times New Roman" w:hAnsi="Times New Roman" w:cs="Times New Roman"/>
+          <w:sz w:val="26"/>
+          <w:szCs w:val="26"/>
+        </w:rPr>
+        <w:t xml:space="preserve"> </w:t>
+      </w:r>
+      <w:proofErr w:type="spellStart"/>
+      <w:r>
+        <w:rPr>
+          <w:rFonts w:ascii="Times New Roman" w:eastAsia="Times New Roman" w:hAnsi="Times New Roman" w:cs="Times New Roman"/>
+          <w:sz w:val="26"/>
+          <w:szCs w:val="26"/>
+        </w:rPr>
+        <w:t>được</w:t>
+      </w:r>
+      <w:proofErr w:type="spellEnd"/>
+      <w:r>
+        <w:rPr>
+          <w:rFonts w:ascii="Times New Roman" w:eastAsia="Times New Roman" w:hAnsi="Times New Roman" w:cs="Times New Roman"/>
+          <w:sz w:val="26"/>
+          <w:szCs w:val="26"/>
+        </w:rPr>
+        <w:t xml:space="preserve"> </w:t>
+      </w:r>
+      <w:proofErr w:type="spellStart"/>
+      <w:r>
+        <w:rPr>
+          <w:rFonts w:ascii="Times New Roman" w:eastAsia="Times New Roman" w:hAnsi="Times New Roman" w:cs="Times New Roman"/>
+          <w:sz w:val="26"/>
+          <w:szCs w:val="26"/>
+        </w:rPr>
+        <w:t>cung</w:t>
+      </w:r>
+      <w:proofErr w:type="spellEnd"/>
+      <w:r>
+        <w:rPr>
+          <w:rFonts w:ascii="Times New Roman" w:eastAsia="Times New Roman" w:hAnsi="Times New Roman" w:cs="Times New Roman"/>
+          <w:sz w:val="26"/>
+          <w:szCs w:val="26"/>
+        </w:rPr>
+        <w:t xml:space="preserve"> </w:t>
+      </w:r>
+      <w:proofErr w:type="spellStart"/>
+      <w:r>
+        <w:rPr>
+          <w:rFonts w:ascii="Times New Roman" w:eastAsia="Times New Roman" w:hAnsi="Times New Roman" w:cs="Times New Roman"/>
+          <w:sz w:val="26"/>
+          <w:szCs w:val="26"/>
+        </w:rPr>
+        <w:t>cấp</w:t>
+      </w:r>
+      <w:proofErr w:type="spellEnd"/>
+      <w:r>
+        <w:rPr>
+          <w:rFonts w:ascii="Times New Roman" w:eastAsia="Times New Roman" w:hAnsi="Times New Roman" w:cs="Times New Roman"/>
+          <w:sz w:val="26"/>
+          <w:szCs w:val="26"/>
+        </w:rPr>
+        <w:t xml:space="preserve"> </w:t>
+      </w:r>
+      <w:proofErr w:type="spellStart"/>
+      <w:r>
+        <w:rPr>
+          <w:rFonts w:ascii="Times New Roman" w:eastAsia="Times New Roman" w:hAnsi="Times New Roman" w:cs="Times New Roman"/>
+          <w:sz w:val="26"/>
+          <w:szCs w:val="26"/>
+        </w:rPr>
+        <w:t>các</w:t>
+      </w:r>
+      <w:proofErr w:type="spellEnd"/>
+      <w:r>
+        <w:rPr>
+          <w:rFonts w:ascii="Times New Roman" w:eastAsia="Times New Roman" w:hAnsi="Times New Roman" w:cs="Times New Roman"/>
+          <w:sz w:val="26"/>
+          <w:szCs w:val="26"/>
+        </w:rPr>
+        <w:t xml:space="preserve"> </w:t>
+      </w:r>
+      <w:proofErr w:type="spellStart"/>
+      <w:r>
+        <w:rPr>
+          <w:rFonts w:ascii="Times New Roman" w:eastAsia="Times New Roman" w:hAnsi="Times New Roman" w:cs="Times New Roman"/>
+          <w:sz w:val="26"/>
+          <w:szCs w:val="26"/>
+        </w:rPr>
+        <w:t>chức</w:t>
+      </w:r>
+      <w:proofErr w:type="spellEnd"/>
+      <w:r>
+        <w:rPr>
+          <w:rFonts w:ascii="Times New Roman" w:eastAsia="Times New Roman" w:hAnsi="Times New Roman" w:cs="Times New Roman"/>
+          <w:sz w:val="26"/>
+          <w:szCs w:val="26"/>
+        </w:rPr>
+        <w:t xml:space="preserve"> </w:t>
+      </w:r>
+      <w:proofErr w:type="spellStart"/>
+      <w:r>
+        <w:rPr>
+          <w:rFonts w:ascii="Times New Roman" w:eastAsia="Times New Roman" w:hAnsi="Times New Roman" w:cs="Times New Roman"/>
+          <w:sz w:val="26"/>
+          <w:szCs w:val="26"/>
+        </w:rPr>
+        <w:t>năng</w:t>
+      </w:r>
+      <w:proofErr w:type="spellEnd"/>
+      <w:r>
+        <w:rPr>
+          <w:rFonts w:ascii="Times New Roman" w:eastAsia="Times New Roman" w:hAnsi="Times New Roman" w:cs="Times New Roman"/>
+          <w:sz w:val="26"/>
+          <w:szCs w:val="26"/>
+        </w:rPr>
+        <w:t xml:space="preserve"> </w:t>
+      </w:r>
+      <w:proofErr w:type="spellStart"/>
+      <w:r>
+        <w:rPr>
+          <w:rFonts w:ascii="Times New Roman" w:eastAsia="Times New Roman" w:hAnsi="Times New Roman" w:cs="Times New Roman"/>
+          <w:sz w:val="26"/>
+          <w:szCs w:val="26"/>
+        </w:rPr>
+        <w:t>phù</w:t>
+      </w:r>
+      <w:proofErr w:type="spellEnd"/>
+      <w:r>
+        <w:rPr>
+          <w:rFonts w:ascii="Times New Roman" w:eastAsia="Times New Roman" w:hAnsi="Times New Roman" w:cs="Times New Roman"/>
+          <w:sz w:val="26"/>
+          <w:szCs w:val="26"/>
+        </w:rPr>
+        <w:t xml:space="preserve"> </w:t>
+      </w:r>
+      <w:proofErr w:type="spellStart"/>
+      <w:r>
+        <w:rPr>
+          <w:rFonts w:ascii="Times New Roman" w:eastAsia="Times New Roman" w:hAnsi="Times New Roman" w:cs="Times New Roman"/>
+          <w:sz w:val="26"/>
+          <w:szCs w:val="26"/>
+        </w:rPr>
+        <w:t>hợp</w:t>
+      </w:r>
+      <w:proofErr w:type="spellEnd"/>
+      <w:r>
+        <w:rPr>
+          <w:rFonts w:ascii="Times New Roman" w:eastAsia="Times New Roman" w:hAnsi="Times New Roman" w:cs="Times New Roman"/>
+          <w:sz w:val="26"/>
+          <w:szCs w:val="26"/>
+        </w:rPr>
+        <w:t xml:space="preserve"> </w:t>
+      </w:r>
+      <w:proofErr w:type="spellStart"/>
+      <w:r>
+        <w:rPr>
+          <w:rFonts w:ascii="Times New Roman" w:eastAsia="Times New Roman" w:hAnsi="Times New Roman" w:cs="Times New Roman"/>
+          <w:sz w:val="26"/>
+          <w:szCs w:val="26"/>
+        </w:rPr>
+        <w:t>để</w:t>
+      </w:r>
+      <w:proofErr w:type="spellEnd"/>
+      <w:r>
+        <w:rPr>
+          <w:rFonts w:ascii="Times New Roman" w:eastAsia="Times New Roman" w:hAnsi="Times New Roman" w:cs="Times New Roman"/>
+          <w:sz w:val="26"/>
+          <w:szCs w:val="26"/>
+        </w:rPr>
+        <w:t xml:space="preserve"> </w:t>
+      </w:r>
+      <w:proofErr w:type="spellStart"/>
+      <w:r>
+        <w:rPr>
+          <w:rFonts w:ascii="Times New Roman" w:eastAsia="Times New Roman" w:hAnsi="Times New Roman" w:cs="Times New Roman"/>
+          <w:sz w:val="26"/>
+          <w:szCs w:val="26"/>
+        </w:rPr>
+        <w:t>hỗ</w:t>
+      </w:r>
+      <w:proofErr w:type="spellEnd"/>
+      <w:r>
+        <w:rPr>
+          <w:rFonts w:ascii="Times New Roman" w:eastAsia="Times New Roman" w:hAnsi="Times New Roman" w:cs="Times New Roman"/>
+          <w:sz w:val="26"/>
+          <w:szCs w:val="26"/>
+        </w:rPr>
+        <w:t xml:space="preserve"> </w:t>
+      </w:r>
+      <w:proofErr w:type="spellStart"/>
+      <w:r>
+        <w:rPr>
+          <w:rFonts w:ascii="Times New Roman" w:eastAsia="Times New Roman" w:hAnsi="Times New Roman" w:cs="Times New Roman"/>
+          <w:sz w:val="26"/>
+          <w:szCs w:val="26"/>
+        </w:rPr>
+        <w:t>trợ</w:t>
+      </w:r>
+      <w:proofErr w:type="spellEnd"/>
+      <w:r>
+        <w:rPr>
+          <w:rFonts w:ascii="Times New Roman" w:eastAsia="Times New Roman" w:hAnsi="Times New Roman" w:cs="Times New Roman"/>
+          <w:sz w:val="26"/>
+          <w:szCs w:val="26"/>
+        </w:rPr>
+        <w:t xml:space="preserve"> </w:t>
+      </w:r>
+      <w:proofErr w:type="spellStart"/>
+      <w:r>
+        <w:rPr>
+          <w:rFonts w:ascii="Times New Roman" w:eastAsia="Times New Roman" w:hAnsi="Times New Roman" w:cs="Times New Roman"/>
+          <w:sz w:val="26"/>
+          <w:szCs w:val="26"/>
+        </w:rPr>
+        <w:t>quá</w:t>
+      </w:r>
+      <w:proofErr w:type="spellEnd"/>
+      <w:r>
+        <w:rPr>
+          <w:rFonts w:ascii="Times New Roman" w:eastAsia="Times New Roman" w:hAnsi="Times New Roman" w:cs="Times New Roman"/>
+          <w:sz w:val="26"/>
+          <w:szCs w:val="26"/>
+        </w:rPr>
+        <w:t xml:space="preserve"> </w:t>
+      </w:r>
+      <w:proofErr w:type="spellStart"/>
+      <w:r>
+        <w:rPr>
+          <w:rFonts w:ascii="Times New Roman" w:eastAsia="Times New Roman" w:hAnsi="Times New Roman" w:cs="Times New Roman"/>
+          <w:sz w:val="26"/>
+          <w:szCs w:val="26"/>
+        </w:rPr>
+        <w:t>trình</w:t>
+      </w:r>
+      <w:proofErr w:type="spellEnd"/>
+      <w:r>
+        <w:rPr>
+          <w:rFonts w:ascii="Times New Roman" w:eastAsia="Times New Roman" w:hAnsi="Times New Roman" w:cs="Times New Roman"/>
+          <w:sz w:val="26"/>
+          <w:szCs w:val="26"/>
+        </w:rPr>
+        <w:t xml:space="preserve"> </w:t>
+      </w:r>
+      <w:proofErr w:type="spellStart"/>
+      <w:r>
+        <w:rPr>
+          <w:rFonts w:ascii="Times New Roman" w:eastAsia="Times New Roman" w:hAnsi="Times New Roman" w:cs="Times New Roman"/>
+          <w:sz w:val="26"/>
+          <w:szCs w:val="26"/>
+        </w:rPr>
+        <w:t>sử</w:t>
+      </w:r>
+      <w:proofErr w:type="spellEnd"/>
+      <w:r>
+        <w:rPr>
+          <w:rFonts w:ascii="Times New Roman" w:eastAsia="Times New Roman" w:hAnsi="Times New Roman" w:cs="Times New Roman"/>
+          <w:sz w:val="26"/>
+          <w:szCs w:val="26"/>
+        </w:rPr>
+        <w:t xml:space="preserve"> </w:t>
+      </w:r>
+      <w:proofErr w:type="spellStart"/>
+      <w:r>
+        <w:rPr>
+          <w:rFonts w:ascii="Times New Roman" w:eastAsia="Times New Roman" w:hAnsi="Times New Roman" w:cs="Times New Roman"/>
+          <w:sz w:val="26"/>
+          <w:szCs w:val="26"/>
+        </w:rPr>
+        <w:t>dụng</w:t>
+      </w:r>
+      <w:proofErr w:type="spellEnd"/>
+      <w:r>
+        <w:rPr>
+          <w:rFonts w:ascii="Times New Roman" w:eastAsia="Times New Roman" w:hAnsi="Times New Roman" w:cs="Times New Roman"/>
+          <w:sz w:val="26"/>
+          <w:szCs w:val="26"/>
+        </w:rPr>
+        <w:t xml:space="preserve"> </w:t>
+      </w:r>
+      <w:proofErr w:type="spellStart"/>
+      <w:r>
+        <w:rPr>
+          <w:rFonts w:ascii="Times New Roman" w:eastAsia="Times New Roman" w:hAnsi="Times New Roman" w:cs="Times New Roman"/>
+          <w:sz w:val="26"/>
+          <w:szCs w:val="26"/>
+        </w:rPr>
+        <w:t>hệ</w:t>
+      </w:r>
+      <w:proofErr w:type="spellEnd"/>
+      <w:r>
+        <w:rPr>
+          <w:rFonts w:ascii="Times New Roman" w:eastAsia="Times New Roman" w:hAnsi="Times New Roman" w:cs="Times New Roman"/>
+          <w:sz w:val="26"/>
+          <w:szCs w:val="26"/>
+        </w:rPr>
+        <w:t xml:space="preserve"> </w:t>
+      </w:r>
+      <w:proofErr w:type="spellStart"/>
+      <w:r>
+        <w:rPr>
+          <w:rFonts w:ascii="Times New Roman" w:eastAsia="Times New Roman" w:hAnsi="Times New Roman" w:cs="Times New Roman"/>
+          <w:sz w:val="26"/>
+          <w:szCs w:val="26"/>
+        </w:rPr>
+        <w:t>thống</w:t>
+      </w:r>
+      <w:proofErr w:type="spellEnd"/>
+      <w:r>
+        <w:rPr>
+          <w:rFonts w:ascii="Times New Roman" w:eastAsia="Times New Roman" w:hAnsi="Times New Roman" w:cs="Times New Roman"/>
+          <w:sz w:val="26"/>
+          <w:szCs w:val="26"/>
+        </w:rPr>
+        <w:t>.</w:t>
+      </w:r>
+    </w:p>
+    <w:p>
+      <w:pPr>
+        <w:spacing w:after="0" w:line="360" w:lineRule="auto"/>
+        <w:jc w:val="both"/>
+        <w:outlineLvl w:val="3"/>
+        <w:rPr>
+          <w:rFonts w:ascii="Times New Roman" w:eastAsia="Times New Roman" w:hAnsi="Times New Roman" w:cs="Times New Roman"/>
+          <w:b/>
+          <w:bCs/>
+          <w:sz w:val="26"/>
+          <w:szCs w:val="26"/>
+        </w:rPr>
+      </w:pPr>
+      <w:r>
+        <w:rPr>
+          <w:rFonts w:ascii="Times New Roman" w:eastAsia="Times New Roman" w:hAnsi="Times New Roman" w:cs="Times New Roman"/>
+          <w:b/>
+          <w:bCs/>
+          <w:sz w:val="26"/>
+          <w:szCs w:val="26"/>
+        </w:rPr>
+        <w:t xml:space="preserve">3.3.1. </w:t>
+      </w:r>
+      <w:proofErr w:type="spellStart"/>
+      <w:r>
+        <w:rPr>
+          <w:rFonts w:ascii="Times New Roman" w:eastAsia="Times New Roman" w:hAnsi="Times New Roman" w:cs="Times New Roman"/>
+          <w:b/>
+          <w:bCs/>
+          <w:sz w:val="26"/>
+          <w:szCs w:val="26"/>
+        </w:rPr>
+        <w:t>Ứng</w:t>
+      </w:r>
+      <w:proofErr w:type="spellEnd"/>
+      <w:r>
+        <w:rPr>
+          <w:rFonts w:ascii="Times New Roman" w:eastAsia="Times New Roman" w:hAnsi="Times New Roman" w:cs="Times New Roman"/>
+          <w:b/>
+          <w:bCs/>
+          <w:sz w:val="26"/>
+          <w:szCs w:val="26"/>
+        </w:rPr>
+        <w:t xml:space="preserve"> </w:t>
+      </w:r>
+      <w:proofErr w:type="spellStart"/>
+      <w:r>
+        <w:rPr>
+          <w:rFonts w:ascii="Times New Roman" w:eastAsia="Times New Roman" w:hAnsi="Times New Roman" w:cs="Times New Roman"/>
+          <w:b/>
+          <w:bCs/>
+          <w:sz w:val="26"/>
+          <w:szCs w:val="26"/>
+        </w:rPr>
+        <w:t>viên</w:t>
+      </w:r>
+      <w:proofErr w:type="spellEnd"/>
+    </w:p>
+    <w:p>
+      <w:pPr>
+        <w:spacing w:after="0" w:line="360" w:lineRule="auto"/>
+        <w:ind w:firstLine="720"/>
+        <w:jc w:val="both"/>
+        <w:rPr>
+          <w:rFonts w:ascii="Times New Roman" w:eastAsia="Times New Roman" w:hAnsi="Times New Roman" w:cs="Times New Roman"/>
+          <w:sz w:val="26"/>
+          <w:szCs w:val="26"/>
+        </w:rPr>
+      </w:pPr>
+      <w:proofErr w:type="spellStart"/>
+      <w:r>
+        <w:rPr>
+          <w:rFonts w:ascii="Times New Roman" w:eastAsia="Times New Roman" w:hAnsi="Times New Roman" w:cs="Times New Roman"/>
+          <w:sz w:val="26"/>
+          <w:szCs w:val="26"/>
+        </w:rPr>
+        <w:t>Ứng</w:t>
+      </w:r>
+      <w:proofErr w:type="spellEnd"/>
+      <w:r>
+        <w:rPr>
+          <w:rFonts w:ascii="Times New Roman" w:eastAsia="Times New Roman" w:hAnsi="Times New Roman" w:cs="Times New Roman"/>
+          <w:sz w:val="26"/>
+          <w:szCs w:val="26"/>
+        </w:rPr>
+        <w:t xml:space="preserve"> </w:t>
+      </w:r>
+      <w:proofErr w:type="spellStart"/>
+      <w:r>
+        <w:rPr>
+          <w:rFonts w:ascii="Times New Roman" w:eastAsia="Times New Roman" w:hAnsi="Times New Roman" w:cs="Times New Roman"/>
+          <w:sz w:val="26"/>
+          <w:szCs w:val="26"/>
+        </w:rPr>
+        <w:t>viên</w:t>
+      </w:r>
+      <w:proofErr w:type="spellEnd"/>
+      <w:r>
+        <w:rPr>
+          <w:rFonts w:ascii="Times New Roman" w:eastAsia="Times New Roman" w:hAnsi="Times New Roman" w:cs="Times New Roman"/>
+          <w:sz w:val="26"/>
+          <w:szCs w:val="26"/>
+        </w:rPr>
+        <w:t xml:space="preserve"> </w:t>
+      </w:r>
+      <w:proofErr w:type="spellStart"/>
+      <w:r>
+        <w:rPr>
+          <w:rFonts w:ascii="Times New Roman" w:eastAsia="Times New Roman" w:hAnsi="Times New Roman" w:cs="Times New Roman"/>
+          <w:sz w:val="26"/>
+          <w:szCs w:val="26"/>
+        </w:rPr>
+        <w:t>là</w:t>
+      </w:r>
+      <w:proofErr w:type="spellEnd"/>
+      <w:r>
+        <w:rPr>
+          <w:rFonts w:ascii="Times New Roman" w:eastAsia="Times New Roman" w:hAnsi="Times New Roman" w:cs="Times New Roman"/>
+          <w:sz w:val="26"/>
+          <w:szCs w:val="26"/>
+        </w:rPr>
+        <w:t xml:space="preserve"> </w:t>
+      </w:r>
+      <w:proofErr w:type="spellStart"/>
+      <w:r>
+        <w:rPr>
+          <w:rFonts w:ascii="Times New Roman" w:eastAsia="Times New Roman" w:hAnsi="Times New Roman" w:cs="Times New Roman"/>
+          <w:sz w:val="26"/>
+          <w:szCs w:val="26"/>
+        </w:rPr>
+        <w:t>người</w:t>
+      </w:r>
+      <w:proofErr w:type="spellEnd"/>
+      <w:r>
+        <w:rPr>
+          <w:rFonts w:ascii="Times New Roman" w:eastAsia="Times New Roman" w:hAnsi="Times New Roman" w:cs="Times New Roman"/>
+          <w:sz w:val="26"/>
+          <w:szCs w:val="26"/>
+        </w:rPr>
+        <w:t xml:space="preserve"> </w:t>
+      </w:r>
+      <w:proofErr w:type="spellStart"/>
+      <w:r>
+        <w:rPr>
+          <w:rFonts w:ascii="Times New Roman" w:eastAsia="Times New Roman" w:hAnsi="Times New Roman" w:cs="Times New Roman"/>
+          <w:sz w:val="26"/>
+          <w:szCs w:val="26"/>
+        </w:rPr>
+        <w:t>sử</w:t>
+      </w:r>
+      <w:proofErr w:type="spellEnd"/>
+      <w:r>
+        <w:rPr>
+          <w:rFonts w:ascii="Times New Roman" w:eastAsia="Times New Roman" w:hAnsi="Times New Roman" w:cs="Times New Roman"/>
+          <w:sz w:val="26"/>
+          <w:szCs w:val="26"/>
+        </w:rPr>
+        <w:t xml:space="preserve"> </w:t>
+      </w:r>
+      <w:proofErr w:type="spellStart"/>
+      <w:r>
+        <w:rPr>
+          <w:rFonts w:ascii="Times New Roman" w:eastAsia="Times New Roman" w:hAnsi="Times New Roman" w:cs="Times New Roman"/>
+          <w:sz w:val="26"/>
+          <w:szCs w:val="26"/>
+        </w:rPr>
+        <w:t>dụng</w:t>
+      </w:r>
+      <w:proofErr w:type="spellEnd"/>
+      <w:r>
+        <w:rPr>
+          <w:rFonts w:ascii="Times New Roman" w:eastAsia="Times New Roman" w:hAnsi="Times New Roman" w:cs="Times New Roman"/>
+          <w:sz w:val="26"/>
+          <w:szCs w:val="26"/>
+        </w:rPr>
+        <w:t xml:space="preserve"> </w:t>
+      </w:r>
+      <w:proofErr w:type="spellStart"/>
+      <w:r>
+        <w:rPr>
+          <w:rFonts w:ascii="Times New Roman" w:eastAsia="Times New Roman" w:hAnsi="Times New Roman" w:cs="Times New Roman"/>
+          <w:sz w:val="26"/>
+          <w:szCs w:val="26"/>
+        </w:rPr>
+        <w:t>hệ</w:t>
+      </w:r>
+      <w:proofErr w:type="spellEnd"/>
+      <w:r>
+        <w:rPr>
+          <w:rFonts w:ascii="Times New Roman" w:eastAsia="Times New Roman" w:hAnsi="Times New Roman" w:cs="Times New Roman"/>
+          <w:sz w:val="26"/>
+          <w:szCs w:val="26"/>
+        </w:rPr>
+        <w:t xml:space="preserve"> </w:t>
+      </w:r>
+      <w:proofErr w:type="spellStart"/>
+      <w:r>
+        <w:rPr>
+          <w:rFonts w:ascii="Times New Roman" w:eastAsia="Times New Roman" w:hAnsi="Times New Roman" w:cs="Times New Roman"/>
+          <w:sz w:val="26"/>
+          <w:szCs w:val="26"/>
+        </w:rPr>
+        <w:t>thống</w:t>
+      </w:r>
+      <w:proofErr w:type="spellEnd"/>
+      <w:r>
+        <w:rPr>
+          <w:rFonts w:ascii="Times New Roman" w:eastAsia="Times New Roman" w:hAnsi="Times New Roman" w:cs="Times New Roman"/>
+          <w:sz w:val="26"/>
+          <w:szCs w:val="26"/>
+        </w:rPr>
+        <w:t xml:space="preserve"> </w:t>
+      </w:r>
+      <w:proofErr w:type="spellStart"/>
+      <w:r>
+        <w:rPr>
+          <w:rFonts w:ascii="Times New Roman" w:eastAsia="Times New Roman" w:hAnsi="Times New Roman" w:cs="Times New Roman"/>
+          <w:sz w:val="26"/>
+          <w:szCs w:val="26"/>
+        </w:rPr>
+        <w:t>để</w:t>
+      </w:r>
+      <w:proofErr w:type="spellEnd"/>
+      <w:r>
+        <w:rPr>
+          <w:rFonts w:ascii="Times New Roman" w:eastAsia="Times New Roman" w:hAnsi="Times New Roman" w:cs="Times New Roman"/>
+          <w:sz w:val="26"/>
+          <w:szCs w:val="26"/>
+        </w:rPr>
+        <w:t xml:space="preserve"> </w:t>
+      </w:r>
+      <w:proofErr w:type="spellStart"/>
+      <w:r>
+        <w:rPr>
+          <w:rFonts w:ascii="Times New Roman" w:eastAsia="Times New Roman" w:hAnsi="Times New Roman" w:cs="Times New Roman"/>
+          <w:sz w:val="26"/>
+          <w:szCs w:val="26"/>
+        </w:rPr>
+        <w:t>tìm</w:t>
+      </w:r>
+      <w:proofErr w:type="spellEnd"/>
+      <w:r>
+        <w:rPr>
+          <w:rFonts w:ascii="Times New Roman" w:eastAsia="Times New Roman" w:hAnsi="Times New Roman" w:cs="Times New Roman"/>
+          <w:sz w:val="26"/>
+          <w:szCs w:val="26"/>
+        </w:rPr>
+        <w:t xml:space="preserve"> </w:t>
+      </w:r>
+      <w:proofErr w:type="spellStart"/>
+      <w:r>
+        <w:rPr>
+          <w:rFonts w:ascii="Times New Roman" w:eastAsia="Times New Roman" w:hAnsi="Times New Roman" w:cs="Times New Roman"/>
+          <w:sz w:val="26"/>
+          <w:szCs w:val="26"/>
+        </w:rPr>
+        <w:t>kiếm</w:t>
+      </w:r>
+      <w:proofErr w:type="spellEnd"/>
+      <w:r>
+        <w:rPr>
+          <w:rFonts w:ascii="Times New Roman" w:eastAsia="Times New Roman" w:hAnsi="Times New Roman" w:cs="Times New Roman"/>
+          <w:sz w:val="26"/>
+          <w:szCs w:val="26"/>
+        </w:rPr>
+        <w:t xml:space="preserve"> </w:t>
+      </w:r>
+      <w:proofErr w:type="spellStart"/>
+      <w:r>
+        <w:rPr>
+          <w:rFonts w:ascii="Times New Roman" w:eastAsia="Times New Roman" w:hAnsi="Times New Roman" w:cs="Times New Roman"/>
+          <w:sz w:val="26"/>
+          <w:szCs w:val="26"/>
+        </w:rPr>
+        <w:t>việc</w:t>
+      </w:r>
+      <w:proofErr w:type="spellEnd"/>
+      <w:r>
+        <w:rPr>
+          <w:rFonts w:ascii="Times New Roman" w:eastAsia="Times New Roman" w:hAnsi="Times New Roman" w:cs="Times New Roman"/>
+          <w:sz w:val="26"/>
+          <w:szCs w:val="26"/>
+        </w:rPr>
+        <w:t xml:space="preserve"> </w:t>
+      </w:r>
+      <w:proofErr w:type="spellStart"/>
+      <w:r>
+        <w:rPr>
+          <w:rFonts w:ascii="Times New Roman" w:eastAsia="Times New Roman" w:hAnsi="Times New Roman" w:cs="Times New Roman"/>
+          <w:sz w:val="26"/>
+          <w:szCs w:val="26"/>
+        </w:rPr>
+        <w:t>làm</w:t>
+      </w:r>
+      <w:proofErr w:type="spellEnd"/>
+      <w:r>
+        <w:rPr>
+          <w:rFonts w:ascii="Times New Roman" w:eastAsia="Times New Roman" w:hAnsi="Times New Roman" w:cs="Times New Roman"/>
+          <w:sz w:val="26"/>
+          <w:szCs w:val="26"/>
+        </w:rPr>
+        <w:t xml:space="preserve"> </w:t>
+      </w:r>
+      <w:proofErr w:type="spellStart"/>
+      <w:r>
+        <w:rPr>
+          <w:rFonts w:ascii="Times New Roman" w:eastAsia="Times New Roman" w:hAnsi="Times New Roman" w:cs="Times New Roman"/>
+          <w:sz w:val="26"/>
+          <w:szCs w:val="26"/>
+        </w:rPr>
+        <w:t>phù</w:t>
+      </w:r>
+      <w:proofErr w:type="spellEnd"/>
+      <w:r>
+        <w:rPr>
+          <w:rFonts w:ascii="Times New Roman" w:eastAsia="Times New Roman" w:hAnsi="Times New Roman" w:cs="Times New Roman"/>
+          <w:sz w:val="26"/>
+          <w:szCs w:val="26"/>
+        </w:rPr>
+        <w:t xml:space="preserve"> </w:t>
+      </w:r>
+      <w:proofErr w:type="spellStart"/>
+      <w:r>
+        <w:rPr>
+          <w:rFonts w:ascii="Times New Roman" w:eastAsia="Times New Roman" w:hAnsi="Times New Roman" w:cs="Times New Roman"/>
+          <w:sz w:val="26"/>
+          <w:szCs w:val="26"/>
+        </w:rPr>
+        <w:t>hợp</w:t>
+      </w:r>
+      <w:proofErr w:type="spellEnd"/>
+      <w:r>
+        <w:rPr>
+          <w:rFonts w:ascii="Times New Roman" w:eastAsia="Times New Roman" w:hAnsi="Times New Roman" w:cs="Times New Roman"/>
+          <w:sz w:val="26"/>
+          <w:szCs w:val="26"/>
+        </w:rPr>
+        <w:t xml:space="preserve"> </w:t>
+      </w:r>
+      <w:proofErr w:type="spellStart"/>
+      <w:r>
+        <w:rPr>
+          <w:rFonts w:ascii="Times New Roman" w:eastAsia="Times New Roman" w:hAnsi="Times New Roman" w:cs="Times New Roman"/>
+          <w:sz w:val="26"/>
+          <w:szCs w:val="26"/>
+        </w:rPr>
+        <w:t>với</w:t>
+      </w:r>
+      <w:proofErr w:type="spellEnd"/>
+      <w:r>
+        <w:rPr>
+          <w:rFonts w:ascii="Times New Roman" w:eastAsia="Times New Roman" w:hAnsi="Times New Roman" w:cs="Times New Roman"/>
+          <w:sz w:val="26"/>
+          <w:szCs w:val="26"/>
+        </w:rPr>
+        <w:t xml:space="preserve"> </w:t>
+      </w:r>
+      <w:proofErr w:type="spellStart"/>
+      <w:r>
+        <w:rPr>
+          <w:rFonts w:ascii="Times New Roman" w:eastAsia="Times New Roman" w:hAnsi="Times New Roman" w:cs="Times New Roman"/>
+          <w:sz w:val="26"/>
+          <w:szCs w:val="26"/>
+        </w:rPr>
+        <w:t>trình</w:t>
+      </w:r>
+      <w:proofErr w:type="spellEnd"/>
+      <w:r>
+        <w:rPr>
+          <w:rFonts w:ascii="Times New Roman" w:eastAsia="Times New Roman" w:hAnsi="Times New Roman" w:cs="Times New Roman"/>
+          <w:sz w:val="26"/>
+          <w:szCs w:val="26"/>
+        </w:rPr>
+        <w:t xml:space="preserve"> </w:t>
+      </w:r>
+      <w:proofErr w:type="spellStart"/>
+      <w:r>
+        <w:rPr>
+          <w:rFonts w:ascii="Times New Roman" w:eastAsia="Times New Roman" w:hAnsi="Times New Roman" w:cs="Times New Roman"/>
+          <w:sz w:val="26"/>
+          <w:szCs w:val="26"/>
+        </w:rPr>
+        <w:t>độ</w:t>
+      </w:r>
+      <w:proofErr w:type="spellEnd"/>
+      <w:r>
+        <w:rPr>
+          <w:rFonts w:ascii="Times New Roman" w:eastAsia="Times New Roman" w:hAnsi="Times New Roman" w:cs="Times New Roman"/>
+          <w:sz w:val="26"/>
+          <w:szCs w:val="26"/>
+        </w:rPr>
+        <w:t xml:space="preserve"> </w:t>
+      </w:r>
+      <w:proofErr w:type="spellStart"/>
+      <w:r>
+        <w:rPr>
+          <w:rFonts w:ascii="Times New Roman" w:eastAsia="Times New Roman" w:hAnsi="Times New Roman" w:cs="Times New Roman"/>
+          <w:sz w:val="26"/>
+          <w:szCs w:val="26"/>
+        </w:rPr>
+        <w:t>và</w:t>
+      </w:r>
+      <w:proofErr w:type="spellEnd"/>
+      <w:r>
+        <w:rPr>
+          <w:rFonts w:ascii="Times New Roman" w:eastAsia="Times New Roman" w:hAnsi="Times New Roman" w:cs="Times New Roman"/>
+          <w:sz w:val="26"/>
+          <w:szCs w:val="26"/>
+        </w:rPr>
+        <w:t xml:space="preserve"> </w:t>
+      </w:r>
+      <w:proofErr w:type="spellStart"/>
+      <w:r>
+        <w:rPr>
+          <w:rFonts w:ascii="Times New Roman" w:eastAsia="Times New Roman" w:hAnsi="Times New Roman" w:cs="Times New Roman"/>
+          <w:sz w:val="26"/>
+          <w:szCs w:val="26"/>
+        </w:rPr>
+        <w:t>nhu</w:t>
+      </w:r>
+      <w:proofErr w:type="spellEnd"/>
+      <w:r>
+        <w:rPr>
+          <w:rFonts w:ascii="Times New Roman" w:eastAsia="Times New Roman" w:hAnsi="Times New Roman" w:cs="Times New Roman"/>
+          <w:sz w:val="26"/>
+          <w:szCs w:val="26"/>
+        </w:rPr>
+        <w:t xml:space="preserve"> </w:t>
+      </w:r>
+      <w:proofErr w:type="spellStart"/>
+      <w:r>
+        <w:rPr>
+          <w:rFonts w:ascii="Times New Roman" w:eastAsia="Times New Roman" w:hAnsi="Times New Roman" w:cs="Times New Roman"/>
+          <w:sz w:val="26"/>
+          <w:szCs w:val="26"/>
+        </w:rPr>
+        <w:t>cầu</w:t>
+      </w:r>
+      <w:proofErr w:type="spellEnd"/>
+      <w:r>
+        <w:rPr>
+          <w:rFonts w:ascii="Times New Roman" w:eastAsia="Times New Roman" w:hAnsi="Times New Roman" w:cs="Times New Roman"/>
+          <w:sz w:val="26"/>
+          <w:szCs w:val="26"/>
+        </w:rPr>
+        <w:t xml:space="preserve"> </w:t>
+      </w:r>
+      <w:proofErr w:type="spellStart"/>
+      <w:r>
+        <w:rPr>
+          <w:rFonts w:ascii="Times New Roman" w:eastAsia="Times New Roman" w:hAnsi="Times New Roman" w:cs="Times New Roman"/>
+          <w:sz w:val="26"/>
+          <w:szCs w:val="26"/>
+        </w:rPr>
+        <w:t>của</w:t>
+      </w:r>
+      <w:proofErr w:type="spellEnd"/>
+      <w:r>
+        <w:rPr>
+          <w:rFonts w:ascii="Times New Roman" w:eastAsia="Times New Roman" w:hAnsi="Times New Roman" w:cs="Times New Roman"/>
+          <w:sz w:val="26"/>
+          <w:szCs w:val="26"/>
+        </w:rPr>
+        <w:t xml:space="preserve"> </w:t>
+      </w:r>
+      <w:proofErr w:type="spellStart"/>
+      <w:r>
+        <w:rPr>
+          <w:rFonts w:ascii="Times New Roman" w:eastAsia="Times New Roman" w:hAnsi="Times New Roman" w:cs="Times New Roman"/>
+          <w:sz w:val="26"/>
+          <w:szCs w:val="26"/>
+        </w:rPr>
+        <w:t>bản</w:t>
+      </w:r>
+      <w:proofErr w:type="spellEnd"/>
+      <w:r>
+        <w:rPr>
+          <w:rFonts w:ascii="Times New Roman" w:eastAsia="Times New Roman" w:hAnsi="Times New Roman" w:cs="Times New Roman"/>
+          <w:sz w:val="26"/>
+          <w:szCs w:val="26"/>
+        </w:rPr>
+        <w:t xml:space="preserve"> </w:t>
+      </w:r>
+      <w:proofErr w:type="spellStart"/>
+      <w:r>
+        <w:rPr>
+          <w:rFonts w:ascii="Times New Roman" w:eastAsia="Times New Roman" w:hAnsi="Times New Roman" w:cs="Times New Roman"/>
+          <w:sz w:val="26"/>
+          <w:szCs w:val="26"/>
+        </w:rPr>
+        <w:t>thân</w:t>
+      </w:r>
+      <w:proofErr w:type="spellEnd"/>
+      <w:r>
+        <w:rPr>
+          <w:rFonts w:ascii="Times New Roman" w:eastAsia="Times New Roman" w:hAnsi="Times New Roman" w:cs="Times New Roman"/>
+          <w:sz w:val="26"/>
+          <w:szCs w:val="26"/>
+        </w:rPr>
+        <w:t xml:space="preserve">. </w:t>
+      </w:r>
+      <w:proofErr w:type="spellStart"/>
+      <w:r>
+        <w:rPr>
+          <w:rFonts w:ascii="Times New Roman" w:eastAsia="Times New Roman" w:hAnsi="Times New Roman" w:cs="Times New Roman"/>
+          <w:sz w:val="26"/>
+          <w:szCs w:val="26"/>
+        </w:rPr>
+        <w:t>Người</w:t>
+      </w:r>
+      <w:proofErr w:type="spellEnd"/>
+      <w:r>
+        <w:rPr>
+          <w:rFonts w:ascii="Times New Roman" w:eastAsia="Times New Roman" w:hAnsi="Times New Roman" w:cs="Times New Roman"/>
+          <w:sz w:val="26"/>
+          <w:szCs w:val="26"/>
+        </w:rPr>
+        <w:t xml:space="preserve"> </w:t>
+      </w:r>
+      <w:proofErr w:type="spellStart"/>
+      <w:r>
+        <w:rPr>
+          <w:rFonts w:ascii="Times New Roman" w:eastAsia="Times New Roman" w:hAnsi="Times New Roman" w:cs="Times New Roman"/>
+          <w:sz w:val="26"/>
+          <w:szCs w:val="26"/>
+        </w:rPr>
+        <w:t>dùng</w:t>
+      </w:r>
+      <w:proofErr w:type="spellEnd"/>
+      <w:r>
+        <w:rPr>
+          <w:rFonts w:ascii="Times New Roman" w:eastAsia="Times New Roman" w:hAnsi="Times New Roman" w:cs="Times New Roman"/>
+          <w:sz w:val="26"/>
+          <w:szCs w:val="26"/>
+        </w:rPr>
+        <w:t xml:space="preserve"> </w:t>
+      </w:r>
+      <w:proofErr w:type="spellStart"/>
+      <w:r>
+        <w:rPr>
+          <w:rFonts w:ascii="Times New Roman" w:eastAsia="Times New Roman" w:hAnsi="Times New Roman" w:cs="Times New Roman"/>
+          <w:sz w:val="26"/>
+          <w:szCs w:val="26"/>
+        </w:rPr>
+        <w:t>có</w:t>
+      </w:r>
+      <w:proofErr w:type="spellEnd"/>
+      <w:r>
+        <w:rPr>
+          <w:rFonts w:ascii="Times New Roman" w:eastAsia="Times New Roman" w:hAnsi="Times New Roman" w:cs="Times New Roman"/>
+          <w:sz w:val="26"/>
+          <w:szCs w:val="26"/>
+        </w:rPr>
+        <w:t xml:space="preserve"> </w:t>
+      </w:r>
+      <w:proofErr w:type="spellStart"/>
+      <w:r>
+        <w:rPr>
+          <w:rFonts w:ascii="Times New Roman" w:eastAsia="Times New Roman" w:hAnsi="Times New Roman" w:cs="Times New Roman"/>
+          <w:sz w:val="26"/>
+          <w:szCs w:val="26"/>
+        </w:rPr>
+        <w:t>thể</w:t>
+      </w:r>
+      <w:proofErr w:type="spellEnd"/>
+      <w:r>
+        <w:rPr>
+          <w:rFonts w:ascii="Times New Roman" w:eastAsia="Times New Roman" w:hAnsi="Times New Roman" w:cs="Times New Roman"/>
+          <w:sz w:val="26"/>
+          <w:szCs w:val="26"/>
+        </w:rPr>
+        <w:t xml:space="preserve"> </w:t>
+      </w:r>
+      <w:proofErr w:type="spellStart"/>
+      <w:r>
+        <w:rPr>
+          <w:rFonts w:ascii="Times New Roman" w:eastAsia="Times New Roman" w:hAnsi="Times New Roman" w:cs="Times New Roman"/>
+          <w:sz w:val="26"/>
+          <w:szCs w:val="26"/>
+        </w:rPr>
+        <w:t>đăng</w:t>
+      </w:r>
+      <w:proofErr w:type="spellEnd"/>
+      <w:r>
+        <w:rPr>
+          <w:rFonts w:ascii="Times New Roman" w:eastAsia="Times New Roman" w:hAnsi="Times New Roman" w:cs="Times New Roman"/>
+          <w:sz w:val="26"/>
+          <w:szCs w:val="26"/>
+        </w:rPr>
+        <w:t xml:space="preserve"> </w:t>
+      </w:r>
+      <w:proofErr w:type="spellStart"/>
+      <w:r>
+        <w:rPr>
+          <w:rFonts w:ascii="Times New Roman" w:eastAsia="Times New Roman" w:hAnsi="Times New Roman" w:cs="Times New Roman"/>
+          <w:sz w:val="26"/>
+          <w:szCs w:val="26"/>
+        </w:rPr>
+        <w:t>ký</w:t>
+      </w:r>
+      <w:proofErr w:type="spellEnd"/>
+      <w:r>
+        <w:rPr>
+          <w:rFonts w:ascii="Times New Roman" w:eastAsia="Times New Roman" w:hAnsi="Times New Roman" w:cs="Times New Roman"/>
+          <w:sz w:val="26"/>
+          <w:szCs w:val="26"/>
+        </w:rPr>
+        <w:t xml:space="preserve"> </w:t>
+      </w:r>
+      <w:proofErr w:type="spellStart"/>
+      <w:r>
+        <w:rPr>
+          <w:rFonts w:ascii="Times New Roman" w:eastAsia="Times New Roman" w:hAnsi="Times New Roman" w:cs="Times New Roman"/>
+          <w:sz w:val="26"/>
+          <w:szCs w:val="26"/>
+        </w:rPr>
+        <w:t>tài</w:t>
+      </w:r>
+      <w:proofErr w:type="spellEnd"/>
+      <w:r>
+        <w:rPr>
+          <w:rFonts w:ascii="Times New Roman" w:eastAsia="Times New Roman" w:hAnsi="Times New Roman" w:cs="Times New Roman"/>
+          <w:sz w:val="26"/>
+          <w:szCs w:val="26"/>
+        </w:rPr>
+        <w:t xml:space="preserve"> </w:t>
+      </w:r>
+      <w:proofErr w:type="spellStart"/>
+      <w:r>
+        <w:rPr>
+          <w:rFonts w:ascii="Times New Roman" w:eastAsia="Times New Roman" w:hAnsi="Times New Roman" w:cs="Times New Roman"/>
+          <w:sz w:val="26"/>
+          <w:szCs w:val="26"/>
+        </w:rPr>
+        <w:t>khoản</w:t>
+      </w:r>
+      <w:proofErr w:type="spellEnd"/>
+      <w:r>
+        <w:rPr>
+          <w:rFonts w:ascii="Times New Roman" w:eastAsia="Times New Roman" w:hAnsi="Times New Roman" w:cs="Times New Roman"/>
+          <w:sz w:val="26"/>
+          <w:szCs w:val="26"/>
+        </w:rPr>
+        <w:t xml:space="preserve">, </w:t>
+      </w:r>
+      <w:proofErr w:type="spellStart"/>
+      <w:r>
+        <w:rPr>
+          <w:rFonts w:ascii="Times New Roman" w:eastAsia="Times New Roman" w:hAnsi="Times New Roman" w:cs="Times New Roman"/>
+          <w:sz w:val="26"/>
+          <w:szCs w:val="26"/>
+        </w:rPr>
+        <w:t>đăng</w:t>
+      </w:r>
+      <w:proofErr w:type="spellEnd"/>
+      <w:r>
+        <w:rPr>
+          <w:rFonts w:ascii="Times New Roman" w:eastAsia="Times New Roman" w:hAnsi="Times New Roman" w:cs="Times New Roman"/>
+          <w:sz w:val="26"/>
+          <w:szCs w:val="26"/>
+        </w:rPr>
+        <w:t xml:space="preserve"> </w:t>
+      </w:r>
+      <w:proofErr w:type="spellStart"/>
+      <w:r>
+        <w:rPr>
+          <w:rFonts w:ascii="Times New Roman" w:eastAsia="Times New Roman" w:hAnsi="Times New Roman" w:cs="Times New Roman"/>
+          <w:sz w:val="26"/>
+          <w:szCs w:val="26"/>
+        </w:rPr>
+        <w:t>nhập</w:t>
+      </w:r>
+      <w:proofErr w:type="spellEnd"/>
+      <w:r>
+        <w:rPr>
+          <w:rFonts w:ascii="Times New Roman" w:eastAsia="Times New Roman" w:hAnsi="Times New Roman" w:cs="Times New Roman"/>
+          <w:sz w:val="26"/>
+          <w:szCs w:val="26"/>
+        </w:rPr>
+        <w:t xml:space="preserve">, </w:t>
+      </w:r>
+      <w:proofErr w:type="spellStart"/>
+      <w:r>
+        <w:rPr>
+          <w:rFonts w:ascii="Times New Roman" w:eastAsia="Times New Roman" w:hAnsi="Times New Roman" w:cs="Times New Roman"/>
+          <w:sz w:val="26"/>
+          <w:szCs w:val="26"/>
+        </w:rPr>
+        <w:t>tìm</w:t>
+      </w:r>
+      <w:proofErr w:type="spellEnd"/>
+      <w:r>
+        <w:rPr>
+          <w:rFonts w:ascii="Times New Roman" w:eastAsia="Times New Roman" w:hAnsi="Times New Roman" w:cs="Times New Roman"/>
+          <w:sz w:val="26"/>
+          <w:szCs w:val="26"/>
+        </w:rPr>
+        <w:t xml:space="preserve"> </w:t>
+      </w:r>
+      <w:proofErr w:type="spellStart"/>
+      <w:r>
+        <w:rPr>
+          <w:rFonts w:ascii="Times New Roman" w:eastAsia="Times New Roman" w:hAnsi="Times New Roman" w:cs="Times New Roman"/>
+          <w:sz w:val="26"/>
+          <w:szCs w:val="26"/>
+        </w:rPr>
+        <w:t>kiếm</w:t>
+      </w:r>
+      <w:proofErr w:type="spellEnd"/>
+      <w:r>
+        <w:rPr>
+          <w:rFonts w:ascii="Times New Roman" w:eastAsia="Times New Roman" w:hAnsi="Times New Roman" w:cs="Times New Roman"/>
+          <w:sz w:val="26"/>
+          <w:szCs w:val="26"/>
+        </w:rPr>
+        <w:t xml:space="preserve"> </w:t>
+      </w:r>
+      <w:proofErr w:type="spellStart"/>
+      <w:r>
+        <w:rPr>
+          <w:rFonts w:ascii="Times New Roman" w:eastAsia="Times New Roman" w:hAnsi="Times New Roman" w:cs="Times New Roman"/>
+          <w:sz w:val="26"/>
+          <w:szCs w:val="26"/>
+        </w:rPr>
+        <w:t>và</w:t>
+      </w:r>
+      <w:proofErr w:type="spellEnd"/>
+      <w:r>
+        <w:rPr>
+          <w:rFonts w:ascii="Times New Roman" w:eastAsia="Times New Roman" w:hAnsi="Times New Roman" w:cs="Times New Roman"/>
+          <w:sz w:val="26"/>
+          <w:szCs w:val="26"/>
+        </w:rPr>
+        <w:t xml:space="preserve"> </w:t>
+      </w:r>
+      <w:proofErr w:type="spellStart"/>
+      <w:r>
+        <w:rPr>
+          <w:rFonts w:ascii="Times New Roman" w:eastAsia="Times New Roman" w:hAnsi="Times New Roman" w:cs="Times New Roman"/>
+          <w:sz w:val="26"/>
+          <w:szCs w:val="26"/>
+        </w:rPr>
+        <w:t>xem</w:t>
+      </w:r>
+      <w:proofErr w:type="spellEnd"/>
+      <w:r>
+        <w:rPr>
+          <w:rFonts w:ascii="Times New Roman" w:eastAsia="Times New Roman" w:hAnsi="Times New Roman" w:cs="Times New Roman"/>
+          <w:sz w:val="26"/>
+          <w:szCs w:val="26"/>
+        </w:rPr>
+        <w:t xml:space="preserve"> </w:t>
+      </w:r>
+      <w:proofErr w:type="spellStart"/>
+      <w:r>
+        <w:rPr>
+          <w:rFonts w:ascii="Times New Roman" w:eastAsia="Times New Roman" w:hAnsi="Times New Roman" w:cs="Times New Roman"/>
+          <w:sz w:val="26"/>
+          <w:szCs w:val="26"/>
+        </w:rPr>
+        <w:t>thông</w:t>
+      </w:r>
+      <w:proofErr w:type="spellEnd"/>
+      <w:r>
+        <w:rPr>
+          <w:rFonts w:ascii="Times New Roman" w:eastAsia="Times New Roman" w:hAnsi="Times New Roman" w:cs="Times New Roman"/>
+          <w:sz w:val="26"/>
+          <w:szCs w:val="26"/>
+        </w:rPr>
+        <w:t xml:space="preserve"> tin </w:t>
+      </w:r>
+      <w:proofErr w:type="spellStart"/>
+      <w:r>
+        <w:rPr>
+          <w:rFonts w:ascii="Times New Roman" w:eastAsia="Times New Roman" w:hAnsi="Times New Roman" w:cs="Times New Roman"/>
+          <w:sz w:val="26"/>
+          <w:szCs w:val="26"/>
+        </w:rPr>
+        <w:t>tuyển</w:t>
+      </w:r>
+      <w:proofErr w:type="spellEnd"/>
+      <w:r>
+        <w:rPr>
+          <w:rFonts w:ascii="Times New Roman" w:eastAsia="Times New Roman" w:hAnsi="Times New Roman" w:cs="Times New Roman"/>
+          <w:sz w:val="26"/>
+          <w:szCs w:val="26"/>
+        </w:rPr>
+        <w:t xml:space="preserve"> </w:t>
+      </w:r>
+      <w:proofErr w:type="spellStart"/>
+      <w:r>
+        <w:rPr>
+          <w:rFonts w:ascii="Times New Roman" w:eastAsia="Times New Roman" w:hAnsi="Times New Roman" w:cs="Times New Roman"/>
+          <w:sz w:val="26"/>
+          <w:szCs w:val="26"/>
+        </w:rPr>
+        <w:t>dụng</w:t>
+      </w:r>
+      <w:proofErr w:type="spellEnd"/>
+      <w:r>
+        <w:rPr>
+          <w:rFonts w:ascii="Times New Roman" w:eastAsia="Times New Roman" w:hAnsi="Times New Roman" w:cs="Times New Roman"/>
+          <w:sz w:val="26"/>
+          <w:szCs w:val="26"/>
+        </w:rPr>
+        <w:t xml:space="preserve">, </w:t>
+      </w:r>
+      <w:proofErr w:type="spellStart"/>
+      <w:r>
+        <w:rPr>
+          <w:rFonts w:ascii="Times New Roman" w:eastAsia="Times New Roman" w:hAnsi="Times New Roman" w:cs="Times New Roman"/>
+          <w:sz w:val="26"/>
+          <w:szCs w:val="26"/>
+        </w:rPr>
+        <w:t>cập</w:t>
+      </w:r>
+      <w:proofErr w:type="spellEnd"/>
+      <w:r>
+        <w:rPr>
+          <w:rFonts w:ascii="Times New Roman" w:eastAsia="Times New Roman" w:hAnsi="Times New Roman" w:cs="Times New Roman"/>
+          <w:sz w:val="26"/>
+          <w:szCs w:val="26"/>
+        </w:rPr>
+        <w:t xml:space="preserve"> </w:t>
+      </w:r>
+      <w:proofErr w:type="spellStart"/>
+      <w:r>
+        <w:rPr>
+          <w:rFonts w:ascii="Times New Roman" w:eastAsia="Times New Roman" w:hAnsi="Times New Roman" w:cs="Times New Roman"/>
+          <w:sz w:val="26"/>
+          <w:szCs w:val="26"/>
+        </w:rPr>
+        <w:t>nhật</w:t>
+      </w:r>
+      <w:proofErr w:type="spellEnd"/>
+      <w:r>
+        <w:rPr>
+          <w:rFonts w:ascii="Times New Roman" w:eastAsia="Times New Roman" w:hAnsi="Times New Roman" w:cs="Times New Roman"/>
+          <w:sz w:val="26"/>
+          <w:szCs w:val="26"/>
+        </w:rPr>
+        <w:t xml:space="preserve"> </w:t>
+      </w:r>
+      <w:proofErr w:type="spellStart"/>
+      <w:r>
+        <w:rPr>
+          <w:rFonts w:ascii="Times New Roman" w:eastAsia="Times New Roman" w:hAnsi="Times New Roman" w:cs="Times New Roman"/>
+          <w:sz w:val="26"/>
+          <w:szCs w:val="26"/>
+        </w:rPr>
+        <w:t>hồ</w:t>
+      </w:r>
+      <w:proofErr w:type="spellEnd"/>
+      <w:r>
+        <w:rPr>
+          <w:rFonts w:ascii="Times New Roman" w:eastAsia="Times New Roman" w:hAnsi="Times New Roman" w:cs="Times New Roman"/>
+          <w:sz w:val="26"/>
+          <w:szCs w:val="26"/>
+        </w:rPr>
+        <w:t xml:space="preserve"> </w:t>
+      </w:r>
+      <w:proofErr w:type="spellStart"/>
+      <w:r>
+        <w:rPr>
+          <w:rFonts w:ascii="Times New Roman" w:eastAsia="Times New Roman" w:hAnsi="Times New Roman" w:cs="Times New Roman"/>
+          <w:sz w:val="26"/>
+          <w:szCs w:val="26"/>
+        </w:rPr>
+        <w:t>sơ</w:t>
+      </w:r>
+      <w:proofErr w:type="spellEnd"/>
+      <w:r>
+        <w:rPr>
+          <w:rFonts w:ascii="Times New Roman" w:eastAsia="Times New Roman" w:hAnsi="Times New Roman" w:cs="Times New Roman"/>
+          <w:sz w:val="26"/>
+          <w:szCs w:val="26"/>
+        </w:rPr>
+        <w:t xml:space="preserve"> </w:t>
+      </w:r>
+      <w:proofErr w:type="spellStart"/>
+      <w:r>
+        <w:rPr>
+          <w:rFonts w:ascii="Times New Roman" w:eastAsia="Times New Roman" w:hAnsi="Times New Roman" w:cs="Times New Roman"/>
+          <w:sz w:val="26"/>
+          <w:szCs w:val="26"/>
+        </w:rPr>
+        <w:t>cá</w:t>
+      </w:r>
+      <w:proofErr w:type="spellEnd"/>
+      <w:r>
+        <w:rPr>
+          <w:rFonts w:ascii="Times New Roman" w:eastAsia="Times New Roman" w:hAnsi="Times New Roman" w:cs="Times New Roman"/>
+          <w:sz w:val="26"/>
+          <w:szCs w:val="26"/>
+        </w:rPr>
+        <w:t xml:space="preserve"> </w:t>
+      </w:r>
+      <w:proofErr w:type="spellStart"/>
+      <w:r>
+        <w:rPr>
+          <w:rFonts w:ascii="Times New Roman" w:eastAsia="Times New Roman" w:hAnsi="Times New Roman" w:cs="Times New Roman"/>
+          <w:sz w:val="26"/>
+          <w:szCs w:val="26"/>
+        </w:rPr>
+        <w:t>nhân</w:t>
+      </w:r>
+      <w:proofErr w:type="spellEnd"/>
+      <w:r>
+        <w:rPr>
+          <w:rFonts w:ascii="Times New Roman" w:eastAsia="Times New Roman" w:hAnsi="Times New Roman" w:cs="Times New Roman"/>
+          <w:sz w:val="26"/>
+          <w:szCs w:val="26"/>
+        </w:rPr>
+        <w:t xml:space="preserve">, </w:t>
+      </w:r>
+      <w:proofErr w:type="spellStart"/>
+      <w:r>
+        <w:rPr>
+          <w:rFonts w:ascii="Times New Roman" w:eastAsia="Times New Roman" w:hAnsi="Times New Roman" w:cs="Times New Roman"/>
+          <w:sz w:val="26"/>
+          <w:szCs w:val="26"/>
+        </w:rPr>
+        <w:t>nộp</w:t>
+      </w:r>
+      <w:proofErr w:type="spellEnd"/>
+      <w:r>
+        <w:rPr>
+          <w:rFonts w:ascii="Times New Roman" w:eastAsia="Times New Roman" w:hAnsi="Times New Roman" w:cs="Times New Roman"/>
+          <w:sz w:val="26"/>
+          <w:szCs w:val="26"/>
+        </w:rPr>
+        <w:t xml:space="preserve"> </w:t>
+      </w:r>
+      <w:proofErr w:type="spellStart"/>
+      <w:r>
+        <w:rPr>
+          <w:rFonts w:ascii="Times New Roman" w:eastAsia="Times New Roman" w:hAnsi="Times New Roman" w:cs="Times New Roman"/>
+          <w:sz w:val="26"/>
+          <w:szCs w:val="26"/>
+        </w:rPr>
+        <w:t>hồ</w:t>
+      </w:r>
+      <w:proofErr w:type="spellEnd"/>
+      <w:r>
+        <w:rPr>
+          <w:rFonts w:ascii="Times New Roman" w:eastAsia="Times New Roman" w:hAnsi="Times New Roman" w:cs="Times New Roman"/>
+          <w:sz w:val="26"/>
+          <w:szCs w:val="26"/>
+        </w:rPr>
+        <w:t xml:space="preserve"> </w:t>
+      </w:r>
+      <w:proofErr w:type="spellStart"/>
+      <w:r>
+        <w:rPr>
+          <w:rFonts w:ascii="Times New Roman" w:eastAsia="Times New Roman" w:hAnsi="Times New Roman" w:cs="Times New Roman"/>
+          <w:sz w:val="26"/>
+          <w:szCs w:val="26"/>
+        </w:rPr>
+        <w:t>sơ</w:t>
+      </w:r>
+      <w:proofErr w:type="spellEnd"/>
+      <w:r>
+        <w:rPr>
+          <w:rFonts w:ascii="Times New Roman" w:eastAsia="Times New Roman" w:hAnsi="Times New Roman" w:cs="Times New Roman"/>
+          <w:sz w:val="26"/>
+          <w:szCs w:val="26"/>
+        </w:rPr>
+        <w:t xml:space="preserve"> </w:t>
+      </w:r>
+      <w:proofErr w:type="spellStart"/>
+      <w:r>
+        <w:rPr>
+          <w:rFonts w:ascii="Times New Roman" w:eastAsia="Times New Roman" w:hAnsi="Times New Roman" w:cs="Times New Roman"/>
+          <w:sz w:val="26"/>
+          <w:szCs w:val="26"/>
+        </w:rPr>
+        <w:t>ứng</w:t>
+      </w:r>
+      <w:proofErr w:type="spellEnd"/>
+      <w:r>
+        <w:rPr>
+          <w:rFonts w:ascii="Times New Roman" w:eastAsia="Times New Roman" w:hAnsi="Times New Roman" w:cs="Times New Roman"/>
+          <w:sz w:val="26"/>
+          <w:szCs w:val="26"/>
+        </w:rPr>
+        <w:t xml:space="preserve"> </w:t>
+      </w:r>
+      <w:proofErr w:type="spellStart"/>
+      <w:r>
+        <w:rPr>
+          <w:rFonts w:ascii="Times New Roman" w:eastAsia="Times New Roman" w:hAnsi="Times New Roman" w:cs="Times New Roman"/>
+          <w:sz w:val="26"/>
+          <w:szCs w:val="26"/>
+        </w:rPr>
+        <w:t>tuyển</w:t>
+      </w:r>
+      <w:proofErr w:type="spellEnd"/>
+      <w:r>
+        <w:rPr>
+          <w:rFonts w:ascii="Times New Roman" w:eastAsia="Times New Roman" w:hAnsi="Times New Roman" w:cs="Times New Roman"/>
+          <w:sz w:val="26"/>
+          <w:szCs w:val="26"/>
+        </w:rPr>
+        <w:t xml:space="preserve"> </w:t>
+      </w:r>
+      <w:proofErr w:type="spellStart"/>
+      <w:r>
+        <w:rPr>
+          <w:rFonts w:ascii="Times New Roman" w:eastAsia="Times New Roman" w:hAnsi="Times New Roman" w:cs="Times New Roman"/>
+          <w:sz w:val="26"/>
+          <w:szCs w:val="26"/>
+        </w:rPr>
+        <w:t>và</w:t>
+      </w:r>
+      <w:proofErr w:type="spellEnd"/>
+      <w:r>
+        <w:rPr>
+          <w:rFonts w:ascii="Times New Roman" w:eastAsia="Times New Roman" w:hAnsi="Times New Roman" w:cs="Times New Roman"/>
+          <w:sz w:val="26"/>
+          <w:szCs w:val="26"/>
+        </w:rPr>
+        <w:t xml:space="preserve"> </w:t>
+      </w:r>
+      <w:proofErr w:type="spellStart"/>
+      <w:proofErr w:type="gramStart"/>
+      <w:r>
+        <w:rPr>
+          <w:rFonts w:ascii="Times New Roman" w:eastAsia="Times New Roman" w:hAnsi="Times New Roman" w:cs="Times New Roman"/>
+          <w:sz w:val="26"/>
+          <w:szCs w:val="26"/>
+        </w:rPr>
+        <w:t>theo</w:t>
+      </w:r>
+      <w:proofErr w:type="spellEnd"/>
+      <w:proofErr w:type="gramEnd"/>
+      <w:r>
+        <w:rPr>
+          <w:rFonts w:ascii="Times New Roman" w:eastAsia="Times New Roman" w:hAnsi="Times New Roman" w:cs="Times New Roman"/>
+          <w:sz w:val="26"/>
+          <w:szCs w:val="26"/>
+        </w:rPr>
+        <w:t xml:space="preserve"> </w:t>
+      </w:r>
+      <w:proofErr w:type="spellStart"/>
+      <w:r>
+        <w:rPr>
+          <w:rFonts w:ascii="Times New Roman" w:eastAsia="Times New Roman" w:hAnsi="Times New Roman" w:cs="Times New Roman"/>
+          <w:sz w:val="26"/>
+          <w:szCs w:val="26"/>
+        </w:rPr>
+        <w:t>dõi</w:t>
+      </w:r>
+      <w:proofErr w:type="spellEnd"/>
+      <w:r>
+        <w:rPr>
+          <w:rFonts w:ascii="Times New Roman" w:eastAsia="Times New Roman" w:hAnsi="Times New Roman" w:cs="Times New Roman"/>
+          <w:sz w:val="26"/>
+          <w:szCs w:val="26"/>
+        </w:rPr>
+        <w:t xml:space="preserve"> </w:t>
+      </w:r>
+      <w:proofErr w:type="spellStart"/>
+      <w:r>
+        <w:rPr>
+          <w:rFonts w:ascii="Times New Roman" w:eastAsia="Times New Roman" w:hAnsi="Times New Roman" w:cs="Times New Roman"/>
+          <w:sz w:val="26"/>
+          <w:szCs w:val="26"/>
+        </w:rPr>
+        <w:t>trạng</w:t>
+      </w:r>
+      <w:proofErr w:type="spellEnd"/>
+      <w:r>
+        <w:rPr>
+          <w:rFonts w:ascii="Times New Roman" w:eastAsia="Times New Roman" w:hAnsi="Times New Roman" w:cs="Times New Roman"/>
+          <w:sz w:val="26"/>
+          <w:szCs w:val="26"/>
+        </w:rPr>
+        <w:t xml:space="preserve"> </w:t>
+      </w:r>
+      <w:proofErr w:type="spellStart"/>
+      <w:r>
+        <w:rPr>
+          <w:rFonts w:ascii="Times New Roman" w:eastAsia="Times New Roman" w:hAnsi="Times New Roman" w:cs="Times New Roman"/>
+          <w:sz w:val="26"/>
+          <w:szCs w:val="26"/>
+        </w:rPr>
+        <w:t>thái</w:t>
+      </w:r>
+      <w:proofErr w:type="spellEnd"/>
+      <w:r>
+        <w:rPr>
+          <w:rFonts w:ascii="Times New Roman" w:eastAsia="Times New Roman" w:hAnsi="Times New Roman" w:cs="Times New Roman"/>
+          <w:sz w:val="26"/>
+          <w:szCs w:val="26"/>
+        </w:rPr>
+        <w:t xml:space="preserve"> </w:t>
+      </w:r>
+      <w:proofErr w:type="spellStart"/>
+      <w:r>
+        <w:rPr>
+          <w:rFonts w:ascii="Times New Roman" w:eastAsia="Times New Roman" w:hAnsi="Times New Roman" w:cs="Times New Roman"/>
+          <w:sz w:val="26"/>
+          <w:szCs w:val="26"/>
+        </w:rPr>
+        <w:t>ứng</w:t>
+      </w:r>
+      <w:proofErr w:type="spellEnd"/>
+      <w:r>
+        <w:rPr>
+          <w:rFonts w:ascii="Times New Roman" w:eastAsia="Times New Roman" w:hAnsi="Times New Roman" w:cs="Times New Roman"/>
+          <w:sz w:val="26"/>
+          <w:szCs w:val="26"/>
+        </w:rPr>
+        <w:t xml:space="preserve"> </w:t>
+      </w:r>
+      <w:proofErr w:type="spellStart"/>
+      <w:r>
+        <w:rPr>
+          <w:rFonts w:ascii="Times New Roman" w:eastAsia="Times New Roman" w:hAnsi="Times New Roman" w:cs="Times New Roman"/>
+          <w:sz w:val="26"/>
+          <w:szCs w:val="26"/>
+        </w:rPr>
+        <w:t>tuyển</w:t>
+      </w:r>
+      <w:proofErr w:type="spellEnd"/>
+      <w:r>
+        <w:rPr>
+          <w:rFonts w:ascii="Times New Roman" w:eastAsia="Times New Roman" w:hAnsi="Times New Roman" w:cs="Times New Roman"/>
+          <w:sz w:val="26"/>
+          <w:szCs w:val="26"/>
+        </w:rPr>
+        <w:t>.</w:t>
+      </w:r>
+    </w:p>
+    <w:p>
+      <w:pPr>
+        <w:spacing w:after="0" w:line="360" w:lineRule="auto"/>
+        <w:jc w:val="both"/>
+        <w:outlineLvl w:val="3"/>
+        <w:rPr>
+          <w:rFonts w:ascii="Times New Roman" w:eastAsia="Times New Roman" w:hAnsi="Times New Roman" w:cs="Times New Roman"/>
+          <w:b/>
+          <w:bCs/>
+          <w:sz w:val="26"/>
+          <w:szCs w:val="26"/>
+        </w:rPr>
+      </w:pPr>
+      <w:r>
+        <w:rPr>
+          <w:rFonts w:ascii="Times New Roman" w:eastAsia="Times New Roman" w:hAnsi="Times New Roman" w:cs="Times New Roman"/>
+          <w:b/>
+          <w:bCs/>
+          <w:sz w:val="26"/>
+          <w:szCs w:val="26"/>
+        </w:rPr>
+        <w:t xml:space="preserve">3.3.2. </w:t>
+      </w:r>
+      <w:proofErr w:type="spellStart"/>
+      <w:r>
+        <w:rPr>
+          <w:rFonts w:ascii="Times New Roman" w:eastAsia="Times New Roman" w:hAnsi="Times New Roman" w:cs="Times New Roman"/>
+          <w:b/>
+          <w:bCs/>
+          <w:sz w:val="26"/>
+          <w:szCs w:val="26"/>
+        </w:rPr>
+        <w:t>Nhà</w:t>
+      </w:r>
+      <w:proofErr w:type="spellEnd"/>
+      <w:r>
+        <w:rPr>
+          <w:rFonts w:ascii="Times New Roman" w:eastAsia="Times New Roman" w:hAnsi="Times New Roman" w:cs="Times New Roman"/>
+          <w:b/>
+          <w:bCs/>
+          <w:sz w:val="26"/>
+          <w:szCs w:val="26"/>
+        </w:rPr>
+        <w:t xml:space="preserve"> </w:t>
+      </w:r>
+      <w:proofErr w:type="spellStart"/>
+      <w:r>
+        <w:rPr>
+          <w:rFonts w:ascii="Times New Roman" w:eastAsia="Times New Roman" w:hAnsi="Times New Roman" w:cs="Times New Roman"/>
+          <w:b/>
+          <w:bCs/>
+          <w:sz w:val="26"/>
+          <w:szCs w:val="26"/>
+        </w:rPr>
+        <w:t>tuyển</w:t>
+      </w:r>
+      <w:proofErr w:type="spellEnd"/>
+      <w:r>
+        <w:rPr>
+          <w:rFonts w:ascii="Times New Roman" w:eastAsia="Times New Roman" w:hAnsi="Times New Roman" w:cs="Times New Roman"/>
+          <w:b/>
+          <w:bCs/>
+          <w:sz w:val="26"/>
+          <w:szCs w:val="26"/>
+        </w:rPr>
+        <w:t xml:space="preserve"> </w:t>
+      </w:r>
+      <w:proofErr w:type="spellStart"/>
+      <w:r>
+        <w:rPr>
+          <w:rFonts w:ascii="Times New Roman" w:eastAsia="Times New Roman" w:hAnsi="Times New Roman" w:cs="Times New Roman"/>
+          <w:b/>
+          <w:bCs/>
+          <w:sz w:val="26"/>
+          <w:szCs w:val="26"/>
+        </w:rPr>
+        <w:t>dụng</w:t>
+      </w:r>
+      <w:proofErr w:type="spellEnd"/>
+    </w:p>
+    <w:p>
+      <w:pPr>
+        <w:spacing w:after="0" w:line="360" w:lineRule="auto"/>
+        <w:ind w:firstLine="720"/>
+        <w:jc w:val="both"/>
+        <w:rPr>
+          <w:rFonts w:ascii="Times New Roman" w:eastAsia="Times New Roman" w:hAnsi="Times New Roman" w:cs="Times New Roman"/>
+          <w:sz w:val="26"/>
+          <w:szCs w:val="26"/>
+        </w:rPr>
+      </w:pPr>
+      <w:proofErr w:type="spellStart"/>
+      <w:r>
+        <w:rPr>
+          <w:rFonts w:ascii="Times New Roman" w:eastAsia="Times New Roman" w:hAnsi="Times New Roman" w:cs="Times New Roman"/>
+          <w:sz w:val="26"/>
+          <w:szCs w:val="26"/>
+        </w:rPr>
+        <w:t>Nhà</w:t>
+      </w:r>
+      <w:proofErr w:type="spellEnd"/>
+      <w:r>
+        <w:rPr>
+          <w:rFonts w:ascii="Times New Roman" w:eastAsia="Times New Roman" w:hAnsi="Times New Roman" w:cs="Times New Roman"/>
+          <w:sz w:val="26"/>
+          <w:szCs w:val="26"/>
+        </w:rPr>
+        <w:t xml:space="preserve"> </w:t>
+      </w:r>
+      <w:proofErr w:type="spellStart"/>
+      <w:r>
+        <w:rPr>
+          <w:rFonts w:ascii="Times New Roman" w:eastAsia="Times New Roman" w:hAnsi="Times New Roman" w:cs="Times New Roman"/>
+          <w:sz w:val="26"/>
+          <w:szCs w:val="26"/>
+        </w:rPr>
+        <w:t>tuyển</w:t>
+      </w:r>
+      <w:proofErr w:type="spellEnd"/>
+      <w:r>
+        <w:rPr>
+          <w:rFonts w:ascii="Times New Roman" w:eastAsia="Times New Roman" w:hAnsi="Times New Roman" w:cs="Times New Roman"/>
+          <w:sz w:val="26"/>
+          <w:szCs w:val="26"/>
+        </w:rPr>
+        <w:t xml:space="preserve"> </w:t>
+      </w:r>
+      <w:proofErr w:type="spellStart"/>
+      <w:r>
+        <w:rPr>
+          <w:rFonts w:ascii="Times New Roman" w:eastAsia="Times New Roman" w:hAnsi="Times New Roman" w:cs="Times New Roman"/>
+          <w:sz w:val="26"/>
+          <w:szCs w:val="26"/>
+        </w:rPr>
+        <w:t>dụng</w:t>
+      </w:r>
+      <w:proofErr w:type="spellEnd"/>
+      <w:r>
+        <w:rPr>
+          <w:rFonts w:ascii="Times New Roman" w:eastAsia="Times New Roman" w:hAnsi="Times New Roman" w:cs="Times New Roman"/>
+          <w:sz w:val="26"/>
+          <w:szCs w:val="26"/>
+        </w:rPr>
+        <w:t xml:space="preserve"> </w:t>
+      </w:r>
+      <w:proofErr w:type="spellStart"/>
+      <w:r>
+        <w:rPr>
+          <w:rFonts w:ascii="Times New Roman" w:eastAsia="Times New Roman" w:hAnsi="Times New Roman" w:cs="Times New Roman"/>
+          <w:sz w:val="26"/>
+          <w:szCs w:val="26"/>
+        </w:rPr>
+        <w:t>là</w:t>
+      </w:r>
+      <w:proofErr w:type="spellEnd"/>
+      <w:r>
+        <w:rPr>
+          <w:rFonts w:ascii="Times New Roman" w:eastAsia="Times New Roman" w:hAnsi="Times New Roman" w:cs="Times New Roman"/>
+          <w:sz w:val="26"/>
+          <w:szCs w:val="26"/>
+        </w:rPr>
+        <w:t xml:space="preserve"> </w:t>
+      </w:r>
+      <w:proofErr w:type="spellStart"/>
+      <w:r>
+        <w:rPr>
+          <w:rFonts w:ascii="Times New Roman" w:eastAsia="Times New Roman" w:hAnsi="Times New Roman" w:cs="Times New Roman"/>
+          <w:sz w:val="26"/>
+          <w:szCs w:val="26"/>
+        </w:rPr>
+        <w:t>cá</w:t>
+      </w:r>
+      <w:proofErr w:type="spellEnd"/>
+      <w:r>
+        <w:rPr>
+          <w:rFonts w:ascii="Times New Roman" w:eastAsia="Times New Roman" w:hAnsi="Times New Roman" w:cs="Times New Roman"/>
+          <w:sz w:val="26"/>
+          <w:szCs w:val="26"/>
+        </w:rPr>
+        <w:t xml:space="preserve"> </w:t>
+      </w:r>
+      <w:proofErr w:type="spellStart"/>
+      <w:r>
+        <w:rPr>
+          <w:rFonts w:ascii="Times New Roman" w:eastAsia="Times New Roman" w:hAnsi="Times New Roman" w:cs="Times New Roman"/>
+          <w:sz w:val="26"/>
+          <w:szCs w:val="26"/>
+        </w:rPr>
+        <w:t>nhân</w:t>
+      </w:r>
+      <w:proofErr w:type="spellEnd"/>
+      <w:r>
+        <w:rPr>
+          <w:rFonts w:ascii="Times New Roman" w:eastAsia="Times New Roman" w:hAnsi="Times New Roman" w:cs="Times New Roman"/>
+          <w:sz w:val="26"/>
+          <w:szCs w:val="26"/>
+        </w:rPr>
+        <w:t xml:space="preserve"> </w:t>
+      </w:r>
+      <w:proofErr w:type="spellStart"/>
+      <w:r>
+        <w:rPr>
+          <w:rFonts w:ascii="Times New Roman" w:eastAsia="Times New Roman" w:hAnsi="Times New Roman" w:cs="Times New Roman"/>
+          <w:sz w:val="26"/>
+          <w:szCs w:val="26"/>
+        </w:rPr>
+        <w:t>hoặc</w:t>
+      </w:r>
+      <w:proofErr w:type="spellEnd"/>
+      <w:r>
+        <w:rPr>
+          <w:rFonts w:ascii="Times New Roman" w:eastAsia="Times New Roman" w:hAnsi="Times New Roman" w:cs="Times New Roman"/>
+          <w:sz w:val="26"/>
+          <w:szCs w:val="26"/>
+        </w:rPr>
+        <w:t xml:space="preserve"> </w:t>
+      </w:r>
+      <w:proofErr w:type="spellStart"/>
+      <w:r>
+        <w:rPr>
+          <w:rFonts w:ascii="Times New Roman" w:eastAsia="Times New Roman" w:hAnsi="Times New Roman" w:cs="Times New Roman"/>
+          <w:sz w:val="26"/>
+          <w:szCs w:val="26"/>
+        </w:rPr>
+        <w:t>doanh</w:t>
+      </w:r>
+      <w:proofErr w:type="spellEnd"/>
+      <w:r>
+        <w:rPr>
+          <w:rFonts w:ascii="Times New Roman" w:eastAsia="Times New Roman" w:hAnsi="Times New Roman" w:cs="Times New Roman"/>
+          <w:sz w:val="26"/>
+          <w:szCs w:val="26"/>
+        </w:rPr>
+        <w:t xml:space="preserve"> </w:t>
+      </w:r>
+      <w:proofErr w:type="spellStart"/>
+      <w:r>
+        <w:rPr>
+          <w:rFonts w:ascii="Times New Roman" w:eastAsia="Times New Roman" w:hAnsi="Times New Roman" w:cs="Times New Roman"/>
+          <w:sz w:val="26"/>
+          <w:szCs w:val="26"/>
+        </w:rPr>
+        <w:t>nghiệp</w:t>
+      </w:r>
+      <w:proofErr w:type="spellEnd"/>
+      <w:r>
+        <w:rPr>
+          <w:rFonts w:ascii="Times New Roman" w:eastAsia="Times New Roman" w:hAnsi="Times New Roman" w:cs="Times New Roman"/>
+          <w:sz w:val="26"/>
+          <w:szCs w:val="26"/>
+        </w:rPr>
+        <w:t xml:space="preserve"> </w:t>
+      </w:r>
+      <w:proofErr w:type="spellStart"/>
+      <w:r>
+        <w:rPr>
+          <w:rFonts w:ascii="Times New Roman" w:eastAsia="Times New Roman" w:hAnsi="Times New Roman" w:cs="Times New Roman"/>
+          <w:sz w:val="26"/>
+          <w:szCs w:val="26"/>
+        </w:rPr>
+        <w:t>có</w:t>
+      </w:r>
+      <w:proofErr w:type="spellEnd"/>
+      <w:r>
+        <w:rPr>
+          <w:rFonts w:ascii="Times New Roman" w:eastAsia="Times New Roman" w:hAnsi="Times New Roman" w:cs="Times New Roman"/>
+          <w:sz w:val="26"/>
+          <w:szCs w:val="26"/>
+        </w:rPr>
+        <w:t xml:space="preserve"> </w:t>
+      </w:r>
+      <w:proofErr w:type="spellStart"/>
+      <w:r>
+        <w:rPr>
+          <w:rFonts w:ascii="Times New Roman" w:eastAsia="Times New Roman" w:hAnsi="Times New Roman" w:cs="Times New Roman"/>
+          <w:sz w:val="26"/>
+          <w:szCs w:val="26"/>
+        </w:rPr>
+        <w:t>nhu</w:t>
+      </w:r>
+      <w:proofErr w:type="spellEnd"/>
+      <w:r>
+        <w:rPr>
+          <w:rFonts w:ascii="Times New Roman" w:eastAsia="Times New Roman" w:hAnsi="Times New Roman" w:cs="Times New Roman"/>
+          <w:sz w:val="26"/>
+          <w:szCs w:val="26"/>
+        </w:rPr>
+        <w:t xml:space="preserve"> </w:t>
+      </w:r>
+      <w:proofErr w:type="spellStart"/>
+      <w:r>
+        <w:rPr>
+          <w:rFonts w:ascii="Times New Roman" w:eastAsia="Times New Roman" w:hAnsi="Times New Roman" w:cs="Times New Roman"/>
+          <w:sz w:val="26"/>
+          <w:szCs w:val="26"/>
+        </w:rPr>
+        <w:t>cầu</w:t>
+      </w:r>
+      <w:proofErr w:type="spellEnd"/>
+      <w:r>
+        <w:rPr>
+          <w:rFonts w:ascii="Times New Roman" w:eastAsia="Times New Roman" w:hAnsi="Times New Roman" w:cs="Times New Roman"/>
+          <w:sz w:val="26"/>
+          <w:szCs w:val="26"/>
+        </w:rPr>
+        <w:t xml:space="preserve"> </w:t>
+      </w:r>
+      <w:proofErr w:type="spellStart"/>
+      <w:r>
+        <w:rPr>
+          <w:rFonts w:ascii="Times New Roman" w:eastAsia="Times New Roman" w:hAnsi="Times New Roman" w:cs="Times New Roman"/>
+          <w:sz w:val="26"/>
+          <w:szCs w:val="26"/>
+        </w:rPr>
+        <w:t>tuyển</w:t>
+      </w:r>
+      <w:proofErr w:type="spellEnd"/>
+      <w:r>
+        <w:rPr>
+          <w:rFonts w:ascii="Times New Roman" w:eastAsia="Times New Roman" w:hAnsi="Times New Roman" w:cs="Times New Roman"/>
+          <w:sz w:val="26"/>
+          <w:szCs w:val="26"/>
+        </w:rPr>
+        <w:t xml:space="preserve"> </w:t>
+      </w:r>
+      <w:proofErr w:type="spellStart"/>
+      <w:r>
+        <w:rPr>
+          <w:rFonts w:ascii="Times New Roman" w:eastAsia="Times New Roman" w:hAnsi="Times New Roman" w:cs="Times New Roman"/>
+          <w:sz w:val="26"/>
+          <w:szCs w:val="26"/>
+        </w:rPr>
+        <w:t>dụng</w:t>
+      </w:r>
+      <w:proofErr w:type="spellEnd"/>
+      <w:r>
+        <w:rPr>
+          <w:rFonts w:ascii="Times New Roman" w:eastAsia="Times New Roman" w:hAnsi="Times New Roman" w:cs="Times New Roman"/>
+          <w:sz w:val="26"/>
+          <w:szCs w:val="26"/>
+        </w:rPr>
+        <w:t xml:space="preserve"> </w:t>
+      </w:r>
+      <w:proofErr w:type="spellStart"/>
+      <w:r>
+        <w:rPr>
+          <w:rFonts w:ascii="Times New Roman" w:eastAsia="Times New Roman" w:hAnsi="Times New Roman" w:cs="Times New Roman"/>
+          <w:sz w:val="26"/>
+          <w:szCs w:val="26"/>
+        </w:rPr>
+        <w:t>nhân</w:t>
+      </w:r>
+      <w:proofErr w:type="spellEnd"/>
+      <w:r>
+        <w:rPr>
+          <w:rFonts w:ascii="Times New Roman" w:eastAsia="Times New Roman" w:hAnsi="Times New Roman" w:cs="Times New Roman"/>
+          <w:sz w:val="26"/>
+          <w:szCs w:val="26"/>
+        </w:rPr>
+        <w:t xml:space="preserve"> </w:t>
+      </w:r>
+      <w:proofErr w:type="spellStart"/>
+      <w:r>
+        <w:rPr>
+          <w:rFonts w:ascii="Times New Roman" w:eastAsia="Times New Roman" w:hAnsi="Times New Roman" w:cs="Times New Roman"/>
+          <w:sz w:val="26"/>
+          <w:szCs w:val="26"/>
+        </w:rPr>
+        <w:t>sự</w:t>
+      </w:r>
+      <w:proofErr w:type="spellEnd"/>
+      <w:r>
+        <w:rPr>
+          <w:rFonts w:ascii="Times New Roman" w:eastAsia="Times New Roman" w:hAnsi="Times New Roman" w:cs="Times New Roman"/>
+          <w:sz w:val="26"/>
+          <w:szCs w:val="26"/>
+        </w:rPr>
+        <w:t xml:space="preserve"> </w:t>
+      </w:r>
+      <w:proofErr w:type="spellStart"/>
+      <w:r>
+        <w:rPr>
+          <w:rFonts w:ascii="Times New Roman" w:eastAsia="Times New Roman" w:hAnsi="Times New Roman" w:cs="Times New Roman"/>
+          <w:sz w:val="26"/>
+          <w:szCs w:val="26"/>
+        </w:rPr>
+        <w:t>thông</w:t>
+      </w:r>
+      <w:proofErr w:type="spellEnd"/>
+      <w:r>
+        <w:rPr>
+          <w:rFonts w:ascii="Times New Roman" w:eastAsia="Times New Roman" w:hAnsi="Times New Roman" w:cs="Times New Roman"/>
+          <w:sz w:val="26"/>
+          <w:szCs w:val="26"/>
+        </w:rPr>
+        <w:t xml:space="preserve"> qua </w:t>
+      </w:r>
+      <w:proofErr w:type="spellStart"/>
+      <w:r>
+        <w:rPr>
+          <w:rFonts w:ascii="Times New Roman" w:eastAsia="Times New Roman" w:hAnsi="Times New Roman" w:cs="Times New Roman"/>
+          <w:sz w:val="26"/>
+          <w:szCs w:val="26"/>
+        </w:rPr>
+        <w:t>hệ</w:t>
+      </w:r>
+      <w:proofErr w:type="spellEnd"/>
+      <w:r>
+        <w:rPr>
+          <w:rFonts w:ascii="Times New Roman" w:eastAsia="Times New Roman" w:hAnsi="Times New Roman" w:cs="Times New Roman"/>
+          <w:sz w:val="26"/>
+          <w:szCs w:val="26"/>
+        </w:rPr>
+        <w:t xml:space="preserve"> </w:t>
+      </w:r>
+      <w:proofErr w:type="spellStart"/>
+      <w:r>
+        <w:rPr>
+          <w:rFonts w:ascii="Times New Roman" w:eastAsia="Times New Roman" w:hAnsi="Times New Roman" w:cs="Times New Roman"/>
+          <w:sz w:val="26"/>
+          <w:szCs w:val="26"/>
+        </w:rPr>
+        <w:t>thống</w:t>
+      </w:r>
+      <w:proofErr w:type="spellEnd"/>
+      <w:r>
+        <w:rPr>
+          <w:rFonts w:ascii="Times New Roman" w:eastAsia="Times New Roman" w:hAnsi="Times New Roman" w:cs="Times New Roman"/>
+          <w:sz w:val="26"/>
+          <w:szCs w:val="26"/>
+        </w:rPr>
+        <w:t xml:space="preserve">. </w:t>
+      </w:r>
+      <w:proofErr w:type="spellStart"/>
+      <w:r>
+        <w:rPr>
+          <w:rFonts w:ascii="Times New Roman" w:eastAsia="Times New Roman" w:hAnsi="Times New Roman" w:cs="Times New Roman"/>
+          <w:sz w:val="26"/>
+          <w:szCs w:val="26"/>
+        </w:rPr>
+        <w:t>Người</w:t>
+      </w:r>
+      <w:proofErr w:type="spellEnd"/>
+      <w:r>
+        <w:rPr>
+          <w:rFonts w:ascii="Times New Roman" w:eastAsia="Times New Roman" w:hAnsi="Times New Roman" w:cs="Times New Roman"/>
+          <w:sz w:val="26"/>
+          <w:szCs w:val="26"/>
+        </w:rPr>
+        <w:t xml:space="preserve"> </w:t>
+      </w:r>
+      <w:proofErr w:type="spellStart"/>
+      <w:r>
+        <w:rPr>
+          <w:rFonts w:ascii="Times New Roman" w:eastAsia="Times New Roman" w:hAnsi="Times New Roman" w:cs="Times New Roman"/>
+          <w:sz w:val="26"/>
+          <w:szCs w:val="26"/>
+        </w:rPr>
+        <w:t>dùng</w:t>
+      </w:r>
+      <w:proofErr w:type="spellEnd"/>
+      <w:r>
+        <w:rPr>
+          <w:rFonts w:ascii="Times New Roman" w:eastAsia="Times New Roman" w:hAnsi="Times New Roman" w:cs="Times New Roman"/>
+          <w:sz w:val="26"/>
+          <w:szCs w:val="26"/>
+        </w:rPr>
+        <w:t xml:space="preserve"> </w:t>
+      </w:r>
+      <w:proofErr w:type="spellStart"/>
+      <w:r>
+        <w:rPr>
+          <w:rFonts w:ascii="Times New Roman" w:eastAsia="Times New Roman" w:hAnsi="Times New Roman" w:cs="Times New Roman"/>
+          <w:sz w:val="26"/>
+          <w:szCs w:val="26"/>
+        </w:rPr>
+        <w:t>có</w:t>
+      </w:r>
+      <w:proofErr w:type="spellEnd"/>
+      <w:r>
+        <w:rPr>
+          <w:rFonts w:ascii="Times New Roman" w:eastAsia="Times New Roman" w:hAnsi="Times New Roman" w:cs="Times New Roman"/>
+          <w:sz w:val="26"/>
+          <w:szCs w:val="26"/>
+        </w:rPr>
+        <w:t xml:space="preserve"> </w:t>
+      </w:r>
+      <w:proofErr w:type="spellStart"/>
+      <w:r>
+        <w:rPr>
+          <w:rFonts w:ascii="Times New Roman" w:eastAsia="Times New Roman" w:hAnsi="Times New Roman" w:cs="Times New Roman"/>
+          <w:sz w:val="26"/>
+          <w:szCs w:val="26"/>
+        </w:rPr>
+        <w:t>thể</w:t>
+      </w:r>
+      <w:proofErr w:type="spellEnd"/>
+      <w:r>
+        <w:rPr>
+          <w:rFonts w:ascii="Times New Roman" w:eastAsia="Times New Roman" w:hAnsi="Times New Roman" w:cs="Times New Roman"/>
+          <w:sz w:val="26"/>
+          <w:szCs w:val="26"/>
+        </w:rPr>
+        <w:t xml:space="preserve"> </w:t>
+      </w:r>
+      <w:proofErr w:type="spellStart"/>
+      <w:r>
+        <w:rPr>
+          <w:rFonts w:ascii="Times New Roman" w:eastAsia="Times New Roman" w:hAnsi="Times New Roman" w:cs="Times New Roman"/>
+          <w:sz w:val="26"/>
+          <w:szCs w:val="26"/>
+        </w:rPr>
+        <w:t>đăng</w:t>
+      </w:r>
+      <w:proofErr w:type="spellEnd"/>
+      <w:r>
+        <w:rPr>
+          <w:rFonts w:ascii="Times New Roman" w:eastAsia="Times New Roman" w:hAnsi="Times New Roman" w:cs="Times New Roman"/>
+          <w:sz w:val="26"/>
+          <w:szCs w:val="26"/>
+        </w:rPr>
+        <w:t xml:space="preserve"> </w:t>
+      </w:r>
+      <w:proofErr w:type="spellStart"/>
+      <w:r>
+        <w:rPr>
+          <w:rFonts w:ascii="Times New Roman" w:eastAsia="Times New Roman" w:hAnsi="Times New Roman" w:cs="Times New Roman"/>
+          <w:sz w:val="26"/>
+          <w:szCs w:val="26"/>
+        </w:rPr>
+        <w:t>ký</w:t>
+      </w:r>
+      <w:proofErr w:type="spellEnd"/>
+      <w:r>
+        <w:rPr>
+          <w:rFonts w:ascii="Times New Roman" w:eastAsia="Times New Roman" w:hAnsi="Times New Roman" w:cs="Times New Roman"/>
+          <w:sz w:val="26"/>
+          <w:szCs w:val="26"/>
+        </w:rPr>
+        <w:t xml:space="preserve"> </w:t>
+      </w:r>
+      <w:proofErr w:type="spellStart"/>
+      <w:r>
+        <w:rPr>
+          <w:rFonts w:ascii="Times New Roman" w:eastAsia="Times New Roman" w:hAnsi="Times New Roman" w:cs="Times New Roman"/>
+          <w:sz w:val="26"/>
+          <w:szCs w:val="26"/>
+        </w:rPr>
+        <w:t>tài</w:t>
+      </w:r>
+      <w:proofErr w:type="spellEnd"/>
+      <w:r>
+        <w:rPr>
+          <w:rFonts w:ascii="Times New Roman" w:eastAsia="Times New Roman" w:hAnsi="Times New Roman" w:cs="Times New Roman"/>
+          <w:sz w:val="26"/>
+          <w:szCs w:val="26"/>
+        </w:rPr>
+        <w:t xml:space="preserve"> </w:t>
+      </w:r>
+      <w:proofErr w:type="spellStart"/>
+      <w:r>
+        <w:rPr>
+          <w:rFonts w:ascii="Times New Roman" w:eastAsia="Times New Roman" w:hAnsi="Times New Roman" w:cs="Times New Roman"/>
+          <w:sz w:val="26"/>
+          <w:szCs w:val="26"/>
+        </w:rPr>
+        <w:t>khoản</w:t>
+      </w:r>
+      <w:proofErr w:type="spellEnd"/>
+      <w:r>
+        <w:rPr>
+          <w:rFonts w:ascii="Times New Roman" w:eastAsia="Times New Roman" w:hAnsi="Times New Roman" w:cs="Times New Roman"/>
+          <w:sz w:val="26"/>
+          <w:szCs w:val="26"/>
+        </w:rPr>
+        <w:t xml:space="preserve">, </w:t>
+      </w:r>
+      <w:proofErr w:type="spellStart"/>
+      <w:r>
+        <w:rPr>
+          <w:rFonts w:ascii="Times New Roman" w:eastAsia="Times New Roman" w:hAnsi="Times New Roman" w:cs="Times New Roman"/>
+          <w:sz w:val="26"/>
+          <w:szCs w:val="26"/>
+        </w:rPr>
+        <w:t>đăng</w:t>
+      </w:r>
+      <w:proofErr w:type="spellEnd"/>
+      <w:r>
+        <w:rPr>
+          <w:rFonts w:ascii="Times New Roman" w:eastAsia="Times New Roman" w:hAnsi="Times New Roman" w:cs="Times New Roman"/>
+          <w:sz w:val="26"/>
+          <w:szCs w:val="26"/>
+        </w:rPr>
+        <w:t xml:space="preserve"> </w:t>
+      </w:r>
+      <w:proofErr w:type="spellStart"/>
+      <w:r>
+        <w:rPr>
+          <w:rFonts w:ascii="Times New Roman" w:eastAsia="Times New Roman" w:hAnsi="Times New Roman" w:cs="Times New Roman"/>
+          <w:sz w:val="26"/>
+          <w:szCs w:val="26"/>
+        </w:rPr>
+        <w:t>nhập</w:t>
+      </w:r>
+      <w:proofErr w:type="spellEnd"/>
+      <w:r>
+        <w:rPr>
+          <w:rFonts w:ascii="Times New Roman" w:eastAsia="Times New Roman" w:hAnsi="Times New Roman" w:cs="Times New Roman"/>
+          <w:sz w:val="26"/>
+          <w:szCs w:val="26"/>
+        </w:rPr>
+        <w:t xml:space="preserve">, </w:t>
+      </w:r>
+      <w:proofErr w:type="spellStart"/>
+      <w:r>
+        <w:rPr>
+          <w:rFonts w:ascii="Times New Roman" w:eastAsia="Times New Roman" w:hAnsi="Times New Roman" w:cs="Times New Roman"/>
+          <w:sz w:val="26"/>
+          <w:szCs w:val="26"/>
+        </w:rPr>
+        <w:t>quản</w:t>
+      </w:r>
+      <w:proofErr w:type="spellEnd"/>
+      <w:r>
+        <w:rPr>
+          <w:rFonts w:ascii="Times New Roman" w:eastAsia="Times New Roman" w:hAnsi="Times New Roman" w:cs="Times New Roman"/>
+          <w:sz w:val="26"/>
+          <w:szCs w:val="26"/>
+        </w:rPr>
+        <w:t xml:space="preserve"> </w:t>
+      </w:r>
+      <w:proofErr w:type="spellStart"/>
+      <w:r>
+        <w:rPr>
+          <w:rFonts w:ascii="Times New Roman" w:eastAsia="Times New Roman" w:hAnsi="Times New Roman" w:cs="Times New Roman"/>
+          <w:sz w:val="26"/>
+          <w:szCs w:val="26"/>
+        </w:rPr>
+        <w:t>lý</w:t>
+      </w:r>
+      <w:proofErr w:type="spellEnd"/>
+      <w:r>
+        <w:rPr>
+          <w:rFonts w:ascii="Times New Roman" w:eastAsia="Times New Roman" w:hAnsi="Times New Roman" w:cs="Times New Roman"/>
+          <w:sz w:val="26"/>
+          <w:szCs w:val="26"/>
+        </w:rPr>
+        <w:t xml:space="preserve"> </w:t>
+      </w:r>
+      <w:proofErr w:type="spellStart"/>
+      <w:r>
+        <w:rPr>
+          <w:rFonts w:ascii="Times New Roman" w:eastAsia="Times New Roman" w:hAnsi="Times New Roman" w:cs="Times New Roman"/>
+          <w:sz w:val="26"/>
+          <w:szCs w:val="26"/>
+        </w:rPr>
+        <w:t>thông</w:t>
+      </w:r>
+      <w:proofErr w:type="spellEnd"/>
+      <w:r>
+        <w:rPr>
+          <w:rFonts w:ascii="Times New Roman" w:eastAsia="Times New Roman" w:hAnsi="Times New Roman" w:cs="Times New Roman"/>
+          <w:sz w:val="26"/>
+          <w:szCs w:val="26"/>
+        </w:rPr>
+        <w:t xml:space="preserve"> tin </w:t>
+      </w:r>
+      <w:proofErr w:type="spellStart"/>
+      <w:r>
+        <w:rPr>
+          <w:rFonts w:ascii="Times New Roman" w:eastAsia="Times New Roman" w:hAnsi="Times New Roman" w:cs="Times New Roman"/>
+          <w:sz w:val="26"/>
+          <w:szCs w:val="26"/>
+        </w:rPr>
+        <w:t>doanh</w:t>
+      </w:r>
+      <w:proofErr w:type="spellEnd"/>
+      <w:r>
+        <w:rPr>
+          <w:rFonts w:ascii="Times New Roman" w:eastAsia="Times New Roman" w:hAnsi="Times New Roman" w:cs="Times New Roman"/>
+          <w:sz w:val="26"/>
+          <w:szCs w:val="26"/>
+        </w:rPr>
+        <w:t xml:space="preserve"> </w:t>
+      </w:r>
+      <w:proofErr w:type="spellStart"/>
+      <w:r>
+        <w:rPr>
+          <w:rFonts w:ascii="Times New Roman" w:eastAsia="Times New Roman" w:hAnsi="Times New Roman" w:cs="Times New Roman"/>
+          <w:sz w:val="26"/>
+          <w:szCs w:val="26"/>
+        </w:rPr>
+        <w:t>nghiệp</w:t>
+      </w:r>
+      <w:proofErr w:type="spellEnd"/>
+      <w:r>
+        <w:rPr>
+          <w:rFonts w:ascii="Times New Roman" w:eastAsia="Times New Roman" w:hAnsi="Times New Roman" w:cs="Times New Roman"/>
+          <w:sz w:val="26"/>
+          <w:szCs w:val="26"/>
+        </w:rPr>
+        <w:t xml:space="preserve">, </w:t>
+      </w:r>
+      <w:proofErr w:type="spellStart"/>
+      <w:r>
+        <w:rPr>
+          <w:rFonts w:ascii="Times New Roman" w:eastAsia="Times New Roman" w:hAnsi="Times New Roman" w:cs="Times New Roman"/>
+          <w:sz w:val="26"/>
+          <w:szCs w:val="26"/>
+        </w:rPr>
+        <w:t>đăng</w:t>
+      </w:r>
+      <w:proofErr w:type="spellEnd"/>
+      <w:r>
+        <w:rPr>
+          <w:rFonts w:ascii="Times New Roman" w:eastAsia="Times New Roman" w:hAnsi="Times New Roman" w:cs="Times New Roman"/>
+          <w:sz w:val="26"/>
+          <w:szCs w:val="26"/>
+        </w:rPr>
+        <w:t xml:space="preserve"> tin </w:t>
+      </w:r>
+      <w:proofErr w:type="spellStart"/>
+      <w:r>
+        <w:rPr>
+          <w:rFonts w:ascii="Times New Roman" w:eastAsia="Times New Roman" w:hAnsi="Times New Roman" w:cs="Times New Roman"/>
+          <w:sz w:val="26"/>
+          <w:szCs w:val="26"/>
+        </w:rPr>
+        <w:t>tuyển</w:t>
+      </w:r>
+      <w:proofErr w:type="spellEnd"/>
+      <w:r>
+        <w:rPr>
+          <w:rFonts w:ascii="Times New Roman" w:eastAsia="Times New Roman" w:hAnsi="Times New Roman" w:cs="Times New Roman"/>
+          <w:sz w:val="26"/>
+          <w:szCs w:val="26"/>
+        </w:rPr>
+        <w:t xml:space="preserve"> </w:t>
+      </w:r>
+      <w:proofErr w:type="spellStart"/>
+      <w:r>
+        <w:rPr>
+          <w:rFonts w:ascii="Times New Roman" w:eastAsia="Times New Roman" w:hAnsi="Times New Roman" w:cs="Times New Roman"/>
+          <w:sz w:val="26"/>
+          <w:szCs w:val="26"/>
+        </w:rPr>
+        <w:t>dụng</w:t>
+      </w:r>
+      <w:proofErr w:type="spellEnd"/>
+      <w:r>
+        <w:rPr>
+          <w:rFonts w:ascii="Times New Roman" w:eastAsia="Times New Roman" w:hAnsi="Times New Roman" w:cs="Times New Roman"/>
+          <w:sz w:val="26"/>
+          <w:szCs w:val="26"/>
+        </w:rPr>
+        <w:t xml:space="preserve">, </w:t>
+      </w:r>
+      <w:proofErr w:type="spellStart"/>
+      <w:r>
+        <w:rPr>
+          <w:rFonts w:ascii="Times New Roman" w:eastAsia="Times New Roman" w:hAnsi="Times New Roman" w:cs="Times New Roman"/>
+          <w:sz w:val="26"/>
+          <w:szCs w:val="26"/>
+        </w:rPr>
+        <w:t>cập</w:t>
+      </w:r>
+      <w:proofErr w:type="spellEnd"/>
+      <w:r>
+        <w:rPr>
+          <w:rFonts w:ascii="Times New Roman" w:eastAsia="Times New Roman" w:hAnsi="Times New Roman" w:cs="Times New Roman"/>
+          <w:sz w:val="26"/>
+          <w:szCs w:val="26"/>
+        </w:rPr>
+        <w:t xml:space="preserve"> </w:t>
+      </w:r>
+      <w:proofErr w:type="spellStart"/>
+      <w:r>
+        <w:rPr>
+          <w:rFonts w:ascii="Times New Roman" w:eastAsia="Times New Roman" w:hAnsi="Times New Roman" w:cs="Times New Roman"/>
+          <w:sz w:val="26"/>
+          <w:szCs w:val="26"/>
+        </w:rPr>
+        <w:t>nhật</w:t>
+      </w:r>
+      <w:proofErr w:type="spellEnd"/>
+      <w:r>
+        <w:rPr>
+          <w:rFonts w:ascii="Times New Roman" w:eastAsia="Times New Roman" w:hAnsi="Times New Roman" w:cs="Times New Roman"/>
+          <w:sz w:val="26"/>
+          <w:szCs w:val="26"/>
+        </w:rPr>
+        <w:t xml:space="preserve"> </w:t>
+      </w:r>
+      <w:proofErr w:type="spellStart"/>
+      <w:r>
+        <w:rPr>
+          <w:rFonts w:ascii="Times New Roman" w:eastAsia="Times New Roman" w:hAnsi="Times New Roman" w:cs="Times New Roman"/>
+          <w:sz w:val="26"/>
+          <w:szCs w:val="26"/>
+        </w:rPr>
+        <w:t>hoặc</w:t>
+      </w:r>
+      <w:proofErr w:type="spellEnd"/>
+      <w:r>
+        <w:rPr>
+          <w:rFonts w:ascii="Times New Roman" w:eastAsia="Times New Roman" w:hAnsi="Times New Roman" w:cs="Times New Roman"/>
+          <w:sz w:val="26"/>
+          <w:szCs w:val="26"/>
+        </w:rPr>
+        <w:t xml:space="preserve"> </w:t>
+      </w:r>
+      <w:proofErr w:type="spellStart"/>
+      <w:r>
+        <w:rPr>
+          <w:rFonts w:ascii="Times New Roman" w:eastAsia="Times New Roman" w:hAnsi="Times New Roman" w:cs="Times New Roman"/>
+          <w:sz w:val="26"/>
+          <w:szCs w:val="26"/>
+        </w:rPr>
+        <w:t>xóa</w:t>
+      </w:r>
+      <w:proofErr w:type="spellEnd"/>
+      <w:r>
+        <w:rPr>
+          <w:rFonts w:ascii="Times New Roman" w:eastAsia="Times New Roman" w:hAnsi="Times New Roman" w:cs="Times New Roman"/>
+          <w:sz w:val="26"/>
+          <w:szCs w:val="26"/>
+        </w:rPr>
+        <w:t xml:space="preserve"> </w:t>
+      </w:r>
+      <w:proofErr w:type="spellStart"/>
+      <w:r>
+        <w:rPr>
+          <w:rFonts w:ascii="Times New Roman" w:eastAsia="Times New Roman" w:hAnsi="Times New Roman" w:cs="Times New Roman"/>
+          <w:sz w:val="26"/>
+          <w:szCs w:val="26"/>
+        </w:rPr>
+        <w:t>bài</w:t>
+      </w:r>
+      <w:proofErr w:type="spellEnd"/>
+      <w:r>
+        <w:rPr>
+          <w:rFonts w:ascii="Times New Roman" w:eastAsia="Times New Roman" w:hAnsi="Times New Roman" w:cs="Times New Roman"/>
+          <w:sz w:val="26"/>
+          <w:szCs w:val="26"/>
+        </w:rPr>
+        <w:t xml:space="preserve"> </w:t>
+      </w:r>
+      <w:proofErr w:type="spellStart"/>
+      <w:r>
+        <w:rPr>
+          <w:rFonts w:ascii="Times New Roman" w:eastAsia="Times New Roman" w:hAnsi="Times New Roman" w:cs="Times New Roman"/>
+          <w:sz w:val="26"/>
+          <w:szCs w:val="26"/>
+        </w:rPr>
+        <w:t>đăng</w:t>
+      </w:r>
+      <w:proofErr w:type="spellEnd"/>
+      <w:r>
+        <w:rPr>
+          <w:rFonts w:ascii="Times New Roman" w:eastAsia="Times New Roman" w:hAnsi="Times New Roman" w:cs="Times New Roman"/>
+          <w:sz w:val="26"/>
+          <w:szCs w:val="26"/>
+        </w:rPr>
+        <w:t xml:space="preserve"> </w:t>
+      </w:r>
+      <w:proofErr w:type="spellStart"/>
+      <w:r>
+        <w:rPr>
+          <w:rFonts w:ascii="Times New Roman" w:eastAsia="Times New Roman" w:hAnsi="Times New Roman" w:cs="Times New Roman"/>
+          <w:sz w:val="26"/>
+          <w:szCs w:val="26"/>
+        </w:rPr>
+        <w:t>và</w:t>
+      </w:r>
+      <w:proofErr w:type="spellEnd"/>
+      <w:r>
+        <w:rPr>
+          <w:rFonts w:ascii="Times New Roman" w:eastAsia="Times New Roman" w:hAnsi="Times New Roman" w:cs="Times New Roman"/>
+          <w:sz w:val="26"/>
+          <w:szCs w:val="26"/>
+        </w:rPr>
+        <w:t xml:space="preserve"> </w:t>
+      </w:r>
+      <w:proofErr w:type="spellStart"/>
+      <w:r>
+        <w:rPr>
+          <w:rFonts w:ascii="Times New Roman" w:eastAsia="Times New Roman" w:hAnsi="Times New Roman" w:cs="Times New Roman"/>
+          <w:sz w:val="26"/>
+          <w:szCs w:val="26"/>
+        </w:rPr>
+        <w:t>xem</w:t>
+      </w:r>
+      <w:proofErr w:type="spellEnd"/>
+      <w:r>
+        <w:rPr>
+          <w:rFonts w:ascii="Times New Roman" w:eastAsia="Times New Roman" w:hAnsi="Times New Roman" w:cs="Times New Roman"/>
+          <w:sz w:val="26"/>
+          <w:szCs w:val="26"/>
+        </w:rPr>
+        <w:t xml:space="preserve"> </w:t>
+      </w:r>
+      <w:proofErr w:type="spellStart"/>
+      <w:r>
+        <w:rPr>
+          <w:rFonts w:ascii="Times New Roman" w:eastAsia="Times New Roman" w:hAnsi="Times New Roman" w:cs="Times New Roman"/>
+          <w:sz w:val="26"/>
+          <w:szCs w:val="26"/>
+        </w:rPr>
+        <w:t>danh</w:t>
+      </w:r>
+      <w:proofErr w:type="spellEnd"/>
+      <w:r>
+        <w:rPr>
+          <w:rFonts w:ascii="Times New Roman" w:eastAsia="Times New Roman" w:hAnsi="Times New Roman" w:cs="Times New Roman"/>
+          <w:sz w:val="26"/>
+          <w:szCs w:val="26"/>
+        </w:rPr>
+        <w:t xml:space="preserve"> </w:t>
+      </w:r>
+      <w:proofErr w:type="spellStart"/>
+      <w:r>
+        <w:rPr>
+          <w:rFonts w:ascii="Times New Roman" w:eastAsia="Times New Roman" w:hAnsi="Times New Roman" w:cs="Times New Roman"/>
+          <w:sz w:val="26"/>
+          <w:szCs w:val="26"/>
+        </w:rPr>
+        <w:t>sách</w:t>
+      </w:r>
+      <w:proofErr w:type="spellEnd"/>
+      <w:r>
+        <w:rPr>
+          <w:rFonts w:ascii="Times New Roman" w:eastAsia="Times New Roman" w:hAnsi="Times New Roman" w:cs="Times New Roman"/>
+          <w:sz w:val="26"/>
+          <w:szCs w:val="26"/>
+        </w:rPr>
+        <w:t xml:space="preserve"> </w:t>
+      </w:r>
+      <w:proofErr w:type="spellStart"/>
+      <w:r>
+        <w:rPr>
+          <w:rFonts w:ascii="Times New Roman" w:eastAsia="Times New Roman" w:hAnsi="Times New Roman" w:cs="Times New Roman"/>
+          <w:sz w:val="26"/>
+          <w:szCs w:val="26"/>
+        </w:rPr>
+        <w:t>ứng</w:t>
+      </w:r>
+      <w:proofErr w:type="spellEnd"/>
+      <w:r>
+        <w:rPr>
+          <w:rFonts w:ascii="Times New Roman" w:eastAsia="Times New Roman" w:hAnsi="Times New Roman" w:cs="Times New Roman"/>
+          <w:sz w:val="26"/>
+          <w:szCs w:val="26"/>
+        </w:rPr>
+        <w:t xml:space="preserve"> </w:t>
+      </w:r>
+      <w:proofErr w:type="spellStart"/>
+      <w:r>
+        <w:rPr>
+          <w:rFonts w:ascii="Times New Roman" w:eastAsia="Times New Roman" w:hAnsi="Times New Roman" w:cs="Times New Roman"/>
+          <w:sz w:val="26"/>
+          <w:szCs w:val="26"/>
+        </w:rPr>
+        <w:t>viên</w:t>
+      </w:r>
+      <w:proofErr w:type="spellEnd"/>
+      <w:r>
+        <w:rPr>
+          <w:rFonts w:ascii="Times New Roman" w:eastAsia="Times New Roman" w:hAnsi="Times New Roman" w:cs="Times New Roman"/>
+          <w:sz w:val="26"/>
+          <w:szCs w:val="26"/>
+        </w:rPr>
+        <w:t xml:space="preserve"> </w:t>
+      </w:r>
+      <w:proofErr w:type="spellStart"/>
+      <w:r>
+        <w:rPr>
+          <w:rFonts w:ascii="Times New Roman" w:eastAsia="Times New Roman" w:hAnsi="Times New Roman" w:cs="Times New Roman"/>
+          <w:sz w:val="26"/>
+          <w:szCs w:val="26"/>
+        </w:rPr>
+        <w:t>đã</w:t>
+      </w:r>
+      <w:proofErr w:type="spellEnd"/>
+      <w:r>
+        <w:rPr>
+          <w:rFonts w:ascii="Times New Roman" w:eastAsia="Times New Roman" w:hAnsi="Times New Roman" w:cs="Times New Roman"/>
+          <w:sz w:val="26"/>
+          <w:szCs w:val="26"/>
+        </w:rPr>
+        <w:t xml:space="preserve"> </w:t>
+      </w:r>
+      <w:proofErr w:type="spellStart"/>
+      <w:r>
+        <w:rPr>
+          <w:rFonts w:ascii="Times New Roman" w:eastAsia="Times New Roman" w:hAnsi="Times New Roman" w:cs="Times New Roman"/>
+          <w:sz w:val="26"/>
+          <w:szCs w:val="26"/>
+        </w:rPr>
+        <w:t>ứng</w:t>
+      </w:r>
+      <w:proofErr w:type="spellEnd"/>
+      <w:r>
+        <w:rPr>
+          <w:rFonts w:ascii="Times New Roman" w:eastAsia="Times New Roman" w:hAnsi="Times New Roman" w:cs="Times New Roman"/>
+          <w:sz w:val="26"/>
+          <w:szCs w:val="26"/>
+        </w:rPr>
+        <w:t xml:space="preserve"> </w:t>
+      </w:r>
+      <w:proofErr w:type="spellStart"/>
+      <w:r>
+        <w:rPr>
+          <w:rFonts w:ascii="Times New Roman" w:eastAsia="Times New Roman" w:hAnsi="Times New Roman" w:cs="Times New Roman"/>
+          <w:sz w:val="26"/>
+          <w:szCs w:val="26"/>
+        </w:rPr>
+        <w:t>tuyển</w:t>
+      </w:r>
+      <w:proofErr w:type="spellEnd"/>
+      <w:r>
+        <w:rPr>
+          <w:rFonts w:ascii="Times New Roman" w:eastAsia="Times New Roman" w:hAnsi="Times New Roman" w:cs="Times New Roman"/>
+          <w:sz w:val="26"/>
+          <w:szCs w:val="26"/>
+        </w:rPr>
+        <w:t>.</w:t>
+      </w:r>
+    </w:p>
+    <w:p>
+      <w:pPr>
+        <w:spacing w:after="0" w:line="360" w:lineRule="auto"/>
+        <w:jc w:val="both"/>
+        <w:outlineLvl w:val="3"/>
+        <w:rPr>
+          <w:rFonts w:ascii="Times New Roman" w:eastAsia="Times New Roman" w:hAnsi="Times New Roman" w:cs="Times New Roman"/>
+          <w:b/>
+          <w:bCs/>
+          <w:sz w:val="26"/>
+          <w:szCs w:val="26"/>
+        </w:rPr>
+      </w:pPr>
+      <w:r>
+        <w:rPr>
+          <w:rFonts w:ascii="Times New Roman" w:eastAsia="Times New Roman" w:hAnsi="Times New Roman" w:cs="Times New Roman"/>
+          <w:b/>
+          <w:bCs/>
+          <w:sz w:val="26"/>
+          <w:szCs w:val="26"/>
+        </w:rPr>
+        <w:t xml:space="preserve">3.3.3. </w:t>
+      </w:r>
+      <w:proofErr w:type="spellStart"/>
+      <w:r>
+        <w:rPr>
+          <w:rFonts w:ascii="Times New Roman" w:eastAsia="Times New Roman" w:hAnsi="Times New Roman" w:cs="Times New Roman"/>
+          <w:b/>
+          <w:bCs/>
+          <w:sz w:val="26"/>
+          <w:szCs w:val="26"/>
+        </w:rPr>
+        <w:t>Quản</w:t>
+      </w:r>
+      <w:proofErr w:type="spellEnd"/>
+      <w:r>
+        <w:rPr>
+          <w:rFonts w:ascii="Times New Roman" w:eastAsia="Times New Roman" w:hAnsi="Times New Roman" w:cs="Times New Roman"/>
+          <w:b/>
+          <w:bCs/>
+          <w:sz w:val="26"/>
+          <w:szCs w:val="26"/>
+        </w:rPr>
+        <w:t xml:space="preserve"> </w:t>
+      </w:r>
+      <w:proofErr w:type="spellStart"/>
+      <w:r>
+        <w:rPr>
+          <w:rFonts w:ascii="Times New Roman" w:eastAsia="Times New Roman" w:hAnsi="Times New Roman" w:cs="Times New Roman"/>
+          <w:b/>
+          <w:bCs/>
+          <w:sz w:val="26"/>
+          <w:szCs w:val="26"/>
+        </w:rPr>
+        <w:t>trị</w:t>
+      </w:r>
+      <w:proofErr w:type="spellEnd"/>
+      <w:r>
+        <w:rPr>
+          <w:rFonts w:ascii="Times New Roman" w:eastAsia="Times New Roman" w:hAnsi="Times New Roman" w:cs="Times New Roman"/>
+          <w:b/>
+          <w:bCs/>
+          <w:sz w:val="26"/>
+          <w:szCs w:val="26"/>
+        </w:rPr>
+        <w:t xml:space="preserve"> </w:t>
+      </w:r>
+      <w:proofErr w:type="spellStart"/>
+      <w:r>
+        <w:rPr>
+          <w:rFonts w:ascii="Times New Roman" w:eastAsia="Times New Roman" w:hAnsi="Times New Roman" w:cs="Times New Roman"/>
+          <w:b/>
+          <w:bCs/>
+          <w:sz w:val="26"/>
+          <w:szCs w:val="26"/>
+        </w:rPr>
+        <w:t>viên</w:t>
+      </w:r>
+      <w:proofErr w:type="spellEnd"/>
+    </w:p>
+    <w:p>
+      <w:pPr>
+        <w:spacing w:after="0" w:line="360" w:lineRule="auto"/>
+        <w:ind w:firstLine="720"/>
+        <w:jc w:val="both"/>
+        <w:rPr>
+          <w:rFonts w:ascii="Times New Roman" w:eastAsia="Times New Roman" w:hAnsi="Times New Roman" w:cs="Times New Roman"/>
+          <w:sz w:val="26"/>
+          <w:szCs w:val="26"/>
+        </w:rPr>
+      </w:pPr>
+      <w:bookmarkStart w:id="0" w:name="_GoBack"/>
+      <w:bookmarkEnd w:id="0"/>
+      <w:proofErr w:type="spellStart"/>
+      <w:r>
+        <w:rPr>
+          <w:rFonts w:ascii="Times New Roman" w:eastAsia="Times New Roman" w:hAnsi="Times New Roman" w:cs="Times New Roman"/>
+          <w:sz w:val="26"/>
+          <w:szCs w:val="26"/>
+        </w:rPr>
+        <w:t>Quản</w:t>
+      </w:r>
+      <w:proofErr w:type="spellEnd"/>
+      <w:r>
+        <w:rPr>
+          <w:rFonts w:ascii="Times New Roman" w:eastAsia="Times New Roman" w:hAnsi="Times New Roman" w:cs="Times New Roman"/>
+          <w:sz w:val="26"/>
+          <w:szCs w:val="26"/>
+        </w:rPr>
+        <w:t xml:space="preserve"> </w:t>
+      </w:r>
+      <w:proofErr w:type="spellStart"/>
+      <w:r>
+        <w:rPr>
+          <w:rFonts w:ascii="Times New Roman" w:eastAsia="Times New Roman" w:hAnsi="Times New Roman" w:cs="Times New Roman"/>
+          <w:sz w:val="26"/>
+          <w:szCs w:val="26"/>
+        </w:rPr>
+        <w:t>trị</w:t>
+      </w:r>
+      <w:proofErr w:type="spellEnd"/>
+      <w:r>
+        <w:rPr>
+          <w:rFonts w:ascii="Times New Roman" w:eastAsia="Times New Roman" w:hAnsi="Times New Roman" w:cs="Times New Roman"/>
+          <w:sz w:val="26"/>
+          <w:szCs w:val="26"/>
+        </w:rPr>
+        <w:t xml:space="preserve"> </w:t>
+      </w:r>
+      <w:proofErr w:type="spellStart"/>
+      <w:r>
+        <w:rPr>
+          <w:rFonts w:ascii="Times New Roman" w:eastAsia="Times New Roman" w:hAnsi="Times New Roman" w:cs="Times New Roman"/>
+          <w:sz w:val="26"/>
+          <w:szCs w:val="26"/>
+        </w:rPr>
+        <w:t>viên</w:t>
+      </w:r>
+      <w:proofErr w:type="spellEnd"/>
+      <w:r>
+        <w:rPr>
+          <w:rFonts w:ascii="Times New Roman" w:eastAsia="Times New Roman" w:hAnsi="Times New Roman" w:cs="Times New Roman"/>
+          <w:sz w:val="26"/>
+          <w:szCs w:val="26"/>
+        </w:rPr>
+        <w:t xml:space="preserve"> </w:t>
+      </w:r>
+      <w:proofErr w:type="spellStart"/>
+      <w:r>
+        <w:rPr>
+          <w:rFonts w:ascii="Times New Roman" w:eastAsia="Times New Roman" w:hAnsi="Times New Roman" w:cs="Times New Roman"/>
+          <w:sz w:val="26"/>
+          <w:szCs w:val="26"/>
+        </w:rPr>
+        <w:t>là</w:t>
+      </w:r>
+      <w:proofErr w:type="spellEnd"/>
+      <w:r>
+        <w:rPr>
+          <w:rFonts w:ascii="Times New Roman" w:eastAsia="Times New Roman" w:hAnsi="Times New Roman" w:cs="Times New Roman"/>
+          <w:sz w:val="26"/>
+          <w:szCs w:val="26"/>
+        </w:rPr>
+        <w:t xml:space="preserve"> </w:t>
+      </w:r>
+      <w:proofErr w:type="spellStart"/>
+      <w:r>
+        <w:rPr>
+          <w:rFonts w:ascii="Times New Roman" w:eastAsia="Times New Roman" w:hAnsi="Times New Roman" w:cs="Times New Roman"/>
+          <w:sz w:val="26"/>
+          <w:szCs w:val="26"/>
+        </w:rPr>
+        <w:t>người</w:t>
+      </w:r>
+      <w:proofErr w:type="spellEnd"/>
+      <w:r>
+        <w:rPr>
+          <w:rFonts w:ascii="Times New Roman" w:eastAsia="Times New Roman" w:hAnsi="Times New Roman" w:cs="Times New Roman"/>
+          <w:sz w:val="26"/>
+          <w:szCs w:val="26"/>
+        </w:rPr>
+        <w:t xml:space="preserve"> </w:t>
+      </w:r>
+      <w:proofErr w:type="spellStart"/>
+      <w:r>
+        <w:rPr>
+          <w:rFonts w:ascii="Times New Roman" w:eastAsia="Times New Roman" w:hAnsi="Times New Roman" w:cs="Times New Roman"/>
+          <w:sz w:val="26"/>
+          <w:szCs w:val="26"/>
+        </w:rPr>
+        <w:t>chịu</w:t>
+      </w:r>
+      <w:proofErr w:type="spellEnd"/>
+      <w:r>
+        <w:rPr>
+          <w:rFonts w:ascii="Times New Roman" w:eastAsia="Times New Roman" w:hAnsi="Times New Roman" w:cs="Times New Roman"/>
+          <w:sz w:val="26"/>
+          <w:szCs w:val="26"/>
+        </w:rPr>
+        <w:t xml:space="preserve"> </w:t>
+      </w:r>
+      <w:proofErr w:type="spellStart"/>
+      <w:r>
+        <w:rPr>
+          <w:rFonts w:ascii="Times New Roman" w:eastAsia="Times New Roman" w:hAnsi="Times New Roman" w:cs="Times New Roman"/>
+          <w:sz w:val="26"/>
+          <w:szCs w:val="26"/>
+        </w:rPr>
+        <w:t>trách</w:t>
+      </w:r>
+      <w:proofErr w:type="spellEnd"/>
+      <w:r>
+        <w:rPr>
+          <w:rFonts w:ascii="Times New Roman" w:eastAsia="Times New Roman" w:hAnsi="Times New Roman" w:cs="Times New Roman"/>
+          <w:sz w:val="26"/>
+          <w:szCs w:val="26"/>
+        </w:rPr>
+        <w:t xml:space="preserve"> </w:t>
+      </w:r>
+      <w:proofErr w:type="spellStart"/>
+      <w:r>
+        <w:rPr>
+          <w:rFonts w:ascii="Times New Roman" w:eastAsia="Times New Roman" w:hAnsi="Times New Roman" w:cs="Times New Roman"/>
+          <w:sz w:val="26"/>
+          <w:szCs w:val="26"/>
+        </w:rPr>
+        <w:t>nhiệm</w:t>
+      </w:r>
+      <w:proofErr w:type="spellEnd"/>
+      <w:r>
+        <w:rPr>
+          <w:rFonts w:ascii="Times New Roman" w:eastAsia="Times New Roman" w:hAnsi="Times New Roman" w:cs="Times New Roman"/>
+          <w:sz w:val="26"/>
+          <w:szCs w:val="26"/>
+        </w:rPr>
+        <w:t xml:space="preserve"> </w:t>
+      </w:r>
+      <w:proofErr w:type="spellStart"/>
+      <w:r>
+        <w:rPr>
+          <w:rFonts w:ascii="Times New Roman" w:eastAsia="Times New Roman" w:hAnsi="Times New Roman" w:cs="Times New Roman"/>
+          <w:sz w:val="26"/>
+          <w:szCs w:val="26"/>
+        </w:rPr>
+        <w:t>quản</w:t>
+      </w:r>
+      <w:proofErr w:type="spellEnd"/>
+      <w:r>
+        <w:rPr>
+          <w:rFonts w:ascii="Times New Roman" w:eastAsia="Times New Roman" w:hAnsi="Times New Roman" w:cs="Times New Roman"/>
+          <w:sz w:val="26"/>
+          <w:szCs w:val="26"/>
+        </w:rPr>
+        <w:t xml:space="preserve"> </w:t>
+      </w:r>
+      <w:proofErr w:type="spellStart"/>
+      <w:r>
+        <w:rPr>
+          <w:rFonts w:ascii="Times New Roman" w:eastAsia="Times New Roman" w:hAnsi="Times New Roman" w:cs="Times New Roman"/>
+          <w:sz w:val="26"/>
+          <w:szCs w:val="26"/>
+        </w:rPr>
+        <w:t>lý</w:t>
+      </w:r>
+      <w:proofErr w:type="spellEnd"/>
+      <w:r>
+        <w:rPr>
+          <w:rFonts w:ascii="Times New Roman" w:eastAsia="Times New Roman" w:hAnsi="Times New Roman" w:cs="Times New Roman"/>
+          <w:sz w:val="26"/>
+          <w:szCs w:val="26"/>
+        </w:rPr>
+        <w:t xml:space="preserve"> </w:t>
+      </w:r>
+      <w:proofErr w:type="spellStart"/>
+      <w:r>
+        <w:rPr>
+          <w:rFonts w:ascii="Times New Roman" w:eastAsia="Times New Roman" w:hAnsi="Times New Roman" w:cs="Times New Roman"/>
+          <w:sz w:val="26"/>
+          <w:szCs w:val="26"/>
+        </w:rPr>
+        <w:t>và</w:t>
+      </w:r>
+      <w:proofErr w:type="spellEnd"/>
+      <w:r>
+        <w:rPr>
+          <w:rFonts w:ascii="Times New Roman" w:eastAsia="Times New Roman" w:hAnsi="Times New Roman" w:cs="Times New Roman"/>
+          <w:sz w:val="26"/>
+          <w:szCs w:val="26"/>
+        </w:rPr>
+        <w:t xml:space="preserve"> </w:t>
+      </w:r>
+      <w:proofErr w:type="spellStart"/>
+      <w:r>
+        <w:rPr>
+          <w:rFonts w:ascii="Times New Roman" w:eastAsia="Times New Roman" w:hAnsi="Times New Roman" w:cs="Times New Roman"/>
+          <w:sz w:val="26"/>
+          <w:szCs w:val="26"/>
+        </w:rPr>
+        <w:t>duy</w:t>
+      </w:r>
+      <w:proofErr w:type="spellEnd"/>
+      <w:r>
+        <w:rPr>
+          <w:rFonts w:ascii="Times New Roman" w:eastAsia="Times New Roman" w:hAnsi="Times New Roman" w:cs="Times New Roman"/>
+          <w:sz w:val="26"/>
+          <w:szCs w:val="26"/>
+        </w:rPr>
+        <w:t xml:space="preserve"> </w:t>
+      </w:r>
+      <w:proofErr w:type="spellStart"/>
+      <w:r>
+        <w:rPr>
+          <w:rFonts w:ascii="Times New Roman" w:eastAsia="Times New Roman" w:hAnsi="Times New Roman" w:cs="Times New Roman"/>
+          <w:sz w:val="26"/>
+          <w:szCs w:val="26"/>
+        </w:rPr>
+        <w:t>trì</w:t>
+      </w:r>
+      <w:proofErr w:type="spellEnd"/>
+      <w:r>
+        <w:rPr>
+          <w:rFonts w:ascii="Times New Roman" w:eastAsia="Times New Roman" w:hAnsi="Times New Roman" w:cs="Times New Roman"/>
+          <w:sz w:val="26"/>
+          <w:szCs w:val="26"/>
+        </w:rPr>
+        <w:t xml:space="preserve"> </w:t>
+      </w:r>
+      <w:proofErr w:type="spellStart"/>
+      <w:r>
+        <w:rPr>
+          <w:rFonts w:ascii="Times New Roman" w:eastAsia="Times New Roman" w:hAnsi="Times New Roman" w:cs="Times New Roman"/>
+          <w:sz w:val="26"/>
+          <w:szCs w:val="26"/>
+        </w:rPr>
+        <w:t>hoạt</w:t>
+      </w:r>
+      <w:proofErr w:type="spellEnd"/>
+      <w:r>
+        <w:rPr>
+          <w:rFonts w:ascii="Times New Roman" w:eastAsia="Times New Roman" w:hAnsi="Times New Roman" w:cs="Times New Roman"/>
+          <w:sz w:val="26"/>
+          <w:szCs w:val="26"/>
+        </w:rPr>
+        <w:t xml:space="preserve"> </w:t>
+      </w:r>
+      <w:proofErr w:type="spellStart"/>
+      <w:r>
+        <w:rPr>
+          <w:rFonts w:ascii="Times New Roman" w:eastAsia="Times New Roman" w:hAnsi="Times New Roman" w:cs="Times New Roman"/>
+          <w:sz w:val="26"/>
+          <w:szCs w:val="26"/>
+        </w:rPr>
+        <w:t>động</w:t>
+      </w:r>
+      <w:proofErr w:type="spellEnd"/>
+      <w:r>
+        <w:rPr>
+          <w:rFonts w:ascii="Times New Roman" w:eastAsia="Times New Roman" w:hAnsi="Times New Roman" w:cs="Times New Roman"/>
+          <w:sz w:val="26"/>
+          <w:szCs w:val="26"/>
+        </w:rPr>
+        <w:t xml:space="preserve"> </w:t>
+      </w:r>
+      <w:proofErr w:type="spellStart"/>
+      <w:r>
+        <w:rPr>
+          <w:rFonts w:ascii="Times New Roman" w:eastAsia="Times New Roman" w:hAnsi="Times New Roman" w:cs="Times New Roman"/>
+          <w:sz w:val="26"/>
+          <w:szCs w:val="26"/>
+        </w:rPr>
+        <w:t>của</w:t>
+      </w:r>
+      <w:proofErr w:type="spellEnd"/>
+      <w:r>
+        <w:rPr>
+          <w:rFonts w:ascii="Times New Roman" w:eastAsia="Times New Roman" w:hAnsi="Times New Roman" w:cs="Times New Roman"/>
+          <w:sz w:val="26"/>
+          <w:szCs w:val="26"/>
+        </w:rPr>
+        <w:t xml:space="preserve"> </w:t>
+      </w:r>
+      <w:proofErr w:type="spellStart"/>
+      <w:r>
+        <w:rPr>
+          <w:rFonts w:ascii="Times New Roman" w:eastAsia="Times New Roman" w:hAnsi="Times New Roman" w:cs="Times New Roman"/>
+          <w:sz w:val="26"/>
+          <w:szCs w:val="26"/>
+        </w:rPr>
+        <w:t>hệ</w:t>
+      </w:r>
+      <w:proofErr w:type="spellEnd"/>
+      <w:r>
+        <w:rPr>
+          <w:rFonts w:ascii="Times New Roman" w:eastAsia="Times New Roman" w:hAnsi="Times New Roman" w:cs="Times New Roman"/>
+          <w:sz w:val="26"/>
+          <w:szCs w:val="26"/>
+        </w:rPr>
+        <w:t xml:space="preserve"> </w:t>
+      </w:r>
+      <w:proofErr w:type="spellStart"/>
+      <w:r>
+        <w:rPr>
+          <w:rFonts w:ascii="Times New Roman" w:eastAsia="Times New Roman" w:hAnsi="Times New Roman" w:cs="Times New Roman"/>
+          <w:sz w:val="26"/>
+          <w:szCs w:val="26"/>
+        </w:rPr>
+        <w:t>thống</w:t>
+      </w:r>
+      <w:proofErr w:type="spellEnd"/>
+      <w:r>
+        <w:rPr>
+          <w:rFonts w:ascii="Times New Roman" w:eastAsia="Times New Roman" w:hAnsi="Times New Roman" w:cs="Times New Roman"/>
+          <w:sz w:val="26"/>
+          <w:szCs w:val="26"/>
+        </w:rPr>
+        <w:t xml:space="preserve">. </w:t>
+      </w:r>
+      <w:proofErr w:type="spellStart"/>
+      <w:r>
+        <w:rPr>
+          <w:rFonts w:ascii="Times New Roman" w:eastAsia="Times New Roman" w:hAnsi="Times New Roman" w:cs="Times New Roman"/>
+          <w:sz w:val="26"/>
+          <w:szCs w:val="26"/>
+        </w:rPr>
+        <w:t>Quản</w:t>
+      </w:r>
+      <w:proofErr w:type="spellEnd"/>
+      <w:r>
+        <w:rPr>
+          <w:rFonts w:ascii="Times New Roman" w:eastAsia="Times New Roman" w:hAnsi="Times New Roman" w:cs="Times New Roman"/>
+          <w:sz w:val="26"/>
+          <w:szCs w:val="26"/>
+        </w:rPr>
+        <w:t xml:space="preserve"> </w:t>
+      </w:r>
+      <w:proofErr w:type="spellStart"/>
+      <w:r>
+        <w:rPr>
+          <w:rFonts w:ascii="Times New Roman" w:eastAsia="Times New Roman" w:hAnsi="Times New Roman" w:cs="Times New Roman"/>
+          <w:sz w:val="26"/>
+          <w:szCs w:val="26"/>
+        </w:rPr>
+        <w:t>trị</w:t>
+      </w:r>
+      <w:proofErr w:type="spellEnd"/>
+      <w:r>
+        <w:rPr>
+          <w:rFonts w:ascii="Times New Roman" w:eastAsia="Times New Roman" w:hAnsi="Times New Roman" w:cs="Times New Roman"/>
+          <w:sz w:val="26"/>
+          <w:szCs w:val="26"/>
+        </w:rPr>
+        <w:t xml:space="preserve"> </w:t>
+      </w:r>
+      <w:proofErr w:type="spellStart"/>
+      <w:r>
+        <w:rPr>
+          <w:rFonts w:ascii="Times New Roman" w:eastAsia="Times New Roman" w:hAnsi="Times New Roman" w:cs="Times New Roman"/>
+          <w:sz w:val="26"/>
+          <w:szCs w:val="26"/>
+        </w:rPr>
+        <w:t>viên</w:t>
+      </w:r>
+      <w:proofErr w:type="spellEnd"/>
+      <w:r>
+        <w:rPr>
+          <w:rFonts w:ascii="Times New Roman" w:eastAsia="Times New Roman" w:hAnsi="Times New Roman" w:cs="Times New Roman"/>
+          <w:sz w:val="26"/>
+          <w:szCs w:val="26"/>
+        </w:rPr>
+        <w:t xml:space="preserve"> </w:t>
+      </w:r>
+      <w:proofErr w:type="spellStart"/>
+      <w:r>
+        <w:rPr>
+          <w:rFonts w:ascii="Times New Roman" w:eastAsia="Times New Roman" w:hAnsi="Times New Roman" w:cs="Times New Roman"/>
+          <w:sz w:val="26"/>
+          <w:szCs w:val="26"/>
+        </w:rPr>
+        <w:t>có</w:t>
+      </w:r>
+      <w:proofErr w:type="spellEnd"/>
+      <w:r>
+        <w:rPr>
+          <w:rFonts w:ascii="Times New Roman" w:eastAsia="Times New Roman" w:hAnsi="Times New Roman" w:cs="Times New Roman"/>
+          <w:sz w:val="26"/>
+          <w:szCs w:val="26"/>
+        </w:rPr>
+        <w:t xml:space="preserve"> </w:t>
+      </w:r>
+      <w:proofErr w:type="spellStart"/>
+      <w:r>
+        <w:rPr>
+          <w:rFonts w:ascii="Times New Roman" w:eastAsia="Times New Roman" w:hAnsi="Times New Roman" w:cs="Times New Roman"/>
+          <w:sz w:val="26"/>
+          <w:szCs w:val="26"/>
+        </w:rPr>
+        <w:t>quyền</w:t>
+      </w:r>
+      <w:proofErr w:type="spellEnd"/>
+      <w:r>
+        <w:rPr>
+          <w:rFonts w:ascii="Times New Roman" w:eastAsia="Times New Roman" w:hAnsi="Times New Roman" w:cs="Times New Roman"/>
+          <w:sz w:val="26"/>
+          <w:szCs w:val="26"/>
+        </w:rPr>
+        <w:t xml:space="preserve"> </w:t>
+      </w:r>
+      <w:proofErr w:type="spellStart"/>
+      <w:r>
+        <w:rPr>
+          <w:rFonts w:ascii="Times New Roman" w:eastAsia="Times New Roman" w:hAnsi="Times New Roman" w:cs="Times New Roman"/>
+          <w:sz w:val="26"/>
+          <w:szCs w:val="26"/>
+        </w:rPr>
+        <w:t>quản</w:t>
+      </w:r>
+      <w:proofErr w:type="spellEnd"/>
+      <w:r>
+        <w:rPr>
+          <w:rFonts w:ascii="Times New Roman" w:eastAsia="Times New Roman" w:hAnsi="Times New Roman" w:cs="Times New Roman"/>
+          <w:sz w:val="26"/>
+          <w:szCs w:val="26"/>
+        </w:rPr>
+        <w:t xml:space="preserve"> </w:t>
+      </w:r>
+      <w:proofErr w:type="spellStart"/>
+      <w:r>
+        <w:rPr>
+          <w:rFonts w:ascii="Times New Roman" w:eastAsia="Times New Roman" w:hAnsi="Times New Roman" w:cs="Times New Roman"/>
+          <w:sz w:val="26"/>
+          <w:szCs w:val="26"/>
+        </w:rPr>
+        <w:t>lý</w:t>
+      </w:r>
+      <w:proofErr w:type="spellEnd"/>
+      <w:r>
+        <w:rPr>
+          <w:rFonts w:ascii="Times New Roman" w:eastAsia="Times New Roman" w:hAnsi="Times New Roman" w:cs="Times New Roman"/>
+          <w:sz w:val="26"/>
+          <w:szCs w:val="26"/>
+        </w:rPr>
+        <w:t xml:space="preserve"> </w:t>
+      </w:r>
+      <w:proofErr w:type="spellStart"/>
+      <w:r>
+        <w:rPr>
+          <w:rFonts w:ascii="Times New Roman" w:eastAsia="Times New Roman" w:hAnsi="Times New Roman" w:cs="Times New Roman"/>
+          <w:sz w:val="26"/>
+          <w:szCs w:val="26"/>
+        </w:rPr>
+        <w:t>tài</w:t>
+      </w:r>
+      <w:proofErr w:type="spellEnd"/>
+      <w:r>
+        <w:rPr>
+          <w:rFonts w:ascii="Times New Roman" w:eastAsia="Times New Roman" w:hAnsi="Times New Roman" w:cs="Times New Roman"/>
+          <w:sz w:val="26"/>
+          <w:szCs w:val="26"/>
+        </w:rPr>
+        <w:t xml:space="preserve"> </w:t>
+      </w:r>
+      <w:proofErr w:type="spellStart"/>
+      <w:r>
+        <w:rPr>
+          <w:rFonts w:ascii="Times New Roman" w:eastAsia="Times New Roman" w:hAnsi="Times New Roman" w:cs="Times New Roman"/>
+          <w:sz w:val="26"/>
+          <w:szCs w:val="26"/>
+        </w:rPr>
+        <w:t>khoản</w:t>
+      </w:r>
+      <w:proofErr w:type="spellEnd"/>
+      <w:r>
+        <w:rPr>
+          <w:rFonts w:ascii="Times New Roman" w:eastAsia="Times New Roman" w:hAnsi="Times New Roman" w:cs="Times New Roman"/>
+          <w:sz w:val="26"/>
+          <w:szCs w:val="26"/>
+        </w:rPr>
+        <w:t xml:space="preserve"> </w:t>
+      </w:r>
+      <w:proofErr w:type="spellStart"/>
+      <w:r>
+        <w:rPr>
+          <w:rFonts w:ascii="Times New Roman" w:eastAsia="Times New Roman" w:hAnsi="Times New Roman" w:cs="Times New Roman"/>
+          <w:sz w:val="26"/>
+          <w:szCs w:val="26"/>
+        </w:rPr>
+        <w:t>người</w:t>
+      </w:r>
+      <w:proofErr w:type="spellEnd"/>
+      <w:r>
+        <w:rPr>
+          <w:rFonts w:ascii="Times New Roman" w:eastAsia="Times New Roman" w:hAnsi="Times New Roman" w:cs="Times New Roman"/>
+          <w:sz w:val="26"/>
+          <w:szCs w:val="26"/>
+        </w:rPr>
+        <w:t xml:space="preserve"> </w:t>
+      </w:r>
+      <w:proofErr w:type="spellStart"/>
+      <w:r>
+        <w:rPr>
+          <w:rFonts w:ascii="Times New Roman" w:eastAsia="Times New Roman" w:hAnsi="Times New Roman" w:cs="Times New Roman"/>
+          <w:sz w:val="26"/>
+          <w:szCs w:val="26"/>
+        </w:rPr>
+        <w:t>dùng</w:t>
+      </w:r>
+      <w:proofErr w:type="spellEnd"/>
+      <w:r>
+        <w:rPr>
+          <w:rFonts w:ascii="Times New Roman" w:eastAsia="Times New Roman" w:hAnsi="Times New Roman" w:cs="Times New Roman"/>
+          <w:sz w:val="26"/>
+          <w:szCs w:val="26"/>
+        </w:rPr>
+        <w:t xml:space="preserve">, </w:t>
+      </w:r>
+      <w:proofErr w:type="spellStart"/>
+      <w:r>
+        <w:rPr>
+          <w:rFonts w:ascii="Times New Roman" w:eastAsia="Times New Roman" w:hAnsi="Times New Roman" w:cs="Times New Roman"/>
+          <w:sz w:val="26"/>
+          <w:szCs w:val="26"/>
+        </w:rPr>
+        <w:t>quản</w:t>
+      </w:r>
+      <w:proofErr w:type="spellEnd"/>
+      <w:r>
+        <w:rPr>
+          <w:rFonts w:ascii="Times New Roman" w:eastAsia="Times New Roman" w:hAnsi="Times New Roman" w:cs="Times New Roman"/>
+          <w:sz w:val="26"/>
+          <w:szCs w:val="26"/>
+        </w:rPr>
+        <w:t xml:space="preserve"> </w:t>
+      </w:r>
+      <w:proofErr w:type="spellStart"/>
+      <w:r>
+        <w:rPr>
+          <w:rFonts w:ascii="Times New Roman" w:eastAsia="Times New Roman" w:hAnsi="Times New Roman" w:cs="Times New Roman"/>
+          <w:sz w:val="26"/>
+          <w:szCs w:val="26"/>
+        </w:rPr>
+        <w:t>lý</w:t>
+      </w:r>
+      <w:proofErr w:type="spellEnd"/>
+      <w:r>
+        <w:rPr>
+          <w:rFonts w:ascii="Times New Roman" w:eastAsia="Times New Roman" w:hAnsi="Times New Roman" w:cs="Times New Roman"/>
+          <w:sz w:val="26"/>
+          <w:szCs w:val="26"/>
+        </w:rPr>
+        <w:t xml:space="preserve"> </w:t>
+      </w:r>
+      <w:proofErr w:type="spellStart"/>
+      <w:r>
+        <w:rPr>
+          <w:rFonts w:ascii="Times New Roman" w:eastAsia="Times New Roman" w:hAnsi="Times New Roman" w:cs="Times New Roman"/>
+          <w:sz w:val="26"/>
+          <w:szCs w:val="26"/>
+        </w:rPr>
+        <w:t>thông</w:t>
+      </w:r>
+      <w:proofErr w:type="spellEnd"/>
+      <w:r>
+        <w:rPr>
+          <w:rFonts w:ascii="Times New Roman" w:eastAsia="Times New Roman" w:hAnsi="Times New Roman" w:cs="Times New Roman"/>
+          <w:sz w:val="26"/>
+          <w:szCs w:val="26"/>
+        </w:rPr>
+        <w:t xml:space="preserve"> tin </w:t>
+      </w:r>
+      <w:proofErr w:type="spellStart"/>
+      <w:r>
+        <w:rPr>
+          <w:rFonts w:ascii="Times New Roman" w:eastAsia="Times New Roman" w:hAnsi="Times New Roman" w:cs="Times New Roman"/>
+          <w:sz w:val="26"/>
+          <w:szCs w:val="26"/>
+        </w:rPr>
+        <w:t>doanh</w:t>
+      </w:r>
+      <w:proofErr w:type="spellEnd"/>
+      <w:r>
+        <w:rPr>
+          <w:rFonts w:ascii="Times New Roman" w:eastAsia="Times New Roman" w:hAnsi="Times New Roman" w:cs="Times New Roman"/>
+          <w:sz w:val="26"/>
+          <w:szCs w:val="26"/>
+        </w:rPr>
+        <w:t xml:space="preserve"> </w:t>
+      </w:r>
+      <w:proofErr w:type="spellStart"/>
+      <w:r>
+        <w:rPr>
+          <w:rFonts w:ascii="Times New Roman" w:eastAsia="Times New Roman" w:hAnsi="Times New Roman" w:cs="Times New Roman"/>
+          <w:sz w:val="26"/>
+          <w:szCs w:val="26"/>
+        </w:rPr>
+        <w:t>nghiệp</w:t>
+      </w:r>
+      <w:proofErr w:type="spellEnd"/>
+      <w:r>
+        <w:rPr>
+          <w:rFonts w:ascii="Times New Roman" w:eastAsia="Times New Roman" w:hAnsi="Times New Roman" w:cs="Times New Roman"/>
+          <w:sz w:val="26"/>
+          <w:szCs w:val="26"/>
+        </w:rPr>
+        <w:t xml:space="preserve">, </w:t>
+      </w:r>
+      <w:proofErr w:type="spellStart"/>
+      <w:r>
+        <w:rPr>
+          <w:rFonts w:ascii="Times New Roman" w:eastAsia="Times New Roman" w:hAnsi="Times New Roman" w:cs="Times New Roman"/>
+          <w:sz w:val="26"/>
+          <w:szCs w:val="26"/>
+        </w:rPr>
+        <w:lastRenderedPageBreak/>
+        <w:t>kiểm</w:t>
+      </w:r>
+      <w:proofErr w:type="spellEnd"/>
+      <w:r>
+        <w:rPr>
+          <w:rFonts w:ascii="Times New Roman" w:eastAsia="Times New Roman" w:hAnsi="Times New Roman" w:cs="Times New Roman"/>
+          <w:sz w:val="26"/>
+          <w:szCs w:val="26"/>
+        </w:rPr>
+        <w:t xml:space="preserve"> </w:t>
+      </w:r>
+      <w:proofErr w:type="spellStart"/>
+      <w:r>
+        <w:rPr>
+          <w:rFonts w:ascii="Times New Roman" w:eastAsia="Times New Roman" w:hAnsi="Times New Roman" w:cs="Times New Roman"/>
+          <w:sz w:val="26"/>
+          <w:szCs w:val="26"/>
+        </w:rPr>
+        <w:t>soát</w:t>
+      </w:r>
+      <w:proofErr w:type="spellEnd"/>
+      <w:r>
+        <w:rPr>
+          <w:rFonts w:ascii="Times New Roman" w:eastAsia="Times New Roman" w:hAnsi="Times New Roman" w:cs="Times New Roman"/>
+          <w:sz w:val="26"/>
+          <w:szCs w:val="26"/>
+        </w:rPr>
+        <w:t xml:space="preserve"> </w:t>
+      </w:r>
+      <w:proofErr w:type="spellStart"/>
+      <w:r>
+        <w:rPr>
+          <w:rFonts w:ascii="Times New Roman" w:eastAsia="Times New Roman" w:hAnsi="Times New Roman" w:cs="Times New Roman"/>
+          <w:sz w:val="26"/>
+          <w:szCs w:val="26"/>
+        </w:rPr>
+        <w:t>các</w:t>
+      </w:r>
+      <w:proofErr w:type="spellEnd"/>
+      <w:r>
+        <w:rPr>
+          <w:rFonts w:ascii="Times New Roman" w:eastAsia="Times New Roman" w:hAnsi="Times New Roman" w:cs="Times New Roman"/>
+          <w:sz w:val="26"/>
+          <w:szCs w:val="26"/>
+        </w:rPr>
+        <w:t xml:space="preserve"> </w:t>
+      </w:r>
+      <w:proofErr w:type="spellStart"/>
+      <w:r>
+        <w:rPr>
+          <w:rFonts w:ascii="Times New Roman" w:eastAsia="Times New Roman" w:hAnsi="Times New Roman" w:cs="Times New Roman"/>
+          <w:sz w:val="26"/>
+          <w:szCs w:val="26"/>
+        </w:rPr>
+        <w:t>bài</w:t>
+      </w:r>
+      <w:proofErr w:type="spellEnd"/>
+      <w:r>
+        <w:rPr>
+          <w:rFonts w:ascii="Times New Roman" w:eastAsia="Times New Roman" w:hAnsi="Times New Roman" w:cs="Times New Roman"/>
+          <w:sz w:val="26"/>
+          <w:szCs w:val="26"/>
+        </w:rPr>
+        <w:t xml:space="preserve"> </w:t>
+      </w:r>
+      <w:proofErr w:type="spellStart"/>
+      <w:r>
+        <w:rPr>
+          <w:rFonts w:ascii="Times New Roman" w:eastAsia="Times New Roman" w:hAnsi="Times New Roman" w:cs="Times New Roman"/>
+          <w:sz w:val="26"/>
+          <w:szCs w:val="26"/>
+        </w:rPr>
+        <w:t>đăng</w:t>
+      </w:r>
+      <w:proofErr w:type="spellEnd"/>
+      <w:r>
+        <w:rPr>
+          <w:rFonts w:ascii="Times New Roman" w:eastAsia="Times New Roman" w:hAnsi="Times New Roman" w:cs="Times New Roman"/>
+          <w:sz w:val="26"/>
+          <w:szCs w:val="26"/>
+        </w:rPr>
+        <w:t xml:space="preserve"> </w:t>
+      </w:r>
+      <w:proofErr w:type="spellStart"/>
+      <w:r>
+        <w:rPr>
+          <w:rFonts w:ascii="Times New Roman" w:eastAsia="Times New Roman" w:hAnsi="Times New Roman" w:cs="Times New Roman"/>
+          <w:sz w:val="26"/>
+          <w:szCs w:val="26"/>
+        </w:rPr>
+        <w:t>tuyển</w:t>
+      </w:r>
+      <w:proofErr w:type="spellEnd"/>
+      <w:r>
+        <w:rPr>
+          <w:rFonts w:ascii="Times New Roman" w:eastAsia="Times New Roman" w:hAnsi="Times New Roman" w:cs="Times New Roman"/>
+          <w:sz w:val="26"/>
+          <w:szCs w:val="26"/>
+        </w:rPr>
+        <w:t xml:space="preserve"> </w:t>
+      </w:r>
+      <w:proofErr w:type="spellStart"/>
+      <w:r>
+        <w:rPr>
+          <w:rFonts w:ascii="Times New Roman" w:eastAsia="Times New Roman" w:hAnsi="Times New Roman" w:cs="Times New Roman"/>
+          <w:sz w:val="26"/>
+          <w:szCs w:val="26"/>
+        </w:rPr>
+        <w:t>dụng</w:t>
+      </w:r>
+      <w:proofErr w:type="spellEnd"/>
+      <w:r>
+        <w:rPr>
+          <w:rFonts w:ascii="Times New Roman" w:eastAsia="Times New Roman" w:hAnsi="Times New Roman" w:cs="Times New Roman"/>
+          <w:sz w:val="26"/>
+          <w:szCs w:val="26"/>
+        </w:rPr>
+        <w:t xml:space="preserve">, </w:t>
+      </w:r>
+      <w:proofErr w:type="spellStart"/>
+      <w:r>
+        <w:rPr>
+          <w:rFonts w:ascii="Times New Roman" w:eastAsia="Times New Roman" w:hAnsi="Times New Roman" w:cs="Times New Roman"/>
+          <w:sz w:val="26"/>
+          <w:szCs w:val="26"/>
+        </w:rPr>
+        <w:t>theo</w:t>
+      </w:r>
+      <w:proofErr w:type="spellEnd"/>
+      <w:r>
+        <w:rPr>
+          <w:rFonts w:ascii="Times New Roman" w:eastAsia="Times New Roman" w:hAnsi="Times New Roman" w:cs="Times New Roman"/>
+          <w:sz w:val="26"/>
+          <w:szCs w:val="26"/>
+        </w:rPr>
+        <w:t xml:space="preserve"> </w:t>
+      </w:r>
+      <w:proofErr w:type="spellStart"/>
+      <w:r>
+        <w:rPr>
+          <w:rFonts w:ascii="Times New Roman" w:eastAsia="Times New Roman" w:hAnsi="Times New Roman" w:cs="Times New Roman"/>
+          <w:sz w:val="26"/>
+          <w:szCs w:val="26"/>
+        </w:rPr>
+        <w:t>dõi</w:t>
+      </w:r>
+      <w:proofErr w:type="spellEnd"/>
+      <w:r>
+        <w:rPr>
+          <w:rFonts w:ascii="Times New Roman" w:eastAsia="Times New Roman" w:hAnsi="Times New Roman" w:cs="Times New Roman"/>
+          <w:sz w:val="26"/>
+          <w:szCs w:val="26"/>
+        </w:rPr>
+        <w:t xml:space="preserve"> </w:t>
+      </w:r>
+      <w:proofErr w:type="spellStart"/>
+      <w:r>
+        <w:rPr>
+          <w:rFonts w:ascii="Times New Roman" w:eastAsia="Times New Roman" w:hAnsi="Times New Roman" w:cs="Times New Roman"/>
+          <w:sz w:val="26"/>
+          <w:szCs w:val="26"/>
+        </w:rPr>
+        <w:t>dữ</w:t>
+      </w:r>
+      <w:proofErr w:type="spellEnd"/>
+      <w:r>
+        <w:rPr>
+          <w:rFonts w:ascii="Times New Roman" w:eastAsia="Times New Roman" w:hAnsi="Times New Roman" w:cs="Times New Roman"/>
+          <w:sz w:val="26"/>
+          <w:szCs w:val="26"/>
+        </w:rPr>
+        <w:t xml:space="preserve"> </w:t>
+      </w:r>
+      <w:proofErr w:type="spellStart"/>
+      <w:r>
+        <w:rPr>
+          <w:rFonts w:ascii="Times New Roman" w:eastAsia="Times New Roman" w:hAnsi="Times New Roman" w:cs="Times New Roman"/>
+          <w:sz w:val="26"/>
+          <w:szCs w:val="26"/>
+        </w:rPr>
+        <w:t>liệu</w:t>
+      </w:r>
+      <w:proofErr w:type="spellEnd"/>
+      <w:r>
+        <w:rPr>
+          <w:rFonts w:ascii="Times New Roman" w:eastAsia="Times New Roman" w:hAnsi="Times New Roman" w:cs="Times New Roman"/>
+          <w:sz w:val="26"/>
+          <w:szCs w:val="26"/>
+        </w:rPr>
+        <w:t xml:space="preserve"> </w:t>
+      </w:r>
+      <w:proofErr w:type="spellStart"/>
+      <w:r>
+        <w:rPr>
+          <w:rFonts w:ascii="Times New Roman" w:eastAsia="Times New Roman" w:hAnsi="Times New Roman" w:cs="Times New Roman"/>
+          <w:sz w:val="26"/>
+          <w:szCs w:val="26"/>
+        </w:rPr>
+        <w:t>trên</w:t>
+      </w:r>
+      <w:proofErr w:type="spellEnd"/>
+      <w:r>
+        <w:rPr>
+          <w:rFonts w:ascii="Times New Roman" w:eastAsia="Times New Roman" w:hAnsi="Times New Roman" w:cs="Times New Roman"/>
+          <w:sz w:val="26"/>
+          <w:szCs w:val="26"/>
+        </w:rPr>
+        <w:t xml:space="preserve"> </w:t>
+      </w:r>
+      <w:proofErr w:type="spellStart"/>
+      <w:r>
+        <w:rPr>
+          <w:rFonts w:ascii="Times New Roman" w:eastAsia="Times New Roman" w:hAnsi="Times New Roman" w:cs="Times New Roman"/>
+          <w:sz w:val="26"/>
+          <w:szCs w:val="26"/>
+        </w:rPr>
+        <w:t>hệ</w:t>
+      </w:r>
+      <w:proofErr w:type="spellEnd"/>
+      <w:r>
+        <w:rPr>
+          <w:rFonts w:ascii="Times New Roman" w:eastAsia="Times New Roman" w:hAnsi="Times New Roman" w:cs="Times New Roman"/>
+          <w:sz w:val="26"/>
+          <w:szCs w:val="26"/>
+        </w:rPr>
+        <w:t xml:space="preserve"> </w:t>
+      </w:r>
+      <w:proofErr w:type="spellStart"/>
+      <w:r>
+        <w:rPr>
+          <w:rFonts w:ascii="Times New Roman" w:eastAsia="Times New Roman" w:hAnsi="Times New Roman" w:cs="Times New Roman"/>
+          <w:sz w:val="26"/>
+          <w:szCs w:val="26"/>
+        </w:rPr>
+        <w:t>thống</w:t>
+      </w:r>
+      <w:proofErr w:type="spellEnd"/>
+      <w:r>
+        <w:rPr>
+          <w:rFonts w:ascii="Times New Roman" w:eastAsia="Times New Roman" w:hAnsi="Times New Roman" w:cs="Times New Roman"/>
+          <w:sz w:val="26"/>
+          <w:szCs w:val="26"/>
+        </w:rPr>
+        <w:t xml:space="preserve"> </w:t>
+      </w:r>
+      <w:proofErr w:type="spellStart"/>
+      <w:r>
+        <w:rPr>
+          <w:rFonts w:ascii="Times New Roman" w:eastAsia="Times New Roman" w:hAnsi="Times New Roman" w:cs="Times New Roman"/>
+          <w:sz w:val="26"/>
+          <w:szCs w:val="26"/>
+        </w:rPr>
+        <w:t>và</w:t>
+      </w:r>
+      <w:proofErr w:type="spellEnd"/>
+      <w:r>
+        <w:rPr>
+          <w:rFonts w:ascii="Times New Roman" w:eastAsia="Times New Roman" w:hAnsi="Times New Roman" w:cs="Times New Roman"/>
+          <w:sz w:val="26"/>
+          <w:szCs w:val="26"/>
+        </w:rPr>
+        <w:t xml:space="preserve"> </w:t>
+      </w:r>
+      <w:proofErr w:type="spellStart"/>
+      <w:r>
+        <w:rPr>
+          <w:rFonts w:ascii="Times New Roman" w:eastAsia="Times New Roman" w:hAnsi="Times New Roman" w:cs="Times New Roman"/>
+          <w:sz w:val="26"/>
+          <w:szCs w:val="26"/>
+        </w:rPr>
+        <w:t>xử</w:t>
+      </w:r>
+      <w:proofErr w:type="spellEnd"/>
+      <w:r>
+        <w:rPr>
+          <w:rFonts w:ascii="Times New Roman" w:eastAsia="Times New Roman" w:hAnsi="Times New Roman" w:cs="Times New Roman"/>
+          <w:sz w:val="26"/>
+          <w:szCs w:val="26"/>
+        </w:rPr>
+        <w:t xml:space="preserve"> </w:t>
+      </w:r>
+      <w:proofErr w:type="spellStart"/>
+      <w:r>
+        <w:rPr>
+          <w:rFonts w:ascii="Times New Roman" w:eastAsia="Times New Roman" w:hAnsi="Times New Roman" w:cs="Times New Roman"/>
+          <w:sz w:val="26"/>
+          <w:szCs w:val="26"/>
+        </w:rPr>
+        <w:t>lý</w:t>
+      </w:r>
+      <w:proofErr w:type="spellEnd"/>
+      <w:r>
+        <w:rPr>
+          <w:rFonts w:ascii="Times New Roman" w:eastAsia="Times New Roman" w:hAnsi="Times New Roman" w:cs="Times New Roman"/>
+          <w:sz w:val="26"/>
+          <w:szCs w:val="26"/>
+        </w:rPr>
+        <w:t xml:space="preserve"> </w:t>
+      </w:r>
+      <w:proofErr w:type="spellStart"/>
+      <w:r>
+        <w:rPr>
+          <w:rFonts w:ascii="Times New Roman" w:eastAsia="Times New Roman" w:hAnsi="Times New Roman" w:cs="Times New Roman"/>
+          <w:sz w:val="26"/>
+          <w:szCs w:val="26"/>
+        </w:rPr>
+        <w:t>các</w:t>
+      </w:r>
+      <w:proofErr w:type="spellEnd"/>
+      <w:r>
+        <w:rPr>
+          <w:rFonts w:ascii="Times New Roman" w:eastAsia="Times New Roman" w:hAnsi="Times New Roman" w:cs="Times New Roman"/>
+          <w:sz w:val="26"/>
+          <w:szCs w:val="26"/>
+        </w:rPr>
+        <w:t xml:space="preserve"> </w:t>
+      </w:r>
+      <w:proofErr w:type="spellStart"/>
+      <w:r>
+        <w:rPr>
+          <w:rFonts w:ascii="Times New Roman" w:eastAsia="Times New Roman" w:hAnsi="Times New Roman" w:cs="Times New Roman"/>
+          <w:sz w:val="26"/>
+          <w:szCs w:val="26"/>
+        </w:rPr>
+        <w:t>trường</w:t>
+      </w:r>
+      <w:proofErr w:type="spellEnd"/>
+      <w:r>
+        <w:rPr>
+          <w:rFonts w:ascii="Times New Roman" w:eastAsia="Times New Roman" w:hAnsi="Times New Roman" w:cs="Times New Roman"/>
+          <w:sz w:val="26"/>
+          <w:szCs w:val="26"/>
+        </w:rPr>
+        <w:t xml:space="preserve"> </w:t>
+      </w:r>
+      <w:proofErr w:type="spellStart"/>
+      <w:r>
+        <w:rPr>
+          <w:rFonts w:ascii="Times New Roman" w:eastAsia="Times New Roman" w:hAnsi="Times New Roman" w:cs="Times New Roman"/>
+          <w:sz w:val="26"/>
+          <w:szCs w:val="26"/>
+        </w:rPr>
+        <w:t>hợp</w:t>
+      </w:r>
+      <w:proofErr w:type="spellEnd"/>
+      <w:r>
+        <w:rPr>
+          <w:rFonts w:ascii="Times New Roman" w:eastAsia="Times New Roman" w:hAnsi="Times New Roman" w:cs="Times New Roman"/>
+          <w:sz w:val="26"/>
+          <w:szCs w:val="26"/>
+        </w:rPr>
+        <w:t xml:space="preserve"> </w:t>
+      </w:r>
+      <w:proofErr w:type="spellStart"/>
+      <w:r>
+        <w:rPr>
+          <w:rFonts w:ascii="Times New Roman" w:eastAsia="Times New Roman" w:hAnsi="Times New Roman" w:cs="Times New Roman"/>
+          <w:sz w:val="26"/>
+          <w:szCs w:val="26"/>
+        </w:rPr>
+        <w:t>phát</w:t>
+      </w:r>
+      <w:proofErr w:type="spellEnd"/>
+      <w:r>
+        <w:rPr>
+          <w:rFonts w:ascii="Times New Roman" w:eastAsia="Times New Roman" w:hAnsi="Times New Roman" w:cs="Times New Roman"/>
+          <w:sz w:val="26"/>
+          <w:szCs w:val="26"/>
+        </w:rPr>
+        <w:t xml:space="preserve"> </w:t>
+      </w:r>
+      <w:proofErr w:type="spellStart"/>
+      <w:r>
+        <w:rPr>
+          <w:rFonts w:ascii="Times New Roman" w:eastAsia="Times New Roman" w:hAnsi="Times New Roman" w:cs="Times New Roman"/>
+          <w:sz w:val="26"/>
+          <w:szCs w:val="26"/>
+        </w:rPr>
+        <w:t>sinh</w:t>
+      </w:r>
+      <w:proofErr w:type="spellEnd"/>
+      <w:r>
+        <w:rPr>
+          <w:rFonts w:ascii="Times New Roman" w:eastAsia="Times New Roman" w:hAnsi="Times New Roman" w:cs="Times New Roman"/>
+          <w:sz w:val="26"/>
+          <w:szCs w:val="26"/>
+        </w:rPr>
+        <w:t xml:space="preserve"> </w:t>
+      </w:r>
+      <w:proofErr w:type="spellStart"/>
+      <w:r>
+        <w:rPr>
+          <w:rFonts w:ascii="Times New Roman" w:eastAsia="Times New Roman" w:hAnsi="Times New Roman" w:cs="Times New Roman"/>
+          <w:sz w:val="26"/>
+          <w:szCs w:val="26"/>
+        </w:rPr>
+        <w:t>nhằm</w:t>
+      </w:r>
+      <w:proofErr w:type="spellEnd"/>
+      <w:r>
+        <w:rPr>
+          <w:rFonts w:ascii="Times New Roman" w:eastAsia="Times New Roman" w:hAnsi="Times New Roman" w:cs="Times New Roman"/>
+          <w:sz w:val="26"/>
+          <w:szCs w:val="26"/>
+        </w:rPr>
+        <w:t xml:space="preserve"> </w:t>
+      </w:r>
+      <w:proofErr w:type="spellStart"/>
+      <w:r>
+        <w:rPr>
+          <w:rFonts w:ascii="Times New Roman" w:eastAsia="Times New Roman" w:hAnsi="Times New Roman" w:cs="Times New Roman"/>
+          <w:sz w:val="26"/>
+          <w:szCs w:val="26"/>
+        </w:rPr>
+        <w:t>đảm</w:t>
+      </w:r>
+      <w:proofErr w:type="spellEnd"/>
+      <w:r>
+        <w:rPr>
+          <w:rFonts w:ascii="Times New Roman" w:eastAsia="Times New Roman" w:hAnsi="Times New Roman" w:cs="Times New Roman"/>
+          <w:sz w:val="26"/>
+          <w:szCs w:val="26"/>
+        </w:rPr>
+        <w:t xml:space="preserve"> </w:t>
+      </w:r>
+      <w:proofErr w:type="spellStart"/>
+      <w:r>
+        <w:rPr>
+          <w:rFonts w:ascii="Times New Roman" w:eastAsia="Times New Roman" w:hAnsi="Times New Roman" w:cs="Times New Roman"/>
+          <w:sz w:val="26"/>
+          <w:szCs w:val="26"/>
+        </w:rPr>
+        <w:t>bảo</w:t>
+      </w:r>
+      <w:proofErr w:type="spellEnd"/>
+      <w:r>
+        <w:rPr>
+          <w:rFonts w:ascii="Times New Roman" w:eastAsia="Times New Roman" w:hAnsi="Times New Roman" w:cs="Times New Roman"/>
+          <w:sz w:val="26"/>
+          <w:szCs w:val="26"/>
+        </w:rPr>
+        <w:t xml:space="preserve"> </w:t>
+      </w:r>
+      <w:proofErr w:type="spellStart"/>
+      <w:r>
+        <w:rPr>
+          <w:rFonts w:ascii="Times New Roman" w:eastAsia="Times New Roman" w:hAnsi="Times New Roman" w:cs="Times New Roman"/>
+          <w:sz w:val="26"/>
+          <w:szCs w:val="26"/>
+        </w:rPr>
+        <w:t>hệ</w:t>
+      </w:r>
+      <w:proofErr w:type="spellEnd"/>
+      <w:r>
+        <w:rPr>
+          <w:rFonts w:ascii="Times New Roman" w:eastAsia="Times New Roman" w:hAnsi="Times New Roman" w:cs="Times New Roman"/>
+          <w:sz w:val="26"/>
+          <w:szCs w:val="26"/>
+        </w:rPr>
+        <w:t xml:space="preserve"> </w:t>
+      </w:r>
+      <w:proofErr w:type="spellStart"/>
+      <w:r>
+        <w:rPr>
+          <w:rFonts w:ascii="Times New Roman" w:eastAsia="Times New Roman" w:hAnsi="Times New Roman" w:cs="Times New Roman"/>
+          <w:sz w:val="26"/>
+          <w:szCs w:val="26"/>
+        </w:rPr>
+        <w:t>thống</w:t>
+      </w:r>
+      <w:proofErr w:type="spellEnd"/>
+      <w:r>
+        <w:rPr>
+          <w:rFonts w:ascii="Times New Roman" w:eastAsia="Times New Roman" w:hAnsi="Times New Roman" w:cs="Times New Roman"/>
+          <w:sz w:val="26"/>
+          <w:szCs w:val="26"/>
+        </w:rPr>
+        <w:t xml:space="preserve"> </w:t>
+      </w:r>
+      <w:proofErr w:type="spellStart"/>
+      <w:r>
+        <w:rPr>
+          <w:rFonts w:ascii="Times New Roman" w:eastAsia="Times New Roman" w:hAnsi="Times New Roman" w:cs="Times New Roman"/>
+          <w:sz w:val="26"/>
+          <w:szCs w:val="26"/>
+        </w:rPr>
+        <w:t>hoạt</w:t>
+      </w:r>
+      <w:proofErr w:type="spellEnd"/>
+      <w:r>
+        <w:rPr>
+          <w:rFonts w:ascii="Times New Roman" w:eastAsia="Times New Roman" w:hAnsi="Times New Roman" w:cs="Times New Roman"/>
+          <w:sz w:val="26"/>
+          <w:szCs w:val="26"/>
+        </w:rPr>
+        <w:t xml:space="preserve"> </w:t>
+      </w:r>
+      <w:proofErr w:type="spellStart"/>
+      <w:r>
+        <w:rPr>
+          <w:rFonts w:ascii="Times New Roman" w:eastAsia="Times New Roman" w:hAnsi="Times New Roman" w:cs="Times New Roman"/>
+          <w:sz w:val="26"/>
+          <w:szCs w:val="26"/>
+        </w:rPr>
+        <w:t>động</w:t>
+      </w:r>
+      <w:proofErr w:type="spellEnd"/>
+      <w:r>
+        <w:rPr>
+          <w:rFonts w:ascii="Times New Roman" w:eastAsia="Times New Roman" w:hAnsi="Times New Roman" w:cs="Times New Roman"/>
+          <w:sz w:val="26"/>
+          <w:szCs w:val="26"/>
+        </w:rPr>
+        <w:t xml:space="preserve"> </w:t>
+      </w:r>
+      <w:proofErr w:type="spellStart"/>
+      <w:r>
+        <w:rPr>
+          <w:rFonts w:ascii="Times New Roman" w:eastAsia="Times New Roman" w:hAnsi="Times New Roman" w:cs="Times New Roman"/>
+          <w:sz w:val="26"/>
+          <w:szCs w:val="26"/>
+        </w:rPr>
+        <w:t>ổn</w:t>
+      </w:r>
+      <w:proofErr w:type="spellEnd"/>
+      <w:r>
+        <w:rPr>
+          <w:rFonts w:ascii="Times New Roman" w:eastAsia="Times New Roman" w:hAnsi="Times New Roman" w:cs="Times New Roman"/>
+          <w:sz w:val="26"/>
+          <w:szCs w:val="26"/>
+        </w:rPr>
+        <w:t xml:space="preserve"> </w:t>
+      </w:r>
+      <w:proofErr w:type="spellStart"/>
+      <w:r>
+        <w:rPr>
+          <w:rFonts w:ascii="Times New Roman" w:eastAsia="Times New Roman" w:hAnsi="Times New Roman" w:cs="Times New Roman"/>
+          <w:sz w:val="26"/>
+          <w:szCs w:val="26"/>
+        </w:rPr>
+        <w:t>định</w:t>
+      </w:r>
+      <w:proofErr w:type="spellEnd"/>
+      <w:r>
+        <w:rPr>
+          <w:rFonts w:ascii="Times New Roman" w:eastAsia="Times New Roman" w:hAnsi="Times New Roman" w:cs="Times New Roman"/>
+          <w:sz w:val="26"/>
+          <w:szCs w:val="26"/>
+        </w:rPr>
+        <w:t>.</w:t>
+      </w:r>
+    </w:p>
+    <w:p>
+      <w:pPr>
+        <w:pStyle w:val="pdq2pgselectionanchorcontainer"/>
+        <w:spacing w:before="0" w:beforeAutospacing="0" w:after="0" w:afterAutospacing="0" w:line="360" w:lineRule="auto"/>
+        <w:ind w:firstLine="720"/>
+        <w:rPr>
+          <w:sz w:val="26"/>
+          <w:szCs w:val="26"/>
+        </w:rPr>
+      </w:pPr>
       <w:r>
         <w:rPr>
           <w:sz w:val="26"/>
@@ -3235,7 +7728,25 @@
           <w:sz w:val="26"/>
           <w:szCs w:val="26"/>
         </w:rPr>
-        <w:t xml:space="preserve"> vi </w:t>
+        <w:t xml:space="preserve"> </w:t>
+      </w:r>
+      <w:proofErr w:type="gramStart"/>
+      <w:r>
+        <w:rPr>
+          <w:rStyle w:val="Strong"/>
+          <w:sz w:val="26"/>
+          <w:szCs w:val="26"/>
+        </w:rPr>
+        <w:t>vi</w:t>
+      </w:r>
+      <w:proofErr w:type="gramEnd"/>
+      <w:r>
+        <w:rPr>
+          <w:rStyle w:val="Strong"/>
+          <w:sz w:val="26"/>
+          <w:szCs w:val="26"/>
+        </w:rPr>
+        <w:t xml:space="preserve"> </w:t>
       </w:r>
       <w:proofErr w:type="spellStart"/>
       <w:r>
@@ -4231,6 +8742,25 @@
       <w:szCs w:val="20"/>
     </w:rPr>
   </w:style>
+  <w:style w:type="paragraph" w:styleId="Heading4">
+    <w:name w:val="heading 4"/>
+    <w:basedOn w:val="Normal"/>
+    <w:link w:val="Heading4Char"/>
+    <w:uiPriority w:val="9"/>
+    <w:qFormat/>
+    <w:rsid w:val="007C2810"/>
+    <w:pPr>
+      <w:spacing w:before="100" w:beforeAutospacing="1" w:after="100" w:afterAutospacing="1" w:line="240" w:lineRule="auto"/>
+      <w:outlineLvl w:val="3"/>
+    </w:pPr>
+    <w:rPr>
+      <w:rFonts w:ascii="Times New Roman" w:eastAsia="Times New Roman" w:hAnsi="Times New Roman" w:cs="Times New Roman"/>
+      <w:b/>
+      <w:bCs/>
+      <w:sz w:val="24"/>
+      <w:szCs w:val="24"/>
+    </w:rPr>
+  </w:style>
   <w:style w:type="character" w:default="1" w:styleId="DefaultParagraphFont">
     <w:name w:val="Default Paragraph Font"/>
     <w:uiPriority w:val="1"/>
@@ -4316,6 +8846,49 @@
       <w:color w:val="2E74B5" w:themeColor="accent1" w:themeShade="BF"/>
       <w:sz w:val="32"/>
       <w:szCs w:val="32"/>
+    </w:rPr>
+  </w:style>
+  <w:style w:type="character" w:customStyle="1" w:styleId="Heading4Char">
+    <w:name w:val="Heading 4 Char"/>
+    <w:basedOn w:val="DefaultParagraphFont"/>
+    <w:link w:val="Heading4"/>
+    <w:uiPriority w:val="9"/>
+    <w:rsid w:val="007C2810"/>
+    <w:rPr>
+      <w:rFonts w:ascii="Times New Roman" w:eastAsia="Times New Roman" w:hAnsi="Times New Roman" w:cs="Times New Roman"/>
+      <w:b/>
+      <w:bCs/>
+      <w:sz w:val="24"/>
+      <w:szCs w:val="24"/>
+    </w:rPr>
+  </w:style>
+  <w:style w:type="paragraph" w:customStyle="1" w:styleId="isselectedend">
+    <w:name w:val="isselectedend"/>
+    <w:basedOn w:val="Normal"/>
+    <w:rsid w:val="007C2810"/>
+    <w:pPr>
+      <w:spacing w:before="100" w:beforeAutospacing="1" w:after="100" w:afterAutospacing="1" w:line="240" w:lineRule="auto"/>
+    </w:pPr>
+    <w:rPr>
+      <w:rFonts w:ascii="Times New Roman" w:eastAsia="Times New Roman" w:hAnsi="Times New Roman" w:cs="Times New Roman"/>
+      <w:sz w:val="24"/>
+      <w:szCs w:val="24"/>
+    </w:rPr>
+  </w:style>
+  <w:style w:type="paragraph" w:styleId="NormalWeb">
+    <w:name w:val="Normal (Web)"/>
+    <w:basedOn w:val="Normal"/>
+    <w:uiPriority w:val="99"/>
+    <w:semiHidden/>
+    <w:unhideWhenUsed/>
+    <w:rsid w:val="007C2810"/>
+    <w:pPr>
+      <w:spacing w:before="100" w:beforeAutospacing="1" w:after="100" w:afterAutospacing="1" w:line="240" w:lineRule="auto"/>
+    </w:pPr>
+    <w:rPr>
+      <w:rFonts w:ascii="Times New Roman" w:eastAsia="Times New Roman" w:hAnsi="Times New Roman" w:cs="Times New Roman"/>
+      <w:sz w:val="24"/>
+      <w:szCs w:val="24"/>
     </w:rPr>
   </w:style>
 </w:styles>

--- a/BaoCaoKTM.docx
+++ b/BaoCaoKTM.docx
@@ -6139,8 +6139,6 @@
           <w:szCs w:val="26"/>
         </w:rPr>
       </w:pPr>
-      <w:bookmarkStart w:id="0" w:name="_GoBack"/>
-      <w:bookmarkEnd w:id="0"/>
       <w:proofErr w:type="spellStart"/>
       <w:r>
         <w:rPr>
@@ -7319,6 +7317,7 @@
         <w:spacing w:before="0" w:beforeAutospacing="0" w:after="0" w:afterAutospacing="0" w:line="360" w:lineRule="auto"/>
         <w:ind w:firstLine="720"/>
         <w:rPr>
+          <w:rStyle w:val="Strong"/>
           <w:sz w:val="26"/>
           <w:szCs w:val="26"/>
         </w:rPr>
@@ -7428,6 +7427,4959 @@
         <w:t>dùng</w:t>
       </w:r>
       <w:proofErr w:type="spellEnd"/>
+    </w:p>
+    <w:p>
+      <w:pPr>
+        <w:pStyle w:val="isselectedend"/>
+        <w:spacing w:before="0" w:beforeAutospacing="0" w:after="0" w:afterAutospacing="0" w:line="360" w:lineRule="auto"/>
+        <w:ind w:firstLine="720"/>
+        <w:rPr>
+          <w:sz w:val="26"/>
+          <w:szCs w:val="26"/>
+        </w:rPr>
+      </w:pPr>
+      <w:proofErr w:type="spellStart"/>
+      <w:r>
+        <w:rPr>
+          <w:sz w:val="26"/>
+          <w:szCs w:val="26"/>
+        </w:rPr>
+        <w:t>Để</w:t>
+      </w:r>
+      <w:proofErr w:type="spellEnd"/>
+      <w:r>
+        <w:rPr>
+          <w:sz w:val="26"/>
+          <w:szCs w:val="26"/>
+        </w:rPr>
+        <w:t xml:space="preserve"> </w:t>
+      </w:r>
+      <w:proofErr w:type="spellStart"/>
+      <w:r>
+        <w:rPr>
+          <w:sz w:val="26"/>
+          <w:szCs w:val="26"/>
+        </w:rPr>
+        <w:t>hệ</w:t>
+      </w:r>
+      <w:proofErr w:type="spellEnd"/>
+      <w:r>
+        <w:rPr>
+          <w:sz w:val="26"/>
+          <w:szCs w:val="26"/>
+        </w:rPr>
+        <w:t xml:space="preserve"> </w:t>
+      </w:r>
+      <w:proofErr w:type="spellStart"/>
+      <w:r>
+        <w:rPr>
+          <w:sz w:val="26"/>
+          <w:szCs w:val="26"/>
+        </w:rPr>
+        <w:t>thống</w:t>
+      </w:r>
+      <w:proofErr w:type="spellEnd"/>
+      <w:r>
+        <w:rPr>
+          <w:sz w:val="26"/>
+          <w:szCs w:val="26"/>
+        </w:rPr>
+        <w:t xml:space="preserve"> </w:t>
+      </w:r>
+      <w:proofErr w:type="spellStart"/>
+      <w:r>
+        <w:rPr>
+          <w:sz w:val="26"/>
+          <w:szCs w:val="26"/>
+        </w:rPr>
+        <w:t>đáp</w:t>
+      </w:r>
+      <w:proofErr w:type="spellEnd"/>
+      <w:r>
+        <w:rPr>
+          <w:sz w:val="26"/>
+          <w:szCs w:val="26"/>
+        </w:rPr>
+        <w:t xml:space="preserve"> </w:t>
+      </w:r>
+      <w:proofErr w:type="spellStart"/>
+      <w:r>
+        <w:rPr>
+          <w:sz w:val="26"/>
+          <w:szCs w:val="26"/>
+        </w:rPr>
+        <w:t>ứng</w:t>
+      </w:r>
+      <w:proofErr w:type="spellEnd"/>
+      <w:r>
+        <w:rPr>
+          <w:sz w:val="26"/>
+          <w:szCs w:val="26"/>
+        </w:rPr>
+        <w:t xml:space="preserve"> </w:t>
+      </w:r>
+      <w:proofErr w:type="spellStart"/>
+      <w:r>
+        <w:rPr>
+          <w:sz w:val="26"/>
+          <w:szCs w:val="26"/>
+        </w:rPr>
+        <w:t>được</w:t>
+      </w:r>
+      <w:proofErr w:type="spellEnd"/>
+      <w:r>
+        <w:rPr>
+          <w:sz w:val="26"/>
+          <w:szCs w:val="26"/>
+        </w:rPr>
+        <w:t xml:space="preserve"> </w:t>
+      </w:r>
+      <w:proofErr w:type="spellStart"/>
+      <w:r>
+        <w:rPr>
+          <w:sz w:val="26"/>
+          <w:szCs w:val="26"/>
+        </w:rPr>
+        <w:t>mục</w:t>
+      </w:r>
+      <w:proofErr w:type="spellEnd"/>
+      <w:r>
+        <w:rPr>
+          <w:sz w:val="26"/>
+          <w:szCs w:val="26"/>
+        </w:rPr>
+        <w:t xml:space="preserve"> </w:t>
+      </w:r>
+      <w:proofErr w:type="spellStart"/>
+      <w:r>
+        <w:rPr>
+          <w:sz w:val="26"/>
+          <w:szCs w:val="26"/>
+        </w:rPr>
+        <w:t>tiêu</w:t>
+      </w:r>
+      <w:proofErr w:type="spellEnd"/>
+      <w:r>
+        <w:rPr>
+          <w:sz w:val="26"/>
+          <w:szCs w:val="26"/>
+        </w:rPr>
+        <w:t xml:space="preserve"> </w:t>
+      </w:r>
+      <w:proofErr w:type="spellStart"/>
+      <w:r>
+        <w:rPr>
+          <w:sz w:val="26"/>
+          <w:szCs w:val="26"/>
+        </w:rPr>
+        <w:t>hỗ</w:t>
+      </w:r>
+      <w:proofErr w:type="spellEnd"/>
+      <w:r>
+        <w:rPr>
+          <w:sz w:val="26"/>
+          <w:szCs w:val="26"/>
+        </w:rPr>
+        <w:t xml:space="preserve"> </w:t>
+      </w:r>
+      <w:proofErr w:type="spellStart"/>
+      <w:r>
+        <w:rPr>
+          <w:sz w:val="26"/>
+          <w:szCs w:val="26"/>
+        </w:rPr>
+        <w:t>trợ</w:t>
+      </w:r>
+      <w:proofErr w:type="spellEnd"/>
+      <w:r>
+        <w:rPr>
+          <w:sz w:val="26"/>
+          <w:szCs w:val="26"/>
+        </w:rPr>
+        <w:t xml:space="preserve"> </w:t>
+      </w:r>
+      <w:proofErr w:type="spellStart"/>
+      <w:r>
+        <w:rPr>
+          <w:sz w:val="26"/>
+          <w:szCs w:val="26"/>
+        </w:rPr>
+        <w:t>tìm</w:t>
+      </w:r>
+      <w:proofErr w:type="spellEnd"/>
+      <w:r>
+        <w:rPr>
+          <w:sz w:val="26"/>
+          <w:szCs w:val="26"/>
+        </w:rPr>
+        <w:t xml:space="preserve"> </w:t>
+      </w:r>
+      <w:proofErr w:type="spellStart"/>
+      <w:r>
+        <w:rPr>
+          <w:sz w:val="26"/>
+          <w:szCs w:val="26"/>
+        </w:rPr>
+        <w:t>kiếm</w:t>
+      </w:r>
+      <w:proofErr w:type="spellEnd"/>
+      <w:r>
+        <w:rPr>
+          <w:sz w:val="26"/>
+          <w:szCs w:val="26"/>
+        </w:rPr>
+        <w:t xml:space="preserve"> </w:t>
+      </w:r>
+      <w:proofErr w:type="spellStart"/>
+      <w:r>
+        <w:rPr>
+          <w:sz w:val="26"/>
+          <w:szCs w:val="26"/>
+        </w:rPr>
+        <w:t>việc</w:t>
+      </w:r>
+      <w:proofErr w:type="spellEnd"/>
+      <w:r>
+        <w:rPr>
+          <w:sz w:val="26"/>
+          <w:szCs w:val="26"/>
+        </w:rPr>
+        <w:t xml:space="preserve"> </w:t>
+      </w:r>
+      <w:proofErr w:type="spellStart"/>
+      <w:r>
+        <w:rPr>
+          <w:sz w:val="26"/>
+          <w:szCs w:val="26"/>
+        </w:rPr>
+        <w:t>làm</w:t>
+      </w:r>
+      <w:proofErr w:type="spellEnd"/>
+      <w:r>
+        <w:rPr>
+          <w:sz w:val="26"/>
+          <w:szCs w:val="26"/>
+        </w:rPr>
+        <w:t xml:space="preserve"> </w:t>
+      </w:r>
+      <w:proofErr w:type="spellStart"/>
+      <w:r>
+        <w:rPr>
+          <w:sz w:val="26"/>
+          <w:szCs w:val="26"/>
+        </w:rPr>
+        <w:t>và</w:t>
+      </w:r>
+      <w:proofErr w:type="spellEnd"/>
+      <w:r>
+        <w:rPr>
+          <w:sz w:val="26"/>
+          <w:szCs w:val="26"/>
+        </w:rPr>
+        <w:t xml:space="preserve"> </w:t>
+      </w:r>
+      <w:proofErr w:type="spellStart"/>
+      <w:r>
+        <w:rPr>
+          <w:sz w:val="26"/>
+          <w:szCs w:val="26"/>
+        </w:rPr>
+        <w:t>tuyển</w:t>
+      </w:r>
+      <w:proofErr w:type="spellEnd"/>
+      <w:r>
+        <w:rPr>
+          <w:sz w:val="26"/>
+          <w:szCs w:val="26"/>
+        </w:rPr>
+        <w:t xml:space="preserve"> </w:t>
+      </w:r>
+      <w:proofErr w:type="spellStart"/>
+      <w:r>
+        <w:rPr>
+          <w:sz w:val="26"/>
+          <w:szCs w:val="26"/>
+        </w:rPr>
+        <w:t>dụng</w:t>
+      </w:r>
+      <w:proofErr w:type="spellEnd"/>
+      <w:r>
+        <w:rPr>
+          <w:sz w:val="26"/>
+          <w:szCs w:val="26"/>
+        </w:rPr>
+        <w:t xml:space="preserve"> </w:t>
+      </w:r>
+      <w:proofErr w:type="spellStart"/>
+      <w:r>
+        <w:rPr>
+          <w:sz w:val="26"/>
+          <w:szCs w:val="26"/>
+        </w:rPr>
+        <w:t>nhân</w:t>
+      </w:r>
+      <w:proofErr w:type="spellEnd"/>
+      <w:r>
+        <w:rPr>
+          <w:sz w:val="26"/>
+          <w:szCs w:val="26"/>
+        </w:rPr>
+        <w:t xml:space="preserve"> </w:t>
+      </w:r>
+      <w:proofErr w:type="spellStart"/>
+      <w:r>
+        <w:rPr>
+          <w:sz w:val="26"/>
+          <w:szCs w:val="26"/>
+        </w:rPr>
+        <w:t>sự</w:t>
+      </w:r>
+      <w:proofErr w:type="spellEnd"/>
+      <w:r>
+        <w:rPr>
+          <w:sz w:val="26"/>
+          <w:szCs w:val="26"/>
+        </w:rPr>
+        <w:t xml:space="preserve">, </w:t>
+      </w:r>
+      <w:proofErr w:type="spellStart"/>
+      <w:r>
+        <w:rPr>
+          <w:sz w:val="26"/>
+          <w:szCs w:val="26"/>
+        </w:rPr>
+        <w:t>cần</w:t>
+      </w:r>
+      <w:proofErr w:type="spellEnd"/>
+      <w:r>
+        <w:rPr>
+          <w:sz w:val="26"/>
+          <w:szCs w:val="26"/>
+        </w:rPr>
+        <w:t xml:space="preserve"> </w:t>
+      </w:r>
+      <w:proofErr w:type="spellStart"/>
+      <w:r>
+        <w:rPr>
+          <w:sz w:val="26"/>
+          <w:szCs w:val="26"/>
+        </w:rPr>
+        <w:t>xác</w:t>
+      </w:r>
+      <w:proofErr w:type="spellEnd"/>
+      <w:r>
+        <w:rPr>
+          <w:sz w:val="26"/>
+          <w:szCs w:val="26"/>
+        </w:rPr>
+        <w:t xml:space="preserve"> </w:t>
+      </w:r>
+      <w:proofErr w:type="spellStart"/>
+      <w:r>
+        <w:rPr>
+          <w:sz w:val="26"/>
+          <w:szCs w:val="26"/>
+        </w:rPr>
+        <w:t>định</w:t>
+      </w:r>
+      <w:proofErr w:type="spellEnd"/>
+      <w:r>
+        <w:rPr>
+          <w:sz w:val="26"/>
+          <w:szCs w:val="26"/>
+        </w:rPr>
+        <w:t xml:space="preserve"> </w:t>
+      </w:r>
+      <w:proofErr w:type="spellStart"/>
+      <w:r>
+        <w:rPr>
+          <w:sz w:val="26"/>
+          <w:szCs w:val="26"/>
+        </w:rPr>
+        <w:t>nhu</w:t>
+      </w:r>
+      <w:proofErr w:type="spellEnd"/>
+      <w:r>
+        <w:rPr>
+          <w:sz w:val="26"/>
+          <w:szCs w:val="26"/>
+        </w:rPr>
+        <w:t xml:space="preserve"> </w:t>
+      </w:r>
+      <w:proofErr w:type="spellStart"/>
+      <w:r>
+        <w:rPr>
+          <w:sz w:val="26"/>
+          <w:szCs w:val="26"/>
+        </w:rPr>
+        <w:t>cầu</w:t>
+      </w:r>
+      <w:proofErr w:type="spellEnd"/>
+      <w:r>
+        <w:rPr>
+          <w:sz w:val="26"/>
+          <w:szCs w:val="26"/>
+        </w:rPr>
+        <w:t xml:space="preserve"> </w:t>
+      </w:r>
+      <w:proofErr w:type="spellStart"/>
+      <w:r>
+        <w:rPr>
+          <w:sz w:val="26"/>
+          <w:szCs w:val="26"/>
+        </w:rPr>
+        <w:t>của</w:t>
+      </w:r>
+      <w:proofErr w:type="spellEnd"/>
+      <w:r>
+        <w:rPr>
+          <w:sz w:val="26"/>
+          <w:szCs w:val="26"/>
+        </w:rPr>
+        <w:t xml:space="preserve"> </w:t>
+      </w:r>
+      <w:proofErr w:type="spellStart"/>
+      <w:r>
+        <w:rPr>
+          <w:sz w:val="26"/>
+          <w:szCs w:val="26"/>
+        </w:rPr>
+        <w:t>từng</w:t>
+      </w:r>
+      <w:proofErr w:type="spellEnd"/>
+      <w:r>
+        <w:rPr>
+          <w:sz w:val="26"/>
+          <w:szCs w:val="26"/>
+        </w:rPr>
+        <w:t xml:space="preserve"> </w:t>
+      </w:r>
+      <w:proofErr w:type="spellStart"/>
+      <w:r>
+        <w:rPr>
+          <w:sz w:val="26"/>
+          <w:szCs w:val="26"/>
+        </w:rPr>
+        <w:t>nhóm</w:t>
+      </w:r>
+      <w:proofErr w:type="spellEnd"/>
+      <w:r>
+        <w:rPr>
+          <w:sz w:val="26"/>
+          <w:szCs w:val="26"/>
+        </w:rPr>
+        <w:t xml:space="preserve"> </w:t>
+      </w:r>
+      <w:proofErr w:type="spellStart"/>
+      <w:r>
+        <w:rPr>
+          <w:sz w:val="26"/>
+          <w:szCs w:val="26"/>
+        </w:rPr>
+        <w:t>người</w:t>
+      </w:r>
+      <w:proofErr w:type="spellEnd"/>
+      <w:r>
+        <w:rPr>
+          <w:sz w:val="26"/>
+          <w:szCs w:val="26"/>
+        </w:rPr>
+        <w:t xml:space="preserve"> </w:t>
+      </w:r>
+      <w:proofErr w:type="spellStart"/>
+      <w:r>
+        <w:rPr>
+          <w:sz w:val="26"/>
+          <w:szCs w:val="26"/>
+        </w:rPr>
+        <w:t>dùng</w:t>
+      </w:r>
+      <w:proofErr w:type="spellEnd"/>
+      <w:r>
+        <w:rPr>
+          <w:sz w:val="26"/>
+          <w:szCs w:val="26"/>
+        </w:rPr>
+        <w:t xml:space="preserve">. </w:t>
+      </w:r>
+      <w:proofErr w:type="spellStart"/>
+      <w:r>
+        <w:rPr>
+          <w:sz w:val="26"/>
+          <w:szCs w:val="26"/>
+        </w:rPr>
+        <w:t>Mỗi</w:t>
+      </w:r>
+      <w:proofErr w:type="spellEnd"/>
+      <w:r>
+        <w:rPr>
+          <w:sz w:val="26"/>
+          <w:szCs w:val="26"/>
+        </w:rPr>
+        <w:t xml:space="preserve"> </w:t>
+      </w:r>
+      <w:proofErr w:type="spellStart"/>
+      <w:r>
+        <w:rPr>
+          <w:sz w:val="26"/>
+          <w:szCs w:val="26"/>
+        </w:rPr>
+        <w:t>đối</w:t>
+      </w:r>
+      <w:proofErr w:type="spellEnd"/>
+      <w:r>
+        <w:rPr>
+          <w:sz w:val="26"/>
+          <w:szCs w:val="26"/>
+        </w:rPr>
+        <w:t xml:space="preserve"> </w:t>
+      </w:r>
+      <w:proofErr w:type="spellStart"/>
+      <w:r>
+        <w:rPr>
+          <w:sz w:val="26"/>
+          <w:szCs w:val="26"/>
+        </w:rPr>
+        <w:t>tượng</w:t>
+      </w:r>
+      <w:proofErr w:type="spellEnd"/>
+      <w:r>
+        <w:rPr>
+          <w:sz w:val="26"/>
+          <w:szCs w:val="26"/>
+        </w:rPr>
+        <w:t xml:space="preserve"> </w:t>
+      </w:r>
+      <w:proofErr w:type="spellStart"/>
+      <w:r>
+        <w:rPr>
+          <w:sz w:val="26"/>
+          <w:szCs w:val="26"/>
+        </w:rPr>
+        <w:t>sử</w:t>
+      </w:r>
+      <w:proofErr w:type="spellEnd"/>
+      <w:r>
+        <w:rPr>
+          <w:sz w:val="26"/>
+          <w:szCs w:val="26"/>
+        </w:rPr>
+        <w:t xml:space="preserve"> </w:t>
+      </w:r>
+      <w:proofErr w:type="spellStart"/>
+      <w:r>
+        <w:rPr>
+          <w:sz w:val="26"/>
+          <w:szCs w:val="26"/>
+        </w:rPr>
+        <w:t>dụng</w:t>
+      </w:r>
+      <w:proofErr w:type="spellEnd"/>
+      <w:r>
+        <w:rPr>
+          <w:sz w:val="26"/>
+          <w:szCs w:val="26"/>
+        </w:rPr>
+        <w:t xml:space="preserve"> </w:t>
+      </w:r>
+      <w:proofErr w:type="spellStart"/>
+      <w:r>
+        <w:rPr>
+          <w:sz w:val="26"/>
+          <w:szCs w:val="26"/>
+        </w:rPr>
+        <w:t>có</w:t>
+      </w:r>
+      <w:proofErr w:type="spellEnd"/>
+      <w:r>
+        <w:rPr>
+          <w:sz w:val="26"/>
+          <w:szCs w:val="26"/>
+        </w:rPr>
+        <w:t xml:space="preserve"> </w:t>
+      </w:r>
+      <w:proofErr w:type="spellStart"/>
+      <w:r>
+        <w:rPr>
+          <w:sz w:val="26"/>
+          <w:szCs w:val="26"/>
+        </w:rPr>
+        <w:t>mục</w:t>
+      </w:r>
+      <w:proofErr w:type="spellEnd"/>
+      <w:r>
+        <w:rPr>
+          <w:sz w:val="26"/>
+          <w:szCs w:val="26"/>
+        </w:rPr>
+        <w:t xml:space="preserve"> </w:t>
+      </w:r>
+      <w:proofErr w:type="spellStart"/>
+      <w:r>
+        <w:rPr>
+          <w:sz w:val="26"/>
+          <w:szCs w:val="26"/>
+        </w:rPr>
+        <w:t>đích</w:t>
+      </w:r>
+      <w:proofErr w:type="spellEnd"/>
+      <w:r>
+        <w:rPr>
+          <w:sz w:val="26"/>
+          <w:szCs w:val="26"/>
+        </w:rPr>
+        <w:t xml:space="preserve"> </w:t>
+      </w:r>
+      <w:proofErr w:type="spellStart"/>
+      <w:r>
+        <w:rPr>
+          <w:sz w:val="26"/>
+          <w:szCs w:val="26"/>
+        </w:rPr>
+        <w:t>và</w:t>
+      </w:r>
+      <w:proofErr w:type="spellEnd"/>
+      <w:r>
+        <w:rPr>
+          <w:sz w:val="26"/>
+          <w:szCs w:val="26"/>
+        </w:rPr>
+        <w:t xml:space="preserve"> </w:t>
+      </w:r>
+      <w:proofErr w:type="spellStart"/>
+      <w:r>
+        <w:rPr>
+          <w:sz w:val="26"/>
+          <w:szCs w:val="26"/>
+        </w:rPr>
+        <w:t>yêu</w:t>
+      </w:r>
+      <w:proofErr w:type="spellEnd"/>
+      <w:r>
+        <w:rPr>
+          <w:sz w:val="26"/>
+          <w:szCs w:val="26"/>
+        </w:rPr>
+        <w:t xml:space="preserve"> </w:t>
+      </w:r>
+      <w:proofErr w:type="spellStart"/>
+      <w:r>
+        <w:rPr>
+          <w:sz w:val="26"/>
+          <w:szCs w:val="26"/>
+        </w:rPr>
+        <w:t>cầu</w:t>
+      </w:r>
+      <w:proofErr w:type="spellEnd"/>
+      <w:r>
+        <w:rPr>
+          <w:sz w:val="26"/>
+          <w:szCs w:val="26"/>
+        </w:rPr>
+        <w:t xml:space="preserve"> </w:t>
+      </w:r>
+      <w:proofErr w:type="spellStart"/>
+      <w:r>
+        <w:rPr>
+          <w:sz w:val="26"/>
+          <w:szCs w:val="26"/>
+        </w:rPr>
+        <w:t>khác</w:t>
+      </w:r>
+      <w:proofErr w:type="spellEnd"/>
+      <w:r>
+        <w:rPr>
+          <w:sz w:val="26"/>
+          <w:szCs w:val="26"/>
+        </w:rPr>
+        <w:t xml:space="preserve"> </w:t>
+      </w:r>
+      <w:proofErr w:type="spellStart"/>
+      <w:r>
+        <w:rPr>
+          <w:sz w:val="26"/>
+          <w:szCs w:val="26"/>
+        </w:rPr>
+        <w:t>nhau</w:t>
+      </w:r>
+      <w:proofErr w:type="spellEnd"/>
+      <w:r>
+        <w:rPr>
+          <w:sz w:val="26"/>
+          <w:szCs w:val="26"/>
+        </w:rPr>
+        <w:t xml:space="preserve">, </w:t>
+      </w:r>
+      <w:proofErr w:type="spellStart"/>
+      <w:r>
+        <w:rPr>
+          <w:sz w:val="26"/>
+          <w:szCs w:val="26"/>
+        </w:rPr>
+        <w:t>vì</w:t>
+      </w:r>
+      <w:proofErr w:type="spellEnd"/>
+      <w:r>
+        <w:rPr>
+          <w:sz w:val="26"/>
+          <w:szCs w:val="26"/>
+        </w:rPr>
+        <w:t xml:space="preserve"> </w:t>
+      </w:r>
+      <w:proofErr w:type="spellStart"/>
+      <w:r>
+        <w:rPr>
+          <w:sz w:val="26"/>
+          <w:szCs w:val="26"/>
+        </w:rPr>
+        <w:t>vậy</w:t>
+      </w:r>
+      <w:proofErr w:type="spellEnd"/>
+      <w:r>
+        <w:rPr>
+          <w:sz w:val="26"/>
+          <w:szCs w:val="26"/>
+        </w:rPr>
+        <w:t xml:space="preserve"> </w:t>
+      </w:r>
+      <w:proofErr w:type="spellStart"/>
+      <w:r>
+        <w:rPr>
+          <w:sz w:val="26"/>
+          <w:szCs w:val="26"/>
+        </w:rPr>
+        <w:t>hệ</w:t>
+      </w:r>
+      <w:proofErr w:type="spellEnd"/>
+      <w:r>
+        <w:rPr>
+          <w:sz w:val="26"/>
+          <w:szCs w:val="26"/>
+        </w:rPr>
+        <w:t xml:space="preserve"> </w:t>
+      </w:r>
+      <w:proofErr w:type="spellStart"/>
+      <w:r>
+        <w:rPr>
+          <w:sz w:val="26"/>
+          <w:szCs w:val="26"/>
+        </w:rPr>
+        <w:t>thống</w:t>
+      </w:r>
+      <w:proofErr w:type="spellEnd"/>
+      <w:r>
+        <w:rPr>
+          <w:sz w:val="26"/>
+          <w:szCs w:val="26"/>
+        </w:rPr>
+        <w:t xml:space="preserve"> </w:t>
+      </w:r>
+      <w:proofErr w:type="spellStart"/>
+      <w:r>
+        <w:rPr>
+          <w:sz w:val="26"/>
+          <w:szCs w:val="26"/>
+        </w:rPr>
+        <w:t>cần</w:t>
+      </w:r>
+      <w:proofErr w:type="spellEnd"/>
+      <w:r>
+        <w:rPr>
+          <w:sz w:val="26"/>
+          <w:szCs w:val="26"/>
+        </w:rPr>
+        <w:t xml:space="preserve"> </w:t>
+      </w:r>
+      <w:proofErr w:type="spellStart"/>
+      <w:r>
+        <w:rPr>
+          <w:sz w:val="26"/>
+          <w:szCs w:val="26"/>
+        </w:rPr>
+        <w:t>cung</w:t>
+      </w:r>
+      <w:proofErr w:type="spellEnd"/>
+      <w:r>
+        <w:rPr>
+          <w:sz w:val="26"/>
+          <w:szCs w:val="26"/>
+        </w:rPr>
+        <w:t xml:space="preserve"> </w:t>
+      </w:r>
+      <w:proofErr w:type="spellStart"/>
+      <w:r>
+        <w:rPr>
+          <w:sz w:val="26"/>
+          <w:szCs w:val="26"/>
+        </w:rPr>
+        <w:t>cấp</w:t>
+      </w:r>
+      <w:proofErr w:type="spellEnd"/>
+      <w:r>
+        <w:rPr>
+          <w:sz w:val="26"/>
+          <w:szCs w:val="26"/>
+        </w:rPr>
+        <w:t xml:space="preserve"> </w:t>
+      </w:r>
+      <w:proofErr w:type="spellStart"/>
+      <w:r>
+        <w:rPr>
+          <w:sz w:val="26"/>
+          <w:szCs w:val="26"/>
+        </w:rPr>
+        <w:t>các</w:t>
+      </w:r>
+      <w:proofErr w:type="spellEnd"/>
+      <w:r>
+        <w:rPr>
+          <w:sz w:val="26"/>
+          <w:szCs w:val="26"/>
+        </w:rPr>
+        <w:t xml:space="preserve"> </w:t>
+      </w:r>
+      <w:proofErr w:type="spellStart"/>
+      <w:r>
+        <w:rPr>
+          <w:sz w:val="26"/>
+          <w:szCs w:val="26"/>
+        </w:rPr>
+        <w:t>chức</w:t>
+      </w:r>
+      <w:proofErr w:type="spellEnd"/>
+      <w:r>
+        <w:rPr>
+          <w:sz w:val="26"/>
+          <w:szCs w:val="26"/>
+        </w:rPr>
+        <w:t xml:space="preserve"> </w:t>
+      </w:r>
+      <w:proofErr w:type="spellStart"/>
+      <w:r>
+        <w:rPr>
+          <w:sz w:val="26"/>
+          <w:szCs w:val="26"/>
+        </w:rPr>
+        <w:t>năng</w:t>
+      </w:r>
+      <w:proofErr w:type="spellEnd"/>
+      <w:r>
+        <w:rPr>
+          <w:sz w:val="26"/>
+          <w:szCs w:val="26"/>
+        </w:rPr>
+        <w:t xml:space="preserve"> </w:t>
+      </w:r>
+      <w:proofErr w:type="spellStart"/>
+      <w:r>
+        <w:rPr>
+          <w:sz w:val="26"/>
+          <w:szCs w:val="26"/>
+        </w:rPr>
+        <w:t>phù</w:t>
+      </w:r>
+      <w:proofErr w:type="spellEnd"/>
+      <w:r>
+        <w:rPr>
+          <w:sz w:val="26"/>
+          <w:szCs w:val="26"/>
+        </w:rPr>
+        <w:t xml:space="preserve"> </w:t>
+      </w:r>
+      <w:proofErr w:type="spellStart"/>
+      <w:r>
+        <w:rPr>
+          <w:sz w:val="26"/>
+          <w:szCs w:val="26"/>
+        </w:rPr>
+        <w:t>hợp</w:t>
+      </w:r>
+      <w:proofErr w:type="spellEnd"/>
+      <w:r>
+        <w:rPr>
+          <w:sz w:val="26"/>
+          <w:szCs w:val="26"/>
+        </w:rPr>
+        <w:t xml:space="preserve"> </w:t>
+      </w:r>
+      <w:proofErr w:type="spellStart"/>
+      <w:r>
+        <w:rPr>
+          <w:sz w:val="26"/>
+          <w:szCs w:val="26"/>
+        </w:rPr>
+        <w:t>với</w:t>
+      </w:r>
+      <w:proofErr w:type="spellEnd"/>
+      <w:r>
+        <w:rPr>
+          <w:sz w:val="26"/>
+          <w:szCs w:val="26"/>
+        </w:rPr>
+        <w:t xml:space="preserve"> </w:t>
+      </w:r>
+      <w:proofErr w:type="spellStart"/>
+      <w:r>
+        <w:rPr>
+          <w:sz w:val="26"/>
+          <w:szCs w:val="26"/>
+        </w:rPr>
+        <w:t>từng</w:t>
+      </w:r>
+      <w:proofErr w:type="spellEnd"/>
+      <w:r>
+        <w:rPr>
+          <w:sz w:val="26"/>
+          <w:szCs w:val="26"/>
+        </w:rPr>
+        <w:t xml:space="preserve"> </w:t>
+      </w:r>
+      <w:proofErr w:type="spellStart"/>
+      <w:r>
+        <w:rPr>
+          <w:sz w:val="26"/>
+          <w:szCs w:val="26"/>
+        </w:rPr>
+        <w:t>vai</w:t>
+      </w:r>
+      <w:proofErr w:type="spellEnd"/>
+      <w:r>
+        <w:rPr>
+          <w:sz w:val="26"/>
+          <w:szCs w:val="26"/>
+        </w:rPr>
+        <w:t xml:space="preserve"> </w:t>
+      </w:r>
+      <w:proofErr w:type="spellStart"/>
+      <w:r>
+        <w:rPr>
+          <w:sz w:val="26"/>
+          <w:szCs w:val="26"/>
+        </w:rPr>
+        <w:t>trò</w:t>
+      </w:r>
+      <w:proofErr w:type="spellEnd"/>
+      <w:r>
+        <w:rPr>
+          <w:sz w:val="26"/>
+          <w:szCs w:val="26"/>
+        </w:rPr>
+        <w:t xml:space="preserve"> </w:t>
+      </w:r>
+      <w:proofErr w:type="spellStart"/>
+      <w:r>
+        <w:rPr>
+          <w:sz w:val="26"/>
+          <w:szCs w:val="26"/>
+        </w:rPr>
+        <w:t>nhằm</w:t>
+      </w:r>
+      <w:proofErr w:type="spellEnd"/>
+      <w:r>
+        <w:rPr>
+          <w:sz w:val="26"/>
+          <w:szCs w:val="26"/>
+        </w:rPr>
+        <w:t xml:space="preserve"> </w:t>
+      </w:r>
+      <w:proofErr w:type="spellStart"/>
+      <w:r>
+        <w:rPr>
+          <w:sz w:val="26"/>
+          <w:szCs w:val="26"/>
+        </w:rPr>
+        <w:t>đảm</w:t>
+      </w:r>
+      <w:proofErr w:type="spellEnd"/>
+      <w:r>
+        <w:rPr>
+          <w:sz w:val="26"/>
+          <w:szCs w:val="26"/>
+        </w:rPr>
+        <w:t xml:space="preserve"> </w:t>
+      </w:r>
+      <w:proofErr w:type="spellStart"/>
+      <w:r>
+        <w:rPr>
+          <w:sz w:val="26"/>
+          <w:szCs w:val="26"/>
+        </w:rPr>
+        <w:t>bảo</w:t>
+      </w:r>
+      <w:proofErr w:type="spellEnd"/>
+      <w:r>
+        <w:rPr>
+          <w:sz w:val="26"/>
+          <w:szCs w:val="26"/>
+        </w:rPr>
+        <w:t xml:space="preserve"> </w:t>
+      </w:r>
+      <w:proofErr w:type="spellStart"/>
+      <w:r>
+        <w:rPr>
+          <w:sz w:val="26"/>
+          <w:szCs w:val="26"/>
+        </w:rPr>
+        <w:t>quá</w:t>
+      </w:r>
+      <w:proofErr w:type="spellEnd"/>
+      <w:r>
+        <w:rPr>
+          <w:sz w:val="26"/>
+          <w:szCs w:val="26"/>
+        </w:rPr>
+        <w:t xml:space="preserve"> </w:t>
+      </w:r>
+      <w:proofErr w:type="spellStart"/>
+      <w:r>
+        <w:rPr>
+          <w:sz w:val="26"/>
+          <w:szCs w:val="26"/>
+        </w:rPr>
+        <w:t>trình</w:t>
+      </w:r>
+      <w:proofErr w:type="spellEnd"/>
+      <w:r>
+        <w:rPr>
+          <w:sz w:val="26"/>
+          <w:szCs w:val="26"/>
+        </w:rPr>
+        <w:t xml:space="preserve"> </w:t>
+      </w:r>
+      <w:proofErr w:type="spellStart"/>
+      <w:r>
+        <w:rPr>
+          <w:sz w:val="26"/>
+          <w:szCs w:val="26"/>
+        </w:rPr>
+        <w:t>sử</w:t>
+      </w:r>
+      <w:proofErr w:type="spellEnd"/>
+      <w:r>
+        <w:rPr>
+          <w:sz w:val="26"/>
+          <w:szCs w:val="26"/>
+        </w:rPr>
+        <w:t xml:space="preserve"> </w:t>
+      </w:r>
+      <w:proofErr w:type="spellStart"/>
+      <w:r>
+        <w:rPr>
+          <w:sz w:val="26"/>
+          <w:szCs w:val="26"/>
+        </w:rPr>
+        <w:t>dụng</w:t>
+      </w:r>
+      <w:proofErr w:type="spellEnd"/>
+      <w:r>
+        <w:rPr>
+          <w:sz w:val="26"/>
+          <w:szCs w:val="26"/>
+        </w:rPr>
+        <w:t xml:space="preserve"> </w:t>
+      </w:r>
+      <w:proofErr w:type="spellStart"/>
+      <w:r>
+        <w:rPr>
+          <w:sz w:val="26"/>
+          <w:szCs w:val="26"/>
+        </w:rPr>
+        <w:t>được</w:t>
+      </w:r>
+      <w:proofErr w:type="spellEnd"/>
+      <w:r>
+        <w:rPr>
+          <w:sz w:val="26"/>
+          <w:szCs w:val="26"/>
+        </w:rPr>
+        <w:t xml:space="preserve"> </w:t>
+      </w:r>
+      <w:proofErr w:type="spellStart"/>
+      <w:r>
+        <w:rPr>
+          <w:sz w:val="26"/>
+          <w:szCs w:val="26"/>
+        </w:rPr>
+        <w:t>thuận</w:t>
+      </w:r>
+      <w:proofErr w:type="spellEnd"/>
+      <w:r>
+        <w:rPr>
+          <w:sz w:val="26"/>
+          <w:szCs w:val="26"/>
+        </w:rPr>
+        <w:t xml:space="preserve"> </w:t>
+      </w:r>
+      <w:proofErr w:type="spellStart"/>
+      <w:r>
+        <w:rPr>
+          <w:sz w:val="26"/>
+          <w:szCs w:val="26"/>
+        </w:rPr>
+        <w:t>tiện</w:t>
+      </w:r>
+      <w:proofErr w:type="spellEnd"/>
+      <w:r>
+        <w:rPr>
+          <w:sz w:val="26"/>
+          <w:szCs w:val="26"/>
+        </w:rPr>
+        <w:t xml:space="preserve"> </w:t>
+      </w:r>
+      <w:proofErr w:type="spellStart"/>
+      <w:r>
+        <w:rPr>
+          <w:sz w:val="26"/>
+          <w:szCs w:val="26"/>
+        </w:rPr>
+        <w:t>và</w:t>
+      </w:r>
+      <w:proofErr w:type="spellEnd"/>
+      <w:r>
+        <w:rPr>
+          <w:sz w:val="26"/>
+          <w:szCs w:val="26"/>
+        </w:rPr>
+        <w:t xml:space="preserve"> </w:t>
+      </w:r>
+      <w:proofErr w:type="spellStart"/>
+      <w:r>
+        <w:rPr>
+          <w:sz w:val="26"/>
+          <w:szCs w:val="26"/>
+        </w:rPr>
+        <w:t>hiệu</w:t>
+      </w:r>
+      <w:proofErr w:type="spellEnd"/>
+      <w:r>
+        <w:rPr>
+          <w:sz w:val="26"/>
+          <w:szCs w:val="26"/>
+        </w:rPr>
+        <w:t xml:space="preserve"> </w:t>
+      </w:r>
+      <w:proofErr w:type="spellStart"/>
+      <w:r>
+        <w:rPr>
+          <w:sz w:val="26"/>
+          <w:szCs w:val="26"/>
+        </w:rPr>
+        <w:t>quả</w:t>
+      </w:r>
+      <w:proofErr w:type="spellEnd"/>
+      <w:r>
+        <w:rPr>
+          <w:sz w:val="26"/>
+          <w:szCs w:val="26"/>
+        </w:rPr>
+        <w:t>.</w:t>
+      </w:r>
+    </w:p>
+    <w:p>
+      <w:pPr>
+        <w:pStyle w:val="Heading4"/>
+        <w:spacing w:before="0" w:beforeAutospacing="0" w:after="0" w:afterAutospacing="0" w:line="360" w:lineRule="auto"/>
+        <w:rPr>
+          <w:sz w:val="26"/>
+          <w:szCs w:val="26"/>
+        </w:rPr>
+      </w:pPr>
+      <w:r>
+        <w:rPr>
+          <w:sz w:val="26"/>
+          <w:szCs w:val="26"/>
+        </w:rPr>
+        <w:t xml:space="preserve">3.3.1. </w:t>
+      </w:r>
+      <w:proofErr w:type="spellStart"/>
+      <w:r>
+        <w:rPr>
+          <w:sz w:val="26"/>
+          <w:szCs w:val="26"/>
+        </w:rPr>
+        <w:t>Nhu</w:t>
+      </w:r>
+      <w:proofErr w:type="spellEnd"/>
+      <w:r>
+        <w:rPr>
+          <w:sz w:val="26"/>
+          <w:szCs w:val="26"/>
+        </w:rPr>
+        <w:t xml:space="preserve"> </w:t>
+      </w:r>
+      <w:proofErr w:type="spellStart"/>
+      <w:r>
+        <w:rPr>
+          <w:sz w:val="26"/>
+          <w:szCs w:val="26"/>
+        </w:rPr>
+        <w:t>cầu</w:t>
+      </w:r>
+      <w:proofErr w:type="spellEnd"/>
+      <w:r>
+        <w:rPr>
+          <w:sz w:val="26"/>
+          <w:szCs w:val="26"/>
+        </w:rPr>
+        <w:t xml:space="preserve"> </w:t>
+      </w:r>
+      <w:proofErr w:type="spellStart"/>
+      <w:r>
+        <w:rPr>
+          <w:sz w:val="26"/>
+          <w:szCs w:val="26"/>
+        </w:rPr>
+        <w:t>của</w:t>
+      </w:r>
+      <w:proofErr w:type="spellEnd"/>
+      <w:r>
+        <w:rPr>
+          <w:sz w:val="26"/>
+          <w:szCs w:val="26"/>
+        </w:rPr>
+        <w:t xml:space="preserve"> </w:t>
+      </w:r>
+      <w:proofErr w:type="spellStart"/>
+      <w:r>
+        <w:rPr>
+          <w:sz w:val="26"/>
+          <w:szCs w:val="26"/>
+        </w:rPr>
+        <w:t>ứng</w:t>
+      </w:r>
+      <w:proofErr w:type="spellEnd"/>
+      <w:r>
+        <w:rPr>
+          <w:sz w:val="26"/>
+          <w:szCs w:val="26"/>
+        </w:rPr>
+        <w:t xml:space="preserve"> </w:t>
+      </w:r>
+      <w:proofErr w:type="spellStart"/>
+      <w:r>
+        <w:rPr>
+          <w:sz w:val="26"/>
+          <w:szCs w:val="26"/>
+        </w:rPr>
+        <w:t>viên</w:t>
+      </w:r>
+      <w:proofErr w:type="spellEnd"/>
+    </w:p>
+    <w:p>
+      <w:pPr>
+        <w:pStyle w:val="isselectedend"/>
+        <w:spacing w:before="0" w:beforeAutospacing="0" w:after="0" w:afterAutospacing="0" w:line="360" w:lineRule="auto"/>
+        <w:ind w:firstLine="720"/>
+        <w:rPr>
+          <w:sz w:val="26"/>
+          <w:szCs w:val="26"/>
+        </w:rPr>
+      </w:pPr>
+      <w:proofErr w:type="spellStart"/>
+      <w:r>
+        <w:rPr>
+          <w:sz w:val="26"/>
+          <w:szCs w:val="26"/>
+        </w:rPr>
+        <w:t>Ứng</w:t>
+      </w:r>
+      <w:proofErr w:type="spellEnd"/>
+      <w:r>
+        <w:rPr>
+          <w:sz w:val="26"/>
+          <w:szCs w:val="26"/>
+        </w:rPr>
+        <w:t xml:space="preserve"> </w:t>
+      </w:r>
+      <w:proofErr w:type="spellStart"/>
+      <w:r>
+        <w:rPr>
+          <w:sz w:val="26"/>
+          <w:szCs w:val="26"/>
+        </w:rPr>
+        <w:t>viên</w:t>
+      </w:r>
+      <w:proofErr w:type="spellEnd"/>
+      <w:r>
+        <w:rPr>
+          <w:sz w:val="26"/>
+          <w:szCs w:val="26"/>
+        </w:rPr>
+        <w:t xml:space="preserve"> </w:t>
+      </w:r>
+      <w:proofErr w:type="spellStart"/>
+      <w:r>
+        <w:rPr>
+          <w:sz w:val="26"/>
+          <w:szCs w:val="26"/>
+        </w:rPr>
+        <w:t>cần</w:t>
+      </w:r>
+      <w:proofErr w:type="spellEnd"/>
+      <w:r>
+        <w:rPr>
+          <w:sz w:val="26"/>
+          <w:szCs w:val="26"/>
+        </w:rPr>
+        <w:t xml:space="preserve"> </w:t>
+      </w:r>
+      <w:proofErr w:type="spellStart"/>
+      <w:r>
+        <w:rPr>
+          <w:sz w:val="26"/>
+          <w:szCs w:val="26"/>
+        </w:rPr>
+        <w:t>một</w:t>
+      </w:r>
+      <w:proofErr w:type="spellEnd"/>
+      <w:r>
+        <w:rPr>
+          <w:sz w:val="26"/>
+          <w:szCs w:val="26"/>
+        </w:rPr>
+        <w:t xml:space="preserve"> </w:t>
+      </w:r>
+      <w:proofErr w:type="spellStart"/>
+      <w:r>
+        <w:rPr>
+          <w:sz w:val="26"/>
+          <w:szCs w:val="26"/>
+        </w:rPr>
+        <w:t>hệ</w:t>
+      </w:r>
+      <w:proofErr w:type="spellEnd"/>
+      <w:r>
+        <w:rPr>
+          <w:sz w:val="26"/>
+          <w:szCs w:val="26"/>
+        </w:rPr>
+        <w:t xml:space="preserve"> </w:t>
+      </w:r>
+      <w:proofErr w:type="spellStart"/>
+      <w:r>
+        <w:rPr>
+          <w:sz w:val="26"/>
+          <w:szCs w:val="26"/>
+        </w:rPr>
+        <w:t>thống</w:t>
+      </w:r>
+      <w:proofErr w:type="spellEnd"/>
+      <w:r>
+        <w:rPr>
+          <w:sz w:val="26"/>
+          <w:szCs w:val="26"/>
+        </w:rPr>
+        <w:t xml:space="preserve"> </w:t>
+      </w:r>
+      <w:proofErr w:type="spellStart"/>
+      <w:r>
+        <w:rPr>
+          <w:sz w:val="26"/>
+          <w:szCs w:val="26"/>
+        </w:rPr>
+        <w:t>giúp</w:t>
+      </w:r>
+      <w:proofErr w:type="spellEnd"/>
+      <w:r>
+        <w:rPr>
+          <w:sz w:val="26"/>
+          <w:szCs w:val="26"/>
+        </w:rPr>
+        <w:t xml:space="preserve"> </w:t>
+      </w:r>
+      <w:proofErr w:type="spellStart"/>
+      <w:r>
+        <w:rPr>
+          <w:sz w:val="26"/>
+          <w:szCs w:val="26"/>
+        </w:rPr>
+        <w:t>tìm</w:t>
+      </w:r>
+      <w:proofErr w:type="spellEnd"/>
+      <w:r>
+        <w:rPr>
+          <w:sz w:val="26"/>
+          <w:szCs w:val="26"/>
+        </w:rPr>
+        <w:t xml:space="preserve"> </w:t>
+      </w:r>
+      <w:proofErr w:type="spellStart"/>
+      <w:r>
+        <w:rPr>
+          <w:sz w:val="26"/>
+          <w:szCs w:val="26"/>
+        </w:rPr>
+        <w:t>kiếm</w:t>
+      </w:r>
+      <w:proofErr w:type="spellEnd"/>
+      <w:r>
+        <w:rPr>
+          <w:sz w:val="26"/>
+          <w:szCs w:val="26"/>
+        </w:rPr>
+        <w:t xml:space="preserve"> </w:t>
+      </w:r>
+      <w:proofErr w:type="spellStart"/>
+      <w:r>
+        <w:rPr>
+          <w:sz w:val="26"/>
+          <w:szCs w:val="26"/>
+        </w:rPr>
+        <w:t>việc</w:t>
+      </w:r>
+      <w:proofErr w:type="spellEnd"/>
+      <w:r>
+        <w:rPr>
+          <w:sz w:val="26"/>
+          <w:szCs w:val="26"/>
+        </w:rPr>
+        <w:t xml:space="preserve"> </w:t>
+      </w:r>
+      <w:proofErr w:type="spellStart"/>
+      <w:r>
+        <w:rPr>
+          <w:sz w:val="26"/>
+          <w:szCs w:val="26"/>
+        </w:rPr>
+        <w:t>làm</w:t>
+      </w:r>
+      <w:proofErr w:type="spellEnd"/>
+      <w:r>
+        <w:rPr>
+          <w:sz w:val="26"/>
+          <w:szCs w:val="26"/>
+        </w:rPr>
+        <w:t xml:space="preserve"> </w:t>
+      </w:r>
+      <w:proofErr w:type="spellStart"/>
+      <w:r>
+        <w:rPr>
+          <w:sz w:val="26"/>
+          <w:szCs w:val="26"/>
+        </w:rPr>
+        <w:t>nhanh</w:t>
+      </w:r>
+      <w:proofErr w:type="spellEnd"/>
+      <w:r>
+        <w:rPr>
+          <w:sz w:val="26"/>
+          <w:szCs w:val="26"/>
+        </w:rPr>
+        <w:t xml:space="preserve"> </w:t>
+      </w:r>
+      <w:proofErr w:type="spellStart"/>
+      <w:r>
+        <w:rPr>
+          <w:sz w:val="26"/>
+          <w:szCs w:val="26"/>
+        </w:rPr>
+        <w:t>chóng</w:t>
+      </w:r>
+      <w:proofErr w:type="spellEnd"/>
+      <w:r>
+        <w:rPr>
+          <w:sz w:val="26"/>
+          <w:szCs w:val="26"/>
+        </w:rPr>
+        <w:t xml:space="preserve"> </w:t>
+      </w:r>
+      <w:proofErr w:type="spellStart"/>
+      <w:r>
+        <w:rPr>
+          <w:sz w:val="26"/>
+          <w:szCs w:val="26"/>
+        </w:rPr>
+        <w:t>và</w:t>
+      </w:r>
+      <w:proofErr w:type="spellEnd"/>
+      <w:r>
+        <w:rPr>
+          <w:sz w:val="26"/>
+          <w:szCs w:val="26"/>
+        </w:rPr>
+        <w:t xml:space="preserve"> </w:t>
+      </w:r>
+      <w:proofErr w:type="spellStart"/>
+      <w:r>
+        <w:rPr>
+          <w:sz w:val="26"/>
+          <w:szCs w:val="26"/>
+        </w:rPr>
+        <w:t>thuận</w:t>
+      </w:r>
+      <w:proofErr w:type="spellEnd"/>
+      <w:r>
+        <w:rPr>
+          <w:sz w:val="26"/>
+          <w:szCs w:val="26"/>
+        </w:rPr>
+        <w:t xml:space="preserve"> </w:t>
+      </w:r>
+      <w:proofErr w:type="spellStart"/>
+      <w:r>
+        <w:rPr>
+          <w:sz w:val="26"/>
+          <w:szCs w:val="26"/>
+        </w:rPr>
+        <w:t>tiện</w:t>
+      </w:r>
+      <w:proofErr w:type="spellEnd"/>
+      <w:r>
+        <w:rPr>
+          <w:sz w:val="26"/>
+          <w:szCs w:val="26"/>
+        </w:rPr>
+        <w:t xml:space="preserve">. </w:t>
+      </w:r>
+      <w:proofErr w:type="spellStart"/>
+      <w:r>
+        <w:rPr>
+          <w:sz w:val="26"/>
+          <w:szCs w:val="26"/>
+        </w:rPr>
+        <w:t>Người</w:t>
+      </w:r>
+      <w:proofErr w:type="spellEnd"/>
+      <w:r>
+        <w:rPr>
+          <w:sz w:val="26"/>
+          <w:szCs w:val="26"/>
+        </w:rPr>
+        <w:t xml:space="preserve"> </w:t>
+      </w:r>
+      <w:proofErr w:type="spellStart"/>
+      <w:r>
+        <w:rPr>
+          <w:sz w:val="26"/>
+          <w:szCs w:val="26"/>
+        </w:rPr>
+        <w:t>dùng</w:t>
+      </w:r>
+      <w:proofErr w:type="spellEnd"/>
+      <w:r>
+        <w:rPr>
+          <w:sz w:val="26"/>
+          <w:szCs w:val="26"/>
+        </w:rPr>
+        <w:t xml:space="preserve"> </w:t>
+      </w:r>
+      <w:proofErr w:type="spellStart"/>
+      <w:r>
+        <w:rPr>
+          <w:sz w:val="26"/>
+          <w:szCs w:val="26"/>
+        </w:rPr>
+        <w:t>có</w:t>
+      </w:r>
+      <w:proofErr w:type="spellEnd"/>
+      <w:r>
+        <w:rPr>
+          <w:sz w:val="26"/>
+          <w:szCs w:val="26"/>
+        </w:rPr>
+        <w:t xml:space="preserve"> </w:t>
+      </w:r>
+      <w:proofErr w:type="spellStart"/>
+      <w:r>
+        <w:rPr>
+          <w:sz w:val="26"/>
+          <w:szCs w:val="26"/>
+        </w:rPr>
+        <w:t>nhu</w:t>
+      </w:r>
+      <w:proofErr w:type="spellEnd"/>
+      <w:r>
+        <w:rPr>
+          <w:sz w:val="26"/>
+          <w:szCs w:val="26"/>
+        </w:rPr>
+        <w:t xml:space="preserve"> </w:t>
+      </w:r>
+      <w:proofErr w:type="spellStart"/>
+      <w:r>
+        <w:rPr>
+          <w:sz w:val="26"/>
+          <w:szCs w:val="26"/>
+        </w:rPr>
+        <w:t>cầu</w:t>
+      </w:r>
+      <w:proofErr w:type="spellEnd"/>
+      <w:r>
+        <w:rPr>
+          <w:sz w:val="26"/>
+          <w:szCs w:val="26"/>
+        </w:rPr>
+        <w:t xml:space="preserve"> </w:t>
+      </w:r>
+      <w:proofErr w:type="spellStart"/>
+      <w:r>
+        <w:rPr>
+          <w:sz w:val="26"/>
+          <w:szCs w:val="26"/>
+        </w:rPr>
+        <w:t>đăng</w:t>
+      </w:r>
+      <w:proofErr w:type="spellEnd"/>
+      <w:r>
+        <w:rPr>
+          <w:sz w:val="26"/>
+          <w:szCs w:val="26"/>
+        </w:rPr>
+        <w:t xml:space="preserve"> </w:t>
+      </w:r>
+      <w:proofErr w:type="spellStart"/>
+      <w:r>
+        <w:rPr>
+          <w:sz w:val="26"/>
+          <w:szCs w:val="26"/>
+        </w:rPr>
+        <w:t>ký</w:t>
+      </w:r>
+      <w:proofErr w:type="spellEnd"/>
+      <w:r>
+        <w:rPr>
+          <w:sz w:val="26"/>
+          <w:szCs w:val="26"/>
+        </w:rPr>
+        <w:t xml:space="preserve"> </w:t>
+      </w:r>
+      <w:proofErr w:type="spellStart"/>
+      <w:r>
+        <w:rPr>
+          <w:sz w:val="26"/>
+          <w:szCs w:val="26"/>
+        </w:rPr>
+        <w:t>và</w:t>
+      </w:r>
+      <w:proofErr w:type="spellEnd"/>
+      <w:r>
+        <w:rPr>
+          <w:sz w:val="26"/>
+          <w:szCs w:val="26"/>
+        </w:rPr>
+        <w:t xml:space="preserve"> </w:t>
+      </w:r>
+      <w:proofErr w:type="spellStart"/>
+      <w:r>
+        <w:rPr>
+          <w:sz w:val="26"/>
+          <w:szCs w:val="26"/>
+        </w:rPr>
+        <w:t>đăng</w:t>
+      </w:r>
+      <w:proofErr w:type="spellEnd"/>
+      <w:r>
+        <w:rPr>
+          <w:sz w:val="26"/>
+          <w:szCs w:val="26"/>
+        </w:rPr>
+        <w:t xml:space="preserve"> </w:t>
+      </w:r>
+      <w:proofErr w:type="spellStart"/>
+      <w:r>
+        <w:rPr>
+          <w:sz w:val="26"/>
+          <w:szCs w:val="26"/>
+        </w:rPr>
+        <w:t>nhập</w:t>
+      </w:r>
+      <w:proofErr w:type="spellEnd"/>
+      <w:r>
+        <w:rPr>
+          <w:sz w:val="26"/>
+          <w:szCs w:val="26"/>
+        </w:rPr>
+        <w:t xml:space="preserve"> </w:t>
+      </w:r>
+      <w:proofErr w:type="spellStart"/>
+      <w:r>
+        <w:rPr>
+          <w:sz w:val="26"/>
+          <w:szCs w:val="26"/>
+        </w:rPr>
+        <w:t>tài</w:t>
+      </w:r>
+      <w:proofErr w:type="spellEnd"/>
+      <w:r>
+        <w:rPr>
+          <w:sz w:val="26"/>
+          <w:szCs w:val="26"/>
+        </w:rPr>
+        <w:t xml:space="preserve"> </w:t>
+      </w:r>
+      <w:proofErr w:type="spellStart"/>
+      <w:r>
+        <w:rPr>
+          <w:sz w:val="26"/>
+          <w:szCs w:val="26"/>
+        </w:rPr>
+        <w:t>khoản</w:t>
+      </w:r>
+      <w:proofErr w:type="spellEnd"/>
+      <w:r>
+        <w:rPr>
+          <w:sz w:val="26"/>
+          <w:szCs w:val="26"/>
+        </w:rPr>
+        <w:t xml:space="preserve">, </w:t>
+      </w:r>
+      <w:proofErr w:type="spellStart"/>
+      <w:r>
+        <w:rPr>
+          <w:sz w:val="26"/>
+          <w:szCs w:val="26"/>
+        </w:rPr>
+        <w:t>cập</w:t>
+      </w:r>
+      <w:proofErr w:type="spellEnd"/>
+      <w:r>
+        <w:rPr>
+          <w:sz w:val="26"/>
+          <w:szCs w:val="26"/>
+        </w:rPr>
+        <w:t xml:space="preserve"> </w:t>
+      </w:r>
+      <w:proofErr w:type="spellStart"/>
+      <w:r>
+        <w:rPr>
+          <w:sz w:val="26"/>
+          <w:szCs w:val="26"/>
+        </w:rPr>
+        <w:t>nhật</w:t>
+      </w:r>
+      <w:proofErr w:type="spellEnd"/>
+      <w:r>
+        <w:rPr>
+          <w:sz w:val="26"/>
+          <w:szCs w:val="26"/>
+        </w:rPr>
+        <w:t xml:space="preserve"> </w:t>
+      </w:r>
+      <w:proofErr w:type="spellStart"/>
+      <w:r>
+        <w:rPr>
+          <w:sz w:val="26"/>
+          <w:szCs w:val="26"/>
+        </w:rPr>
+        <w:t>thông</w:t>
+      </w:r>
+      <w:proofErr w:type="spellEnd"/>
+      <w:r>
+        <w:rPr>
+          <w:sz w:val="26"/>
+          <w:szCs w:val="26"/>
+        </w:rPr>
+        <w:t xml:space="preserve"> tin </w:t>
+      </w:r>
+      <w:proofErr w:type="spellStart"/>
+      <w:r>
+        <w:rPr>
+          <w:sz w:val="26"/>
+          <w:szCs w:val="26"/>
+        </w:rPr>
+        <w:t>cá</w:t>
+      </w:r>
+      <w:proofErr w:type="spellEnd"/>
+      <w:r>
+        <w:rPr>
+          <w:sz w:val="26"/>
+          <w:szCs w:val="26"/>
+        </w:rPr>
+        <w:t xml:space="preserve"> </w:t>
+      </w:r>
+      <w:proofErr w:type="spellStart"/>
+      <w:r>
+        <w:rPr>
+          <w:sz w:val="26"/>
+          <w:szCs w:val="26"/>
+        </w:rPr>
+        <w:t>nhân</w:t>
+      </w:r>
+      <w:proofErr w:type="spellEnd"/>
+      <w:r>
+        <w:rPr>
+          <w:sz w:val="26"/>
+          <w:szCs w:val="26"/>
+        </w:rPr>
+        <w:t xml:space="preserve">, </w:t>
+      </w:r>
+      <w:proofErr w:type="spellStart"/>
+      <w:r>
+        <w:rPr>
+          <w:sz w:val="26"/>
+          <w:szCs w:val="26"/>
+        </w:rPr>
+        <w:t>tạo</w:t>
+      </w:r>
+      <w:proofErr w:type="spellEnd"/>
+      <w:r>
+        <w:rPr>
+          <w:sz w:val="26"/>
+          <w:szCs w:val="26"/>
+        </w:rPr>
+        <w:t xml:space="preserve"> </w:t>
+      </w:r>
+      <w:proofErr w:type="spellStart"/>
+      <w:r>
+        <w:rPr>
+          <w:sz w:val="26"/>
+          <w:szCs w:val="26"/>
+        </w:rPr>
+        <w:t>hồ</w:t>
+      </w:r>
+      <w:proofErr w:type="spellEnd"/>
+      <w:r>
+        <w:rPr>
+          <w:sz w:val="26"/>
+          <w:szCs w:val="26"/>
+        </w:rPr>
+        <w:t xml:space="preserve"> </w:t>
+      </w:r>
+      <w:proofErr w:type="spellStart"/>
+      <w:r>
+        <w:rPr>
+          <w:sz w:val="26"/>
+          <w:szCs w:val="26"/>
+        </w:rPr>
+        <w:t>sơ</w:t>
+      </w:r>
+      <w:proofErr w:type="spellEnd"/>
+      <w:r>
+        <w:rPr>
+          <w:sz w:val="26"/>
+          <w:szCs w:val="26"/>
+        </w:rPr>
+        <w:t xml:space="preserve"> </w:t>
+      </w:r>
+      <w:proofErr w:type="spellStart"/>
+      <w:r>
+        <w:rPr>
+          <w:sz w:val="26"/>
+          <w:szCs w:val="26"/>
+        </w:rPr>
+        <w:t>ứng</w:t>
+      </w:r>
+      <w:proofErr w:type="spellEnd"/>
+      <w:r>
+        <w:rPr>
+          <w:sz w:val="26"/>
+          <w:szCs w:val="26"/>
+        </w:rPr>
+        <w:t xml:space="preserve"> </w:t>
+      </w:r>
+      <w:proofErr w:type="spellStart"/>
+      <w:r>
+        <w:rPr>
+          <w:sz w:val="26"/>
+          <w:szCs w:val="26"/>
+        </w:rPr>
+        <w:t>tuyển</w:t>
+      </w:r>
+      <w:proofErr w:type="spellEnd"/>
+      <w:r>
+        <w:rPr>
+          <w:sz w:val="26"/>
+          <w:szCs w:val="26"/>
+        </w:rPr>
+        <w:t xml:space="preserve">, </w:t>
+      </w:r>
+      <w:proofErr w:type="spellStart"/>
+      <w:r>
+        <w:rPr>
+          <w:sz w:val="26"/>
+          <w:szCs w:val="26"/>
+        </w:rPr>
+        <w:t>tìm</w:t>
+      </w:r>
+      <w:proofErr w:type="spellEnd"/>
+      <w:r>
+        <w:rPr>
+          <w:sz w:val="26"/>
+          <w:szCs w:val="26"/>
+        </w:rPr>
+        <w:t xml:space="preserve"> </w:t>
+      </w:r>
+      <w:proofErr w:type="spellStart"/>
+      <w:r>
+        <w:rPr>
+          <w:sz w:val="26"/>
+          <w:szCs w:val="26"/>
+        </w:rPr>
+        <w:t>kiếm</w:t>
+      </w:r>
+      <w:proofErr w:type="spellEnd"/>
+      <w:r>
+        <w:rPr>
+          <w:sz w:val="26"/>
+          <w:szCs w:val="26"/>
+        </w:rPr>
+        <w:t xml:space="preserve"> </w:t>
+      </w:r>
+      <w:proofErr w:type="spellStart"/>
+      <w:r>
+        <w:rPr>
+          <w:sz w:val="26"/>
+          <w:szCs w:val="26"/>
+        </w:rPr>
+        <w:t>việc</w:t>
+      </w:r>
+      <w:proofErr w:type="spellEnd"/>
+      <w:r>
+        <w:rPr>
+          <w:sz w:val="26"/>
+          <w:szCs w:val="26"/>
+        </w:rPr>
+        <w:t xml:space="preserve"> </w:t>
+      </w:r>
+      <w:proofErr w:type="spellStart"/>
+      <w:r>
+        <w:rPr>
+          <w:sz w:val="26"/>
+          <w:szCs w:val="26"/>
+        </w:rPr>
+        <w:t>làm</w:t>
+      </w:r>
+      <w:proofErr w:type="spellEnd"/>
+      <w:r>
+        <w:rPr>
+          <w:sz w:val="26"/>
+          <w:szCs w:val="26"/>
+        </w:rPr>
+        <w:t xml:space="preserve"> </w:t>
+      </w:r>
+      <w:proofErr w:type="spellStart"/>
+      <w:proofErr w:type="gramStart"/>
+      <w:r>
+        <w:rPr>
+          <w:sz w:val="26"/>
+          <w:szCs w:val="26"/>
+        </w:rPr>
+        <w:t>theo</w:t>
+      </w:r>
+      <w:proofErr w:type="spellEnd"/>
+      <w:proofErr w:type="gramEnd"/>
+      <w:r>
+        <w:rPr>
+          <w:sz w:val="26"/>
+          <w:szCs w:val="26"/>
+        </w:rPr>
+        <w:t xml:space="preserve"> </w:t>
+      </w:r>
+      <w:proofErr w:type="spellStart"/>
+      <w:r>
+        <w:rPr>
+          <w:sz w:val="26"/>
+          <w:szCs w:val="26"/>
+        </w:rPr>
+        <w:t>các</w:t>
+      </w:r>
+      <w:proofErr w:type="spellEnd"/>
+      <w:r>
+        <w:rPr>
+          <w:sz w:val="26"/>
+          <w:szCs w:val="26"/>
+        </w:rPr>
+        <w:t xml:space="preserve"> </w:t>
+      </w:r>
+      <w:proofErr w:type="spellStart"/>
+      <w:r>
+        <w:rPr>
+          <w:sz w:val="26"/>
+          <w:szCs w:val="26"/>
+        </w:rPr>
+        <w:t>tiêu</w:t>
+      </w:r>
+      <w:proofErr w:type="spellEnd"/>
+      <w:r>
+        <w:rPr>
+          <w:sz w:val="26"/>
+          <w:szCs w:val="26"/>
+        </w:rPr>
+        <w:t xml:space="preserve"> </w:t>
+      </w:r>
+      <w:proofErr w:type="spellStart"/>
+      <w:r>
+        <w:rPr>
+          <w:sz w:val="26"/>
+          <w:szCs w:val="26"/>
+        </w:rPr>
+        <w:t>chí</w:t>
+      </w:r>
+      <w:proofErr w:type="spellEnd"/>
+      <w:r>
+        <w:rPr>
+          <w:sz w:val="26"/>
+          <w:szCs w:val="26"/>
+        </w:rPr>
+        <w:t xml:space="preserve"> </w:t>
+      </w:r>
+      <w:proofErr w:type="spellStart"/>
+      <w:r>
+        <w:rPr>
+          <w:sz w:val="26"/>
+          <w:szCs w:val="26"/>
+        </w:rPr>
+        <w:t>như</w:t>
+      </w:r>
+      <w:proofErr w:type="spellEnd"/>
+      <w:r>
+        <w:rPr>
+          <w:sz w:val="26"/>
+          <w:szCs w:val="26"/>
+        </w:rPr>
+        <w:t xml:space="preserve"> </w:t>
+      </w:r>
+      <w:proofErr w:type="spellStart"/>
+      <w:r>
+        <w:rPr>
+          <w:sz w:val="26"/>
+          <w:szCs w:val="26"/>
+        </w:rPr>
+        <w:t>vị</w:t>
+      </w:r>
+      <w:proofErr w:type="spellEnd"/>
+      <w:r>
+        <w:rPr>
+          <w:sz w:val="26"/>
+          <w:szCs w:val="26"/>
+        </w:rPr>
+        <w:t xml:space="preserve"> </w:t>
+      </w:r>
+      <w:proofErr w:type="spellStart"/>
+      <w:r>
+        <w:rPr>
+          <w:sz w:val="26"/>
+          <w:szCs w:val="26"/>
+        </w:rPr>
+        <w:t>trí</w:t>
+      </w:r>
+      <w:proofErr w:type="spellEnd"/>
+      <w:r>
+        <w:rPr>
+          <w:sz w:val="26"/>
+          <w:szCs w:val="26"/>
+        </w:rPr>
+        <w:t xml:space="preserve">, </w:t>
+      </w:r>
+      <w:proofErr w:type="spellStart"/>
+      <w:r>
+        <w:rPr>
+          <w:sz w:val="26"/>
+          <w:szCs w:val="26"/>
+        </w:rPr>
+        <w:t>ngành</w:t>
+      </w:r>
+      <w:proofErr w:type="spellEnd"/>
+      <w:r>
+        <w:rPr>
+          <w:sz w:val="26"/>
+          <w:szCs w:val="26"/>
+        </w:rPr>
+        <w:t xml:space="preserve"> </w:t>
+      </w:r>
+      <w:proofErr w:type="spellStart"/>
+      <w:r>
+        <w:rPr>
+          <w:sz w:val="26"/>
+          <w:szCs w:val="26"/>
+        </w:rPr>
+        <w:t>nghề</w:t>
+      </w:r>
+      <w:proofErr w:type="spellEnd"/>
+      <w:r>
+        <w:rPr>
+          <w:sz w:val="26"/>
+          <w:szCs w:val="26"/>
+        </w:rPr>
+        <w:t xml:space="preserve"> </w:t>
+      </w:r>
+      <w:proofErr w:type="spellStart"/>
+      <w:r>
+        <w:rPr>
+          <w:sz w:val="26"/>
+          <w:szCs w:val="26"/>
+        </w:rPr>
+        <w:t>hoặc</w:t>
+      </w:r>
+      <w:proofErr w:type="spellEnd"/>
+      <w:r>
+        <w:rPr>
+          <w:sz w:val="26"/>
+          <w:szCs w:val="26"/>
+        </w:rPr>
+        <w:t xml:space="preserve"> </w:t>
+      </w:r>
+      <w:proofErr w:type="spellStart"/>
+      <w:r>
+        <w:rPr>
+          <w:sz w:val="26"/>
+          <w:szCs w:val="26"/>
+        </w:rPr>
+        <w:t>địa</w:t>
+      </w:r>
+      <w:proofErr w:type="spellEnd"/>
+      <w:r>
+        <w:rPr>
+          <w:sz w:val="26"/>
+          <w:szCs w:val="26"/>
+        </w:rPr>
+        <w:t xml:space="preserve"> </w:t>
+      </w:r>
+      <w:proofErr w:type="spellStart"/>
+      <w:r>
+        <w:rPr>
+          <w:sz w:val="26"/>
+          <w:szCs w:val="26"/>
+        </w:rPr>
+        <w:t>điểm</w:t>
+      </w:r>
+      <w:proofErr w:type="spellEnd"/>
+      <w:r>
+        <w:rPr>
+          <w:sz w:val="26"/>
+          <w:szCs w:val="26"/>
+        </w:rPr>
+        <w:t xml:space="preserve">, </w:t>
+      </w:r>
+      <w:proofErr w:type="spellStart"/>
+      <w:r>
+        <w:rPr>
+          <w:sz w:val="26"/>
+          <w:szCs w:val="26"/>
+        </w:rPr>
+        <w:t>xem</w:t>
+      </w:r>
+      <w:proofErr w:type="spellEnd"/>
+      <w:r>
+        <w:rPr>
+          <w:sz w:val="26"/>
+          <w:szCs w:val="26"/>
+        </w:rPr>
+        <w:t xml:space="preserve"> </w:t>
+      </w:r>
+      <w:proofErr w:type="spellStart"/>
+      <w:r>
+        <w:rPr>
+          <w:sz w:val="26"/>
+          <w:szCs w:val="26"/>
+        </w:rPr>
+        <w:t>thông</w:t>
+      </w:r>
+      <w:proofErr w:type="spellEnd"/>
+      <w:r>
+        <w:rPr>
+          <w:sz w:val="26"/>
+          <w:szCs w:val="26"/>
+        </w:rPr>
+        <w:t xml:space="preserve"> tin chi </w:t>
+      </w:r>
+      <w:proofErr w:type="spellStart"/>
+      <w:r>
+        <w:rPr>
+          <w:sz w:val="26"/>
+          <w:szCs w:val="26"/>
+        </w:rPr>
+        <w:t>tiết</w:t>
+      </w:r>
+      <w:proofErr w:type="spellEnd"/>
+      <w:r>
+        <w:rPr>
+          <w:sz w:val="26"/>
+          <w:szCs w:val="26"/>
+        </w:rPr>
+        <w:t xml:space="preserve"> </w:t>
+      </w:r>
+      <w:proofErr w:type="spellStart"/>
+      <w:r>
+        <w:rPr>
+          <w:sz w:val="26"/>
+          <w:szCs w:val="26"/>
+        </w:rPr>
+        <w:t>của</w:t>
+      </w:r>
+      <w:proofErr w:type="spellEnd"/>
+      <w:r>
+        <w:rPr>
+          <w:sz w:val="26"/>
+          <w:szCs w:val="26"/>
+        </w:rPr>
+        <w:t xml:space="preserve"> tin </w:t>
+      </w:r>
+      <w:proofErr w:type="spellStart"/>
+      <w:r>
+        <w:rPr>
+          <w:sz w:val="26"/>
+          <w:szCs w:val="26"/>
+        </w:rPr>
+        <w:t>tuyển</w:t>
+      </w:r>
+      <w:proofErr w:type="spellEnd"/>
+      <w:r>
+        <w:rPr>
+          <w:sz w:val="26"/>
+          <w:szCs w:val="26"/>
+        </w:rPr>
+        <w:t xml:space="preserve"> </w:t>
+      </w:r>
+      <w:proofErr w:type="spellStart"/>
+      <w:r>
+        <w:rPr>
+          <w:sz w:val="26"/>
+          <w:szCs w:val="26"/>
+        </w:rPr>
+        <w:t>dụng</w:t>
+      </w:r>
+      <w:proofErr w:type="spellEnd"/>
+      <w:r>
+        <w:rPr>
+          <w:sz w:val="26"/>
+          <w:szCs w:val="26"/>
+        </w:rPr>
+        <w:t xml:space="preserve">, </w:t>
+      </w:r>
+      <w:proofErr w:type="spellStart"/>
+      <w:r>
+        <w:rPr>
+          <w:sz w:val="26"/>
+          <w:szCs w:val="26"/>
+        </w:rPr>
+        <w:t>nộp</w:t>
+      </w:r>
+      <w:proofErr w:type="spellEnd"/>
+      <w:r>
+        <w:rPr>
+          <w:sz w:val="26"/>
+          <w:szCs w:val="26"/>
+        </w:rPr>
+        <w:t xml:space="preserve"> </w:t>
+      </w:r>
+      <w:proofErr w:type="spellStart"/>
+      <w:r>
+        <w:rPr>
+          <w:sz w:val="26"/>
+          <w:szCs w:val="26"/>
+        </w:rPr>
+        <w:t>hồ</w:t>
+      </w:r>
+      <w:proofErr w:type="spellEnd"/>
+      <w:r>
+        <w:rPr>
+          <w:sz w:val="26"/>
+          <w:szCs w:val="26"/>
+        </w:rPr>
+        <w:t xml:space="preserve"> </w:t>
+      </w:r>
+      <w:proofErr w:type="spellStart"/>
+      <w:r>
+        <w:rPr>
+          <w:sz w:val="26"/>
+          <w:szCs w:val="26"/>
+        </w:rPr>
+        <w:t>sơ</w:t>
+      </w:r>
+      <w:proofErr w:type="spellEnd"/>
+      <w:r>
+        <w:rPr>
+          <w:sz w:val="26"/>
+          <w:szCs w:val="26"/>
+        </w:rPr>
+        <w:t xml:space="preserve"> </w:t>
+      </w:r>
+      <w:proofErr w:type="spellStart"/>
+      <w:r>
+        <w:rPr>
+          <w:sz w:val="26"/>
+          <w:szCs w:val="26"/>
+        </w:rPr>
+        <w:t>trực</w:t>
+      </w:r>
+      <w:proofErr w:type="spellEnd"/>
+      <w:r>
+        <w:rPr>
+          <w:sz w:val="26"/>
+          <w:szCs w:val="26"/>
+        </w:rPr>
+        <w:t xml:space="preserve"> </w:t>
+      </w:r>
+      <w:proofErr w:type="spellStart"/>
+      <w:r>
+        <w:rPr>
+          <w:sz w:val="26"/>
+          <w:szCs w:val="26"/>
+        </w:rPr>
+        <w:t>tuyến</w:t>
+      </w:r>
+      <w:proofErr w:type="spellEnd"/>
+      <w:r>
+        <w:rPr>
+          <w:sz w:val="26"/>
+          <w:szCs w:val="26"/>
+        </w:rPr>
+        <w:t xml:space="preserve"> </w:t>
+      </w:r>
+      <w:proofErr w:type="spellStart"/>
+      <w:r>
+        <w:rPr>
+          <w:sz w:val="26"/>
+          <w:szCs w:val="26"/>
+        </w:rPr>
+        <w:t>và</w:t>
+      </w:r>
+      <w:proofErr w:type="spellEnd"/>
+      <w:r>
+        <w:rPr>
+          <w:sz w:val="26"/>
+          <w:szCs w:val="26"/>
+        </w:rPr>
+        <w:t xml:space="preserve"> </w:t>
+      </w:r>
+      <w:proofErr w:type="spellStart"/>
+      <w:r>
+        <w:rPr>
+          <w:sz w:val="26"/>
+          <w:szCs w:val="26"/>
+        </w:rPr>
+        <w:t>theo</w:t>
+      </w:r>
+      <w:proofErr w:type="spellEnd"/>
+      <w:r>
+        <w:rPr>
+          <w:sz w:val="26"/>
+          <w:szCs w:val="26"/>
+        </w:rPr>
+        <w:t xml:space="preserve"> </w:t>
+      </w:r>
+      <w:proofErr w:type="spellStart"/>
+      <w:r>
+        <w:rPr>
+          <w:sz w:val="26"/>
+          <w:szCs w:val="26"/>
+        </w:rPr>
+        <w:t>dõi</w:t>
+      </w:r>
+      <w:proofErr w:type="spellEnd"/>
+      <w:r>
+        <w:rPr>
+          <w:sz w:val="26"/>
+          <w:szCs w:val="26"/>
+        </w:rPr>
+        <w:t xml:space="preserve"> </w:t>
+      </w:r>
+      <w:proofErr w:type="spellStart"/>
+      <w:r>
+        <w:rPr>
+          <w:sz w:val="26"/>
+          <w:szCs w:val="26"/>
+        </w:rPr>
+        <w:t>kết</w:t>
+      </w:r>
+      <w:proofErr w:type="spellEnd"/>
+      <w:r>
+        <w:rPr>
+          <w:sz w:val="26"/>
+          <w:szCs w:val="26"/>
+        </w:rPr>
+        <w:t xml:space="preserve"> </w:t>
+      </w:r>
+      <w:proofErr w:type="spellStart"/>
+      <w:r>
+        <w:rPr>
+          <w:sz w:val="26"/>
+          <w:szCs w:val="26"/>
+        </w:rPr>
+        <w:t>quả</w:t>
+      </w:r>
+      <w:proofErr w:type="spellEnd"/>
+      <w:r>
+        <w:rPr>
+          <w:sz w:val="26"/>
+          <w:szCs w:val="26"/>
+        </w:rPr>
+        <w:t xml:space="preserve"> </w:t>
+      </w:r>
+      <w:proofErr w:type="spellStart"/>
+      <w:r>
+        <w:rPr>
+          <w:sz w:val="26"/>
+          <w:szCs w:val="26"/>
+        </w:rPr>
+        <w:t>ứng</w:t>
+      </w:r>
+      <w:proofErr w:type="spellEnd"/>
+      <w:r>
+        <w:rPr>
+          <w:sz w:val="26"/>
+          <w:szCs w:val="26"/>
+        </w:rPr>
+        <w:t xml:space="preserve"> </w:t>
+      </w:r>
+      <w:proofErr w:type="spellStart"/>
+      <w:r>
+        <w:rPr>
+          <w:sz w:val="26"/>
+          <w:szCs w:val="26"/>
+        </w:rPr>
+        <w:t>tuyển</w:t>
+      </w:r>
+      <w:proofErr w:type="spellEnd"/>
+      <w:r>
+        <w:rPr>
+          <w:sz w:val="26"/>
+          <w:szCs w:val="26"/>
+        </w:rPr>
+        <w:t>.</w:t>
+      </w:r>
+    </w:p>
+    <w:p>
+      <w:pPr>
+        <w:pStyle w:val="Heading4"/>
+        <w:spacing w:before="0" w:beforeAutospacing="0" w:after="0" w:afterAutospacing="0" w:line="360" w:lineRule="auto"/>
+        <w:rPr>
+          <w:sz w:val="26"/>
+          <w:szCs w:val="26"/>
+        </w:rPr>
+      </w:pPr>
+      <w:r>
+        <w:rPr>
+          <w:sz w:val="26"/>
+          <w:szCs w:val="26"/>
+        </w:rPr>
+        <w:t xml:space="preserve">3.3.2. </w:t>
+      </w:r>
+      <w:proofErr w:type="spellStart"/>
+      <w:r>
+        <w:rPr>
+          <w:sz w:val="26"/>
+          <w:szCs w:val="26"/>
+        </w:rPr>
+        <w:t>Nhu</w:t>
+      </w:r>
+      <w:proofErr w:type="spellEnd"/>
+      <w:r>
+        <w:rPr>
+          <w:sz w:val="26"/>
+          <w:szCs w:val="26"/>
+        </w:rPr>
+        <w:t xml:space="preserve"> </w:t>
+      </w:r>
+      <w:proofErr w:type="spellStart"/>
+      <w:r>
+        <w:rPr>
+          <w:sz w:val="26"/>
+          <w:szCs w:val="26"/>
+        </w:rPr>
+        <w:t>cầu</w:t>
+      </w:r>
+      <w:proofErr w:type="spellEnd"/>
+      <w:r>
+        <w:rPr>
+          <w:sz w:val="26"/>
+          <w:szCs w:val="26"/>
+        </w:rPr>
+        <w:t xml:space="preserve"> </w:t>
+      </w:r>
+      <w:proofErr w:type="spellStart"/>
+      <w:r>
+        <w:rPr>
+          <w:sz w:val="26"/>
+          <w:szCs w:val="26"/>
+        </w:rPr>
+        <w:t>của</w:t>
+      </w:r>
+      <w:proofErr w:type="spellEnd"/>
+      <w:r>
+        <w:rPr>
+          <w:sz w:val="26"/>
+          <w:szCs w:val="26"/>
+        </w:rPr>
+        <w:t xml:space="preserve"> </w:t>
+      </w:r>
+      <w:proofErr w:type="spellStart"/>
+      <w:r>
+        <w:rPr>
+          <w:sz w:val="26"/>
+          <w:szCs w:val="26"/>
+        </w:rPr>
+        <w:t>nhà</w:t>
+      </w:r>
+      <w:proofErr w:type="spellEnd"/>
+      <w:r>
+        <w:rPr>
+          <w:sz w:val="26"/>
+          <w:szCs w:val="26"/>
+        </w:rPr>
+        <w:t xml:space="preserve"> </w:t>
+      </w:r>
+      <w:proofErr w:type="spellStart"/>
+      <w:r>
+        <w:rPr>
+          <w:sz w:val="26"/>
+          <w:szCs w:val="26"/>
+        </w:rPr>
+        <w:t>tuyển</w:t>
+      </w:r>
+      <w:proofErr w:type="spellEnd"/>
+      <w:r>
+        <w:rPr>
+          <w:sz w:val="26"/>
+          <w:szCs w:val="26"/>
+        </w:rPr>
+        <w:t xml:space="preserve"> </w:t>
+      </w:r>
+      <w:proofErr w:type="spellStart"/>
+      <w:r>
+        <w:rPr>
+          <w:sz w:val="26"/>
+          <w:szCs w:val="26"/>
+        </w:rPr>
+        <w:t>dụng</w:t>
+      </w:r>
+      <w:proofErr w:type="spellEnd"/>
+    </w:p>
+    <w:p>
+      <w:pPr>
+        <w:pStyle w:val="isselectedend"/>
+        <w:spacing w:before="0" w:beforeAutospacing="0" w:after="0" w:afterAutospacing="0" w:line="360" w:lineRule="auto"/>
+        <w:ind w:firstLine="720"/>
+        <w:rPr>
+          <w:sz w:val="26"/>
+          <w:szCs w:val="26"/>
+        </w:rPr>
+      </w:pPr>
+      <w:bookmarkStart w:id="0" w:name="_GoBack"/>
+      <w:bookmarkEnd w:id="0"/>
+      <w:proofErr w:type="spellStart"/>
+      <w:r>
+        <w:rPr>
+          <w:sz w:val="26"/>
+          <w:szCs w:val="26"/>
+        </w:rPr>
+        <w:t>Nhà</w:t>
+      </w:r>
+      <w:proofErr w:type="spellEnd"/>
+      <w:r>
+        <w:rPr>
+          <w:sz w:val="26"/>
+          <w:szCs w:val="26"/>
+        </w:rPr>
+        <w:t xml:space="preserve"> </w:t>
+      </w:r>
+      <w:proofErr w:type="spellStart"/>
+      <w:r>
+        <w:rPr>
+          <w:sz w:val="26"/>
+          <w:szCs w:val="26"/>
+        </w:rPr>
+        <w:t>tuyển</w:t>
+      </w:r>
+      <w:proofErr w:type="spellEnd"/>
+      <w:r>
+        <w:rPr>
+          <w:sz w:val="26"/>
+          <w:szCs w:val="26"/>
+        </w:rPr>
+        <w:t xml:space="preserve"> </w:t>
+      </w:r>
+      <w:proofErr w:type="spellStart"/>
+      <w:r>
+        <w:rPr>
+          <w:sz w:val="26"/>
+          <w:szCs w:val="26"/>
+        </w:rPr>
+        <w:t>dụng</w:t>
+      </w:r>
+      <w:proofErr w:type="spellEnd"/>
+      <w:r>
+        <w:rPr>
+          <w:sz w:val="26"/>
+          <w:szCs w:val="26"/>
+        </w:rPr>
+        <w:t xml:space="preserve"> </w:t>
+      </w:r>
+      <w:proofErr w:type="spellStart"/>
+      <w:r>
+        <w:rPr>
+          <w:sz w:val="26"/>
+          <w:szCs w:val="26"/>
+        </w:rPr>
+        <w:t>cần</w:t>
+      </w:r>
+      <w:proofErr w:type="spellEnd"/>
+      <w:r>
+        <w:rPr>
+          <w:sz w:val="26"/>
+          <w:szCs w:val="26"/>
+        </w:rPr>
+        <w:t xml:space="preserve"> </w:t>
+      </w:r>
+      <w:proofErr w:type="spellStart"/>
+      <w:r>
+        <w:rPr>
+          <w:sz w:val="26"/>
+          <w:szCs w:val="26"/>
+        </w:rPr>
+        <w:t>một</w:t>
+      </w:r>
+      <w:proofErr w:type="spellEnd"/>
+      <w:r>
+        <w:rPr>
+          <w:sz w:val="26"/>
+          <w:szCs w:val="26"/>
+        </w:rPr>
+        <w:t xml:space="preserve"> </w:t>
+      </w:r>
+      <w:proofErr w:type="spellStart"/>
+      <w:r>
+        <w:rPr>
+          <w:sz w:val="26"/>
+          <w:szCs w:val="26"/>
+        </w:rPr>
+        <w:t>hệ</w:t>
+      </w:r>
+      <w:proofErr w:type="spellEnd"/>
+      <w:r>
+        <w:rPr>
+          <w:sz w:val="26"/>
+          <w:szCs w:val="26"/>
+        </w:rPr>
+        <w:t xml:space="preserve"> </w:t>
+      </w:r>
+      <w:proofErr w:type="spellStart"/>
+      <w:r>
+        <w:rPr>
+          <w:sz w:val="26"/>
+          <w:szCs w:val="26"/>
+        </w:rPr>
+        <w:t>thống</w:t>
+      </w:r>
+      <w:proofErr w:type="spellEnd"/>
+      <w:r>
+        <w:rPr>
+          <w:sz w:val="26"/>
+          <w:szCs w:val="26"/>
+        </w:rPr>
+        <w:t xml:space="preserve"> </w:t>
+      </w:r>
+      <w:proofErr w:type="spellStart"/>
+      <w:r>
+        <w:rPr>
+          <w:sz w:val="26"/>
+          <w:szCs w:val="26"/>
+        </w:rPr>
+        <w:t>hỗ</w:t>
+      </w:r>
+      <w:proofErr w:type="spellEnd"/>
+      <w:r>
+        <w:rPr>
+          <w:sz w:val="26"/>
+          <w:szCs w:val="26"/>
+        </w:rPr>
+        <w:t xml:space="preserve"> </w:t>
+      </w:r>
+      <w:proofErr w:type="spellStart"/>
+      <w:r>
+        <w:rPr>
+          <w:sz w:val="26"/>
+          <w:szCs w:val="26"/>
+        </w:rPr>
+        <w:t>trợ</w:t>
+      </w:r>
+      <w:proofErr w:type="spellEnd"/>
+      <w:r>
+        <w:rPr>
+          <w:sz w:val="26"/>
+          <w:szCs w:val="26"/>
+        </w:rPr>
+        <w:t xml:space="preserve"> </w:t>
+      </w:r>
+      <w:proofErr w:type="spellStart"/>
+      <w:r>
+        <w:rPr>
+          <w:sz w:val="26"/>
+          <w:szCs w:val="26"/>
+        </w:rPr>
+        <w:t>quản</w:t>
+      </w:r>
+      <w:proofErr w:type="spellEnd"/>
+      <w:r>
+        <w:rPr>
+          <w:sz w:val="26"/>
+          <w:szCs w:val="26"/>
+        </w:rPr>
+        <w:t xml:space="preserve"> </w:t>
+      </w:r>
+      <w:proofErr w:type="spellStart"/>
+      <w:r>
+        <w:rPr>
+          <w:sz w:val="26"/>
+          <w:szCs w:val="26"/>
+        </w:rPr>
+        <w:t>lý</w:t>
+      </w:r>
+      <w:proofErr w:type="spellEnd"/>
+      <w:r>
+        <w:rPr>
+          <w:sz w:val="26"/>
+          <w:szCs w:val="26"/>
+        </w:rPr>
+        <w:t xml:space="preserve"> </w:t>
+      </w:r>
+      <w:proofErr w:type="spellStart"/>
+      <w:r>
+        <w:rPr>
+          <w:sz w:val="26"/>
+          <w:szCs w:val="26"/>
+        </w:rPr>
+        <w:t>hoạt</w:t>
+      </w:r>
+      <w:proofErr w:type="spellEnd"/>
+      <w:r>
+        <w:rPr>
+          <w:sz w:val="26"/>
+          <w:szCs w:val="26"/>
+        </w:rPr>
+        <w:t xml:space="preserve"> </w:t>
+      </w:r>
+      <w:proofErr w:type="spellStart"/>
+      <w:r>
+        <w:rPr>
+          <w:sz w:val="26"/>
+          <w:szCs w:val="26"/>
+        </w:rPr>
+        <w:t>động</w:t>
+      </w:r>
+      <w:proofErr w:type="spellEnd"/>
+      <w:r>
+        <w:rPr>
+          <w:sz w:val="26"/>
+          <w:szCs w:val="26"/>
+        </w:rPr>
+        <w:t xml:space="preserve"> </w:t>
+      </w:r>
+      <w:proofErr w:type="spellStart"/>
+      <w:r>
+        <w:rPr>
+          <w:sz w:val="26"/>
+          <w:szCs w:val="26"/>
+        </w:rPr>
+        <w:t>tuyển</w:t>
+      </w:r>
+      <w:proofErr w:type="spellEnd"/>
+      <w:r>
+        <w:rPr>
+          <w:sz w:val="26"/>
+          <w:szCs w:val="26"/>
+        </w:rPr>
+        <w:t xml:space="preserve"> </w:t>
+      </w:r>
+      <w:proofErr w:type="spellStart"/>
+      <w:r>
+        <w:rPr>
+          <w:sz w:val="26"/>
+          <w:szCs w:val="26"/>
+        </w:rPr>
+        <w:t>dụng</w:t>
+      </w:r>
+      <w:proofErr w:type="spellEnd"/>
+      <w:r>
+        <w:rPr>
+          <w:sz w:val="26"/>
+          <w:szCs w:val="26"/>
+        </w:rPr>
+        <w:t xml:space="preserve"> </w:t>
+      </w:r>
+      <w:proofErr w:type="spellStart"/>
+      <w:r>
+        <w:rPr>
+          <w:sz w:val="26"/>
+          <w:szCs w:val="26"/>
+        </w:rPr>
+        <w:t>một</w:t>
+      </w:r>
+      <w:proofErr w:type="spellEnd"/>
+      <w:r>
+        <w:rPr>
+          <w:sz w:val="26"/>
+          <w:szCs w:val="26"/>
+        </w:rPr>
+        <w:t xml:space="preserve"> </w:t>
+      </w:r>
+      <w:proofErr w:type="spellStart"/>
+      <w:r>
+        <w:rPr>
+          <w:sz w:val="26"/>
+          <w:szCs w:val="26"/>
+        </w:rPr>
+        <w:t>cách</w:t>
+      </w:r>
+      <w:proofErr w:type="spellEnd"/>
+      <w:r>
+        <w:rPr>
+          <w:sz w:val="26"/>
+          <w:szCs w:val="26"/>
+        </w:rPr>
+        <w:t xml:space="preserve"> </w:t>
+      </w:r>
+      <w:proofErr w:type="spellStart"/>
+      <w:r>
+        <w:rPr>
+          <w:sz w:val="26"/>
+          <w:szCs w:val="26"/>
+        </w:rPr>
+        <w:t>tập</w:t>
+      </w:r>
+      <w:proofErr w:type="spellEnd"/>
+      <w:r>
+        <w:rPr>
+          <w:sz w:val="26"/>
+          <w:szCs w:val="26"/>
+        </w:rPr>
+        <w:t xml:space="preserve"> </w:t>
+      </w:r>
+      <w:proofErr w:type="spellStart"/>
+      <w:r>
+        <w:rPr>
+          <w:sz w:val="26"/>
+          <w:szCs w:val="26"/>
+        </w:rPr>
+        <w:t>trung</w:t>
+      </w:r>
+      <w:proofErr w:type="spellEnd"/>
+      <w:r>
+        <w:rPr>
+          <w:sz w:val="26"/>
+          <w:szCs w:val="26"/>
+        </w:rPr>
+        <w:t xml:space="preserve">. </w:t>
+      </w:r>
+      <w:proofErr w:type="spellStart"/>
+      <w:r>
+        <w:rPr>
+          <w:sz w:val="26"/>
+          <w:szCs w:val="26"/>
+        </w:rPr>
+        <w:t>Người</w:t>
+      </w:r>
+      <w:proofErr w:type="spellEnd"/>
+      <w:r>
+        <w:rPr>
+          <w:sz w:val="26"/>
+          <w:szCs w:val="26"/>
+        </w:rPr>
+        <w:t xml:space="preserve"> </w:t>
+      </w:r>
+      <w:proofErr w:type="spellStart"/>
+      <w:r>
+        <w:rPr>
+          <w:sz w:val="26"/>
+          <w:szCs w:val="26"/>
+        </w:rPr>
+        <w:t>dùng</w:t>
+      </w:r>
+      <w:proofErr w:type="spellEnd"/>
+      <w:r>
+        <w:rPr>
+          <w:sz w:val="26"/>
+          <w:szCs w:val="26"/>
+        </w:rPr>
+        <w:t xml:space="preserve"> </w:t>
+      </w:r>
+      <w:proofErr w:type="spellStart"/>
+      <w:r>
+        <w:rPr>
+          <w:sz w:val="26"/>
+          <w:szCs w:val="26"/>
+        </w:rPr>
+        <w:t>có</w:t>
+      </w:r>
+      <w:proofErr w:type="spellEnd"/>
+      <w:r>
+        <w:rPr>
+          <w:sz w:val="26"/>
+          <w:szCs w:val="26"/>
+        </w:rPr>
+        <w:t xml:space="preserve"> </w:t>
+      </w:r>
+      <w:proofErr w:type="spellStart"/>
+      <w:r>
+        <w:rPr>
+          <w:sz w:val="26"/>
+          <w:szCs w:val="26"/>
+        </w:rPr>
+        <w:t>nhu</w:t>
+      </w:r>
+      <w:proofErr w:type="spellEnd"/>
+      <w:r>
+        <w:rPr>
+          <w:sz w:val="26"/>
+          <w:szCs w:val="26"/>
+        </w:rPr>
+        <w:t xml:space="preserve"> </w:t>
+      </w:r>
+      <w:proofErr w:type="spellStart"/>
+      <w:r>
+        <w:rPr>
+          <w:sz w:val="26"/>
+          <w:szCs w:val="26"/>
+        </w:rPr>
+        <w:t>cầu</w:t>
+      </w:r>
+      <w:proofErr w:type="spellEnd"/>
+      <w:r>
+        <w:rPr>
+          <w:sz w:val="26"/>
+          <w:szCs w:val="26"/>
+        </w:rPr>
+        <w:t xml:space="preserve"> </w:t>
+      </w:r>
+      <w:proofErr w:type="spellStart"/>
+      <w:r>
+        <w:rPr>
+          <w:sz w:val="26"/>
+          <w:szCs w:val="26"/>
+        </w:rPr>
+        <w:t>đăng</w:t>
+      </w:r>
+      <w:proofErr w:type="spellEnd"/>
+      <w:r>
+        <w:rPr>
+          <w:sz w:val="26"/>
+          <w:szCs w:val="26"/>
+        </w:rPr>
+        <w:t xml:space="preserve"> </w:t>
+      </w:r>
+      <w:proofErr w:type="spellStart"/>
+      <w:r>
+        <w:rPr>
+          <w:sz w:val="26"/>
+          <w:szCs w:val="26"/>
+        </w:rPr>
+        <w:t>ký</w:t>
+      </w:r>
+      <w:proofErr w:type="spellEnd"/>
+      <w:r>
+        <w:rPr>
+          <w:sz w:val="26"/>
+          <w:szCs w:val="26"/>
+        </w:rPr>
+        <w:t xml:space="preserve"> </w:t>
+      </w:r>
+      <w:proofErr w:type="spellStart"/>
+      <w:r>
+        <w:rPr>
+          <w:sz w:val="26"/>
+          <w:szCs w:val="26"/>
+        </w:rPr>
+        <w:t>và</w:t>
+      </w:r>
+      <w:proofErr w:type="spellEnd"/>
+      <w:r>
+        <w:rPr>
+          <w:sz w:val="26"/>
+          <w:szCs w:val="26"/>
+        </w:rPr>
+        <w:t xml:space="preserve"> </w:t>
+      </w:r>
+      <w:proofErr w:type="spellStart"/>
+      <w:r>
+        <w:rPr>
+          <w:sz w:val="26"/>
+          <w:szCs w:val="26"/>
+        </w:rPr>
+        <w:t>đăng</w:t>
+      </w:r>
+      <w:proofErr w:type="spellEnd"/>
+      <w:r>
+        <w:rPr>
+          <w:sz w:val="26"/>
+          <w:szCs w:val="26"/>
+        </w:rPr>
+        <w:t xml:space="preserve"> </w:t>
+      </w:r>
+      <w:proofErr w:type="spellStart"/>
+      <w:r>
+        <w:rPr>
+          <w:sz w:val="26"/>
+          <w:szCs w:val="26"/>
+        </w:rPr>
+        <w:t>nhập</w:t>
+      </w:r>
+      <w:proofErr w:type="spellEnd"/>
+      <w:r>
+        <w:rPr>
+          <w:sz w:val="26"/>
+          <w:szCs w:val="26"/>
+        </w:rPr>
+        <w:t xml:space="preserve"> </w:t>
+      </w:r>
+      <w:proofErr w:type="spellStart"/>
+      <w:r>
+        <w:rPr>
+          <w:sz w:val="26"/>
+          <w:szCs w:val="26"/>
+        </w:rPr>
+        <w:t>tài</w:t>
+      </w:r>
+      <w:proofErr w:type="spellEnd"/>
+      <w:r>
+        <w:rPr>
+          <w:sz w:val="26"/>
+          <w:szCs w:val="26"/>
+        </w:rPr>
+        <w:t xml:space="preserve"> </w:t>
+      </w:r>
+      <w:proofErr w:type="spellStart"/>
+      <w:r>
+        <w:rPr>
+          <w:sz w:val="26"/>
+          <w:szCs w:val="26"/>
+        </w:rPr>
+        <w:t>khoản</w:t>
+      </w:r>
+      <w:proofErr w:type="spellEnd"/>
+      <w:r>
+        <w:rPr>
+          <w:sz w:val="26"/>
+          <w:szCs w:val="26"/>
+        </w:rPr>
+        <w:t xml:space="preserve">, </w:t>
+      </w:r>
+      <w:proofErr w:type="spellStart"/>
+      <w:r>
+        <w:rPr>
+          <w:sz w:val="26"/>
+          <w:szCs w:val="26"/>
+        </w:rPr>
+        <w:t>quản</w:t>
+      </w:r>
+      <w:proofErr w:type="spellEnd"/>
+      <w:r>
+        <w:rPr>
+          <w:sz w:val="26"/>
+          <w:szCs w:val="26"/>
+        </w:rPr>
+        <w:t xml:space="preserve"> </w:t>
+      </w:r>
+      <w:proofErr w:type="spellStart"/>
+      <w:r>
+        <w:rPr>
+          <w:sz w:val="26"/>
+          <w:szCs w:val="26"/>
+        </w:rPr>
+        <w:t>lý</w:t>
+      </w:r>
+      <w:proofErr w:type="spellEnd"/>
+      <w:r>
+        <w:rPr>
+          <w:sz w:val="26"/>
+          <w:szCs w:val="26"/>
+        </w:rPr>
+        <w:t xml:space="preserve"> </w:t>
+      </w:r>
+      <w:proofErr w:type="spellStart"/>
+      <w:r>
+        <w:rPr>
+          <w:sz w:val="26"/>
+          <w:szCs w:val="26"/>
+        </w:rPr>
+        <w:t>thông</w:t>
+      </w:r>
+      <w:proofErr w:type="spellEnd"/>
+      <w:r>
+        <w:rPr>
+          <w:sz w:val="26"/>
+          <w:szCs w:val="26"/>
+        </w:rPr>
+        <w:t xml:space="preserve"> tin </w:t>
+      </w:r>
+      <w:proofErr w:type="spellStart"/>
+      <w:r>
+        <w:rPr>
+          <w:sz w:val="26"/>
+          <w:szCs w:val="26"/>
+        </w:rPr>
+        <w:t>doanh</w:t>
+      </w:r>
+      <w:proofErr w:type="spellEnd"/>
+      <w:r>
+        <w:rPr>
+          <w:sz w:val="26"/>
+          <w:szCs w:val="26"/>
+        </w:rPr>
+        <w:t xml:space="preserve"> </w:t>
+      </w:r>
+      <w:proofErr w:type="spellStart"/>
+      <w:r>
+        <w:rPr>
+          <w:sz w:val="26"/>
+          <w:szCs w:val="26"/>
+        </w:rPr>
+        <w:t>nghiệp</w:t>
+      </w:r>
+      <w:proofErr w:type="spellEnd"/>
+      <w:r>
+        <w:rPr>
+          <w:sz w:val="26"/>
+          <w:szCs w:val="26"/>
+        </w:rPr>
+        <w:t xml:space="preserve">, </w:t>
+      </w:r>
+      <w:proofErr w:type="spellStart"/>
+      <w:r>
+        <w:rPr>
+          <w:sz w:val="26"/>
+          <w:szCs w:val="26"/>
+        </w:rPr>
+        <w:t>đăng</w:t>
+      </w:r>
+      <w:proofErr w:type="spellEnd"/>
+      <w:r>
+        <w:rPr>
+          <w:sz w:val="26"/>
+          <w:szCs w:val="26"/>
+        </w:rPr>
+        <w:t xml:space="preserve"> tin </w:t>
+      </w:r>
+      <w:proofErr w:type="spellStart"/>
+      <w:r>
+        <w:rPr>
+          <w:sz w:val="26"/>
+          <w:szCs w:val="26"/>
+        </w:rPr>
+        <w:t>tuyển</w:t>
+      </w:r>
+      <w:proofErr w:type="spellEnd"/>
+      <w:r>
+        <w:rPr>
+          <w:sz w:val="26"/>
+          <w:szCs w:val="26"/>
+        </w:rPr>
+        <w:t xml:space="preserve"> </w:t>
+      </w:r>
+      <w:proofErr w:type="spellStart"/>
+      <w:r>
+        <w:rPr>
+          <w:sz w:val="26"/>
+          <w:szCs w:val="26"/>
+        </w:rPr>
+        <w:t>dụng</w:t>
+      </w:r>
+      <w:proofErr w:type="spellEnd"/>
+      <w:r>
+        <w:rPr>
+          <w:sz w:val="26"/>
+          <w:szCs w:val="26"/>
+        </w:rPr>
+        <w:t xml:space="preserve">, </w:t>
+      </w:r>
+      <w:proofErr w:type="spellStart"/>
+      <w:r>
+        <w:rPr>
+          <w:sz w:val="26"/>
+          <w:szCs w:val="26"/>
+        </w:rPr>
+        <w:t>chỉnh</w:t>
+      </w:r>
+      <w:proofErr w:type="spellEnd"/>
+      <w:r>
+        <w:rPr>
+          <w:sz w:val="26"/>
+          <w:szCs w:val="26"/>
+        </w:rPr>
+        <w:t xml:space="preserve"> </w:t>
+      </w:r>
+      <w:proofErr w:type="spellStart"/>
+      <w:r>
+        <w:rPr>
+          <w:sz w:val="26"/>
+          <w:szCs w:val="26"/>
+        </w:rPr>
+        <w:t>sửa</w:t>
+      </w:r>
+      <w:proofErr w:type="spellEnd"/>
+      <w:r>
+        <w:rPr>
+          <w:sz w:val="26"/>
+          <w:szCs w:val="26"/>
+        </w:rPr>
+        <w:t xml:space="preserve"> </w:t>
+      </w:r>
+      <w:proofErr w:type="spellStart"/>
+      <w:r>
+        <w:rPr>
+          <w:sz w:val="26"/>
+          <w:szCs w:val="26"/>
+        </w:rPr>
+        <w:t>hoặc</w:t>
+      </w:r>
+      <w:proofErr w:type="spellEnd"/>
+      <w:r>
+        <w:rPr>
+          <w:sz w:val="26"/>
+          <w:szCs w:val="26"/>
+        </w:rPr>
+        <w:t xml:space="preserve"> </w:t>
+      </w:r>
+      <w:proofErr w:type="spellStart"/>
+      <w:r>
+        <w:rPr>
+          <w:sz w:val="26"/>
+          <w:szCs w:val="26"/>
+        </w:rPr>
+        <w:t>xóa</w:t>
+      </w:r>
+      <w:proofErr w:type="spellEnd"/>
+      <w:r>
+        <w:rPr>
+          <w:sz w:val="26"/>
+          <w:szCs w:val="26"/>
+        </w:rPr>
+        <w:t xml:space="preserve"> </w:t>
+      </w:r>
+      <w:proofErr w:type="spellStart"/>
+      <w:r>
+        <w:rPr>
+          <w:sz w:val="26"/>
+          <w:szCs w:val="26"/>
+        </w:rPr>
+        <w:t>bài</w:t>
+      </w:r>
+      <w:proofErr w:type="spellEnd"/>
+      <w:r>
+        <w:rPr>
+          <w:sz w:val="26"/>
+          <w:szCs w:val="26"/>
+        </w:rPr>
+        <w:t xml:space="preserve"> </w:t>
+      </w:r>
+      <w:proofErr w:type="spellStart"/>
+      <w:r>
+        <w:rPr>
+          <w:sz w:val="26"/>
+          <w:szCs w:val="26"/>
+        </w:rPr>
+        <w:t>đăng</w:t>
+      </w:r>
+      <w:proofErr w:type="spellEnd"/>
+      <w:r>
+        <w:rPr>
+          <w:sz w:val="26"/>
+          <w:szCs w:val="26"/>
+        </w:rPr>
+        <w:t xml:space="preserve"> </w:t>
+      </w:r>
+      <w:proofErr w:type="spellStart"/>
+      <w:r>
+        <w:rPr>
+          <w:sz w:val="26"/>
+          <w:szCs w:val="26"/>
+        </w:rPr>
+        <w:t>khi</w:t>
+      </w:r>
+      <w:proofErr w:type="spellEnd"/>
+      <w:r>
+        <w:rPr>
+          <w:sz w:val="26"/>
+          <w:szCs w:val="26"/>
+        </w:rPr>
+        <w:t xml:space="preserve"> </w:t>
+      </w:r>
+      <w:proofErr w:type="spellStart"/>
+      <w:r>
+        <w:rPr>
+          <w:sz w:val="26"/>
+          <w:szCs w:val="26"/>
+        </w:rPr>
+        <w:t>cần</w:t>
+      </w:r>
+      <w:proofErr w:type="spellEnd"/>
+      <w:r>
+        <w:rPr>
+          <w:sz w:val="26"/>
+          <w:szCs w:val="26"/>
+        </w:rPr>
+        <w:t xml:space="preserve">, </w:t>
+      </w:r>
+      <w:proofErr w:type="spellStart"/>
+      <w:r>
+        <w:rPr>
+          <w:sz w:val="26"/>
+          <w:szCs w:val="26"/>
+        </w:rPr>
+        <w:t>xem</w:t>
+      </w:r>
+      <w:proofErr w:type="spellEnd"/>
+      <w:r>
+        <w:rPr>
+          <w:sz w:val="26"/>
+          <w:szCs w:val="26"/>
+        </w:rPr>
+        <w:t xml:space="preserve"> </w:t>
+      </w:r>
+      <w:proofErr w:type="spellStart"/>
+      <w:r>
+        <w:rPr>
+          <w:sz w:val="26"/>
+          <w:szCs w:val="26"/>
+        </w:rPr>
+        <w:t>danh</w:t>
+      </w:r>
+      <w:proofErr w:type="spellEnd"/>
+      <w:r>
+        <w:rPr>
+          <w:sz w:val="26"/>
+          <w:szCs w:val="26"/>
+        </w:rPr>
+        <w:t xml:space="preserve"> </w:t>
+      </w:r>
+      <w:proofErr w:type="spellStart"/>
+      <w:r>
+        <w:rPr>
+          <w:sz w:val="26"/>
+          <w:szCs w:val="26"/>
+        </w:rPr>
+        <w:t>sách</w:t>
+      </w:r>
+      <w:proofErr w:type="spellEnd"/>
+      <w:r>
+        <w:rPr>
+          <w:sz w:val="26"/>
+          <w:szCs w:val="26"/>
+        </w:rPr>
+        <w:t xml:space="preserve"> </w:t>
+      </w:r>
+      <w:proofErr w:type="spellStart"/>
+      <w:r>
+        <w:rPr>
+          <w:sz w:val="26"/>
+          <w:szCs w:val="26"/>
+        </w:rPr>
+        <w:t>ứng</w:t>
+      </w:r>
+      <w:proofErr w:type="spellEnd"/>
+      <w:r>
+        <w:rPr>
+          <w:sz w:val="26"/>
+          <w:szCs w:val="26"/>
+        </w:rPr>
+        <w:t xml:space="preserve"> </w:t>
+      </w:r>
+      <w:proofErr w:type="spellStart"/>
+      <w:r>
+        <w:rPr>
+          <w:sz w:val="26"/>
+          <w:szCs w:val="26"/>
+        </w:rPr>
+        <w:t>viên</w:t>
+      </w:r>
+      <w:proofErr w:type="spellEnd"/>
+      <w:r>
+        <w:rPr>
+          <w:sz w:val="26"/>
+          <w:szCs w:val="26"/>
+        </w:rPr>
+        <w:t xml:space="preserve"> </w:t>
+      </w:r>
+      <w:proofErr w:type="spellStart"/>
+      <w:r>
+        <w:rPr>
+          <w:sz w:val="26"/>
+          <w:szCs w:val="26"/>
+        </w:rPr>
+        <w:t>đã</w:t>
+      </w:r>
+      <w:proofErr w:type="spellEnd"/>
+      <w:r>
+        <w:rPr>
+          <w:sz w:val="26"/>
+          <w:szCs w:val="26"/>
+        </w:rPr>
+        <w:t xml:space="preserve"> </w:t>
+      </w:r>
+      <w:proofErr w:type="spellStart"/>
+      <w:r>
+        <w:rPr>
+          <w:sz w:val="26"/>
+          <w:szCs w:val="26"/>
+        </w:rPr>
+        <w:t>ứng</w:t>
+      </w:r>
+      <w:proofErr w:type="spellEnd"/>
+      <w:r>
+        <w:rPr>
+          <w:sz w:val="26"/>
+          <w:szCs w:val="26"/>
+        </w:rPr>
+        <w:t xml:space="preserve"> </w:t>
+      </w:r>
+      <w:proofErr w:type="spellStart"/>
+      <w:r>
+        <w:rPr>
+          <w:sz w:val="26"/>
+          <w:szCs w:val="26"/>
+        </w:rPr>
+        <w:t>tuyển</w:t>
+      </w:r>
+      <w:proofErr w:type="spellEnd"/>
+      <w:r>
+        <w:rPr>
+          <w:sz w:val="26"/>
+          <w:szCs w:val="26"/>
+        </w:rPr>
+        <w:t xml:space="preserve">, </w:t>
+      </w:r>
+      <w:proofErr w:type="spellStart"/>
+      <w:r>
+        <w:rPr>
+          <w:sz w:val="26"/>
+          <w:szCs w:val="26"/>
+        </w:rPr>
+        <w:t>theo</w:t>
+      </w:r>
+      <w:proofErr w:type="spellEnd"/>
+      <w:r>
+        <w:rPr>
+          <w:sz w:val="26"/>
+          <w:szCs w:val="26"/>
+        </w:rPr>
+        <w:t xml:space="preserve"> </w:t>
+      </w:r>
+      <w:proofErr w:type="spellStart"/>
+      <w:r>
+        <w:rPr>
+          <w:sz w:val="26"/>
+          <w:szCs w:val="26"/>
+        </w:rPr>
+        <w:t>dõi</w:t>
+      </w:r>
+      <w:proofErr w:type="spellEnd"/>
+      <w:r>
+        <w:rPr>
+          <w:sz w:val="26"/>
+          <w:szCs w:val="26"/>
+        </w:rPr>
+        <w:t xml:space="preserve"> </w:t>
+      </w:r>
+      <w:proofErr w:type="spellStart"/>
+      <w:r>
+        <w:rPr>
+          <w:sz w:val="26"/>
+          <w:szCs w:val="26"/>
+        </w:rPr>
+        <w:t>quá</w:t>
+      </w:r>
+      <w:proofErr w:type="spellEnd"/>
+      <w:r>
+        <w:rPr>
+          <w:sz w:val="26"/>
+          <w:szCs w:val="26"/>
+        </w:rPr>
+        <w:t xml:space="preserve"> </w:t>
+      </w:r>
+      <w:proofErr w:type="spellStart"/>
+      <w:r>
+        <w:rPr>
+          <w:sz w:val="26"/>
+          <w:szCs w:val="26"/>
+        </w:rPr>
+        <w:t>trình</w:t>
+      </w:r>
+      <w:proofErr w:type="spellEnd"/>
+      <w:r>
+        <w:rPr>
+          <w:sz w:val="26"/>
+          <w:szCs w:val="26"/>
+        </w:rPr>
+        <w:t xml:space="preserve"> </w:t>
+      </w:r>
+      <w:proofErr w:type="spellStart"/>
+      <w:r>
+        <w:rPr>
+          <w:sz w:val="26"/>
+          <w:szCs w:val="26"/>
+        </w:rPr>
+        <w:t>tuyển</w:t>
+      </w:r>
+      <w:proofErr w:type="spellEnd"/>
+      <w:r>
+        <w:rPr>
+          <w:sz w:val="26"/>
+          <w:szCs w:val="26"/>
+        </w:rPr>
+        <w:t xml:space="preserve"> </w:t>
+      </w:r>
+      <w:proofErr w:type="spellStart"/>
+      <w:r>
+        <w:rPr>
+          <w:sz w:val="26"/>
+          <w:szCs w:val="26"/>
+        </w:rPr>
+        <w:t>dụng</w:t>
+      </w:r>
+      <w:proofErr w:type="spellEnd"/>
+      <w:r>
+        <w:rPr>
+          <w:sz w:val="26"/>
+          <w:szCs w:val="26"/>
+        </w:rPr>
+        <w:t xml:space="preserve"> </w:t>
+      </w:r>
+      <w:proofErr w:type="spellStart"/>
+      <w:r>
+        <w:rPr>
+          <w:sz w:val="26"/>
+          <w:szCs w:val="26"/>
+        </w:rPr>
+        <w:t>và</w:t>
+      </w:r>
+      <w:proofErr w:type="spellEnd"/>
+      <w:r>
+        <w:rPr>
+          <w:sz w:val="26"/>
+          <w:szCs w:val="26"/>
+        </w:rPr>
+        <w:t xml:space="preserve"> </w:t>
+      </w:r>
+      <w:proofErr w:type="spellStart"/>
+      <w:r>
+        <w:rPr>
+          <w:sz w:val="26"/>
+          <w:szCs w:val="26"/>
+        </w:rPr>
+        <w:t>quản</w:t>
+      </w:r>
+      <w:proofErr w:type="spellEnd"/>
+      <w:r>
+        <w:rPr>
+          <w:sz w:val="26"/>
+          <w:szCs w:val="26"/>
+        </w:rPr>
+        <w:t xml:space="preserve"> </w:t>
+      </w:r>
+      <w:proofErr w:type="spellStart"/>
+      <w:r>
+        <w:rPr>
+          <w:sz w:val="26"/>
+          <w:szCs w:val="26"/>
+        </w:rPr>
+        <w:t>lý</w:t>
+      </w:r>
+      <w:proofErr w:type="spellEnd"/>
+      <w:r>
+        <w:rPr>
+          <w:sz w:val="26"/>
+          <w:szCs w:val="26"/>
+        </w:rPr>
+        <w:t xml:space="preserve"> </w:t>
+      </w:r>
+      <w:proofErr w:type="spellStart"/>
+      <w:r>
+        <w:rPr>
+          <w:sz w:val="26"/>
+          <w:szCs w:val="26"/>
+        </w:rPr>
+        <w:t>các</w:t>
+      </w:r>
+      <w:proofErr w:type="spellEnd"/>
+      <w:r>
+        <w:rPr>
+          <w:sz w:val="26"/>
+          <w:szCs w:val="26"/>
+        </w:rPr>
+        <w:t xml:space="preserve"> tin </w:t>
+      </w:r>
+      <w:proofErr w:type="spellStart"/>
+      <w:r>
+        <w:rPr>
+          <w:sz w:val="26"/>
+          <w:szCs w:val="26"/>
+        </w:rPr>
+        <w:t>tuyển</w:t>
+      </w:r>
+      <w:proofErr w:type="spellEnd"/>
+      <w:r>
+        <w:rPr>
+          <w:sz w:val="26"/>
+          <w:szCs w:val="26"/>
+        </w:rPr>
+        <w:t xml:space="preserve"> </w:t>
+      </w:r>
+      <w:proofErr w:type="spellStart"/>
+      <w:r>
+        <w:rPr>
+          <w:sz w:val="26"/>
+          <w:szCs w:val="26"/>
+        </w:rPr>
+        <w:t>dụng</w:t>
+      </w:r>
+      <w:proofErr w:type="spellEnd"/>
+      <w:r>
+        <w:rPr>
+          <w:sz w:val="26"/>
+          <w:szCs w:val="26"/>
+        </w:rPr>
+        <w:t xml:space="preserve"> </w:t>
+      </w:r>
+      <w:proofErr w:type="spellStart"/>
+      <w:r>
+        <w:rPr>
+          <w:sz w:val="26"/>
+          <w:szCs w:val="26"/>
+        </w:rPr>
+        <w:t>đã</w:t>
+      </w:r>
+      <w:proofErr w:type="spellEnd"/>
+      <w:r>
+        <w:rPr>
+          <w:sz w:val="26"/>
+          <w:szCs w:val="26"/>
+        </w:rPr>
+        <w:t xml:space="preserve"> </w:t>
+      </w:r>
+      <w:proofErr w:type="spellStart"/>
+      <w:r>
+        <w:rPr>
+          <w:sz w:val="26"/>
+          <w:szCs w:val="26"/>
+        </w:rPr>
+        <w:t>đăng</w:t>
+      </w:r>
+      <w:proofErr w:type="spellEnd"/>
+      <w:r>
+        <w:rPr>
+          <w:sz w:val="26"/>
+          <w:szCs w:val="26"/>
+        </w:rPr>
+        <w:t>.</w:t>
+      </w:r>
+    </w:p>
+    <w:p>
+      <w:pPr>
+        <w:pStyle w:val="Heading4"/>
+        <w:spacing w:before="0" w:beforeAutospacing="0" w:after="0" w:afterAutospacing="0" w:line="360" w:lineRule="auto"/>
+        <w:rPr>
+          <w:sz w:val="26"/>
+          <w:szCs w:val="26"/>
+        </w:rPr>
+      </w:pPr>
+      <w:r>
+        <w:rPr>
+          <w:sz w:val="26"/>
+          <w:szCs w:val="26"/>
+        </w:rPr>
+        <w:t xml:space="preserve">3.3.3. </w:t>
+      </w:r>
+      <w:proofErr w:type="spellStart"/>
+      <w:r>
+        <w:rPr>
+          <w:sz w:val="26"/>
+          <w:szCs w:val="26"/>
+        </w:rPr>
+        <w:t>Nhu</w:t>
+      </w:r>
+      <w:proofErr w:type="spellEnd"/>
+      <w:r>
+        <w:rPr>
+          <w:sz w:val="26"/>
+          <w:szCs w:val="26"/>
+        </w:rPr>
+        <w:t xml:space="preserve"> </w:t>
+      </w:r>
+      <w:proofErr w:type="spellStart"/>
+      <w:r>
+        <w:rPr>
+          <w:sz w:val="26"/>
+          <w:szCs w:val="26"/>
+        </w:rPr>
+        <w:t>cầu</w:t>
+      </w:r>
+      <w:proofErr w:type="spellEnd"/>
+      <w:r>
+        <w:rPr>
+          <w:sz w:val="26"/>
+          <w:szCs w:val="26"/>
+        </w:rPr>
+        <w:t xml:space="preserve"> </w:t>
+      </w:r>
+      <w:proofErr w:type="spellStart"/>
+      <w:r>
+        <w:rPr>
+          <w:sz w:val="26"/>
+          <w:szCs w:val="26"/>
+        </w:rPr>
+        <w:t>của</w:t>
+      </w:r>
+      <w:proofErr w:type="spellEnd"/>
+      <w:r>
+        <w:rPr>
+          <w:sz w:val="26"/>
+          <w:szCs w:val="26"/>
+        </w:rPr>
+        <w:t xml:space="preserve"> </w:t>
+      </w:r>
+      <w:proofErr w:type="spellStart"/>
+      <w:r>
+        <w:rPr>
+          <w:sz w:val="26"/>
+          <w:szCs w:val="26"/>
+        </w:rPr>
+        <w:t>quản</w:t>
+      </w:r>
+      <w:proofErr w:type="spellEnd"/>
+      <w:r>
+        <w:rPr>
+          <w:sz w:val="26"/>
+          <w:szCs w:val="26"/>
+        </w:rPr>
+        <w:t xml:space="preserve"> </w:t>
+      </w:r>
+      <w:proofErr w:type="spellStart"/>
+      <w:r>
+        <w:rPr>
+          <w:sz w:val="26"/>
+          <w:szCs w:val="26"/>
+        </w:rPr>
+        <w:t>trị</w:t>
+      </w:r>
+      <w:proofErr w:type="spellEnd"/>
+      <w:r>
+        <w:rPr>
+          <w:sz w:val="26"/>
+          <w:szCs w:val="26"/>
+        </w:rPr>
+        <w:t xml:space="preserve"> </w:t>
+      </w:r>
+      <w:proofErr w:type="spellStart"/>
+      <w:r>
+        <w:rPr>
+          <w:sz w:val="26"/>
+          <w:szCs w:val="26"/>
+        </w:rPr>
+        <w:t>viên</w:t>
+      </w:r>
+      <w:proofErr w:type="spellEnd"/>
+    </w:p>
+    <w:p>
+      <w:pPr>
+        <w:pStyle w:val="NormalWeb"/>
+        <w:spacing w:before="0" w:beforeAutospacing="0" w:after="0" w:afterAutospacing="0" w:line="360" w:lineRule="auto"/>
+        <w:ind w:firstLine="720"/>
+        <w:rPr>
+          <w:sz w:val="26"/>
+          <w:szCs w:val="26"/>
+        </w:rPr>
+      </w:pPr>
+      <w:proofErr w:type="spellStart"/>
+      <w:r>
+        <w:rPr>
+          <w:sz w:val="26"/>
+          <w:szCs w:val="26"/>
+        </w:rPr>
+        <w:t>Quản</w:t>
+      </w:r>
+      <w:proofErr w:type="spellEnd"/>
+      <w:r>
+        <w:rPr>
+          <w:sz w:val="26"/>
+          <w:szCs w:val="26"/>
+        </w:rPr>
+        <w:t xml:space="preserve"> </w:t>
+      </w:r>
+      <w:proofErr w:type="spellStart"/>
+      <w:r>
+        <w:rPr>
+          <w:sz w:val="26"/>
+          <w:szCs w:val="26"/>
+        </w:rPr>
+        <w:t>trị</w:t>
+      </w:r>
+      <w:proofErr w:type="spellEnd"/>
+      <w:r>
+        <w:rPr>
+          <w:sz w:val="26"/>
+          <w:szCs w:val="26"/>
+        </w:rPr>
+        <w:t xml:space="preserve"> </w:t>
+      </w:r>
+      <w:proofErr w:type="spellStart"/>
+      <w:r>
+        <w:rPr>
+          <w:sz w:val="26"/>
+          <w:szCs w:val="26"/>
+        </w:rPr>
+        <w:t>viên</w:t>
+      </w:r>
+      <w:proofErr w:type="spellEnd"/>
+      <w:r>
+        <w:rPr>
+          <w:sz w:val="26"/>
+          <w:szCs w:val="26"/>
+        </w:rPr>
+        <w:t xml:space="preserve"> </w:t>
+      </w:r>
+      <w:proofErr w:type="spellStart"/>
+      <w:r>
+        <w:rPr>
+          <w:sz w:val="26"/>
+          <w:szCs w:val="26"/>
+        </w:rPr>
+        <w:t>cần</w:t>
+      </w:r>
+      <w:proofErr w:type="spellEnd"/>
+      <w:r>
+        <w:rPr>
+          <w:sz w:val="26"/>
+          <w:szCs w:val="26"/>
+        </w:rPr>
+        <w:t xml:space="preserve"> </w:t>
+      </w:r>
+      <w:proofErr w:type="spellStart"/>
+      <w:r>
+        <w:rPr>
+          <w:sz w:val="26"/>
+          <w:szCs w:val="26"/>
+        </w:rPr>
+        <w:t>một</w:t>
+      </w:r>
+      <w:proofErr w:type="spellEnd"/>
+      <w:r>
+        <w:rPr>
+          <w:sz w:val="26"/>
+          <w:szCs w:val="26"/>
+        </w:rPr>
+        <w:t xml:space="preserve"> </w:t>
+      </w:r>
+      <w:proofErr w:type="spellStart"/>
+      <w:r>
+        <w:rPr>
+          <w:sz w:val="26"/>
+          <w:szCs w:val="26"/>
+        </w:rPr>
+        <w:t>hệ</w:t>
+      </w:r>
+      <w:proofErr w:type="spellEnd"/>
+      <w:r>
+        <w:rPr>
+          <w:sz w:val="26"/>
+          <w:szCs w:val="26"/>
+        </w:rPr>
+        <w:t xml:space="preserve"> </w:t>
+      </w:r>
+      <w:proofErr w:type="spellStart"/>
+      <w:r>
+        <w:rPr>
+          <w:sz w:val="26"/>
+          <w:szCs w:val="26"/>
+        </w:rPr>
+        <w:t>thống</w:t>
+      </w:r>
+      <w:proofErr w:type="spellEnd"/>
+      <w:r>
+        <w:rPr>
+          <w:sz w:val="26"/>
+          <w:szCs w:val="26"/>
+        </w:rPr>
+        <w:t xml:space="preserve"> </w:t>
+      </w:r>
+      <w:proofErr w:type="spellStart"/>
+      <w:r>
+        <w:rPr>
+          <w:sz w:val="26"/>
+          <w:szCs w:val="26"/>
+        </w:rPr>
+        <w:t>hỗ</w:t>
+      </w:r>
+      <w:proofErr w:type="spellEnd"/>
+      <w:r>
+        <w:rPr>
+          <w:sz w:val="26"/>
+          <w:szCs w:val="26"/>
+        </w:rPr>
+        <w:t xml:space="preserve"> </w:t>
+      </w:r>
+      <w:proofErr w:type="spellStart"/>
+      <w:r>
+        <w:rPr>
+          <w:sz w:val="26"/>
+          <w:szCs w:val="26"/>
+        </w:rPr>
+        <w:t>trợ</w:t>
+      </w:r>
+      <w:proofErr w:type="spellEnd"/>
+      <w:r>
+        <w:rPr>
+          <w:sz w:val="26"/>
+          <w:szCs w:val="26"/>
+        </w:rPr>
+        <w:t xml:space="preserve"> </w:t>
+      </w:r>
+      <w:proofErr w:type="spellStart"/>
+      <w:r>
+        <w:rPr>
+          <w:sz w:val="26"/>
+          <w:szCs w:val="26"/>
+        </w:rPr>
+        <w:t>quản</w:t>
+      </w:r>
+      <w:proofErr w:type="spellEnd"/>
+      <w:r>
+        <w:rPr>
+          <w:sz w:val="26"/>
+          <w:szCs w:val="26"/>
+        </w:rPr>
+        <w:t xml:space="preserve"> </w:t>
+      </w:r>
+      <w:proofErr w:type="spellStart"/>
+      <w:r>
+        <w:rPr>
+          <w:sz w:val="26"/>
+          <w:szCs w:val="26"/>
+        </w:rPr>
+        <w:t>lý</w:t>
+      </w:r>
+      <w:proofErr w:type="spellEnd"/>
+      <w:r>
+        <w:rPr>
+          <w:sz w:val="26"/>
+          <w:szCs w:val="26"/>
+        </w:rPr>
+        <w:t xml:space="preserve"> </w:t>
+      </w:r>
+      <w:proofErr w:type="spellStart"/>
+      <w:r>
+        <w:rPr>
+          <w:sz w:val="26"/>
+          <w:szCs w:val="26"/>
+        </w:rPr>
+        <w:t>toàn</w:t>
+      </w:r>
+      <w:proofErr w:type="spellEnd"/>
+      <w:r>
+        <w:rPr>
+          <w:sz w:val="26"/>
+          <w:szCs w:val="26"/>
+        </w:rPr>
+        <w:t xml:space="preserve"> </w:t>
+      </w:r>
+      <w:proofErr w:type="spellStart"/>
+      <w:r>
+        <w:rPr>
+          <w:sz w:val="26"/>
+          <w:szCs w:val="26"/>
+        </w:rPr>
+        <w:t>bộ</w:t>
+      </w:r>
+      <w:proofErr w:type="spellEnd"/>
+      <w:r>
+        <w:rPr>
+          <w:sz w:val="26"/>
+          <w:szCs w:val="26"/>
+        </w:rPr>
+        <w:t xml:space="preserve"> </w:t>
+      </w:r>
+      <w:proofErr w:type="spellStart"/>
+      <w:r>
+        <w:rPr>
+          <w:sz w:val="26"/>
+          <w:szCs w:val="26"/>
+        </w:rPr>
+        <w:t>hoạt</w:t>
+      </w:r>
+      <w:proofErr w:type="spellEnd"/>
+      <w:r>
+        <w:rPr>
+          <w:sz w:val="26"/>
+          <w:szCs w:val="26"/>
+        </w:rPr>
+        <w:t xml:space="preserve"> </w:t>
+      </w:r>
+      <w:proofErr w:type="spellStart"/>
+      <w:r>
+        <w:rPr>
+          <w:sz w:val="26"/>
+          <w:szCs w:val="26"/>
+        </w:rPr>
+        <w:t>động</w:t>
+      </w:r>
+      <w:proofErr w:type="spellEnd"/>
+      <w:r>
+        <w:rPr>
+          <w:sz w:val="26"/>
+          <w:szCs w:val="26"/>
+        </w:rPr>
+        <w:t xml:space="preserve"> </w:t>
+      </w:r>
+      <w:proofErr w:type="spellStart"/>
+      <w:r>
+        <w:rPr>
+          <w:sz w:val="26"/>
+          <w:szCs w:val="26"/>
+        </w:rPr>
+        <w:t>của</w:t>
+      </w:r>
+      <w:proofErr w:type="spellEnd"/>
+      <w:r>
+        <w:rPr>
+          <w:sz w:val="26"/>
+          <w:szCs w:val="26"/>
+        </w:rPr>
+        <w:t xml:space="preserve"> website. </w:t>
+      </w:r>
+      <w:proofErr w:type="spellStart"/>
+      <w:r>
+        <w:rPr>
+          <w:sz w:val="26"/>
+          <w:szCs w:val="26"/>
+        </w:rPr>
+        <w:t>Người</w:t>
+      </w:r>
+      <w:proofErr w:type="spellEnd"/>
+      <w:r>
+        <w:rPr>
+          <w:sz w:val="26"/>
+          <w:szCs w:val="26"/>
+        </w:rPr>
+        <w:t xml:space="preserve"> </w:t>
+      </w:r>
+      <w:proofErr w:type="spellStart"/>
+      <w:r>
+        <w:rPr>
+          <w:sz w:val="26"/>
+          <w:szCs w:val="26"/>
+        </w:rPr>
+        <w:t>dùng</w:t>
+      </w:r>
+      <w:proofErr w:type="spellEnd"/>
+      <w:r>
+        <w:rPr>
+          <w:sz w:val="26"/>
+          <w:szCs w:val="26"/>
+        </w:rPr>
+        <w:t xml:space="preserve"> </w:t>
+      </w:r>
+      <w:proofErr w:type="spellStart"/>
+      <w:r>
+        <w:rPr>
+          <w:sz w:val="26"/>
+          <w:szCs w:val="26"/>
+        </w:rPr>
+        <w:t>có</w:t>
+      </w:r>
+      <w:proofErr w:type="spellEnd"/>
+      <w:r>
+        <w:rPr>
+          <w:sz w:val="26"/>
+          <w:szCs w:val="26"/>
+        </w:rPr>
+        <w:t xml:space="preserve"> </w:t>
+      </w:r>
+      <w:proofErr w:type="spellStart"/>
+      <w:r>
+        <w:rPr>
+          <w:sz w:val="26"/>
+          <w:szCs w:val="26"/>
+        </w:rPr>
+        <w:t>nhu</w:t>
+      </w:r>
+      <w:proofErr w:type="spellEnd"/>
+      <w:r>
+        <w:rPr>
+          <w:sz w:val="26"/>
+          <w:szCs w:val="26"/>
+        </w:rPr>
+        <w:t xml:space="preserve"> </w:t>
+      </w:r>
+      <w:proofErr w:type="spellStart"/>
+      <w:r>
+        <w:rPr>
+          <w:sz w:val="26"/>
+          <w:szCs w:val="26"/>
+        </w:rPr>
+        <w:t>cầu</w:t>
+      </w:r>
+      <w:proofErr w:type="spellEnd"/>
+      <w:r>
+        <w:rPr>
+          <w:sz w:val="26"/>
+          <w:szCs w:val="26"/>
+        </w:rPr>
+        <w:t xml:space="preserve"> </w:t>
+      </w:r>
+      <w:proofErr w:type="spellStart"/>
+      <w:r>
+        <w:rPr>
+          <w:sz w:val="26"/>
+          <w:szCs w:val="26"/>
+        </w:rPr>
+        <w:t>quản</w:t>
+      </w:r>
+      <w:proofErr w:type="spellEnd"/>
+      <w:r>
+        <w:rPr>
+          <w:sz w:val="26"/>
+          <w:szCs w:val="26"/>
+        </w:rPr>
+        <w:t xml:space="preserve"> </w:t>
+      </w:r>
+      <w:proofErr w:type="spellStart"/>
+      <w:r>
+        <w:rPr>
+          <w:sz w:val="26"/>
+          <w:szCs w:val="26"/>
+        </w:rPr>
+        <w:t>lý</w:t>
+      </w:r>
+      <w:proofErr w:type="spellEnd"/>
+      <w:r>
+        <w:rPr>
+          <w:sz w:val="26"/>
+          <w:szCs w:val="26"/>
+        </w:rPr>
+        <w:t xml:space="preserve"> </w:t>
+      </w:r>
+      <w:proofErr w:type="spellStart"/>
+      <w:r>
+        <w:rPr>
+          <w:sz w:val="26"/>
+          <w:szCs w:val="26"/>
+        </w:rPr>
+        <w:t>tài</w:t>
+      </w:r>
+      <w:proofErr w:type="spellEnd"/>
+      <w:r>
+        <w:rPr>
+          <w:sz w:val="26"/>
+          <w:szCs w:val="26"/>
+        </w:rPr>
+        <w:t xml:space="preserve"> </w:t>
+      </w:r>
+      <w:proofErr w:type="spellStart"/>
+      <w:r>
+        <w:rPr>
+          <w:sz w:val="26"/>
+          <w:szCs w:val="26"/>
+        </w:rPr>
+        <w:t>khoản</w:t>
+      </w:r>
+      <w:proofErr w:type="spellEnd"/>
+      <w:r>
+        <w:rPr>
+          <w:sz w:val="26"/>
+          <w:szCs w:val="26"/>
+        </w:rPr>
+        <w:t xml:space="preserve">, </w:t>
+      </w:r>
+      <w:proofErr w:type="spellStart"/>
+      <w:r>
+        <w:rPr>
+          <w:sz w:val="26"/>
+          <w:szCs w:val="26"/>
+        </w:rPr>
+        <w:t>quản</w:t>
+      </w:r>
+      <w:proofErr w:type="spellEnd"/>
+      <w:r>
+        <w:rPr>
+          <w:sz w:val="26"/>
+          <w:szCs w:val="26"/>
+        </w:rPr>
+        <w:t xml:space="preserve"> </w:t>
+      </w:r>
+      <w:proofErr w:type="spellStart"/>
+      <w:r>
+        <w:rPr>
+          <w:sz w:val="26"/>
+          <w:szCs w:val="26"/>
+        </w:rPr>
+        <w:t>lý</w:t>
+      </w:r>
+      <w:proofErr w:type="spellEnd"/>
+      <w:r>
+        <w:rPr>
+          <w:sz w:val="26"/>
+          <w:szCs w:val="26"/>
+        </w:rPr>
+        <w:t xml:space="preserve"> </w:t>
+      </w:r>
+      <w:proofErr w:type="spellStart"/>
+      <w:r>
+        <w:rPr>
+          <w:sz w:val="26"/>
+          <w:szCs w:val="26"/>
+        </w:rPr>
+        <w:t>thông</w:t>
+      </w:r>
+      <w:proofErr w:type="spellEnd"/>
+      <w:r>
+        <w:rPr>
+          <w:sz w:val="26"/>
+          <w:szCs w:val="26"/>
+        </w:rPr>
+        <w:t xml:space="preserve"> tin </w:t>
+      </w:r>
+      <w:proofErr w:type="spellStart"/>
+      <w:r>
+        <w:rPr>
+          <w:sz w:val="26"/>
+          <w:szCs w:val="26"/>
+        </w:rPr>
+        <w:t>doanh</w:t>
+      </w:r>
+      <w:proofErr w:type="spellEnd"/>
+      <w:r>
+        <w:rPr>
+          <w:sz w:val="26"/>
+          <w:szCs w:val="26"/>
+        </w:rPr>
+        <w:t xml:space="preserve"> </w:t>
+      </w:r>
+      <w:proofErr w:type="spellStart"/>
+      <w:r>
+        <w:rPr>
+          <w:sz w:val="26"/>
+          <w:szCs w:val="26"/>
+        </w:rPr>
+        <w:t>nghiệp</w:t>
+      </w:r>
+      <w:proofErr w:type="spellEnd"/>
+      <w:r>
+        <w:rPr>
+          <w:sz w:val="26"/>
+          <w:szCs w:val="26"/>
+        </w:rPr>
+        <w:t xml:space="preserve"> </w:t>
+      </w:r>
+      <w:proofErr w:type="spellStart"/>
+      <w:r>
+        <w:rPr>
+          <w:sz w:val="26"/>
+          <w:szCs w:val="26"/>
+        </w:rPr>
+        <w:t>và</w:t>
+      </w:r>
+      <w:proofErr w:type="spellEnd"/>
+      <w:r>
+        <w:rPr>
+          <w:sz w:val="26"/>
+          <w:szCs w:val="26"/>
+        </w:rPr>
+        <w:t xml:space="preserve"> </w:t>
+      </w:r>
+      <w:proofErr w:type="spellStart"/>
+      <w:r>
+        <w:rPr>
+          <w:sz w:val="26"/>
+          <w:szCs w:val="26"/>
+        </w:rPr>
+        <w:t>ứng</w:t>
+      </w:r>
+      <w:proofErr w:type="spellEnd"/>
+      <w:r>
+        <w:rPr>
+          <w:sz w:val="26"/>
+          <w:szCs w:val="26"/>
+        </w:rPr>
+        <w:t xml:space="preserve"> </w:t>
+      </w:r>
+      <w:proofErr w:type="spellStart"/>
+      <w:r>
+        <w:rPr>
+          <w:sz w:val="26"/>
+          <w:szCs w:val="26"/>
+        </w:rPr>
+        <w:t>viên</w:t>
+      </w:r>
+      <w:proofErr w:type="spellEnd"/>
+      <w:r>
+        <w:rPr>
+          <w:sz w:val="26"/>
+          <w:szCs w:val="26"/>
+        </w:rPr>
+        <w:t xml:space="preserve">, </w:t>
+      </w:r>
+      <w:proofErr w:type="spellStart"/>
+      <w:r>
+        <w:rPr>
+          <w:sz w:val="26"/>
+          <w:szCs w:val="26"/>
+        </w:rPr>
+        <w:t>kiểm</w:t>
+      </w:r>
+      <w:proofErr w:type="spellEnd"/>
+      <w:r>
+        <w:rPr>
+          <w:sz w:val="26"/>
+          <w:szCs w:val="26"/>
+        </w:rPr>
+        <w:t xml:space="preserve"> </w:t>
+      </w:r>
+      <w:proofErr w:type="spellStart"/>
+      <w:r>
+        <w:rPr>
+          <w:sz w:val="26"/>
+          <w:szCs w:val="26"/>
+        </w:rPr>
+        <w:t>tra</w:t>
+      </w:r>
+      <w:proofErr w:type="spellEnd"/>
+      <w:r>
+        <w:rPr>
+          <w:sz w:val="26"/>
+          <w:szCs w:val="26"/>
+        </w:rPr>
+        <w:t xml:space="preserve"> </w:t>
+      </w:r>
+      <w:proofErr w:type="spellStart"/>
+      <w:r>
+        <w:rPr>
+          <w:sz w:val="26"/>
+          <w:szCs w:val="26"/>
+        </w:rPr>
+        <w:t>và</w:t>
+      </w:r>
+      <w:proofErr w:type="spellEnd"/>
+      <w:r>
+        <w:rPr>
+          <w:sz w:val="26"/>
+          <w:szCs w:val="26"/>
+        </w:rPr>
+        <w:t xml:space="preserve"> </w:t>
+      </w:r>
+      <w:proofErr w:type="spellStart"/>
+      <w:r>
+        <w:rPr>
+          <w:sz w:val="26"/>
+          <w:szCs w:val="26"/>
+        </w:rPr>
+        <w:t>quản</w:t>
+      </w:r>
+      <w:proofErr w:type="spellEnd"/>
+      <w:r>
+        <w:rPr>
+          <w:sz w:val="26"/>
+          <w:szCs w:val="26"/>
+        </w:rPr>
+        <w:t xml:space="preserve"> </w:t>
+      </w:r>
+      <w:proofErr w:type="spellStart"/>
+      <w:r>
+        <w:rPr>
+          <w:sz w:val="26"/>
+          <w:szCs w:val="26"/>
+        </w:rPr>
+        <w:t>lý</w:t>
+      </w:r>
+      <w:proofErr w:type="spellEnd"/>
+      <w:r>
+        <w:rPr>
+          <w:sz w:val="26"/>
+          <w:szCs w:val="26"/>
+        </w:rPr>
+        <w:t xml:space="preserve"> </w:t>
+      </w:r>
+      <w:proofErr w:type="spellStart"/>
+      <w:r>
+        <w:rPr>
+          <w:sz w:val="26"/>
+          <w:szCs w:val="26"/>
+        </w:rPr>
+        <w:t>các</w:t>
+      </w:r>
+      <w:proofErr w:type="spellEnd"/>
+      <w:r>
+        <w:rPr>
+          <w:sz w:val="26"/>
+          <w:szCs w:val="26"/>
+        </w:rPr>
+        <w:t xml:space="preserve"> tin </w:t>
+      </w:r>
+      <w:proofErr w:type="spellStart"/>
+      <w:r>
+        <w:rPr>
+          <w:sz w:val="26"/>
+          <w:szCs w:val="26"/>
+        </w:rPr>
+        <w:t>tuyển</w:t>
+      </w:r>
+      <w:proofErr w:type="spellEnd"/>
+      <w:r>
+        <w:rPr>
+          <w:sz w:val="26"/>
+          <w:szCs w:val="26"/>
+        </w:rPr>
+        <w:t xml:space="preserve"> </w:t>
+      </w:r>
+      <w:proofErr w:type="spellStart"/>
+      <w:r>
+        <w:rPr>
+          <w:sz w:val="26"/>
+          <w:szCs w:val="26"/>
+        </w:rPr>
+        <w:t>dụng</w:t>
+      </w:r>
+      <w:proofErr w:type="spellEnd"/>
+      <w:r>
+        <w:rPr>
+          <w:sz w:val="26"/>
+          <w:szCs w:val="26"/>
+        </w:rPr>
+        <w:t xml:space="preserve">, </w:t>
+      </w:r>
+      <w:proofErr w:type="spellStart"/>
+      <w:r>
+        <w:rPr>
+          <w:sz w:val="26"/>
+          <w:szCs w:val="26"/>
+        </w:rPr>
+        <w:t>theo</w:t>
+      </w:r>
+      <w:proofErr w:type="spellEnd"/>
+      <w:r>
+        <w:rPr>
+          <w:sz w:val="26"/>
+          <w:szCs w:val="26"/>
+        </w:rPr>
+        <w:t xml:space="preserve"> </w:t>
+      </w:r>
+      <w:proofErr w:type="spellStart"/>
+      <w:r>
+        <w:rPr>
+          <w:sz w:val="26"/>
+          <w:szCs w:val="26"/>
+        </w:rPr>
+        <w:t>dõi</w:t>
+      </w:r>
+      <w:proofErr w:type="spellEnd"/>
+      <w:r>
+        <w:rPr>
+          <w:sz w:val="26"/>
+          <w:szCs w:val="26"/>
+        </w:rPr>
+        <w:t xml:space="preserve"> </w:t>
+      </w:r>
+      <w:proofErr w:type="spellStart"/>
+      <w:r>
+        <w:rPr>
+          <w:sz w:val="26"/>
+          <w:szCs w:val="26"/>
+        </w:rPr>
+        <w:t>dữ</w:t>
+      </w:r>
+      <w:proofErr w:type="spellEnd"/>
+      <w:r>
+        <w:rPr>
+          <w:sz w:val="26"/>
+          <w:szCs w:val="26"/>
+        </w:rPr>
+        <w:t xml:space="preserve"> </w:t>
+      </w:r>
+      <w:proofErr w:type="spellStart"/>
+      <w:r>
+        <w:rPr>
+          <w:sz w:val="26"/>
+          <w:szCs w:val="26"/>
+        </w:rPr>
+        <w:t>liệu</w:t>
+      </w:r>
+      <w:proofErr w:type="spellEnd"/>
+      <w:r>
+        <w:rPr>
+          <w:sz w:val="26"/>
+          <w:szCs w:val="26"/>
+        </w:rPr>
+        <w:t xml:space="preserve"> </w:t>
+      </w:r>
+      <w:proofErr w:type="spellStart"/>
+      <w:r>
+        <w:rPr>
+          <w:sz w:val="26"/>
+          <w:szCs w:val="26"/>
+        </w:rPr>
+        <w:t>của</w:t>
+      </w:r>
+      <w:proofErr w:type="spellEnd"/>
+      <w:r>
+        <w:rPr>
+          <w:sz w:val="26"/>
+          <w:szCs w:val="26"/>
+        </w:rPr>
+        <w:t xml:space="preserve"> </w:t>
+      </w:r>
+      <w:proofErr w:type="spellStart"/>
+      <w:r>
+        <w:rPr>
+          <w:sz w:val="26"/>
+          <w:szCs w:val="26"/>
+        </w:rPr>
+        <w:t>hệ</w:t>
+      </w:r>
+      <w:proofErr w:type="spellEnd"/>
+      <w:r>
+        <w:rPr>
+          <w:sz w:val="26"/>
+          <w:szCs w:val="26"/>
+        </w:rPr>
+        <w:t xml:space="preserve"> </w:t>
+      </w:r>
+      <w:proofErr w:type="spellStart"/>
+      <w:r>
+        <w:rPr>
+          <w:sz w:val="26"/>
+          <w:szCs w:val="26"/>
+        </w:rPr>
+        <w:t>thống</w:t>
+      </w:r>
+      <w:proofErr w:type="spellEnd"/>
+      <w:r>
+        <w:rPr>
+          <w:sz w:val="26"/>
+          <w:szCs w:val="26"/>
+        </w:rPr>
+        <w:t xml:space="preserve">, </w:t>
+      </w:r>
+      <w:proofErr w:type="spellStart"/>
+      <w:r>
+        <w:rPr>
+          <w:sz w:val="26"/>
+          <w:szCs w:val="26"/>
+        </w:rPr>
+        <w:t>thống</w:t>
+      </w:r>
+      <w:proofErr w:type="spellEnd"/>
+      <w:r>
+        <w:rPr>
+          <w:sz w:val="26"/>
+          <w:szCs w:val="26"/>
+        </w:rPr>
+        <w:t xml:space="preserve"> </w:t>
+      </w:r>
+      <w:proofErr w:type="spellStart"/>
+      <w:r>
+        <w:rPr>
+          <w:sz w:val="26"/>
+          <w:szCs w:val="26"/>
+        </w:rPr>
+        <w:t>kê</w:t>
+      </w:r>
+      <w:proofErr w:type="spellEnd"/>
+      <w:r>
+        <w:rPr>
+          <w:sz w:val="26"/>
+          <w:szCs w:val="26"/>
+        </w:rPr>
+        <w:t xml:space="preserve"> </w:t>
+      </w:r>
+      <w:proofErr w:type="spellStart"/>
+      <w:r>
+        <w:rPr>
+          <w:sz w:val="26"/>
+          <w:szCs w:val="26"/>
+        </w:rPr>
+        <w:t>số</w:t>
+      </w:r>
+      <w:proofErr w:type="spellEnd"/>
+      <w:r>
+        <w:rPr>
+          <w:sz w:val="26"/>
+          <w:szCs w:val="26"/>
+        </w:rPr>
+        <w:t xml:space="preserve"> </w:t>
+      </w:r>
+      <w:proofErr w:type="spellStart"/>
+      <w:r>
+        <w:rPr>
+          <w:sz w:val="26"/>
+          <w:szCs w:val="26"/>
+        </w:rPr>
+        <w:t>lượng</w:t>
+      </w:r>
+      <w:proofErr w:type="spellEnd"/>
+      <w:r>
+        <w:rPr>
+          <w:sz w:val="26"/>
+          <w:szCs w:val="26"/>
+        </w:rPr>
+        <w:t xml:space="preserve"> </w:t>
+      </w:r>
+      <w:proofErr w:type="spellStart"/>
+      <w:r>
+        <w:rPr>
+          <w:sz w:val="26"/>
+          <w:szCs w:val="26"/>
+        </w:rPr>
+        <w:t>người</w:t>
+      </w:r>
+      <w:proofErr w:type="spellEnd"/>
+      <w:r>
+        <w:rPr>
+          <w:sz w:val="26"/>
+          <w:szCs w:val="26"/>
+        </w:rPr>
+        <w:t xml:space="preserve"> </w:t>
+      </w:r>
+      <w:proofErr w:type="spellStart"/>
+      <w:r>
+        <w:rPr>
+          <w:sz w:val="26"/>
+          <w:szCs w:val="26"/>
+        </w:rPr>
+        <w:t>dùng</w:t>
+      </w:r>
+      <w:proofErr w:type="spellEnd"/>
+      <w:r>
+        <w:rPr>
+          <w:sz w:val="26"/>
+          <w:szCs w:val="26"/>
+        </w:rPr>
+        <w:t xml:space="preserve"> </w:t>
+      </w:r>
+      <w:proofErr w:type="spellStart"/>
+      <w:r>
+        <w:rPr>
+          <w:sz w:val="26"/>
+          <w:szCs w:val="26"/>
+        </w:rPr>
+        <w:t>và</w:t>
+      </w:r>
+      <w:proofErr w:type="spellEnd"/>
+      <w:r>
+        <w:rPr>
+          <w:sz w:val="26"/>
+          <w:szCs w:val="26"/>
+        </w:rPr>
+        <w:t xml:space="preserve"> </w:t>
+      </w:r>
+      <w:proofErr w:type="spellStart"/>
+      <w:r>
+        <w:rPr>
+          <w:sz w:val="26"/>
+          <w:szCs w:val="26"/>
+        </w:rPr>
+        <w:t>bài</w:t>
+      </w:r>
+      <w:proofErr w:type="spellEnd"/>
+      <w:r>
+        <w:rPr>
+          <w:sz w:val="26"/>
+          <w:szCs w:val="26"/>
+        </w:rPr>
+        <w:t xml:space="preserve"> </w:t>
+      </w:r>
+      <w:proofErr w:type="spellStart"/>
+      <w:r>
+        <w:rPr>
+          <w:sz w:val="26"/>
+          <w:szCs w:val="26"/>
+        </w:rPr>
+        <w:t>đăng</w:t>
+      </w:r>
+      <w:proofErr w:type="spellEnd"/>
+      <w:r>
+        <w:rPr>
+          <w:sz w:val="26"/>
+          <w:szCs w:val="26"/>
+        </w:rPr>
+        <w:t xml:space="preserve">, </w:t>
+      </w:r>
+      <w:proofErr w:type="spellStart"/>
+      <w:r>
+        <w:rPr>
+          <w:sz w:val="26"/>
+          <w:szCs w:val="26"/>
+        </w:rPr>
+        <w:t>đồng</w:t>
+      </w:r>
+      <w:proofErr w:type="spellEnd"/>
+      <w:r>
+        <w:rPr>
+          <w:sz w:val="26"/>
+          <w:szCs w:val="26"/>
+        </w:rPr>
+        <w:t xml:space="preserve"> </w:t>
+      </w:r>
+      <w:proofErr w:type="spellStart"/>
+      <w:r>
+        <w:rPr>
+          <w:sz w:val="26"/>
+          <w:szCs w:val="26"/>
+        </w:rPr>
+        <w:t>thời</w:t>
+      </w:r>
+      <w:proofErr w:type="spellEnd"/>
+      <w:r>
+        <w:rPr>
+          <w:sz w:val="26"/>
+          <w:szCs w:val="26"/>
+        </w:rPr>
+        <w:t xml:space="preserve"> </w:t>
+      </w:r>
+      <w:proofErr w:type="spellStart"/>
+      <w:r>
+        <w:rPr>
+          <w:sz w:val="26"/>
+          <w:szCs w:val="26"/>
+        </w:rPr>
+        <w:t>xử</w:t>
+      </w:r>
+      <w:proofErr w:type="spellEnd"/>
+      <w:r>
+        <w:rPr>
+          <w:sz w:val="26"/>
+          <w:szCs w:val="26"/>
+        </w:rPr>
+        <w:t xml:space="preserve"> </w:t>
+      </w:r>
+      <w:proofErr w:type="spellStart"/>
+      <w:r>
+        <w:rPr>
+          <w:sz w:val="26"/>
+          <w:szCs w:val="26"/>
+        </w:rPr>
+        <w:t>lý</w:t>
+      </w:r>
+      <w:proofErr w:type="spellEnd"/>
+      <w:r>
+        <w:rPr>
+          <w:sz w:val="26"/>
+          <w:szCs w:val="26"/>
+        </w:rPr>
+        <w:t xml:space="preserve"> </w:t>
+      </w:r>
+      <w:proofErr w:type="spellStart"/>
+      <w:r>
+        <w:rPr>
+          <w:sz w:val="26"/>
+          <w:szCs w:val="26"/>
+        </w:rPr>
+        <w:t>các</w:t>
+      </w:r>
+      <w:proofErr w:type="spellEnd"/>
+      <w:r>
+        <w:rPr>
+          <w:sz w:val="26"/>
+          <w:szCs w:val="26"/>
+        </w:rPr>
+        <w:t xml:space="preserve"> </w:t>
+      </w:r>
+      <w:proofErr w:type="spellStart"/>
+      <w:r>
+        <w:rPr>
+          <w:sz w:val="26"/>
+          <w:szCs w:val="26"/>
+        </w:rPr>
+        <w:t>trường</w:t>
+      </w:r>
+      <w:proofErr w:type="spellEnd"/>
+      <w:r>
+        <w:rPr>
+          <w:sz w:val="26"/>
+          <w:szCs w:val="26"/>
+        </w:rPr>
+        <w:t xml:space="preserve"> </w:t>
+      </w:r>
+      <w:proofErr w:type="spellStart"/>
+      <w:r>
+        <w:rPr>
+          <w:sz w:val="26"/>
+          <w:szCs w:val="26"/>
+        </w:rPr>
+        <w:t>hợp</w:t>
+      </w:r>
+      <w:proofErr w:type="spellEnd"/>
+      <w:r>
+        <w:rPr>
+          <w:sz w:val="26"/>
+          <w:szCs w:val="26"/>
+        </w:rPr>
+        <w:t xml:space="preserve"> </w:t>
+      </w:r>
+      <w:proofErr w:type="spellStart"/>
+      <w:r>
+        <w:rPr>
+          <w:sz w:val="26"/>
+          <w:szCs w:val="26"/>
+        </w:rPr>
+        <w:t>phát</w:t>
+      </w:r>
+      <w:proofErr w:type="spellEnd"/>
+      <w:r>
+        <w:rPr>
+          <w:sz w:val="26"/>
+          <w:szCs w:val="26"/>
+        </w:rPr>
+        <w:t xml:space="preserve"> </w:t>
+      </w:r>
+      <w:proofErr w:type="spellStart"/>
+      <w:r>
+        <w:rPr>
+          <w:sz w:val="26"/>
+          <w:szCs w:val="26"/>
+        </w:rPr>
+        <w:t>sinh</w:t>
+      </w:r>
+      <w:proofErr w:type="spellEnd"/>
+      <w:r>
+        <w:rPr>
+          <w:sz w:val="26"/>
+          <w:szCs w:val="26"/>
+        </w:rPr>
+        <w:t xml:space="preserve"> </w:t>
+      </w:r>
+      <w:proofErr w:type="spellStart"/>
+      <w:r>
+        <w:rPr>
+          <w:sz w:val="26"/>
+          <w:szCs w:val="26"/>
+        </w:rPr>
+        <w:t>để</w:t>
+      </w:r>
+      <w:proofErr w:type="spellEnd"/>
+      <w:r>
+        <w:rPr>
+          <w:sz w:val="26"/>
+          <w:szCs w:val="26"/>
+        </w:rPr>
+        <w:t xml:space="preserve"> </w:t>
+      </w:r>
+      <w:proofErr w:type="spellStart"/>
+      <w:r>
+        <w:rPr>
+          <w:sz w:val="26"/>
+          <w:szCs w:val="26"/>
+        </w:rPr>
+        <w:t>đảm</w:t>
+      </w:r>
+      <w:proofErr w:type="spellEnd"/>
+      <w:r>
+        <w:rPr>
+          <w:sz w:val="26"/>
+          <w:szCs w:val="26"/>
+        </w:rPr>
+        <w:t xml:space="preserve"> </w:t>
+      </w:r>
+      <w:proofErr w:type="spellStart"/>
+      <w:r>
+        <w:rPr>
+          <w:sz w:val="26"/>
+          <w:szCs w:val="26"/>
+        </w:rPr>
+        <w:t>bảo</w:t>
+      </w:r>
+      <w:proofErr w:type="spellEnd"/>
+      <w:r>
+        <w:rPr>
+          <w:sz w:val="26"/>
+          <w:szCs w:val="26"/>
+        </w:rPr>
+        <w:t xml:space="preserve"> </w:t>
+      </w:r>
+      <w:proofErr w:type="spellStart"/>
+      <w:r>
+        <w:rPr>
+          <w:sz w:val="26"/>
+          <w:szCs w:val="26"/>
+        </w:rPr>
+        <w:t>hệ</w:t>
+      </w:r>
+      <w:proofErr w:type="spellEnd"/>
+      <w:r>
+        <w:rPr>
+          <w:sz w:val="26"/>
+          <w:szCs w:val="26"/>
+        </w:rPr>
+        <w:t xml:space="preserve"> </w:t>
+      </w:r>
+      <w:proofErr w:type="spellStart"/>
+      <w:r>
+        <w:rPr>
+          <w:sz w:val="26"/>
+          <w:szCs w:val="26"/>
+        </w:rPr>
+        <w:t>thống</w:t>
+      </w:r>
+      <w:proofErr w:type="spellEnd"/>
+      <w:r>
+        <w:rPr>
+          <w:sz w:val="26"/>
+          <w:szCs w:val="26"/>
+        </w:rPr>
+        <w:t xml:space="preserve"> </w:t>
+      </w:r>
+      <w:proofErr w:type="spellStart"/>
+      <w:r>
+        <w:rPr>
+          <w:sz w:val="26"/>
+          <w:szCs w:val="26"/>
+        </w:rPr>
+        <w:t>hoạt</w:t>
+      </w:r>
+      <w:proofErr w:type="spellEnd"/>
+      <w:r>
+        <w:rPr>
+          <w:sz w:val="26"/>
+          <w:szCs w:val="26"/>
+        </w:rPr>
+        <w:t xml:space="preserve"> </w:t>
+      </w:r>
+      <w:proofErr w:type="spellStart"/>
+      <w:r>
+        <w:rPr>
+          <w:sz w:val="26"/>
+          <w:szCs w:val="26"/>
+        </w:rPr>
+        <w:t>động</w:t>
+      </w:r>
+      <w:proofErr w:type="spellEnd"/>
+      <w:r>
+        <w:rPr>
+          <w:sz w:val="26"/>
+          <w:szCs w:val="26"/>
+        </w:rPr>
+        <w:t xml:space="preserve"> </w:t>
+      </w:r>
+      <w:proofErr w:type="spellStart"/>
+      <w:r>
+        <w:rPr>
+          <w:sz w:val="26"/>
+          <w:szCs w:val="26"/>
+        </w:rPr>
+        <w:t>ổn</w:t>
+      </w:r>
+      <w:proofErr w:type="spellEnd"/>
+      <w:r>
+        <w:rPr>
+          <w:sz w:val="26"/>
+          <w:szCs w:val="26"/>
+        </w:rPr>
+        <w:t xml:space="preserve"> </w:t>
+      </w:r>
+      <w:proofErr w:type="spellStart"/>
+      <w:r>
+        <w:rPr>
+          <w:sz w:val="26"/>
+          <w:szCs w:val="26"/>
+        </w:rPr>
+        <w:t>định</w:t>
+      </w:r>
+      <w:proofErr w:type="spellEnd"/>
+      <w:r>
+        <w:rPr>
+          <w:sz w:val="26"/>
+          <w:szCs w:val="26"/>
+        </w:rPr>
+        <w:t>.</w:t>
+      </w:r>
+    </w:p>
+    <w:p>
+      <w:pPr>
+        <w:pStyle w:val="pdq2pgselectionanchorcontainer"/>
+        <w:spacing w:before="0" w:beforeAutospacing="0" w:after="0" w:afterAutospacing="0" w:line="360" w:lineRule="auto"/>
+        <w:ind w:firstLine="720"/>
+        <w:rPr>
+          <w:sz w:val="26"/>
+          <w:szCs w:val="26"/>
+        </w:rPr>
+      </w:pPr>
       <w:r>
         <w:rPr>
           <w:sz w:val="26"/>

--- a/BaoCaoKTM.docx
+++ b/BaoCaoKTM.docx
@@ -565,7 +565,52 @@
           <w:sz w:val="26"/>
           <w:szCs w:val="26"/>
         </w:rPr>
-        <w:t xml:space="preserve">Yêu cầu chức năng là các chức năng mà hệ thống cần cung cấp để đáp ứng nhu cầu của người dùng. Dựa trên quá trình khảo sát và phân tích nhu cầu, hệ thống </w:t>
+        <w:t>Yêu cầu chức năng là các chức năng mà hệ thống cần cung cấp để đáp ứng nhu cầu của người dùng. Dựa trên quá trình khảo sát và phân tích nhu cầu, hệ thống website việc làm được xây dựng với các chức năng phù hợp cho từng nhóm người dùng, bao gồm ứng viên, n</w:t>
+      </w:r>
+      <w:r>
+        <w:rPr>
+          <w:sz w:val="26"/>
+          <w:szCs w:val="26"/>
+        </w:rPr>
+        <w:t>hà tuyển dụng và quản trị viên.</w:t>
+      </w:r>
+    </w:p>
+    <w:p>
+      <w:pPr>
+        <w:pStyle w:val="pdq2pgselectionanchorcontainer"/>
+        <w:spacing w:before="0" w:beforeAutospacing="0" w:after="0" w:afterAutospacing="0" w:line="360" w:lineRule="auto"/>
+        <w:ind w:firstLine="720"/>
+        <w:rPr>
+          <w:b/>
+          <w:sz w:val="26"/>
+          <w:szCs w:val="26"/>
+        </w:rPr>
+      </w:pPr>
+      <w:r>
+        <w:rPr>
+          <w:b/>
+          <w:sz w:val="26"/>
+          <w:szCs w:val="26"/>
+        </w:rPr>
+        <w:t>3.4.1. Chức năng dành cho ứng viên</w:t>
+      </w:r>
+    </w:p>
+    <w:p>
+      <w:pPr>
+        <w:pStyle w:val="pdq2pgselectionanchorcontainer"/>
+        <w:spacing w:before="0" w:beforeAutospacing="0" w:after="0" w:afterAutospacing="0" w:line="360" w:lineRule="auto"/>
+        <w:ind w:firstLine="720"/>
+        <w:rPr>
+          <w:sz w:val="26"/>
+          <w:szCs w:val="26"/>
+        </w:rPr>
+      </w:pPr>
+      <w:r>
+        <w:rPr>
+          <w:sz w:val="26"/>
+          <w:szCs w:val="26"/>
+        </w:rPr>
+        <w:t xml:space="preserve">Hệ thống cho phép ứng viên đăng ký và đăng nhập tài khoản để sử dụng các chức năng của website. Sau khi đăng nhập, ứng viên có thể cập nhật thông tin cá nhân, tạo và quản lý hồ sơ ứng tuyển, tìm kiếm việc làm </w:t>
       </w:r>
       <w:proofErr w:type="gramStart"/>
       <w:r>
@@ -573,7 +618,7 @@
           <w:sz w:val="26"/>
           <w:szCs w:val="26"/>
         </w:rPr>
-        <w:t>website</w:t>
+        <w:t>theo</w:t>
       </w:r>
       <w:proofErr w:type="gramEnd"/>
       <w:r>
@@ -581,8 +626,342 @@
           <w:sz w:val="26"/>
           <w:szCs w:val="26"/>
         </w:rPr>
-        <w:t xml:space="preserve"> việc làm được xây dựng với các chức năng phù hợp cho từng nhóm người dùng, ba</w:t>
-      </w:r>
+        <w:t xml:space="preserve"> nhiều tiêu chí, xem thông tin chi tiết của tin tuyển dụng, nộp hồ sơ ứng tuyển và theo </w:t>
+      </w:r>
+      <w:r>
+        <w:rPr>
+          <w:sz w:val="26"/>
+          <w:szCs w:val="26"/>
+        </w:rPr>
+        <w:t>dõi các công việc đã ứng tuyển.</w:t>
+      </w:r>
+    </w:p>
+    <w:p>
+      <w:pPr>
+        <w:pStyle w:val="pdq2pgselectionanchorcontainer"/>
+        <w:spacing w:before="0" w:beforeAutospacing="0" w:after="0" w:afterAutospacing="0" w:line="360" w:lineRule="auto"/>
+        <w:ind w:firstLine="720"/>
+        <w:rPr>
+          <w:b/>
+          <w:sz w:val="26"/>
+          <w:szCs w:val="26"/>
+        </w:rPr>
+      </w:pPr>
+      <w:r>
+        <w:rPr>
+          <w:b/>
+          <w:sz w:val="26"/>
+          <w:szCs w:val="26"/>
+        </w:rPr>
+        <w:t>3.4.2. Chức năng dành cho nhà tuyển dụng</w:t>
+      </w:r>
+    </w:p>
+    <w:p>
+      <w:pPr>
+        <w:pStyle w:val="pdq2pgselectionanchorcontainer"/>
+        <w:spacing w:before="0" w:beforeAutospacing="0" w:after="0" w:afterAutospacing="0" w:line="360" w:lineRule="auto"/>
+        <w:ind w:firstLine="720"/>
+        <w:rPr>
+          <w:sz w:val="26"/>
+          <w:szCs w:val="26"/>
+        </w:rPr>
+      </w:pPr>
+      <w:r>
+        <w:rPr>
+          <w:sz w:val="26"/>
+          <w:szCs w:val="26"/>
+        </w:rPr>
+        <w:t>Hệ thống cho phép nhà tuyển dụng đăng ký và đăng nhập tài khoản, quản lý thông tin doanh nghiệp và thực hiện các hoạt động tuyển dụng. Nhà tuyển dụng có thể tạo mới, chỉnh sửa hoặc xóa tin tuyển dụng, quản lý danh sách bài đăng, xem hồ sơ của các ứng viên đã ứng tuyển và</w:t>
+      </w:r>
+      <w:r>
+        <w:rPr>
+          <w:sz w:val="26"/>
+          <w:szCs w:val="26"/>
+        </w:rPr>
+        <w:t xml:space="preserve"> </w:t>
+      </w:r>
+      <w:proofErr w:type="gramStart"/>
+      <w:r>
+        <w:rPr>
+          <w:sz w:val="26"/>
+          <w:szCs w:val="26"/>
+        </w:rPr>
+        <w:t>theo</w:t>
+      </w:r>
+      <w:proofErr w:type="gramEnd"/>
+      <w:r>
+        <w:rPr>
+          <w:sz w:val="26"/>
+          <w:szCs w:val="26"/>
+        </w:rPr>
+        <w:t xml:space="preserve"> dõi quá trình tuyển dụng.</w:t>
+      </w:r>
+    </w:p>
+    <w:p>
+      <w:pPr>
+        <w:pStyle w:val="pdq2pgselectionanchorcontainer"/>
+        <w:spacing w:before="0" w:beforeAutospacing="0" w:after="0" w:afterAutospacing="0" w:line="360" w:lineRule="auto"/>
+        <w:ind w:firstLine="720"/>
+        <w:rPr>
+          <w:b/>
+          <w:sz w:val="26"/>
+          <w:szCs w:val="26"/>
+        </w:rPr>
+      </w:pPr>
+      <w:r>
+        <w:rPr>
+          <w:b/>
+          <w:sz w:val="26"/>
+          <w:szCs w:val="26"/>
+        </w:rPr>
+        <w:t>3.4.3. Chức năng dành cho quản trị viên</w:t>
+      </w:r>
+    </w:p>
+    <w:p>
+      <w:pPr>
+        <w:pStyle w:val="pdq2pgselectionanchorcontainer"/>
+        <w:spacing w:before="0" w:beforeAutospacing="0" w:after="0" w:afterAutospacing="0" w:line="360" w:lineRule="auto"/>
+        <w:ind w:firstLine="720"/>
+        <w:rPr>
+          <w:rStyle w:val="Strong"/>
+          <w:sz w:val="26"/>
+          <w:szCs w:val="26"/>
+        </w:rPr>
+      </w:pPr>
+      <w:r>
+        <w:rPr>
+          <w:sz w:val="26"/>
+          <w:szCs w:val="26"/>
+        </w:rPr>
+        <w:t>Quản trị viên có quyền quản lý toàn bộ hệ thống. Các chức năng bao gồm quản lý tài khoản người dùng, quản lý thông tin doanh nghiệp, quản lý tin tuyển dụng, theo dõi hoạt động của hệ thống, thống kê dữ liệu và xử lý các trường hợp phát sinh nhằm đảm bảo hệ thống hoạt động ổn định và đúng mục đích.</w:t>
+      </w:r>
+      <w:r>
+        <w:rPr>
+          <w:sz w:val="26"/>
+          <w:szCs w:val="26"/>
+        </w:rPr>
+        <w:br/>
+      </w:r>
+      <w:r>
+        <w:rPr>
+          <w:rStyle w:val="Strong"/>
+          <w:sz w:val="26"/>
+          <w:szCs w:val="26"/>
+        </w:rPr>
+        <w:t>3.5</w:t>
+      </w:r>
+      <w:r>
+        <w:rPr>
+          <w:rStyle w:val="Strong"/>
+          <w:sz w:val="26"/>
+          <w:szCs w:val="26"/>
+        </w:rPr>
+        <w:t xml:space="preserve"> Yêu cầu phi chức năng</w:t>
+      </w:r>
+    </w:p>
+    <w:p>
+      <w:pPr>
+        <w:pStyle w:val="isselectedend"/>
+        <w:spacing w:before="0" w:beforeAutospacing="0" w:after="0" w:afterAutospacing="0" w:line="360" w:lineRule="auto"/>
+        <w:jc w:val="both"/>
+        <w:rPr>
+          <w:sz w:val="26"/>
+          <w:szCs w:val="26"/>
+        </w:rPr>
+      </w:pPr>
+      <w:r>
+        <w:rPr>
+          <w:sz w:val="26"/>
+          <w:szCs w:val="26"/>
+        </w:rPr>
+        <w:t xml:space="preserve">Bên cạnh các chức năng chính, hệ thống cần đáp ứng các yêu cầu phi chức năng nhằm đảm bảo quá trình sử dụng được thuận tiện, ổn định và </w:t>
+      </w:r>
+      <w:proofErr w:type="gramStart"/>
+      <w:r>
+        <w:rPr>
+          <w:sz w:val="26"/>
+          <w:szCs w:val="26"/>
+        </w:rPr>
+        <w:t>an</w:t>
+      </w:r>
+      <w:proofErr w:type="gramEnd"/>
+      <w:r>
+        <w:rPr>
+          <w:sz w:val="26"/>
+          <w:szCs w:val="26"/>
+        </w:rPr>
+        <w:t xml:space="preserve"> toàn. Các yêu cầu này không trực tiếp tạo ra chức năng mới nhưng có ảnh hưởng đến chất lượng và hiệu quả hoạt động của hệ thống.</w:t>
+      </w:r>
+    </w:p>
+    <w:p>
+      <w:pPr>
+        <w:pStyle w:val="Heading4"/>
+        <w:spacing w:before="0" w:beforeAutospacing="0" w:after="0" w:afterAutospacing="0" w:line="360" w:lineRule="auto"/>
+        <w:jc w:val="both"/>
+        <w:rPr>
+          <w:sz w:val="26"/>
+          <w:szCs w:val="26"/>
+        </w:rPr>
+      </w:pPr>
+      <w:r>
+        <w:rPr>
+          <w:sz w:val="26"/>
+          <w:szCs w:val="26"/>
+        </w:rPr>
+        <w:t>3.5.1. Yêu cầu về giao diện</w:t>
+      </w:r>
+    </w:p>
+    <w:p>
+      <w:pPr>
+        <w:pStyle w:val="isselectedend"/>
+        <w:spacing w:before="0" w:beforeAutospacing="0" w:after="0" w:afterAutospacing="0" w:line="360" w:lineRule="auto"/>
+        <w:jc w:val="both"/>
+        <w:rPr>
+          <w:sz w:val="26"/>
+          <w:szCs w:val="26"/>
+        </w:rPr>
+      </w:pPr>
+      <w:r>
+        <w:rPr>
+          <w:sz w:val="26"/>
+          <w:szCs w:val="26"/>
+        </w:rPr>
+        <w:t>Giao diện của hệ thống cần được thiết kế đơn giản, rõ ràng và dễ sử dụng. Các chức năng được sắp xếp hợp lý, giúp người dùng dễ dàng thao tác và tìm kiếm thông tin trên website.</w:t>
+      </w:r>
+    </w:p>
+    <w:p>
+      <w:pPr>
+        <w:pStyle w:val="Heading4"/>
+        <w:spacing w:before="0" w:beforeAutospacing="0" w:after="0" w:afterAutospacing="0" w:line="360" w:lineRule="auto"/>
+        <w:jc w:val="both"/>
+        <w:rPr>
+          <w:sz w:val="26"/>
+          <w:szCs w:val="26"/>
+        </w:rPr>
+      </w:pPr>
+      <w:r>
+        <w:rPr>
+          <w:sz w:val="26"/>
+          <w:szCs w:val="26"/>
+        </w:rPr>
+        <w:t>3.5.2. Yêu cầu về hiệu năng</w:t>
+      </w:r>
+    </w:p>
+    <w:p>
+      <w:pPr>
+        <w:pStyle w:val="isselectedend"/>
+        <w:spacing w:before="0" w:beforeAutospacing="0" w:after="0" w:afterAutospacing="0" w:line="360" w:lineRule="auto"/>
+        <w:jc w:val="both"/>
+        <w:rPr>
+          <w:sz w:val="26"/>
+          <w:szCs w:val="26"/>
+        </w:rPr>
+      </w:pPr>
+      <w:r>
+        <w:rPr>
+          <w:sz w:val="26"/>
+          <w:szCs w:val="26"/>
+        </w:rPr>
+        <w:t>Hệ thống cần có khả năng xử lý các thao tác như đăng nhập, tìm kiếm việc làm, đăng tin tuyển dụng và ứng tuyển trong thời gian hợp lý. Dữ liệu được truy xuất và hiển thị nhanh, góp phần nâng cao trải nghiệm của người dùng.</w:t>
+      </w:r>
+    </w:p>
+    <w:p>
+      <w:pPr>
+        <w:pStyle w:val="Heading4"/>
+        <w:spacing w:before="0" w:beforeAutospacing="0" w:after="0" w:afterAutospacing="0" w:line="360" w:lineRule="auto"/>
+        <w:jc w:val="both"/>
+        <w:rPr>
+          <w:sz w:val="26"/>
+          <w:szCs w:val="26"/>
+        </w:rPr>
+      </w:pPr>
+      <w:r>
+        <w:rPr>
+          <w:sz w:val="26"/>
+          <w:szCs w:val="26"/>
+        </w:rPr>
+        <w:t>3.5.3. Yêu cầu về bảo mật</w:t>
+      </w:r>
+    </w:p>
+    <w:p>
+      <w:pPr>
+        <w:pStyle w:val="isselectedend"/>
+        <w:spacing w:before="0" w:beforeAutospacing="0" w:after="0" w:afterAutospacing="0" w:line="360" w:lineRule="auto"/>
+        <w:jc w:val="both"/>
+        <w:rPr>
+          <w:sz w:val="26"/>
+          <w:szCs w:val="26"/>
+        </w:rPr>
+      </w:pPr>
+      <w:r>
+        <w:rPr>
+          <w:sz w:val="26"/>
+          <w:szCs w:val="26"/>
+        </w:rPr>
+        <w:t xml:space="preserve">Hệ thống cần đảm bảo </w:t>
+      </w:r>
+      <w:proofErr w:type="gramStart"/>
+      <w:r>
+        <w:rPr>
+          <w:sz w:val="26"/>
+          <w:szCs w:val="26"/>
+        </w:rPr>
+        <w:t>an</w:t>
+      </w:r>
+      <w:proofErr w:type="gramEnd"/>
+      <w:r>
+        <w:rPr>
+          <w:sz w:val="26"/>
+          <w:szCs w:val="26"/>
+        </w:rPr>
+        <w:t xml:space="preserve"> toàn cho thông tin của người dùng. Mỗi tài khoản chỉ được phép sử dụng các chức năng tương ứng với quyền được cấp. Thông tin đăng nhập và dữ liệu cá nhân cần được lưu trữ và bảo vệ nhằm hạn chế các truy cập trái phép.</w:t>
+      </w:r>
+    </w:p>
+    <w:p>
+      <w:pPr>
+        <w:pStyle w:val="Heading4"/>
+        <w:spacing w:before="0" w:beforeAutospacing="0" w:after="0" w:afterAutospacing="0" w:line="360" w:lineRule="auto"/>
+        <w:jc w:val="both"/>
+        <w:rPr>
+          <w:sz w:val="26"/>
+          <w:szCs w:val="26"/>
+        </w:rPr>
+      </w:pPr>
+      <w:r>
+        <w:rPr>
+          <w:sz w:val="26"/>
+          <w:szCs w:val="26"/>
+        </w:rPr>
+        <w:t>3.5.4. Yêu cầu về tính ổn định</w:t>
+      </w:r>
+    </w:p>
+    <w:p>
+      <w:pPr>
+        <w:pStyle w:val="NormalWeb"/>
+        <w:spacing w:before="0" w:beforeAutospacing="0" w:after="0" w:afterAutospacing="0" w:line="360" w:lineRule="auto"/>
+        <w:jc w:val="both"/>
+        <w:rPr>
+          <w:sz w:val="26"/>
+          <w:szCs w:val="26"/>
+        </w:rPr>
+      </w:pPr>
+      <w:r>
+        <w:rPr>
+          <w:sz w:val="26"/>
+          <w:szCs w:val="26"/>
+        </w:rPr>
+        <w:t>Hệ thống cần hoạt động ổn định trong quá trình sử dụng và hạn chế xảy ra lỗi khi thực hiện các chức năng. Dữ liệu được lưu trữ đầy đủ và nhất quán, đảm bảo tính chính xác trong quá trình quản lý và khai thác thông tin.</w:t>
+      </w:r>
+    </w:p>
+    <w:p>
+      <w:pPr>
+        <w:pStyle w:val="pdq2pgselectionanchorcontainer"/>
+        <w:spacing w:before="0" w:beforeAutospacing="0" w:after="0" w:afterAutospacing="0" w:line="360" w:lineRule="auto"/>
+        <w:rPr>
+          <w:sz w:val="26"/>
+          <w:szCs w:val="26"/>
+        </w:rPr>
+      </w:pPr>
       <w:bookmarkStart w:id="0" w:name="_GoBack"/>
       <w:bookmarkEnd w:id="0"/>
       <w:r>
@@ -590,204 +969,6 @@
           <w:sz w:val="26"/>
           <w:szCs w:val="26"/>
         </w:rPr>
-        <w:t>o gồm ứng viên, n</w:t>
-      </w:r>
-      <w:r>
-        <w:rPr>
-          <w:sz w:val="26"/>
-          <w:szCs w:val="26"/>
-        </w:rPr>
-        <w:t>hà tuyển dụng và quản trị viên.</w:t>
-      </w:r>
-    </w:p>
-    <w:p>
-      <w:pPr>
-        <w:pStyle w:val="pdq2pgselectionanchorcontainer"/>
-        <w:spacing w:before="0" w:beforeAutospacing="0" w:after="0" w:afterAutospacing="0" w:line="360" w:lineRule="auto"/>
-        <w:ind w:firstLine="720"/>
-        <w:rPr>
-          <w:b/>
-          <w:sz w:val="26"/>
-          <w:szCs w:val="26"/>
-        </w:rPr>
-      </w:pPr>
-      <w:r>
-        <w:rPr>
-          <w:b/>
-          <w:sz w:val="26"/>
-          <w:szCs w:val="26"/>
-        </w:rPr>
-        <w:t>3.4</w:t>
-      </w:r>
-      <w:r>
-        <w:rPr>
-          <w:b/>
-          <w:sz w:val="26"/>
-          <w:szCs w:val="26"/>
-        </w:rPr>
-        <w:t>.1. Chức năng dành cho ứng viên</w:t>
-      </w:r>
-    </w:p>
-    <w:p>
-      <w:pPr>
-        <w:pStyle w:val="pdq2pgselectionanchorcontainer"/>
-        <w:spacing w:before="0" w:beforeAutospacing="0" w:after="0" w:afterAutospacing="0" w:line="360" w:lineRule="auto"/>
-        <w:ind w:firstLine="720"/>
-        <w:rPr>
-          <w:sz w:val="26"/>
-          <w:szCs w:val="26"/>
-        </w:rPr>
-      </w:pPr>
-      <w:r>
-        <w:rPr>
-          <w:sz w:val="26"/>
-          <w:szCs w:val="26"/>
-        </w:rPr>
-        <w:t xml:space="preserve">Hệ thống cho phép ứng viên đăng ký và đăng nhập tài khoản để sử dụng các chức năng của website. Sau khi đăng nhập, ứng viên có thể cập nhật thông tin cá nhân, tạo và quản lý hồ sơ ứng tuyển, tìm kiếm việc làm </w:t>
-      </w:r>
-      <w:proofErr w:type="gramStart"/>
-      <w:r>
-        <w:rPr>
-          <w:sz w:val="26"/>
-          <w:szCs w:val="26"/>
-        </w:rPr>
-        <w:t>theo</w:t>
-      </w:r>
-      <w:proofErr w:type="gramEnd"/>
-      <w:r>
-        <w:rPr>
-          <w:sz w:val="26"/>
-          <w:szCs w:val="26"/>
-        </w:rPr>
-        <w:t xml:space="preserve"> nhiều tiêu chí, xem thông tin chi tiết của tin tuyển dụng, nộp hồ sơ ứng tuyển và theo </w:t>
-      </w:r>
-      <w:r>
-        <w:rPr>
-          <w:sz w:val="26"/>
-          <w:szCs w:val="26"/>
-        </w:rPr>
-        <w:t>dõi các công việc đã ứng tuyển.</w:t>
-      </w:r>
-    </w:p>
-    <w:p>
-      <w:pPr>
-        <w:pStyle w:val="pdq2pgselectionanchorcontainer"/>
-        <w:spacing w:before="0" w:beforeAutospacing="0" w:after="0" w:afterAutospacing="0" w:line="360" w:lineRule="auto"/>
-        <w:ind w:firstLine="720"/>
-        <w:rPr>
-          <w:b/>
-          <w:sz w:val="26"/>
-          <w:szCs w:val="26"/>
-        </w:rPr>
-      </w:pPr>
-      <w:r>
-        <w:rPr>
-          <w:b/>
-          <w:sz w:val="26"/>
-          <w:szCs w:val="26"/>
-        </w:rPr>
-        <w:t>3.4.2. Ch</w:t>
-      </w:r>
-      <w:r>
-        <w:rPr>
-          <w:b/>
-          <w:sz w:val="26"/>
-          <w:szCs w:val="26"/>
-        </w:rPr>
-        <w:t>ức năng dành cho nhà tuyển dụng</w:t>
-      </w:r>
-    </w:p>
-    <w:p>
-      <w:pPr>
-        <w:pStyle w:val="pdq2pgselectionanchorcontainer"/>
-        <w:spacing w:before="0" w:beforeAutospacing="0" w:after="0" w:afterAutospacing="0" w:line="360" w:lineRule="auto"/>
-        <w:ind w:firstLine="720"/>
-        <w:rPr>
-          <w:sz w:val="26"/>
-          <w:szCs w:val="26"/>
-        </w:rPr>
-      </w:pPr>
-      <w:r>
-        <w:rPr>
-          <w:sz w:val="26"/>
-          <w:szCs w:val="26"/>
-        </w:rPr>
-        <w:t>Hệ thống cho phép nhà tuyển dụng đăng ký và đăng nhập tài khoản, quản lý thông tin doanh nghiệp và thực hiện các hoạt động tuyển dụng. Nhà tuyển dụng có thể tạo mới, chỉnh sửa hoặc xóa tin tuyển dụng, quản lý danh sách bài đăng, xem hồ sơ của các ứng viên đã ứng tuyển và</w:t>
-      </w:r>
-      <w:r>
-        <w:rPr>
-          <w:sz w:val="26"/>
-          <w:szCs w:val="26"/>
-        </w:rPr>
-        <w:t xml:space="preserve"> </w:t>
-      </w:r>
-      <w:proofErr w:type="gramStart"/>
-      <w:r>
-        <w:rPr>
-          <w:sz w:val="26"/>
-          <w:szCs w:val="26"/>
-        </w:rPr>
-        <w:t>theo</w:t>
-      </w:r>
-      <w:proofErr w:type="gramEnd"/>
-      <w:r>
-        <w:rPr>
-          <w:sz w:val="26"/>
-          <w:szCs w:val="26"/>
-        </w:rPr>
-        <w:t xml:space="preserve"> dõi quá trình tuyển dụng.</w:t>
-      </w:r>
-    </w:p>
-    <w:p>
-      <w:pPr>
-        <w:pStyle w:val="pdq2pgselectionanchorcontainer"/>
-        <w:spacing w:before="0" w:beforeAutospacing="0" w:after="0" w:afterAutospacing="0" w:line="360" w:lineRule="auto"/>
-        <w:ind w:firstLine="720"/>
-        <w:rPr>
-          <w:b/>
-          <w:sz w:val="26"/>
-          <w:szCs w:val="26"/>
-        </w:rPr>
-      </w:pPr>
-      <w:r>
-        <w:rPr>
-          <w:b/>
-          <w:sz w:val="26"/>
-          <w:szCs w:val="26"/>
-        </w:rPr>
-        <w:t>3.4.3. Chức năng dà</w:t>
-      </w:r>
-      <w:r>
-        <w:rPr>
-          <w:b/>
-          <w:sz w:val="26"/>
-          <w:szCs w:val="26"/>
-        </w:rPr>
-        <w:t>nh cho quản trị viên</w:t>
-      </w:r>
-    </w:p>
-    <w:p>
-      <w:pPr>
-        <w:pStyle w:val="pdq2pgselectionanchorcontainer"/>
-        <w:spacing w:before="0" w:beforeAutospacing="0" w:after="0" w:afterAutospacing="0" w:line="360" w:lineRule="auto"/>
-        <w:ind w:firstLine="720"/>
-        <w:rPr>
-          <w:sz w:val="26"/>
-          <w:szCs w:val="26"/>
-        </w:rPr>
-      </w:pPr>
-      <w:r>
-        <w:rPr>
-          <w:sz w:val="26"/>
-          <w:szCs w:val="26"/>
-        </w:rPr>
-        <w:t>Quản trị viên có quyền quản lý toàn bộ hệ thống. Các chức năng bao gồm quản lý tài khoản người dùng, quản lý thông tin doanh nghiệp, quản lý tin tuyển dụng, theo dõi hoạt động của hệ thống, thống kê dữ liệu và xử lý các trường hợp phát sinh nhằm đảm bảo hệ thống hoạt động ổn định và đúng mục đích.</w:t>
-      </w:r>
-      <w:r>
-        <w:rPr>
-          <w:sz w:val="26"/>
-          <w:szCs w:val="26"/>
-        </w:rPr>
         <w:br/>
       </w:r>
       <w:r>
@@ -796,7 +977,7 @@
           <w:sz w:val="26"/>
           <w:szCs w:val="26"/>
         </w:rPr>
-        <w:t>3.5</w:t>
+        <w:t>3.6</w:t>
       </w:r>
       <w:r>
         <w:rPr>
@@ -804,7 +985,7 @@
           <w:sz w:val="26"/>
           <w:szCs w:val="26"/>
         </w:rPr>
-        <w:t xml:space="preserve"> Yêu cầu phi chức năng</w:t>
+        <w:t xml:space="preserve"> Yêu cầu dữ liệu</w:t>
       </w:r>
       <w:r>
         <w:rPr>
@@ -819,7 +1000,7 @@
           <w:sz w:val="26"/>
           <w:szCs w:val="26"/>
         </w:rPr>
-        <w:t>3.6</w:t>
+        <w:t>3.7</w:t>
       </w:r>
       <w:r>
         <w:rPr>
@@ -827,48 +1008,7 @@
           <w:sz w:val="26"/>
           <w:szCs w:val="26"/>
         </w:rPr>
-        <w:t xml:space="preserve"> Yêu cầu dữ liệu</w:t>
-      </w:r>
-      <w:r>
-        <w:rPr>
-          <w:sz w:val="26"/>
-          <w:szCs w:val="26"/>
-        </w:rPr>
-        <w:br/>
-      </w:r>
-      <w:r>
-        <w:rPr>
-          <w:rStyle w:val="Strong"/>
-          <w:sz w:val="26"/>
-          <w:szCs w:val="26"/>
-        </w:rPr>
-        <w:t>3.7</w:t>
-      </w:r>
-      <w:r>
-        <w:rPr>
-          <w:rStyle w:val="Strong"/>
-          <w:sz w:val="26"/>
-          <w:szCs w:val="26"/>
-        </w:rPr>
-        <w:t xml:space="preserve"> Phạm </w:t>
-      </w:r>
-      <w:proofErr w:type="gramStart"/>
-      <w:r>
-        <w:rPr>
-          <w:rStyle w:val="Strong"/>
-          <w:sz w:val="26"/>
-          <w:szCs w:val="26"/>
-        </w:rPr>
-        <w:t>vi</w:t>
-      </w:r>
-      <w:proofErr w:type="gramEnd"/>
-      <w:r>
-        <w:rPr>
-          <w:rStyle w:val="Strong"/>
-          <w:sz w:val="26"/>
-          <w:szCs w:val="26"/>
-        </w:rPr>
-        <w:t xml:space="preserve"> thực hiện</w:t>
+        <w:t xml:space="preserve"> Phạm vi thực hiện</w:t>
       </w:r>
       <w:r>
         <w:rPr>
@@ -1927,7 +2067,6 @@
     <w:name w:val="Normal (Web)"/>
     <w:basedOn w:val="Normal"/>
     <w:uiPriority w:val="99"/>
-    <w:semiHidden/>
     <w:unhideWhenUsed/>
     <w:rsid w:val="007C2810"/>
     <w:pPr>

--- a/BaoCaoKTM.docx
+++ b/BaoCaoKTM.docx
@@ -958,6 +958,7 @@
         <w:pStyle w:val="pdq2pgselectionanchorcontainer"/>
         <w:spacing w:before="0" w:beforeAutospacing="0" w:after="0" w:afterAutospacing="0" w:line="360" w:lineRule="auto"/>
         <w:rPr>
+          <w:rStyle w:val="Strong"/>
           <w:sz w:val="26"/>
           <w:szCs w:val="26"/>
         </w:rPr>
@@ -987,6 +988,282 @@
         </w:rPr>
         <w:t xml:space="preserve"> Yêu cầu dữ liệu</w:t>
       </w:r>
+    </w:p>
+    <w:p>
+      <w:pPr>
+        <w:pStyle w:val="isselectedend"/>
+        <w:spacing w:before="0" w:beforeAutospacing="0" w:after="0" w:afterAutospacing="0" w:line="360" w:lineRule="auto"/>
+        <w:jc w:val="both"/>
+        <w:rPr>
+          <w:sz w:val="26"/>
+          <w:szCs w:val="26"/>
+        </w:rPr>
+      </w:pPr>
+      <w:r>
+        <w:rPr>
+          <w:sz w:val="26"/>
+          <w:szCs w:val="26"/>
+        </w:rPr>
+        <w:t>Dữ liệu là thành phần quan trọng giúp hệ thống lưu trữ, quản lý và xử lý thông tin trong quá trình hoạt động. Hệ thống cần xây dựng cơ sở dữ liệu đầy đủ, đảm bảo tính chính xác, nhất quán và thuận tiện cho việc tra cứu, cập nhật cũng như quản lý thông tin của các nhóm người dùng.</w:t>
+      </w:r>
+    </w:p>
+    <w:p>
+      <w:pPr>
+        <w:pStyle w:val="Heading4"/>
+        <w:spacing w:before="0" w:beforeAutospacing="0" w:after="0" w:afterAutospacing="0" w:line="360" w:lineRule="auto"/>
+        <w:jc w:val="both"/>
+        <w:rPr>
+          <w:sz w:val="26"/>
+          <w:szCs w:val="26"/>
+        </w:rPr>
+      </w:pPr>
+      <w:r>
+        <w:rPr>
+          <w:sz w:val="26"/>
+          <w:szCs w:val="26"/>
+        </w:rPr>
+        <w:t>3.6.1. Dữ liệu tài khoản</w:t>
+      </w:r>
+    </w:p>
+    <w:p>
+      <w:pPr>
+        <w:pStyle w:val="isselectedend"/>
+        <w:spacing w:before="0" w:beforeAutospacing="0" w:after="0" w:afterAutospacing="0" w:line="360" w:lineRule="auto"/>
+        <w:jc w:val="both"/>
+        <w:rPr>
+          <w:sz w:val="26"/>
+          <w:szCs w:val="26"/>
+        </w:rPr>
+      </w:pPr>
+      <w:r>
+        <w:rPr>
+          <w:sz w:val="26"/>
+          <w:szCs w:val="26"/>
+        </w:rPr>
+        <w:t>Hệ thống lưu trữ thông tin tài khoản của ứng viên, nhà tuyển dụng và quản trị viên, bao gồm các thông tin phục vụ cho việc đăng ký, đăng nhập, phân quyền và quản lý người dùng.</w:t>
+      </w:r>
+    </w:p>
+    <w:p>
+      <w:pPr>
+        <w:pStyle w:val="Heading4"/>
+        <w:spacing w:before="0" w:beforeAutospacing="0" w:after="0" w:afterAutospacing="0" w:line="360" w:lineRule="auto"/>
+        <w:jc w:val="both"/>
+        <w:rPr>
+          <w:sz w:val="26"/>
+          <w:szCs w:val="26"/>
+        </w:rPr>
+      </w:pPr>
+      <w:r>
+        <w:rPr>
+          <w:sz w:val="26"/>
+          <w:szCs w:val="26"/>
+        </w:rPr>
+        <w:t>3.6.2. Dữ liệu ứng viên</w:t>
+      </w:r>
+    </w:p>
+    <w:p>
+      <w:pPr>
+        <w:pStyle w:val="isselectedend"/>
+        <w:spacing w:before="0" w:beforeAutospacing="0" w:after="0" w:afterAutospacing="0" w:line="360" w:lineRule="auto"/>
+        <w:jc w:val="both"/>
+        <w:rPr>
+          <w:sz w:val="26"/>
+          <w:szCs w:val="26"/>
+        </w:rPr>
+      </w:pPr>
+      <w:r>
+        <w:rPr>
+          <w:sz w:val="26"/>
+          <w:szCs w:val="26"/>
+        </w:rPr>
+        <w:t>Hệ thống lưu trữ thông tin cá nhân, hồ sơ ứng tuyển và các thông tin liên quan đến quá trình tìm kiếm việc làm của ứng viên. Dữ liệu này giúp ứng viên quản lý hồ sơ và hỗ trợ nhà tuyển dụng trong quá trình tuyển chọn.</w:t>
+      </w:r>
+    </w:p>
+    <w:p>
+      <w:pPr>
+        <w:pStyle w:val="Heading4"/>
+        <w:spacing w:before="0" w:beforeAutospacing="0" w:after="0" w:afterAutospacing="0" w:line="360" w:lineRule="auto"/>
+        <w:jc w:val="both"/>
+        <w:rPr>
+          <w:sz w:val="26"/>
+          <w:szCs w:val="26"/>
+        </w:rPr>
+      </w:pPr>
+      <w:r>
+        <w:rPr>
+          <w:sz w:val="26"/>
+          <w:szCs w:val="26"/>
+        </w:rPr>
+        <w:t>3.6.3. Dữ liệu nhà tuyển dụng</w:t>
+      </w:r>
+    </w:p>
+    <w:p>
+      <w:pPr>
+        <w:pStyle w:val="isselectedend"/>
+        <w:spacing w:before="0" w:beforeAutospacing="0" w:after="0" w:afterAutospacing="0" w:line="360" w:lineRule="auto"/>
+        <w:jc w:val="both"/>
+        <w:rPr>
+          <w:sz w:val="26"/>
+          <w:szCs w:val="26"/>
+        </w:rPr>
+      </w:pPr>
+      <w:r>
+        <w:rPr>
+          <w:sz w:val="26"/>
+          <w:szCs w:val="26"/>
+        </w:rPr>
+        <w:t xml:space="preserve">Hệ thống lưu trữ thông tin về doanh nghiệp và tài khoản của nhà tuyển dụng, bao gồm các thông tin cần thiết để đăng tin tuyển dụng, quản lý bài đăng và </w:t>
+      </w:r>
+      <w:proofErr w:type="gramStart"/>
+      <w:r>
+        <w:rPr>
+          <w:sz w:val="26"/>
+          <w:szCs w:val="26"/>
+        </w:rPr>
+        <w:t>theo</w:t>
+      </w:r>
+      <w:proofErr w:type="gramEnd"/>
+      <w:r>
+        <w:rPr>
+          <w:sz w:val="26"/>
+          <w:szCs w:val="26"/>
+        </w:rPr>
+        <w:t xml:space="preserve"> dõi quá trình tuyển dụng.</w:t>
+      </w:r>
+    </w:p>
+    <w:p>
+      <w:pPr>
+        <w:pStyle w:val="Heading4"/>
+        <w:spacing w:before="0" w:beforeAutospacing="0" w:after="0" w:afterAutospacing="0" w:line="360" w:lineRule="auto"/>
+        <w:jc w:val="both"/>
+        <w:rPr>
+          <w:sz w:val="26"/>
+          <w:szCs w:val="26"/>
+        </w:rPr>
+      </w:pPr>
+      <w:r>
+        <w:rPr>
+          <w:sz w:val="26"/>
+          <w:szCs w:val="26"/>
+        </w:rPr>
+        <w:t>3.6.4. Dữ liệu tin tuyển dụng</w:t>
+      </w:r>
+    </w:p>
+    <w:p>
+      <w:pPr>
+        <w:pStyle w:val="isselectedend"/>
+        <w:spacing w:before="0" w:beforeAutospacing="0" w:after="0" w:afterAutospacing="0" w:line="360" w:lineRule="auto"/>
+        <w:jc w:val="both"/>
+        <w:rPr>
+          <w:sz w:val="26"/>
+          <w:szCs w:val="26"/>
+        </w:rPr>
+      </w:pPr>
+      <w:r>
+        <w:rPr>
+          <w:sz w:val="26"/>
+          <w:szCs w:val="26"/>
+        </w:rPr>
+        <w:t>Hệ thống lưu trữ các thông tin của từng tin tuyển dụng như vị trí tuyển dụng, mô tả công việc, yêu cầu, quyền lợi, mức lương, địa điểm làm việc và thời hạn tuyển dụng. Đây là dữ liệu chính phục vụ quá trình tìm kiếm và ứng tuyển.</w:t>
+      </w:r>
+    </w:p>
+    <w:p>
+      <w:pPr>
+        <w:pStyle w:val="Heading4"/>
+        <w:spacing w:before="0" w:beforeAutospacing="0" w:after="0" w:afterAutospacing="0" w:line="360" w:lineRule="auto"/>
+        <w:jc w:val="both"/>
+        <w:rPr>
+          <w:sz w:val="26"/>
+          <w:szCs w:val="26"/>
+        </w:rPr>
+      </w:pPr>
+      <w:r>
+        <w:rPr>
+          <w:sz w:val="26"/>
+          <w:szCs w:val="26"/>
+        </w:rPr>
+        <w:t>3.6.5. Dữ liệu ứng tuyển</w:t>
+      </w:r>
+    </w:p>
+    <w:p>
+      <w:pPr>
+        <w:pStyle w:val="isselectedend"/>
+        <w:spacing w:before="0" w:beforeAutospacing="0" w:after="0" w:afterAutospacing="0" w:line="360" w:lineRule="auto"/>
+        <w:jc w:val="both"/>
+        <w:rPr>
+          <w:sz w:val="26"/>
+          <w:szCs w:val="26"/>
+        </w:rPr>
+      </w:pPr>
+      <w:r>
+        <w:rPr>
+          <w:sz w:val="26"/>
+          <w:szCs w:val="26"/>
+        </w:rPr>
+        <w:t xml:space="preserve">Hệ thống lưu trữ thông tin về các hồ sơ ứng tuyển của ứng viên đối với từng tin tuyển dụng. Dữ liệu này giúp </w:t>
+      </w:r>
+      <w:proofErr w:type="gramStart"/>
+      <w:r>
+        <w:rPr>
+          <w:sz w:val="26"/>
+          <w:szCs w:val="26"/>
+        </w:rPr>
+        <w:t>theo</w:t>
+      </w:r>
+      <w:proofErr w:type="gramEnd"/>
+      <w:r>
+        <w:rPr>
+          <w:sz w:val="26"/>
+          <w:szCs w:val="26"/>
+        </w:rPr>
+        <w:t xml:space="preserve"> dõi quá trình ứng tuyển và hỗ trợ nhà tuyển dụng trong việc quản lý hồ sơ.</w:t>
+      </w:r>
+    </w:p>
+    <w:p>
+      <w:pPr>
+        <w:pStyle w:val="Heading4"/>
+        <w:spacing w:before="0" w:beforeAutospacing="0" w:after="0" w:afterAutospacing="0" w:line="360" w:lineRule="auto"/>
+        <w:jc w:val="both"/>
+        <w:rPr>
+          <w:sz w:val="26"/>
+          <w:szCs w:val="26"/>
+        </w:rPr>
+      </w:pPr>
+      <w:r>
+        <w:rPr>
+          <w:sz w:val="26"/>
+          <w:szCs w:val="26"/>
+        </w:rPr>
+        <w:t>3.6.6. Dữ liệu thống kê</w:t>
+      </w:r>
+    </w:p>
+    <w:p>
+      <w:pPr>
+        <w:pStyle w:val="NormalWeb"/>
+        <w:spacing w:before="0" w:beforeAutospacing="0" w:after="0" w:afterAutospacing="0" w:line="360" w:lineRule="auto"/>
+        <w:jc w:val="both"/>
+        <w:rPr>
+          <w:sz w:val="26"/>
+          <w:szCs w:val="26"/>
+        </w:rPr>
+      </w:pPr>
+      <w:r>
+        <w:rPr>
+          <w:sz w:val="26"/>
+          <w:szCs w:val="26"/>
+        </w:rPr>
+        <w:t>Hệ thống lưu trữ và tổng hợp các dữ liệu phục vụ cho việc thống kê, bao gồm số lượng tài khoản, số lượng tin tuyển dụng, số lượt ứng tuyển và các thông tin cần thiết khác để hỗ trợ quản trị viên theo dõi hoạt động của hệ thống.</w:t>
+      </w:r>
+    </w:p>
+    <w:p>
+      <w:pPr>
+        <w:pStyle w:val="pdq2pgselectionanchorcontainer"/>
+        <w:spacing w:before="0" w:beforeAutospacing="0" w:after="0" w:afterAutospacing="0" w:line="360" w:lineRule="auto"/>
+        <w:rPr>
+          <w:sz w:val="26"/>
+          <w:szCs w:val="26"/>
+        </w:rPr>
+      </w:pPr>
       <w:r>
         <w:rPr>
           <w:sz w:val="26"/>
@@ -1008,7 +1285,25 @@
           <w:sz w:val="26"/>
           <w:szCs w:val="26"/>
         </w:rPr>
-        <w:t xml:space="preserve"> Phạm vi thực hiện</w:t>
+        <w:t xml:space="preserve"> Phạm </w:t>
+      </w:r>
+      <w:proofErr w:type="gramStart"/>
+      <w:r>
+        <w:rPr>
+          <w:rStyle w:val="Strong"/>
+          <w:sz w:val="26"/>
+          <w:szCs w:val="26"/>
+        </w:rPr>
+        <w:t>vi</w:t>
+      </w:r>
+      <w:proofErr w:type="gramEnd"/>
+      <w:r>
+        <w:rPr>
+          <w:rStyle w:val="Strong"/>
+          <w:sz w:val="26"/>
+          <w:szCs w:val="26"/>
+        </w:rPr>
+        <w:t xml:space="preserve"> thực hiện</w:t>
       </w:r>
       <w:r>
         <w:rPr>

--- a/BaoCaoKTM.docx
+++ b/BaoCaoKTM.docx
@@ -963,353 +963,484 @@
           <w:szCs w:val="26"/>
         </w:rPr>
       </w:pPr>
+      <w:r>
+        <w:rPr>
+          <w:sz w:val="26"/>
+          <w:szCs w:val="26"/>
+        </w:rPr>
+        <w:br/>
+      </w:r>
+      <w:r>
+        <w:rPr>
+          <w:rStyle w:val="Strong"/>
+          <w:sz w:val="26"/>
+          <w:szCs w:val="26"/>
+        </w:rPr>
+        <w:t>3.6</w:t>
+      </w:r>
+      <w:r>
+        <w:rPr>
+          <w:rStyle w:val="Strong"/>
+          <w:sz w:val="26"/>
+          <w:szCs w:val="26"/>
+        </w:rPr>
+        <w:t xml:space="preserve"> Yêu cầu dữ liệu</w:t>
+      </w:r>
+    </w:p>
+    <w:p>
+      <w:pPr>
+        <w:pStyle w:val="isselectedend"/>
+        <w:spacing w:before="0" w:beforeAutospacing="0" w:after="0" w:afterAutospacing="0" w:line="360" w:lineRule="auto"/>
+        <w:jc w:val="both"/>
+        <w:rPr>
+          <w:sz w:val="26"/>
+          <w:szCs w:val="26"/>
+        </w:rPr>
+      </w:pPr>
+      <w:r>
+        <w:rPr>
+          <w:sz w:val="26"/>
+          <w:szCs w:val="26"/>
+        </w:rPr>
+        <w:t>Dữ liệu là thành phần quan trọng giúp hệ thống lưu trữ, quản lý và xử lý thông tin trong quá trình hoạt động. Hệ thống cần xây dựng cơ sở dữ liệu đầy đủ, đảm bảo tính chính xác, nhất quán và thuận tiện cho việc tra cứu, cập nhật cũng như quản lý thông tin của các nhóm người dùng.</w:t>
+      </w:r>
+    </w:p>
+    <w:p>
+      <w:pPr>
+        <w:pStyle w:val="Heading4"/>
+        <w:spacing w:before="0" w:beforeAutospacing="0" w:after="0" w:afterAutospacing="0" w:line="360" w:lineRule="auto"/>
+        <w:jc w:val="both"/>
+        <w:rPr>
+          <w:sz w:val="26"/>
+          <w:szCs w:val="26"/>
+        </w:rPr>
+      </w:pPr>
+      <w:r>
+        <w:rPr>
+          <w:sz w:val="26"/>
+          <w:szCs w:val="26"/>
+        </w:rPr>
+        <w:t>3.6.1. Dữ liệu tài khoản</w:t>
+      </w:r>
+    </w:p>
+    <w:p>
+      <w:pPr>
+        <w:pStyle w:val="isselectedend"/>
+        <w:spacing w:before="0" w:beforeAutospacing="0" w:after="0" w:afterAutospacing="0" w:line="360" w:lineRule="auto"/>
+        <w:jc w:val="both"/>
+        <w:rPr>
+          <w:sz w:val="26"/>
+          <w:szCs w:val="26"/>
+        </w:rPr>
+      </w:pPr>
+      <w:r>
+        <w:rPr>
+          <w:sz w:val="26"/>
+          <w:szCs w:val="26"/>
+        </w:rPr>
+        <w:t>Hệ thống lưu trữ thông tin tài khoản của ứng viên, nhà tuyển dụng và quản trị viên, bao gồm các thông tin phục vụ cho việc đăng ký, đăng nhập, phân quyền và quản lý người dùng.</w:t>
+      </w:r>
+    </w:p>
+    <w:p>
+      <w:pPr>
+        <w:pStyle w:val="Heading4"/>
+        <w:spacing w:before="0" w:beforeAutospacing="0" w:after="0" w:afterAutospacing="0" w:line="360" w:lineRule="auto"/>
+        <w:jc w:val="both"/>
+        <w:rPr>
+          <w:sz w:val="26"/>
+          <w:szCs w:val="26"/>
+        </w:rPr>
+      </w:pPr>
+      <w:r>
+        <w:rPr>
+          <w:sz w:val="26"/>
+          <w:szCs w:val="26"/>
+        </w:rPr>
+        <w:t>3.6.2. Dữ liệu ứng viên</w:t>
+      </w:r>
+    </w:p>
+    <w:p>
+      <w:pPr>
+        <w:pStyle w:val="isselectedend"/>
+        <w:spacing w:before="0" w:beforeAutospacing="0" w:after="0" w:afterAutospacing="0" w:line="360" w:lineRule="auto"/>
+        <w:jc w:val="both"/>
+        <w:rPr>
+          <w:sz w:val="26"/>
+          <w:szCs w:val="26"/>
+        </w:rPr>
+      </w:pPr>
+      <w:r>
+        <w:rPr>
+          <w:sz w:val="26"/>
+          <w:szCs w:val="26"/>
+        </w:rPr>
+        <w:t>Hệ thống lưu trữ thông tin cá nhân, hồ sơ ứng tuyển và các thông tin liên quan đến quá trình tìm kiếm việc làm của ứng viên. Dữ liệu này giúp ứng viên quản lý hồ sơ và hỗ trợ nhà tuyển dụng trong quá trình tuyển chọn.</w:t>
+      </w:r>
+    </w:p>
+    <w:p>
+      <w:pPr>
+        <w:pStyle w:val="Heading4"/>
+        <w:spacing w:before="0" w:beforeAutospacing="0" w:after="0" w:afterAutospacing="0" w:line="360" w:lineRule="auto"/>
+        <w:jc w:val="both"/>
+        <w:rPr>
+          <w:sz w:val="26"/>
+          <w:szCs w:val="26"/>
+        </w:rPr>
+      </w:pPr>
+      <w:r>
+        <w:rPr>
+          <w:sz w:val="26"/>
+          <w:szCs w:val="26"/>
+        </w:rPr>
+        <w:t>3.6.3. Dữ liệu nhà tuyển dụng</w:t>
+      </w:r>
+    </w:p>
+    <w:p>
+      <w:pPr>
+        <w:pStyle w:val="isselectedend"/>
+        <w:spacing w:before="0" w:beforeAutospacing="0" w:after="0" w:afterAutospacing="0" w:line="360" w:lineRule="auto"/>
+        <w:jc w:val="both"/>
+        <w:rPr>
+          <w:sz w:val="26"/>
+          <w:szCs w:val="26"/>
+        </w:rPr>
+      </w:pPr>
+      <w:r>
+        <w:rPr>
+          <w:sz w:val="26"/>
+          <w:szCs w:val="26"/>
+        </w:rPr>
+        <w:t xml:space="preserve">Hệ thống lưu trữ thông tin về doanh nghiệp và tài khoản của nhà tuyển dụng, bao gồm các thông tin cần thiết để đăng tin tuyển dụng, quản lý bài đăng và </w:t>
+      </w:r>
+      <w:proofErr w:type="gramStart"/>
+      <w:r>
+        <w:rPr>
+          <w:sz w:val="26"/>
+          <w:szCs w:val="26"/>
+        </w:rPr>
+        <w:t>theo</w:t>
+      </w:r>
+      <w:proofErr w:type="gramEnd"/>
+      <w:r>
+        <w:rPr>
+          <w:sz w:val="26"/>
+          <w:szCs w:val="26"/>
+        </w:rPr>
+        <w:t xml:space="preserve"> dõi quá trình tuyển dụng.</w:t>
+      </w:r>
+    </w:p>
+    <w:p>
+      <w:pPr>
+        <w:pStyle w:val="Heading4"/>
+        <w:spacing w:before="0" w:beforeAutospacing="0" w:after="0" w:afterAutospacing="0" w:line="360" w:lineRule="auto"/>
+        <w:jc w:val="both"/>
+        <w:rPr>
+          <w:sz w:val="26"/>
+          <w:szCs w:val="26"/>
+        </w:rPr>
+      </w:pPr>
+      <w:r>
+        <w:rPr>
+          <w:sz w:val="26"/>
+          <w:szCs w:val="26"/>
+        </w:rPr>
+        <w:t>3.6.4. Dữ liệu tin tuyển dụng</w:t>
+      </w:r>
+    </w:p>
+    <w:p>
+      <w:pPr>
+        <w:pStyle w:val="isselectedend"/>
+        <w:spacing w:before="0" w:beforeAutospacing="0" w:after="0" w:afterAutospacing="0" w:line="360" w:lineRule="auto"/>
+        <w:jc w:val="both"/>
+        <w:rPr>
+          <w:sz w:val="26"/>
+          <w:szCs w:val="26"/>
+        </w:rPr>
+      </w:pPr>
+      <w:r>
+        <w:rPr>
+          <w:sz w:val="26"/>
+          <w:szCs w:val="26"/>
+        </w:rPr>
+        <w:t>Hệ thống lưu trữ các thông tin của từng tin tuyển dụng như vị trí tuyển dụng, mô tả công việc, yêu cầu, quyền lợi, mức lương, địa điểm làm việc và thời hạn tuyển dụng. Đây là dữ liệu chính phục vụ quá trình tìm kiếm và ứng tuyển.</w:t>
+      </w:r>
+    </w:p>
+    <w:p>
+      <w:pPr>
+        <w:pStyle w:val="Heading4"/>
+        <w:spacing w:before="0" w:beforeAutospacing="0" w:after="0" w:afterAutospacing="0" w:line="360" w:lineRule="auto"/>
+        <w:jc w:val="both"/>
+        <w:rPr>
+          <w:sz w:val="26"/>
+          <w:szCs w:val="26"/>
+        </w:rPr>
+      </w:pPr>
+      <w:r>
+        <w:rPr>
+          <w:sz w:val="26"/>
+          <w:szCs w:val="26"/>
+        </w:rPr>
+        <w:t>3.6.5. Dữ liệu ứng tuyển</w:t>
+      </w:r>
+    </w:p>
+    <w:p>
+      <w:pPr>
+        <w:pStyle w:val="isselectedend"/>
+        <w:spacing w:before="0" w:beforeAutospacing="0" w:after="0" w:afterAutospacing="0" w:line="360" w:lineRule="auto"/>
+        <w:jc w:val="both"/>
+        <w:rPr>
+          <w:sz w:val="26"/>
+          <w:szCs w:val="26"/>
+        </w:rPr>
+      </w:pPr>
+      <w:r>
+        <w:rPr>
+          <w:sz w:val="26"/>
+          <w:szCs w:val="26"/>
+        </w:rPr>
+        <w:t xml:space="preserve">Hệ thống lưu trữ thông tin về các hồ sơ ứng tuyển của ứng viên đối với từng tin tuyển dụng. Dữ liệu này giúp </w:t>
+      </w:r>
+      <w:proofErr w:type="gramStart"/>
+      <w:r>
+        <w:rPr>
+          <w:sz w:val="26"/>
+          <w:szCs w:val="26"/>
+        </w:rPr>
+        <w:t>theo</w:t>
+      </w:r>
+      <w:proofErr w:type="gramEnd"/>
+      <w:r>
+        <w:rPr>
+          <w:sz w:val="26"/>
+          <w:szCs w:val="26"/>
+        </w:rPr>
+        <w:t xml:space="preserve"> dõi quá trình ứng tuyển và hỗ trợ nhà tuyển dụng trong việc quản lý hồ sơ.</w:t>
+      </w:r>
+    </w:p>
+    <w:p>
+      <w:pPr>
+        <w:pStyle w:val="Heading4"/>
+        <w:spacing w:before="0" w:beforeAutospacing="0" w:after="0" w:afterAutospacing="0" w:line="360" w:lineRule="auto"/>
+        <w:jc w:val="both"/>
+        <w:rPr>
+          <w:sz w:val="26"/>
+          <w:szCs w:val="26"/>
+        </w:rPr>
+      </w:pPr>
+      <w:r>
+        <w:rPr>
+          <w:sz w:val="26"/>
+          <w:szCs w:val="26"/>
+        </w:rPr>
+        <w:t>3.6.6. Dữ liệu thống kê</w:t>
+      </w:r>
+    </w:p>
+    <w:p>
+      <w:pPr>
+        <w:pStyle w:val="NormalWeb"/>
+        <w:spacing w:before="0" w:beforeAutospacing="0" w:after="0" w:afterAutospacing="0" w:line="360" w:lineRule="auto"/>
+        <w:jc w:val="both"/>
+        <w:rPr>
+          <w:sz w:val="26"/>
+          <w:szCs w:val="26"/>
+        </w:rPr>
+      </w:pPr>
+      <w:r>
+        <w:rPr>
+          <w:sz w:val="26"/>
+          <w:szCs w:val="26"/>
+        </w:rPr>
+        <w:t>Hệ thống lưu trữ và tổng hợp các dữ liệu phục vụ cho việc thống kê, bao gồm số lượng tài khoản, số lượng tin tuyển dụng, số lượt ứng tuyển và các thông tin cần thiết khác để hỗ trợ quản trị viên theo dõi hoạt động của hệ thống.</w:t>
+      </w:r>
+    </w:p>
+    <w:p>
+      <w:pPr>
+        <w:pStyle w:val="pdq2pgselectionanchorcontainer"/>
+        <w:spacing w:before="0" w:beforeAutospacing="0" w:after="0" w:afterAutospacing="0" w:line="360" w:lineRule="auto"/>
+        <w:rPr>
+          <w:rStyle w:val="Strong"/>
+          <w:sz w:val="26"/>
+          <w:szCs w:val="26"/>
+        </w:rPr>
+      </w:pPr>
+      <w:r>
+        <w:rPr>
+          <w:sz w:val="26"/>
+          <w:szCs w:val="26"/>
+        </w:rPr>
+        <w:br/>
+      </w:r>
+      <w:r>
+        <w:rPr>
+          <w:rStyle w:val="Strong"/>
+          <w:sz w:val="26"/>
+          <w:szCs w:val="26"/>
+        </w:rPr>
+        <w:t>3.7</w:t>
+      </w:r>
+      <w:r>
+        <w:rPr>
+          <w:rStyle w:val="Strong"/>
+          <w:sz w:val="26"/>
+          <w:szCs w:val="26"/>
+        </w:rPr>
+        <w:t xml:space="preserve"> Phạm </w:t>
+      </w:r>
+      <w:proofErr w:type="gramStart"/>
+      <w:r>
+        <w:rPr>
+          <w:rStyle w:val="Strong"/>
+          <w:sz w:val="26"/>
+          <w:szCs w:val="26"/>
+        </w:rPr>
+        <w:t>vi</w:t>
+      </w:r>
+      <w:proofErr w:type="gramEnd"/>
+      <w:r>
+        <w:rPr>
+          <w:rStyle w:val="Strong"/>
+          <w:sz w:val="26"/>
+          <w:szCs w:val="26"/>
+        </w:rPr>
+        <w:t xml:space="preserve"> thực hiện</w:t>
+      </w:r>
+    </w:p>
+    <w:p>
+      <w:pPr>
+        <w:pStyle w:val="NoSpacing"/>
+        <w:spacing w:line="360" w:lineRule="auto"/>
+        <w:jc w:val="both"/>
+        <w:rPr>
+          <w:rFonts w:ascii="Times New Roman" w:hAnsi="Times New Roman" w:cs="Times New Roman"/>
+          <w:sz w:val="26"/>
+          <w:szCs w:val="26"/>
+        </w:rPr>
+      </w:pPr>
+      <w:r>
+        <w:rPr>
+          <w:rFonts w:ascii="Times New Roman" w:hAnsi="Times New Roman" w:cs="Times New Roman"/>
+          <w:sz w:val="26"/>
+          <w:szCs w:val="26"/>
+        </w:rPr>
+        <w:t>Đề tài tập trung xây dựng website việc làm nhằm hỗ trợ kết nối giữa ứng viên và nhà tuyển dụng thông qua môi trường trực tuyến. Hệ thống được phát triển với các chức năng đáp ứng nhu cầu cơ bản của các nhóm người dùng, bao gồm ứng viên, nhà tuyển dụng và quản trị viên.</w:t>
+      </w:r>
+    </w:p>
+    <w:p>
+      <w:pPr>
+        <w:pStyle w:val="NoSpacing"/>
+        <w:spacing w:line="360" w:lineRule="auto"/>
+        <w:jc w:val="both"/>
+        <w:rPr>
+          <w:rFonts w:ascii="Times New Roman" w:hAnsi="Times New Roman" w:cs="Times New Roman"/>
+          <w:sz w:val="26"/>
+          <w:szCs w:val="26"/>
+        </w:rPr>
+      </w:pPr>
+      <w:r>
+        <w:rPr>
+          <w:rFonts w:ascii="Times New Roman" w:hAnsi="Times New Roman" w:cs="Times New Roman"/>
+          <w:sz w:val="26"/>
+          <w:szCs w:val="26"/>
+        </w:rPr>
+        <w:t xml:space="preserve">Đối với ứng viên, hệ thống hỗ trợ đăng ký và đăng nhập tài khoản, quản lý thông tin cá nhân, tìm kiếm việc làm, xem chi tiết tin tuyển dụng, nộp hồ sơ ứng tuyển và </w:t>
+      </w:r>
+      <w:proofErr w:type="gramStart"/>
+      <w:r>
+        <w:rPr>
+          <w:rFonts w:ascii="Times New Roman" w:hAnsi="Times New Roman" w:cs="Times New Roman"/>
+          <w:sz w:val="26"/>
+          <w:szCs w:val="26"/>
+        </w:rPr>
+        <w:t>theo</w:t>
+      </w:r>
+      <w:proofErr w:type="gramEnd"/>
+      <w:r>
+        <w:rPr>
+          <w:rFonts w:ascii="Times New Roman" w:hAnsi="Times New Roman" w:cs="Times New Roman"/>
+          <w:sz w:val="26"/>
+          <w:szCs w:val="26"/>
+        </w:rPr>
+        <w:t xml:space="preserve"> dõi quá trình ứng tuyển. Đối với nhà tuyển dụng, hệ thống hỗ trợ quản lý thông tin doanh nghiệp, đăng tin tuyển dụng, cập nhật hoặc xóa bài đăng và xem danh sách ứng viên đã ứng tuyển. Đối với quản trị viên, hệ thống cung cấp các chức năng quản lý tài khoản người dùng, quản lý doanh nghiệp, quản lý tin tuyển dụng và </w:t>
+      </w:r>
+      <w:proofErr w:type="gramStart"/>
+      <w:r>
+        <w:rPr>
+          <w:rFonts w:ascii="Times New Roman" w:hAnsi="Times New Roman" w:cs="Times New Roman"/>
+          <w:sz w:val="26"/>
+          <w:szCs w:val="26"/>
+        </w:rPr>
+        <w:t>theo</w:t>
+      </w:r>
+      <w:proofErr w:type="gramEnd"/>
+      <w:r>
+        <w:rPr>
+          <w:rFonts w:ascii="Times New Roman" w:hAnsi="Times New Roman" w:cs="Times New Roman"/>
+          <w:sz w:val="26"/>
+          <w:szCs w:val="26"/>
+        </w:rPr>
+        <w:t xml:space="preserve"> dõi hoạt động của hệ</w:t>
+      </w:r>
+      <w:r>
+        <w:rPr>
+          <w:rFonts w:ascii="Times New Roman" w:hAnsi="Times New Roman" w:cs="Times New Roman"/>
+          <w:sz w:val="26"/>
+          <w:szCs w:val="26"/>
+        </w:rPr>
+        <w:t xml:space="preserve"> thống.</w:t>
+      </w:r>
+    </w:p>
+    <w:p>
+      <w:pPr>
+        <w:pStyle w:val="NoSpacing"/>
+        <w:spacing w:line="360" w:lineRule="auto"/>
+      </w:pPr>
+      <w:r>
+        <w:rPr>
+          <w:rFonts w:ascii="Times New Roman" w:hAnsi="Times New Roman" w:cs="Times New Roman"/>
+          <w:sz w:val="26"/>
+          <w:szCs w:val="26"/>
+        </w:rPr>
+        <w:t xml:space="preserve">Trong phạm </w:t>
+      </w:r>
+      <w:proofErr w:type="gramStart"/>
+      <w:r>
+        <w:rPr>
+          <w:rFonts w:ascii="Times New Roman" w:hAnsi="Times New Roman" w:cs="Times New Roman"/>
+          <w:sz w:val="26"/>
+          <w:szCs w:val="26"/>
+        </w:rPr>
+        <w:t>vi</w:t>
+      </w:r>
+      <w:proofErr w:type="gramEnd"/>
+      <w:r>
+        <w:rPr>
+          <w:rFonts w:ascii="Times New Roman" w:hAnsi="Times New Roman" w:cs="Times New Roman"/>
+          <w:sz w:val="26"/>
+          <w:szCs w:val="26"/>
+        </w:rPr>
+        <w:t xml:space="preserve"> của đề tài, hệ thống tập trung triển khai các chức năng phục vụ quá trình tìm kiếm và tuyển dụng trực tuyến. Các chức năng nâng cao như thanh toán trực tuyến, xác thực doanh nghiệp tự động, tích hợp trí tuệ nhân tạo để gợi ý việc làm hoặc phân tích hồ sơ ứng viên chưa được triển khai và có thể được xem xét trong các nghiên cứu hoặc phiên bản phát triển tiếp </w:t>
+      </w:r>
+      <w:proofErr w:type="gramStart"/>
+      <w:r>
+        <w:rPr>
+          <w:rFonts w:ascii="Times New Roman" w:hAnsi="Times New Roman" w:cs="Times New Roman"/>
+          <w:sz w:val="26"/>
+          <w:szCs w:val="26"/>
+        </w:rPr>
+        <w:t>theo</w:t>
+      </w:r>
+      <w:proofErr w:type="gramEnd"/>
+      <w:r>
+        <w:rPr>
+          <w:rFonts w:ascii="Times New Roman" w:hAnsi="Times New Roman" w:cs="Times New Roman"/>
+          <w:sz w:val="26"/>
+          <w:szCs w:val="26"/>
+        </w:rPr>
+        <w:t>.</w:t>
+      </w:r>
       <w:bookmarkStart w:id="0" w:name="_GoBack"/>
       <w:bookmarkEnd w:id="0"/>
       <w:r>
-        <w:rPr>
-          <w:sz w:val="26"/>
-          <w:szCs w:val="26"/>
-        </w:rPr>
-        <w:br/>
-      </w:r>
-      <w:r>
-        <w:rPr>
-          <w:rStyle w:val="Strong"/>
-          <w:sz w:val="26"/>
-          <w:szCs w:val="26"/>
-        </w:rPr>
-        <w:t>3.6</w:t>
-      </w:r>
-      <w:r>
-        <w:rPr>
-          <w:rStyle w:val="Strong"/>
-          <w:sz w:val="26"/>
-          <w:szCs w:val="26"/>
-        </w:rPr>
-        <w:t xml:space="preserve"> Yêu cầu dữ liệu</w:t>
-      </w:r>
-    </w:p>
-    <w:p>
-      <w:pPr>
-        <w:pStyle w:val="isselectedend"/>
-        <w:spacing w:before="0" w:beforeAutospacing="0" w:after="0" w:afterAutospacing="0" w:line="360" w:lineRule="auto"/>
-        <w:jc w:val="both"/>
-        <w:rPr>
-          <w:sz w:val="26"/>
-          <w:szCs w:val="26"/>
-        </w:rPr>
-      </w:pPr>
-      <w:r>
-        <w:rPr>
-          <w:sz w:val="26"/>
-          <w:szCs w:val="26"/>
-        </w:rPr>
-        <w:t>Dữ liệu là thành phần quan trọng giúp hệ thống lưu trữ, quản lý và xử lý thông tin trong quá trình hoạt động. Hệ thống cần xây dựng cơ sở dữ liệu đầy đủ, đảm bảo tính chính xác, nhất quán và thuận tiện cho việc tra cứu, cập nhật cũng như quản lý thông tin của các nhóm người dùng.</w:t>
-      </w:r>
-    </w:p>
-    <w:p>
-      <w:pPr>
-        <w:pStyle w:val="Heading4"/>
-        <w:spacing w:before="0" w:beforeAutospacing="0" w:after="0" w:afterAutospacing="0" w:line="360" w:lineRule="auto"/>
-        <w:jc w:val="both"/>
-        <w:rPr>
-          <w:sz w:val="26"/>
-          <w:szCs w:val="26"/>
-        </w:rPr>
-      </w:pPr>
-      <w:r>
-        <w:rPr>
-          <w:sz w:val="26"/>
-          <w:szCs w:val="26"/>
-        </w:rPr>
-        <w:t>3.6.1. Dữ liệu tài khoản</w:t>
-      </w:r>
-    </w:p>
-    <w:p>
-      <w:pPr>
-        <w:pStyle w:val="isselectedend"/>
-        <w:spacing w:before="0" w:beforeAutospacing="0" w:after="0" w:afterAutospacing="0" w:line="360" w:lineRule="auto"/>
-        <w:jc w:val="both"/>
-        <w:rPr>
-          <w:sz w:val="26"/>
-          <w:szCs w:val="26"/>
-        </w:rPr>
-      </w:pPr>
-      <w:r>
-        <w:rPr>
-          <w:sz w:val="26"/>
-          <w:szCs w:val="26"/>
-        </w:rPr>
-        <w:t>Hệ thống lưu trữ thông tin tài khoản của ứng viên, nhà tuyển dụng và quản trị viên, bao gồm các thông tin phục vụ cho việc đăng ký, đăng nhập, phân quyền và quản lý người dùng.</w:t>
-      </w:r>
-    </w:p>
-    <w:p>
-      <w:pPr>
-        <w:pStyle w:val="Heading4"/>
-        <w:spacing w:before="0" w:beforeAutospacing="0" w:after="0" w:afterAutospacing="0" w:line="360" w:lineRule="auto"/>
-        <w:jc w:val="both"/>
-        <w:rPr>
-          <w:sz w:val="26"/>
-          <w:szCs w:val="26"/>
-        </w:rPr>
-      </w:pPr>
-      <w:r>
-        <w:rPr>
-          <w:sz w:val="26"/>
-          <w:szCs w:val="26"/>
-        </w:rPr>
-        <w:t>3.6.2. Dữ liệu ứng viên</w:t>
-      </w:r>
-    </w:p>
-    <w:p>
-      <w:pPr>
-        <w:pStyle w:val="isselectedend"/>
-        <w:spacing w:before="0" w:beforeAutospacing="0" w:after="0" w:afterAutospacing="0" w:line="360" w:lineRule="auto"/>
-        <w:jc w:val="both"/>
-        <w:rPr>
-          <w:sz w:val="26"/>
-          <w:szCs w:val="26"/>
-        </w:rPr>
-      </w:pPr>
-      <w:r>
-        <w:rPr>
-          <w:sz w:val="26"/>
-          <w:szCs w:val="26"/>
-        </w:rPr>
-        <w:t>Hệ thống lưu trữ thông tin cá nhân, hồ sơ ứng tuyển và các thông tin liên quan đến quá trình tìm kiếm việc làm của ứng viên. Dữ liệu này giúp ứng viên quản lý hồ sơ và hỗ trợ nhà tuyển dụng trong quá trình tuyển chọn.</w:t>
-      </w:r>
-    </w:p>
-    <w:p>
-      <w:pPr>
-        <w:pStyle w:val="Heading4"/>
-        <w:spacing w:before="0" w:beforeAutospacing="0" w:after="0" w:afterAutospacing="0" w:line="360" w:lineRule="auto"/>
-        <w:jc w:val="both"/>
-        <w:rPr>
-          <w:sz w:val="26"/>
-          <w:szCs w:val="26"/>
-        </w:rPr>
-      </w:pPr>
-      <w:r>
-        <w:rPr>
-          <w:sz w:val="26"/>
-          <w:szCs w:val="26"/>
-        </w:rPr>
-        <w:t>3.6.3. Dữ liệu nhà tuyển dụng</w:t>
-      </w:r>
-    </w:p>
-    <w:p>
-      <w:pPr>
-        <w:pStyle w:val="isselectedend"/>
-        <w:spacing w:before="0" w:beforeAutospacing="0" w:after="0" w:afterAutospacing="0" w:line="360" w:lineRule="auto"/>
-        <w:jc w:val="both"/>
-        <w:rPr>
-          <w:sz w:val="26"/>
-          <w:szCs w:val="26"/>
-        </w:rPr>
-      </w:pPr>
-      <w:r>
-        <w:rPr>
-          <w:sz w:val="26"/>
-          <w:szCs w:val="26"/>
-        </w:rPr>
-        <w:t xml:space="preserve">Hệ thống lưu trữ thông tin về doanh nghiệp và tài khoản của nhà tuyển dụng, bao gồm các thông tin cần thiết để đăng tin tuyển dụng, quản lý bài đăng và </w:t>
-      </w:r>
-      <w:proofErr w:type="gramStart"/>
-      <w:r>
-        <w:rPr>
-          <w:sz w:val="26"/>
-          <w:szCs w:val="26"/>
-        </w:rPr>
-        <w:t>theo</w:t>
-      </w:r>
-      <w:proofErr w:type="gramEnd"/>
-      <w:r>
-        <w:rPr>
-          <w:sz w:val="26"/>
-          <w:szCs w:val="26"/>
-        </w:rPr>
-        <w:t xml:space="preserve"> dõi quá trình tuyển dụng.</w:t>
-      </w:r>
-    </w:p>
-    <w:p>
-      <w:pPr>
-        <w:pStyle w:val="Heading4"/>
-        <w:spacing w:before="0" w:beforeAutospacing="0" w:after="0" w:afterAutospacing="0" w:line="360" w:lineRule="auto"/>
-        <w:jc w:val="both"/>
-        <w:rPr>
-          <w:sz w:val="26"/>
-          <w:szCs w:val="26"/>
-        </w:rPr>
-      </w:pPr>
-      <w:r>
-        <w:rPr>
-          <w:sz w:val="26"/>
-          <w:szCs w:val="26"/>
-        </w:rPr>
-        <w:t>3.6.4. Dữ liệu tin tuyển dụng</w:t>
-      </w:r>
-    </w:p>
-    <w:p>
-      <w:pPr>
-        <w:pStyle w:val="isselectedend"/>
-        <w:spacing w:before="0" w:beforeAutospacing="0" w:after="0" w:afterAutospacing="0" w:line="360" w:lineRule="auto"/>
-        <w:jc w:val="both"/>
-        <w:rPr>
-          <w:sz w:val="26"/>
-          <w:szCs w:val="26"/>
-        </w:rPr>
-      </w:pPr>
-      <w:r>
-        <w:rPr>
-          <w:sz w:val="26"/>
-          <w:szCs w:val="26"/>
-        </w:rPr>
-        <w:t>Hệ thống lưu trữ các thông tin của từng tin tuyển dụng như vị trí tuyển dụng, mô tả công việc, yêu cầu, quyền lợi, mức lương, địa điểm làm việc và thời hạn tuyển dụng. Đây là dữ liệu chính phục vụ quá trình tìm kiếm và ứng tuyển.</w:t>
-      </w:r>
-    </w:p>
-    <w:p>
-      <w:pPr>
-        <w:pStyle w:val="Heading4"/>
-        <w:spacing w:before="0" w:beforeAutospacing="0" w:after="0" w:afterAutospacing="0" w:line="360" w:lineRule="auto"/>
-        <w:jc w:val="both"/>
-        <w:rPr>
-          <w:sz w:val="26"/>
-          <w:szCs w:val="26"/>
-        </w:rPr>
-      </w:pPr>
-      <w:r>
-        <w:rPr>
-          <w:sz w:val="26"/>
-          <w:szCs w:val="26"/>
-        </w:rPr>
-        <w:t>3.6.5. Dữ liệu ứng tuyển</w:t>
-      </w:r>
-    </w:p>
-    <w:p>
-      <w:pPr>
-        <w:pStyle w:val="isselectedend"/>
-        <w:spacing w:before="0" w:beforeAutospacing="0" w:after="0" w:afterAutospacing="0" w:line="360" w:lineRule="auto"/>
-        <w:jc w:val="both"/>
-        <w:rPr>
-          <w:sz w:val="26"/>
-          <w:szCs w:val="26"/>
-        </w:rPr>
-      </w:pPr>
-      <w:r>
-        <w:rPr>
-          <w:sz w:val="26"/>
-          <w:szCs w:val="26"/>
-        </w:rPr>
-        <w:t xml:space="preserve">Hệ thống lưu trữ thông tin về các hồ sơ ứng tuyển của ứng viên đối với từng tin tuyển dụng. Dữ liệu này giúp </w:t>
-      </w:r>
-      <w:proofErr w:type="gramStart"/>
-      <w:r>
-        <w:rPr>
-          <w:sz w:val="26"/>
-          <w:szCs w:val="26"/>
-        </w:rPr>
-        <w:t>theo</w:t>
-      </w:r>
-      <w:proofErr w:type="gramEnd"/>
-      <w:r>
-        <w:rPr>
-          <w:sz w:val="26"/>
-          <w:szCs w:val="26"/>
-        </w:rPr>
-        <w:t xml:space="preserve"> dõi quá trình ứng tuyển và hỗ trợ nhà tuyển dụng trong việc quản lý hồ sơ.</w:t>
-      </w:r>
-    </w:p>
-    <w:p>
-      <w:pPr>
-        <w:pStyle w:val="Heading4"/>
-        <w:spacing w:before="0" w:beforeAutospacing="0" w:after="0" w:afterAutospacing="0" w:line="360" w:lineRule="auto"/>
-        <w:jc w:val="both"/>
-        <w:rPr>
-          <w:sz w:val="26"/>
-          <w:szCs w:val="26"/>
-        </w:rPr>
-      </w:pPr>
-      <w:r>
-        <w:rPr>
-          <w:sz w:val="26"/>
-          <w:szCs w:val="26"/>
-        </w:rPr>
-        <w:t>3.6.6. Dữ liệu thống kê</w:t>
-      </w:r>
-    </w:p>
-    <w:p>
-      <w:pPr>
-        <w:pStyle w:val="NormalWeb"/>
-        <w:spacing w:before="0" w:beforeAutospacing="0" w:after="0" w:afterAutospacing="0" w:line="360" w:lineRule="auto"/>
-        <w:jc w:val="both"/>
-        <w:rPr>
-          <w:sz w:val="26"/>
-          <w:szCs w:val="26"/>
-        </w:rPr>
-      </w:pPr>
-      <w:r>
-        <w:rPr>
-          <w:sz w:val="26"/>
-          <w:szCs w:val="26"/>
-        </w:rPr>
-        <w:t>Hệ thống lưu trữ và tổng hợp các dữ liệu phục vụ cho việc thống kê, bao gồm số lượng tài khoản, số lượng tin tuyển dụng, số lượt ứng tuyển và các thông tin cần thiết khác để hỗ trợ quản trị viên theo dõi hoạt động của hệ thống.</w:t>
-      </w:r>
-    </w:p>
-    <w:p>
-      <w:pPr>
-        <w:pStyle w:val="pdq2pgselectionanchorcontainer"/>
-        <w:spacing w:before="0" w:beforeAutospacing="0" w:after="0" w:afterAutospacing="0" w:line="360" w:lineRule="auto"/>
-        <w:rPr>
-          <w:sz w:val="26"/>
-          <w:szCs w:val="26"/>
-        </w:rPr>
-      </w:pPr>
-      <w:r>
-        <w:rPr>
-          <w:sz w:val="26"/>
-          <w:szCs w:val="26"/>
-        </w:rPr>
-        <w:br/>
-      </w:r>
-      <w:r>
-        <w:rPr>
-          <w:rStyle w:val="Strong"/>
-          <w:sz w:val="26"/>
-          <w:szCs w:val="26"/>
-        </w:rPr>
-        <w:t>3.7</w:t>
-      </w:r>
-      <w:r>
-        <w:rPr>
-          <w:rStyle w:val="Strong"/>
-          <w:sz w:val="26"/>
-          <w:szCs w:val="26"/>
-        </w:rPr>
-        <w:t xml:space="preserve"> Phạm </w:t>
-      </w:r>
-      <w:proofErr w:type="gramStart"/>
-      <w:r>
-        <w:rPr>
-          <w:rStyle w:val="Strong"/>
-          <w:sz w:val="26"/>
-          <w:szCs w:val="26"/>
-        </w:rPr>
-        <w:t>vi</w:t>
-      </w:r>
-      <w:proofErr w:type="gramEnd"/>
-      <w:r>
-        <w:rPr>
-          <w:rStyle w:val="Strong"/>
-          <w:sz w:val="26"/>
-          <w:szCs w:val="26"/>
-        </w:rPr>
-        <w:t xml:space="preserve"> thực hiện</w:t>
-      </w:r>
-      <w:r>
-        <w:rPr>
-          <w:sz w:val="26"/>
-          <w:szCs w:val="26"/>
-        </w:rPr>
         <w:br/>
       </w:r>
       <w:r>
@@ -2373,6 +2504,15 @@
       <w:szCs w:val="24"/>
     </w:rPr>
   </w:style>
+  <w:style w:type="paragraph" w:styleId="NoSpacing">
+    <w:name w:val="No Spacing"/>
+    <w:uiPriority w:val="1"/>
+    <w:qFormat/>
+    <w:rsid w:val="000B04C4"/>
+    <w:pPr>
+      <w:spacing w:after="0" w:line="240" w:lineRule="auto"/>
+    </w:pPr>
+  </w:style>
 </w:styles>
 </file>
 

--- a/BaoCaoKTM.docx
+++ b/BaoCaoKTM.docx
@@ -29,6 +29,11 @@
         <w:t>CHƯƠNG 3 XÁC ĐỊNH NHU CẦU</w:t>
       </w:r>
       <w:r>
+        <w:rPr>
+          <w:rFonts w:ascii="Times New Roman" w:hAnsi="Times New Roman" w:cs="Times New Roman"/>
+          <w:sz w:val="26"/>
+          <w:szCs w:val="26"/>
+        </w:rPr>
         <w:t xml:space="preserve"> </w:t>
       </w:r>
     </w:p>
@@ -36,94 +41,165 @@
       <w:pPr>
         <w:pStyle w:val="Heading3"/>
         <w:rPr>
+          <w:rFonts w:ascii="Times New Roman" w:hAnsi="Times New Roman" w:cs="Times New Roman"/>
           <w:b/>
           <w:color w:val="auto"/>
-        </w:rPr>
-      </w:pPr>
-      <w:r>
-        <w:rPr>
+          <w:sz w:val="26"/>
+          <w:szCs w:val="26"/>
+        </w:rPr>
+      </w:pPr>
+      <w:r>
+        <w:rPr>
+          <w:rFonts w:ascii="Times New Roman" w:hAnsi="Times New Roman" w:cs="Times New Roman"/>
           <w:b/>
           <w:color w:val="auto"/>
-        </w:rPr>
-        <w:t>3.1</w:t>
-      </w:r>
-      <w:r>
-        <w:rPr>
-          <w:b/>
-          <w:color w:val="auto"/>
-        </w:rPr>
-        <w:t>. Đặc tả mục tiêu dự án</w:t>
+          <w:sz w:val="26"/>
+          <w:szCs w:val="26"/>
+        </w:rPr>
+        <w:t>3.1. Đặc tả mục tiêu dự án</w:t>
       </w:r>
     </w:p>
     <w:p>
       <w:pPr>
         <w:pStyle w:val="NormalWeb"/>
-      </w:pPr>
-      <w:r>
+        <w:rPr>
+          <w:sz w:val="26"/>
+          <w:szCs w:val="26"/>
+        </w:rPr>
+      </w:pPr>
+      <w:r>
+        <w:rPr>
+          <w:sz w:val="26"/>
+          <w:szCs w:val="26"/>
+        </w:rPr>
         <w:t xml:space="preserve">Việc xác định mục tiêu của dự án giúp định hướng quá trình phân tích, thiết kế và phát triển hệ thống, đồng thời làm cơ sở để xác định các chức năng cần xây dựng và phạm </w:t>
       </w:r>
       <w:proofErr w:type="gramStart"/>
       <w:r>
+        <w:rPr>
+          <w:sz w:val="26"/>
+          <w:szCs w:val="26"/>
+        </w:rPr>
         <w:t>vi</w:t>
       </w:r>
       <w:proofErr w:type="gramEnd"/>
       <w:r>
+        <w:rPr>
+          <w:sz w:val="26"/>
+          <w:szCs w:val="26"/>
+        </w:rPr>
         <w:t xml:space="preserve"> thực hiện của đề tài. Dự </w:t>
       </w:r>
       <w:proofErr w:type="gramStart"/>
       <w:r>
+        <w:rPr>
+          <w:sz w:val="26"/>
+          <w:szCs w:val="26"/>
+        </w:rPr>
         <w:t>án</w:t>
       </w:r>
       <w:proofErr w:type="gramEnd"/>
       <w:r>
+        <w:rPr>
+          <w:sz w:val="26"/>
+          <w:szCs w:val="26"/>
+        </w:rPr>
         <w:t xml:space="preserve"> website việc làm được xây dựng nhằm hỗ trợ kết nối giữa ứng viên và nhà tuyển dụng thông qua môi trường trực tuyến, góp phần nâng cao hiệu quả trong quá trình tìm kiếm việc làm và tuyển dụng nhân sự.</w:t>
       </w:r>
     </w:p>
     <w:p>
       <w:pPr>
         <w:pStyle w:val="Heading4"/>
-      </w:pPr>
-      <w:r>
+        <w:rPr>
+          <w:sz w:val="26"/>
+          <w:szCs w:val="26"/>
+        </w:rPr>
+      </w:pPr>
+      <w:r>
+        <w:rPr>
+          <w:sz w:val="26"/>
+          <w:szCs w:val="26"/>
+        </w:rPr>
         <w:t>3.2.1. Mục tiêu tổng quát</w:t>
       </w:r>
     </w:p>
     <w:p>
       <w:pPr>
         <w:pStyle w:val="NormalWeb"/>
-      </w:pPr>
-      <w:r>
+        <w:rPr>
+          <w:sz w:val="26"/>
+          <w:szCs w:val="26"/>
+        </w:rPr>
+      </w:pPr>
+      <w:r>
+        <w:rPr>
+          <w:sz w:val="26"/>
+          <w:szCs w:val="26"/>
+        </w:rPr>
         <w:t xml:space="preserve">Xây dựng một website việc làm hỗ trợ ứng viên tìm kiếm và ứng tuyển việc làm, đồng thời hỗ trợ nhà tuyển dụng đăng tin tuyển dụng, quản lý thông tin tuyển dụng và </w:t>
       </w:r>
       <w:proofErr w:type="gramStart"/>
       <w:r>
+        <w:rPr>
+          <w:sz w:val="26"/>
+          <w:szCs w:val="26"/>
+        </w:rPr>
         <w:t>theo</w:t>
       </w:r>
       <w:proofErr w:type="gramEnd"/>
       <w:r>
+        <w:rPr>
+          <w:sz w:val="26"/>
+          <w:szCs w:val="26"/>
+        </w:rPr>
         <w:t xml:space="preserve"> dõi hồ sơ ứng viên. Hệ thống cũng cung cấp các chức năng quản lý dành cho quản trị viên nhằm đảm bảo hoạt động của website được ổn định và hiệu quả.</w:t>
       </w:r>
     </w:p>
     <w:p>
       <w:pPr>
         <w:pStyle w:val="Heading4"/>
-      </w:pPr>
-      <w:r>
+        <w:rPr>
+          <w:sz w:val="26"/>
+          <w:szCs w:val="26"/>
+        </w:rPr>
+      </w:pPr>
+      <w:r>
+        <w:rPr>
+          <w:sz w:val="26"/>
+          <w:szCs w:val="26"/>
+        </w:rPr>
         <w:t>3.2.2. Mục tiêu cụ thể</w:t>
       </w:r>
     </w:p>
     <w:p>
       <w:pPr>
         <w:pStyle w:val="NormalWeb"/>
-      </w:pPr>
-      <w:r>
+        <w:rPr>
+          <w:sz w:val="26"/>
+          <w:szCs w:val="26"/>
+        </w:rPr>
+      </w:pPr>
+      <w:r>
+        <w:rPr>
+          <w:sz w:val="26"/>
+          <w:szCs w:val="26"/>
+        </w:rPr>
         <w:t xml:space="preserve">Dự </w:t>
       </w:r>
       <w:proofErr w:type="gramStart"/>
       <w:r>
+        <w:rPr>
+          <w:sz w:val="26"/>
+          <w:szCs w:val="26"/>
+        </w:rPr>
         <w:t>án</w:t>
       </w:r>
       <w:proofErr w:type="gramEnd"/>
       <w:r>
+        <w:rPr>
+          <w:sz w:val="26"/>
+          <w:szCs w:val="26"/>
+        </w:rPr>
         <w:t xml:space="preserve"> hướng đến các mục tiêu cụ thể sau:</w:t>
       </w:r>
     </w:p>
@@ -134,8 +210,16 @@
           <w:ilvl w:val="0"/>
           <w:numId w:val="5"/>
         </w:numPr>
-      </w:pPr>
-      <w:r>
+        <w:rPr>
+          <w:sz w:val="26"/>
+          <w:szCs w:val="26"/>
+        </w:rPr>
+      </w:pPr>
+      <w:r>
+        <w:rPr>
+          <w:sz w:val="26"/>
+          <w:szCs w:val="26"/>
+        </w:rPr>
         <w:t>Xây dựng chức năng đăng ký, đăng nhập và phân quyền cho các nhóm người dùng.</w:t>
       </w:r>
     </w:p>
@@ -146,16 +230,32 @@
           <w:ilvl w:val="0"/>
           <w:numId w:val="5"/>
         </w:numPr>
-      </w:pPr>
-      <w:r>
+        <w:rPr>
+          <w:sz w:val="26"/>
+          <w:szCs w:val="26"/>
+        </w:rPr>
+      </w:pPr>
+      <w:r>
+        <w:rPr>
+          <w:sz w:val="26"/>
+          <w:szCs w:val="26"/>
+        </w:rPr>
         <w:t xml:space="preserve">Hỗ trợ ứng viên tìm kiếm việc làm </w:t>
       </w:r>
       <w:proofErr w:type="gramStart"/>
       <w:r>
+        <w:rPr>
+          <w:sz w:val="26"/>
+          <w:szCs w:val="26"/>
+        </w:rPr>
         <w:t>theo</w:t>
       </w:r>
       <w:proofErr w:type="gramEnd"/>
       <w:r>
+        <w:rPr>
+          <w:sz w:val="26"/>
+          <w:szCs w:val="26"/>
+        </w:rPr>
         <w:t xml:space="preserve"> nhiều tiêu chí và xem chi tiết thông tin tuyển dụng.</w:t>
       </w:r>
     </w:p>
@@ -166,8 +266,16 @@
           <w:ilvl w:val="0"/>
           <w:numId w:val="5"/>
         </w:numPr>
-      </w:pPr>
-      <w:r>
+        <w:rPr>
+          <w:sz w:val="26"/>
+          <w:szCs w:val="26"/>
+        </w:rPr>
+      </w:pPr>
+      <w:r>
+        <w:rPr>
+          <w:sz w:val="26"/>
+          <w:szCs w:val="26"/>
+        </w:rPr>
         <w:t>Cho phép ứng viên tạo hồ sơ và nộp hồ sơ ứng tuyển trực tuyến.</w:t>
       </w:r>
     </w:p>
@@ -178,8 +286,16 @@
           <w:ilvl w:val="0"/>
           <w:numId w:val="5"/>
         </w:numPr>
-      </w:pPr>
-      <w:r>
+        <w:rPr>
+          <w:sz w:val="26"/>
+          <w:szCs w:val="26"/>
+        </w:rPr>
+      </w:pPr>
+      <w:r>
+        <w:rPr>
+          <w:sz w:val="26"/>
+          <w:szCs w:val="26"/>
+        </w:rPr>
         <w:t>Hỗ trợ nhà tuyển dụng đăng, cập nhật và quản lý các tin tuyển dụng.</w:t>
       </w:r>
     </w:p>
@@ -190,16 +306,32 @@
           <w:ilvl w:val="0"/>
           <w:numId w:val="5"/>
         </w:numPr>
-      </w:pPr>
-      <w:r>
+        <w:rPr>
+          <w:sz w:val="26"/>
+          <w:szCs w:val="26"/>
+        </w:rPr>
+      </w:pPr>
+      <w:r>
+        <w:rPr>
+          <w:sz w:val="26"/>
+          <w:szCs w:val="26"/>
+        </w:rPr>
         <w:t xml:space="preserve">Cho phép nhà tuyển dụng </w:t>
       </w:r>
       <w:proofErr w:type="gramStart"/>
       <w:r>
+        <w:rPr>
+          <w:sz w:val="26"/>
+          <w:szCs w:val="26"/>
+        </w:rPr>
         <w:t>theo</w:t>
       </w:r>
       <w:proofErr w:type="gramEnd"/>
       <w:r>
+        <w:rPr>
+          <w:sz w:val="26"/>
+          <w:szCs w:val="26"/>
+        </w:rPr>
         <w:t xml:space="preserve"> dõi và quản lý hồ sơ của các ứng viên đã ứng tuyển.</w:t>
       </w:r>
     </w:p>
@@ -210,8 +342,16 @@
           <w:ilvl w:val="0"/>
           <w:numId w:val="5"/>
         </w:numPr>
-      </w:pPr>
-      <w:r>
+        <w:rPr>
+          <w:sz w:val="26"/>
+          <w:szCs w:val="26"/>
+        </w:rPr>
+      </w:pPr>
+      <w:r>
+        <w:rPr>
+          <w:sz w:val="26"/>
+          <w:szCs w:val="26"/>
+        </w:rPr>
         <w:t>Cung cấp chức năng quản lý tài khoản, doanh nghiệp và tin tuyển dụng cho quản trị viên.</w:t>
       </w:r>
     </w:p>
@@ -222,8 +362,16 @@
           <w:ilvl w:val="0"/>
           <w:numId w:val="5"/>
         </w:numPr>
-      </w:pPr>
-      <w:r>
+        <w:rPr>
+          <w:sz w:val="26"/>
+          <w:szCs w:val="26"/>
+        </w:rPr>
+      </w:pPr>
+      <w:r>
+        <w:rPr>
+          <w:sz w:val="26"/>
+          <w:szCs w:val="26"/>
+        </w:rPr>
         <w:t>Xây dựng giao diện thân thiện, dễ sử dụng và đảm bảo tính ổn định, bảo mật trong quá trình vận hành hệ thống.</w:t>
       </w:r>
     </w:p>
@@ -231,57 +379,1869 @@
       <w:pPr>
         <w:pStyle w:val="pdq2pgselectionanchorcontainer"/>
         <w:ind w:left="360"/>
-      </w:pPr>
-      <w:r>
-        <w:t xml:space="preserve">3.2. </w:t>
-      </w:r>
-      <w:r>
-        <w:t>Xác định personas</w:t>
-      </w:r>
-    </w:p>
-    <w:p>
-      <w:pPr>
-        <w:pStyle w:val="pdq2pgselectionanchorcontainer"/>
-        <w:ind w:firstLine="360"/>
-      </w:pPr>
-      <w:r>
-        <w:t xml:space="preserve">3.3. </w:t>
-      </w:r>
-      <w:r>
-        <w:t xml:space="preserve">Xác định các user stories </w:t>
-      </w:r>
-    </w:p>
-    <w:p>
-      <w:pPr>
-        <w:pStyle w:val="pdq2pgselectionanchorcontainer"/>
-        <w:ind w:firstLine="360"/>
-      </w:pPr>
-      <w:r>
-        <w:t xml:space="preserve">3.4. </w:t>
-      </w:r>
-      <w:r>
-        <w:t xml:space="preserve">Xác định các product backlog </w:t>
-      </w:r>
-    </w:p>
-    <w:p>
-      <w:pPr>
-        <w:pStyle w:val="pdq2pgselectionanchorcontainer"/>
-        <w:ind w:firstLine="360"/>
-      </w:pPr>
+        <w:rPr>
+          <w:sz w:val="26"/>
+          <w:szCs w:val="26"/>
+        </w:rPr>
+      </w:pPr>
+      <w:r>
+        <w:rPr>
+          <w:sz w:val="26"/>
+          <w:szCs w:val="26"/>
+        </w:rPr>
+        <w:t>3.2. Xác định personas</w:t>
+      </w:r>
+    </w:p>
+    <w:p>
+      <w:pPr>
+        <w:pStyle w:val="pdq2pgselectionanchorcontainer"/>
+        <w:ind w:left="360"/>
+        <w:rPr>
+          <w:sz w:val="26"/>
+          <w:szCs w:val="26"/>
+        </w:rPr>
+      </w:pPr>
+      <w:r>
+        <w:rPr>
+          <w:sz w:val="26"/>
+          <w:szCs w:val="26"/>
+        </w:rPr>
+        <w:t>Personas là các nhân vật đại diện được xây dựng dựa trên đặc điểm và nhu cầu của các nhóm người dùng chính. Việc xác định personas giúp hiểu rõ mục tiêu sử dụng của từng đối tượng, từ đó xây dựng các chức năng phù hợp và đ</w:t>
+      </w:r>
+      <w:r>
+        <w:rPr>
+          <w:sz w:val="26"/>
+          <w:szCs w:val="26"/>
+        </w:rPr>
+        <w:t>áp ứng tốt hơn nhu cầu thực tế.</w:t>
+      </w:r>
+    </w:p>
+    <w:p>
+      <w:pPr>
+        <w:pStyle w:val="pdq2pgselectionanchorcontainer"/>
+        <w:ind w:left="360"/>
+        <w:rPr>
+          <w:sz w:val="26"/>
+          <w:szCs w:val="26"/>
+        </w:rPr>
+      </w:pPr>
+      <w:r>
+        <w:rPr>
+          <w:sz w:val="26"/>
+          <w:szCs w:val="26"/>
+        </w:rPr>
+        <w:t>3.2.1. Persona 1 – Ứng viên</w:t>
+      </w:r>
       <w:bookmarkStart w:id="0" w:name="_GoBack"/>
       <w:bookmarkEnd w:id="0"/>
-      <w:r>
-        <w:t xml:space="preserve">3.5. </w:t>
-      </w:r>
-      <w:r>
-        <w:t>Xác định các nhu cầu phi tính năng</w:t>
+    </w:p>
+    <w:p>
+      <w:pPr>
+        <w:pStyle w:val="pdq2pgselectionanchorcontainer"/>
+        <w:ind w:left="360"/>
+        <w:rPr>
+          <w:sz w:val="26"/>
+          <w:szCs w:val="26"/>
+        </w:rPr>
+      </w:pPr>
+      <w:r>
+        <w:rPr>
+          <w:sz w:val="26"/>
+          <w:szCs w:val="26"/>
+        </w:rPr>
+        <w:t>Tên: Nguyễn Văn A</w:t>
+      </w:r>
+    </w:p>
+    <w:p>
+      <w:pPr>
+        <w:pStyle w:val="pdq2pgselectionanchorcontainer"/>
+        <w:ind w:left="360"/>
+        <w:rPr>
+          <w:sz w:val="26"/>
+          <w:szCs w:val="26"/>
+        </w:rPr>
+      </w:pPr>
+      <w:r>
+        <w:rPr>
+          <w:sz w:val="26"/>
+          <w:szCs w:val="26"/>
+        </w:rPr>
+        <w:t>Độ tuổi: 22 tuổi</w:t>
+      </w:r>
+    </w:p>
+    <w:p>
+      <w:pPr>
+        <w:pStyle w:val="pdq2pgselectionanchorcontainer"/>
+        <w:ind w:left="360"/>
+        <w:rPr>
+          <w:sz w:val="26"/>
+          <w:szCs w:val="26"/>
+        </w:rPr>
+      </w:pPr>
+      <w:r>
+        <w:rPr>
+          <w:sz w:val="26"/>
+          <w:szCs w:val="26"/>
+        </w:rPr>
+        <w:t>Nghề nghiệp: Sinh viên năm cuối</w:t>
+      </w:r>
+    </w:p>
+    <w:p>
+      <w:pPr>
+        <w:pStyle w:val="pdq2pgselectionanchorcontainer"/>
+        <w:ind w:left="360"/>
+        <w:rPr>
+          <w:sz w:val="26"/>
+          <w:szCs w:val="26"/>
+        </w:rPr>
+      </w:pPr>
+      <w:r>
+        <w:rPr>
+          <w:sz w:val="26"/>
+          <w:szCs w:val="26"/>
+        </w:rPr>
+        <w:lastRenderedPageBreak/>
+        <w:t>Mục tiêu: Tìm kiếm việc làm phù hợp với chuyên ngành và nộp hồ sơ trực tuyến.</w:t>
+      </w:r>
+    </w:p>
+    <w:p>
+      <w:pPr>
+        <w:pStyle w:val="pdq2pgselectionanchorcontainer"/>
+        <w:ind w:left="360"/>
+        <w:rPr>
+          <w:sz w:val="26"/>
+          <w:szCs w:val="26"/>
+        </w:rPr>
+      </w:pPr>
+      <w:r>
+        <w:rPr>
+          <w:sz w:val="26"/>
+          <w:szCs w:val="26"/>
+        </w:rPr>
+        <w:t>Nhu cầu: Đăng ký tài khoản, cập nhật hồ sơ cá nhân, tìm kiếm việc làm, xem thông tin tuyển dụng và ứng tuyển trực tuyến.</w:t>
+      </w:r>
+    </w:p>
+    <w:p>
+      <w:pPr>
+        <w:pStyle w:val="pdq2pgselectionanchorcontainer"/>
+        <w:ind w:left="360"/>
+        <w:rPr>
+          <w:sz w:val="26"/>
+          <w:szCs w:val="26"/>
+        </w:rPr>
+      </w:pPr>
+      <w:r>
+        <w:rPr>
+          <w:sz w:val="26"/>
+          <w:szCs w:val="26"/>
+        </w:rPr>
+        <w:t xml:space="preserve">Khó khăn: Thông tin tuyển dụng phân tán trên nhiều nền tảng và </w:t>
+      </w:r>
+      <w:r>
+        <w:rPr>
+          <w:sz w:val="26"/>
+          <w:szCs w:val="26"/>
+        </w:rPr>
+        <w:t xml:space="preserve">khó </w:t>
+      </w:r>
+      <w:proofErr w:type="gramStart"/>
+      <w:r>
+        <w:rPr>
+          <w:sz w:val="26"/>
+          <w:szCs w:val="26"/>
+        </w:rPr>
+        <w:t>theo</w:t>
+      </w:r>
+      <w:proofErr w:type="gramEnd"/>
+      <w:r>
+        <w:rPr>
+          <w:sz w:val="26"/>
+          <w:szCs w:val="26"/>
+        </w:rPr>
+        <w:t xml:space="preserve"> dõi kết quả ứng tuyển.</w:t>
+      </w:r>
+    </w:p>
+    <w:p>
+      <w:pPr>
+        <w:pStyle w:val="pdq2pgselectionanchorcontainer"/>
+        <w:ind w:left="360"/>
+        <w:rPr>
+          <w:sz w:val="26"/>
+          <w:szCs w:val="26"/>
+        </w:rPr>
+      </w:pPr>
+      <w:r>
+        <w:rPr>
+          <w:sz w:val="26"/>
+          <w:szCs w:val="26"/>
+        </w:rPr>
+        <w:t>3.</w:t>
+      </w:r>
+      <w:r>
+        <w:rPr>
+          <w:sz w:val="26"/>
+          <w:szCs w:val="26"/>
+        </w:rPr>
+        <w:t>2.2. Persona 2 – Nhà tuyển dụng</w:t>
+      </w:r>
+    </w:p>
+    <w:p>
+      <w:pPr>
+        <w:pStyle w:val="pdq2pgselectionanchorcontainer"/>
+        <w:ind w:left="360"/>
+        <w:rPr>
+          <w:sz w:val="26"/>
+          <w:szCs w:val="26"/>
+        </w:rPr>
+      </w:pPr>
+      <w:r>
+        <w:rPr>
+          <w:sz w:val="26"/>
+          <w:szCs w:val="26"/>
+        </w:rPr>
+        <w:t>Tên: Trần Thị B</w:t>
+      </w:r>
+    </w:p>
+    <w:p>
+      <w:pPr>
+        <w:pStyle w:val="pdq2pgselectionanchorcontainer"/>
+        <w:ind w:left="360"/>
+        <w:rPr>
+          <w:sz w:val="26"/>
+          <w:szCs w:val="26"/>
+        </w:rPr>
+      </w:pPr>
+      <w:r>
+        <w:rPr>
+          <w:sz w:val="26"/>
+          <w:szCs w:val="26"/>
+        </w:rPr>
+        <w:t>Độ tuổi: 32 tuổi</w:t>
+      </w:r>
+    </w:p>
+    <w:p>
+      <w:pPr>
+        <w:pStyle w:val="pdq2pgselectionanchorcontainer"/>
+        <w:ind w:left="360"/>
+        <w:rPr>
+          <w:sz w:val="26"/>
+          <w:szCs w:val="26"/>
+        </w:rPr>
+      </w:pPr>
+      <w:r>
+        <w:rPr>
+          <w:sz w:val="26"/>
+          <w:szCs w:val="26"/>
+        </w:rPr>
+        <w:t>Nghề nghiệp: Chuyên viên tuyển dụng</w:t>
+      </w:r>
+    </w:p>
+    <w:p>
+      <w:pPr>
+        <w:pStyle w:val="pdq2pgselectionanchorcontainer"/>
+        <w:ind w:left="360"/>
+        <w:rPr>
+          <w:sz w:val="26"/>
+          <w:szCs w:val="26"/>
+        </w:rPr>
+      </w:pPr>
+      <w:r>
+        <w:rPr>
+          <w:sz w:val="26"/>
+          <w:szCs w:val="26"/>
+        </w:rPr>
+        <w:t>Mục tiêu: Đăng tin tuyển dụng và tìm kiếm ứng viên phù hợp.</w:t>
+      </w:r>
+    </w:p>
+    <w:p>
+      <w:pPr>
+        <w:pStyle w:val="pdq2pgselectionanchorcontainer"/>
+        <w:ind w:left="360"/>
+        <w:rPr>
+          <w:sz w:val="26"/>
+          <w:szCs w:val="26"/>
+        </w:rPr>
+      </w:pPr>
+      <w:r>
+        <w:rPr>
+          <w:sz w:val="26"/>
+          <w:szCs w:val="26"/>
+        </w:rPr>
+        <w:t xml:space="preserve">Nhu cầu: Quản lý thông tin doanh nghiệp, đăng và quản lý tin tuyển dụng, xem danh sách ứng viên và </w:t>
+      </w:r>
+      <w:proofErr w:type="gramStart"/>
+      <w:r>
+        <w:rPr>
+          <w:sz w:val="26"/>
+          <w:szCs w:val="26"/>
+        </w:rPr>
+        <w:t>theo</w:t>
+      </w:r>
+      <w:proofErr w:type="gramEnd"/>
+      <w:r>
+        <w:rPr>
+          <w:sz w:val="26"/>
+          <w:szCs w:val="26"/>
+        </w:rPr>
+        <w:t xml:space="preserve"> dõi quá trình tuyển dụng.</w:t>
+      </w:r>
+    </w:p>
+    <w:p>
+      <w:pPr>
+        <w:pStyle w:val="pdq2pgselectionanchorcontainer"/>
+        <w:ind w:left="360"/>
+        <w:rPr>
+          <w:sz w:val="26"/>
+          <w:szCs w:val="26"/>
+        </w:rPr>
+      </w:pPr>
+      <w:r>
+        <w:rPr>
+          <w:sz w:val="26"/>
+          <w:szCs w:val="26"/>
+        </w:rPr>
+        <w:t>Khó khăn: Mất nhiều thời gian trong việc quản</w:t>
+      </w:r>
+      <w:r>
+        <w:rPr>
+          <w:sz w:val="26"/>
+          <w:szCs w:val="26"/>
+        </w:rPr>
+        <w:t xml:space="preserve"> lý bài đăng và hồ sơ ứng viên.</w:t>
+      </w:r>
+    </w:p>
+    <w:p>
+      <w:pPr>
+        <w:pStyle w:val="pdq2pgselectionanchorcontainer"/>
+        <w:ind w:left="360"/>
+        <w:rPr>
+          <w:sz w:val="26"/>
+          <w:szCs w:val="26"/>
+        </w:rPr>
+      </w:pPr>
+      <w:r>
+        <w:rPr>
+          <w:sz w:val="26"/>
+          <w:szCs w:val="26"/>
+        </w:rPr>
+        <w:t>3.2.3</w:t>
+      </w:r>
+      <w:r>
+        <w:rPr>
+          <w:sz w:val="26"/>
+          <w:szCs w:val="26"/>
+        </w:rPr>
+        <w:t>. Persona 3 – Quản trị viên</w:t>
+      </w:r>
+    </w:p>
+    <w:p>
+      <w:pPr>
+        <w:pStyle w:val="pdq2pgselectionanchorcontainer"/>
+        <w:ind w:left="360"/>
+        <w:rPr>
+          <w:sz w:val="26"/>
+          <w:szCs w:val="26"/>
+        </w:rPr>
+      </w:pPr>
+      <w:r>
+        <w:rPr>
+          <w:sz w:val="26"/>
+          <w:szCs w:val="26"/>
+        </w:rPr>
+        <w:t>Tên: Lê Văn C</w:t>
+      </w:r>
+    </w:p>
+    <w:p>
+      <w:pPr>
+        <w:pStyle w:val="pdq2pgselectionanchorcontainer"/>
+        <w:ind w:left="360"/>
+        <w:rPr>
+          <w:sz w:val="26"/>
+          <w:szCs w:val="26"/>
+        </w:rPr>
+      </w:pPr>
+      <w:r>
+        <w:rPr>
+          <w:sz w:val="26"/>
+          <w:szCs w:val="26"/>
+        </w:rPr>
+        <w:t>Độ tuổi: 30 tuổi</w:t>
+      </w:r>
+    </w:p>
+    <w:p>
+      <w:pPr>
+        <w:pStyle w:val="pdq2pgselectionanchorcontainer"/>
+        <w:ind w:left="360"/>
+        <w:rPr>
+          <w:sz w:val="26"/>
+          <w:szCs w:val="26"/>
+        </w:rPr>
+      </w:pPr>
+      <w:r>
+        <w:rPr>
+          <w:sz w:val="26"/>
+          <w:szCs w:val="26"/>
+        </w:rPr>
+        <w:t>Nghề nghiệp: Quản trị hệ thống</w:t>
+      </w:r>
+    </w:p>
+    <w:p>
+      <w:pPr>
+        <w:pStyle w:val="pdq2pgselectionanchorcontainer"/>
+        <w:ind w:left="360"/>
+        <w:rPr>
+          <w:sz w:val="26"/>
+          <w:szCs w:val="26"/>
+        </w:rPr>
+      </w:pPr>
+      <w:r>
+        <w:rPr>
+          <w:sz w:val="26"/>
+          <w:szCs w:val="26"/>
+        </w:rPr>
+        <w:t>Mục tiêu: Quản lý và duy trì hoạt động của website.</w:t>
+      </w:r>
+    </w:p>
+    <w:p>
+      <w:pPr>
+        <w:pStyle w:val="pdq2pgselectionanchorcontainer"/>
+        <w:ind w:left="360"/>
+        <w:rPr>
+          <w:sz w:val="26"/>
+          <w:szCs w:val="26"/>
+        </w:rPr>
+      </w:pPr>
+      <w:r>
+        <w:rPr>
+          <w:sz w:val="26"/>
+          <w:szCs w:val="26"/>
+        </w:rPr>
+        <w:t xml:space="preserve">Nhu cầu: Quản lý tài khoản người dùng, doanh nghiệp, tin tuyển dụng và </w:t>
+      </w:r>
+      <w:proofErr w:type="gramStart"/>
+      <w:r>
+        <w:rPr>
+          <w:sz w:val="26"/>
+          <w:szCs w:val="26"/>
+        </w:rPr>
+        <w:t>theo</w:t>
+      </w:r>
+      <w:proofErr w:type="gramEnd"/>
+      <w:r>
+        <w:rPr>
+          <w:sz w:val="26"/>
+          <w:szCs w:val="26"/>
+        </w:rPr>
+        <w:t xml:space="preserve"> dõi hoạt động của hệ thống.</w:t>
+      </w:r>
+    </w:p>
+    <w:p>
+      <w:pPr>
+        <w:pStyle w:val="pdq2pgselectionanchorcontainer"/>
+        <w:ind w:left="360"/>
+        <w:rPr>
+          <w:sz w:val="26"/>
+          <w:szCs w:val="26"/>
+        </w:rPr>
+      </w:pPr>
+      <w:r>
+        <w:rPr>
+          <w:sz w:val="26"/>
+          <w:szCs w:val="26"/>
+        </w:rPr>
+        <w:t>Khó khăn: Cần kiểm soát dữ liệu và xử lý các trường hợp phát sinh để đảm bảo hệ thống hoạt động ổn định.</w:t>
+      </w:r>
+    </w:p>
+    <w:p>
+      <w:pPr>
+        <w:pStyle w:val="pdq2pgselectionanchorcontainer"/>
+        <w:ind w:firstLine="360"/>
+        <w:rPr>
+          <w:sz w:val="26"/>
+          <w:szCs w:val="26"/>
+        </w:rPr>
+      </w:pPr>
+      <w:r>
+        <w:rPr>
+          <w:sz w:val="26"/>
+          <w:szCs w:val="26"/>
+        </w:rPr>
+        <w:t xml:space="preserve">3.3. Xác định các user stories </w:t>
+      </w:r>
+    </w:p>
+    <w:p>
+      <w:pPr>
+        <w:pStyle w:val="pdq2pgselectionanchorcontainer"/>
+        <w:ind w:firstLine="360"/>
+        <w:rPr>
+          <w:sz w:val="26"/>
+          <w:szCs w:val="26"/>
+        </w:rPr>
+      </w:pPr>
+      <w:r>
+        <w:rPr>
+          <w:sz w:val="26"/>
+          <w:szCs w:val="26"/>
+        </w:rPr>
+        <w:t>User Stories mô tả các yêu cầu của người dùng dưới góc nhìn của từng vai trò sử dụng hệ thống. Các User Stories giúp xác định rõ nhu cầu của người dùng và là cơ sở để xây d</w:t>
+      </w:r>
+      <w:r>
+        <w:rPr>
+          <w:sz w:val="26"/>
+          <w:szCs w:val="26"/>
+        </w:rPr>
+        <w:t>ựng các chức năng của hệ thống.</w:t>
+      </w:r>
+    </w:p>
+    <w:p>
+      <w:pPr>
+        <w:pStyle w:val="pdq2pgselectionanchorcontainer"/>
+        <w:ind w:firstLine="360"/>
+        <w:rPr>
+          <w:sz w:val="26"/>
+          <w:szCs w:val="26"/>
+        </w:rPr>
+      </w:pPr>
+      <w:r>
+        <w:rPr>
+          <w:sz w:val="26"/>
+          <w:szCs w:val="26"/>
+        </w:rPr>
+        <w:t>Mã</w:t>
+      </w:r>
+      <w:r>
+        <w:rPr>
+          <w:sz w:val="26"/>
+          <w:szCs w:val="26"/>
+        </w:rPr>
+        <w:tab/>
+        <w:t>User Story</w:t>
+      </w:r>
+    </w:p>
+    <w:p>
+      <w:pPr>
+        <w:pStyle w:val="pdq2pgselectionanchorcontainer"/>
+        <w:ind w:firstLine="360"/>
+        <w:rPr>
+          <w:sz w:val="26"/>
+          <w:szCs w:val="26"/>
+        </w:rPr>
+      </w:pPr>
+      <w:r>
+        <w:rPr>
+          <w:sz w:val="26"/>
+          <w:szCs w:val="26"/>
+        </w:rPr>
+        <w:t>US01</w:t>
+      </w:r>
+      <w:r>
+        <w:rPr>
+          <w:sz w:val="26"/>
+          <w:szCs w:val="26"/>
+        </w:rPr>
+        <w:tab/>
+        <w:t>Là một ứng viên, tôi muốn đăng ký tài khoản để sử dụng các chức năng của hệ thống.</w:t>
+      </w:r>
+    </w:p>
+    <w:p>
+      <w:pPr>
+        <w:pStyle w:val="pdq2pgselectionanchorcontainer"/>
+        <w:ind w:firstLine="360"/>
+        <w:rPr>
+          <w:sz w:val="26"/>
+          <w:szCs w:val="26"/>
+        </w:rPr>
+      </w:pPr>
+      <w:r>
+        <w:rPr>
+          <w:sz w:val="26"/>
+          <w:szCs w:val="26"/>
+        </w:rPr>
+        <w:t>US02</w:t>
+      </w:r>
+      <w:r>
+        <w:rPr>
+          <w:sz w:val="26"/>
+          <w:szCs w:val="26"/>
+        </w:rPr>
+        <w:tab/>
+        <w:t>Là một ứng viên, tôi muốn đăng nhập để quản lý thông tin cá nhân và hồ sơ ứng tuyển.</w:t>
+      </w:r>
+    </w:p>
+    <w:p>
+      <w:pPr>
+        <w:pStyle w:val="pdq2pgselectionanchorcontainer"/>
+        <w:ind w:firstLine="360"/>
+        <w:rPr>
+          <w:sz w:val="26"/>
+          <w:szCs w:val="26"/>
+        </w:rPr>
+      </w:pPr>
+      <w:r>
+        <w:rPr>
+          <w:sz w:val="26"/>
+          <w:szCs w:val="26"/>
+        </w:rPr>
+        <w:t>US03</w:t>
+      </w:r>
+      <w:r>
+        <w:rPr>
+          <w:sz w:val="26"/>
+          <w:szCs w:val="26"/>
+        </w:rPr>
+        <w:tab/>
+        <w:t xml:space="preserve">Là một ứng viên, tôi muốn tìm kiếm việc làm </w:t>
+      </w:r>
+      <w:proofErr w:type="gramStart"/>
+      <w:r>
+        <w:rPr>
+          <w:sz w:val="26"/>
+          <w:szCs w:val="26"/>
+        </w:rPr>
+        <w:t>theo</w:t>
+      </w:r>
+      <w:proofErr w:type="gramEnd"/>
+      <w:r>
+        <w:rPr>
+          <w:sz w:val="26"/>
+          <w:szCs w:val="26"/>
+        </w:rPr>
+        <w:t xml:space="preserve"> các tiêu chí để dễ dàng lựa chọn công việc phù hợp.</w:t>
+      </w:r>
+    </w:p>
+    <w:p>
+      <w:pPr>
+        <w:pStyle w:val="pdq2pgselectionanchorcontainer"/>
+        <w:ind w:firstLine="360"/>
+        <w:rPr>
+          <w:sz w:val="26"/>
+          <w:szCs w:val="26"/>
+        </w:rPr>
+      </w:pPr>
+      <w:r>
+        <w:rPr>
+          <w:sz w:val="26"/>
+          <w:szCs w:val="26"/>
+        </w:rPr>
+        <w:t>US04</w:t>
+      </w:r>
+      <w:r>
+        <w:rPr>
+          <w:sz w:val="26"/>
+          <w:szCs w:val="26"/>
+        </w:rPr>
+        <w:tab/>
+        <w:t>Là một ứng viên, tôi muốn xem chi tiết tin tuyển dụng để biết đầy đủ thông tin trước khi ứng tuyển.</w:t>
+      </w:r>
+    </w:p>
+    <w:p>
+      <w:pPr>
+        <w:pStyle w:val="pdq2pgselectionanchorcontainer"/>
+        <w:ind w:firstLine="360"/>
+        <w:rPr>
+          <w:sz w:val="26"/>
+          <w:szCs w:val="26"/>
+        </w:rPr>
+      </w:pPr>
+      <w:r>
+        <w:rPr>
+          <w:sz w:val="26"/>
+          <w:szCs w:val="26"/>
+        </w:rPr>
+        <w:t>US05</w:t>
+      </w:r>
+      <w:r>
+        <w:rPr>
+          <w:sz w:val="26"/>
+          <w:szCs w:val="26"/>
+        </w:rPr>
+        <w:tab/>
+        <w:t>Là một ứng viên, tôi muốn nộp hồ sơ trực tuyến để ứng tuyển nhanh chóng.</w:t>
+      </w:r>
+    </w:p>
+    <w:p>
+      <w:pPr>
+        <w:pStyle w:val="pdq2pgselectionanchorcontainer"/>
+        <w:ind w:firstLine="360"/>
+        <w:rPr>
+          <w:sz w:val="26"/>
+          <w:szCs w:val="26"/>
+        </w:rPr>
+      </w:pPr>
+      <w:r>
+        <w:rPr>
+          <w:sz w:val="26"/>
+          <w:szCs w:val="26"/>
+        </w:rPr>
+        <w:t>US06</w:t>
+      </w:r>
+      <w:r>
+        <w:rPr>
+          <w:sz w:val="26"/>
+          <w:szCs w:val="26"/>
+        </w:rPr>
+        <w:tab/>
+        <w:t>Là một nhà tuyển dụng, tôi muốn đăng tin tuyển dụng để tiếp cận các ứng viên.</w:t>
+      </w:r>
+    </w:p>
+    <w:p>
+      <w:pPr>
+        <w:pStyle w:val="pdq2pgselectionanchorcontainer"/>
+        <w:ind w:firstLine="360"/>
+        <w:rPr>
+          <w:sz w:val="26"/>
+          <w:szCs w:val="26"/>
+        </w:rPr>
+      </w:pPr>
+      <w:r>
+        <w:rPr>
+          <w:sz w:val="26"/>
+          <w:szCs w:val="26"/>
+        </w:rPr>
+        <w:t>US07</w:t>
+      </w:r>
+      <w:r>
+        <w:rPr>
+          <w:sz w:val="26"/>
+          <w:szCs w:val="26"/>
+        </w:rPr>
+        <w:tab/>
+        <w:t>Là một nhà tuyển dụng, tôi muốn chỉnh sửa hoặc xóa tin tuyển dụng để cập nhật thông tin khi cần.</w:t>
+      </w:r>
+    </w:p>
+    <w:p>
+      <w:pPr>
+        <w:pStyle w:val="pdq2pgselectionanchorcontainer"/>
+        <w:ind w:firstLine="360"/>
+        <w:rPr>
+          <w:sz w:val="26"/>
+          <w:szCs w:val="26"/>
+        </w:rPr>
+      </w:pPr>
+      <w:r>
+        <w:rPr>
+          <w:sz w:val="26"/>
+          <w:szCs w:val="26"/>
+        </w:rPr>
+        <w:t>US08</w:t>
+      </w:r>
+      <w:r>
+        <w:rPr>
+          <w:sz w:val="26"/>
+          <w:szCs w:val="26"/>
+        </w:rPr>
+        <w:tab/>
+        <w:t>Là một nhà tuyển dụng, tôi muốn xem danh sách ứng viên đã ứng tuyển để lựa chọn ứng viên phù hợp.</w:t>
+      </w:r>
+    </w:p>
+    <w:p>
+      <w:pPr>
+        <w:pStyle w:val="pdq2pgselectionanchorcontainer"/>
+        <w:ind w:firstLine="360"/>
+        <w:rPr>
+          <w:sz w:val="26"/>
+          <w:szCs w:val="26"/>
+        </w:rPr>
+      </w:pPr>
+      <w:r>
+        <w:rPr>
+          <w:sz w:val="26"/>
+          <w:szCs w:val="26"/>
+        </w:rPr>
+        <w:t>US09</w:t>
+      </w:r>
+      <w:r>
+        <w:rPr>
+          <w:sz w:val="26"/>
+          <w:szCs w:val="26"/>
+        </w:rPr>
+        <w:tab/>
+        <w:t>Là một quản trị viên, tôi muốn quản lý tài khoản người dùng để đảm bảo hệ thống hoạt động đúng quy định.</w:t>
+      </w:r>
+    </w:p>
+    <w:p>
+      <w:pPr>
+        <w:pStyle w:val="pdq2pgselectionanchorcontainer"/>
+        <w:ind w:firstLine="360"/>
+        <w:rPr>
+          <w:sz w:val="26"/>
+          <w:szCs w:val="26"/>
+        </w:rPr>
+      </w:pPr>
+      <w:r>
+        <w:rPr>
+          <w:sz w:val="26"/>
+          <w:szCs w:val="26"/>
+        </w:rPr>
+        <w:t>US10</w:t>
+      </w:r>
+      <w:r>
+        <w:rPr>
+          <w:sz w:val="26"/>
+          <w:szCs w:val="26"/>
+        </w:rPr>
+        <w:tab/>
+        <w:t>Là một quản trị viên, tôi muốn quản lý tin tuyển dụng để đảm bảo nội dung được hiển thị phù hợp trên hệ thống.</w:t>
+      </w:r>
+    </w:p>
+    <w:p>
+      <w:pPr>
+        <w:pStyle w:val="pdq2pgselectionanchorcontainer"/>
+        <w:ind w:firstLine="360"/>
+        <w:rPr>
+          <w:sz w:val="26"/>
+          <w:szCs w:val="26"/>
+        </w:rPr>
+      </w:pPr>
+      <w:r>
+        <w:rPr>
+          <w:sz w:val="26"/>
+          <w:szCs w:val="26"/>
+        </w:rPr>
+        <w:t xml:space="preserve">3.4. Xác định các product backlog </w:t>
+      </w:r>
+    </w:p>
+    <w:p>
+      <w:pPr>
+        <w:pStyle w:val="pdq2pgselectionanchorcontainer"/>
+        <w:ind w:firstLine="360"/>
+        <w:rPr>
+          <w:sz w:val="26"/>
+          <w:szCs w:val="26"/>
+        </w:rPr>
+      </w:pPr>
+      <w:r>
+        <w:rPr>
+          <w:sz w:val="26"/>
+          <w:szCs w:val="26"/>
+        </w:rPr>
+        <w:t xml:space="preserve">Product Backlog là danh sách các chức năng cần được xây dựng trong dự án. Các hạng mục được sắp xếp </w:t>
+      </w:r>
+      <w:proofErr w:type="gramStart"/>
+      <w:r>
+        <w:rPr>
+          <w:sz w:val="26"/>
+          <w:szCs w:val="26"/>
+        </w:rPr>
+        <w:t>theo</w:t>
+      </w:r>
+      <w:proofErr w:type="gramEnd"/>
+      <w:r>
+        <w:rPr>
+          <w:sz w:val="26"/>
+          <w:szCs w:val="26"/>
+        </w:rPr>
+        <w:t xml:space="preserve"> mức độ ưu tiên nhằm hỗ trợ quá trình lập k</w:t>
+      </w:r>
+      <w:r>
+        <w:rPr>
+          <w:sz w:val="26"/>
+          <w:szCs w:val="26"/>
+        </w:rPr>
+        <w:t>ế hoạch và triển khai hệ thống.</w:t>
+      </w:r>
+    </w:p>
+    <w:p>
+      <w:pPr>
+        <w:pStyle w:val="pdq2pgselectionanchorcontainer"/>
+        <w:ind w:firstLine="360"/>
+        <w:rPr>
+          <w:sz w:val="26"/>
+          <w:szCs w:val="26"/>
+        </w:rPr>
+      </w:pPr>
+      <w:r>
+        <w:rPr>
+          <w:sz w:val="26"/>
+          <w:szCs w:val="26"/>
+        </w:rPr>
+        <w:t>Mã</w:t>
+      </w:r>
+      <w:r>
+        <w:rPr>
+          <w:sz w:val="26"/>
+          <w:szCs w:val="26"/>
+        </w:rPr>
+        <w:tab/>
+        <w:t>Product Backlog</w:t>
+      </w:r>
+      <w:r>
+        <w:rPr>
+          <w:sz w:val="26"/>
+          <w:szCs w:val="26"/>
+        </w:rPr>
+        <w:tab/>
+        <w:t>Độ ưu tiên</w:t>
+      </w:r>
+    </w:p>
+    <w:p>
+      <w:pPr>
+        <w:pStyle w:val="pdq2pgselectionanchorcontainer"/>
+        <w:ind w:firstLine="360"/>
+        <w:rPr>
+          <w:sz w:val="26"/>
+          <w:szCs w:val="26"/>
+        </w:rPr>
+      </w:pPr>
+      <w:r>
+        <w:rPr>
+          <w:sz w:val="26"/>
+          <w:szCs w:val="26"/>
+        </w:rPr>
+        <w:t>PB01</w:t>
+      </w:r>
+      <w:r>
+        <w:rPr>
+          <w:sz w:val="26"/>
+          <w:szCs w:val="26"/>
+        </w:rPr>
+        <w:tab/>
+        <w:t>Đăng ký tài khoản</w:t>
+      </w:r>
+      <w:r>
+        <w:rPr>
+          <w:sz w:val="26"/>
+          <w:szCs w:val="26"/>
+        </w:rPr>
+        <w:tab/>
+        <w:t>Cao</w:t>
+      </w:r>
+    </w:p>
+    <w:p>
+      <w:pPr>
+        <w:pStyle w:val="pdq2pgselectionanchorcontainer"/>
+        <w:ind w:firstLine="360"/>
+        <w:rPr>
+          <w:sz w:val="26"/>
+          <w:szCs w:val="26"/>
+        </w:rPr>
+      </w:pPr>
+      <w:r>
+        <w:rPr>
+          <w:sz w:val="26"/>
+          <w:szCs w:val="26"/>
+        </w:rPr>
+        <w:t>PB02</w:t>
+      </w:r>
+      <w:r>
+        <w:rPr>
+          <w:sz w:val="26"/>
+          <w:szCs w:val="26"/>
+        </w:rPr>
+        <w:tab/>
+        <w:t>Đăng nhập và phân quyền</w:t>
+      </w:r>
+      <w:r>
+        <w:rPr>
+          <w:sz w:val="26"/>
+          <w:szCs w:val="26"/>
+        </w:rPr>
+        <w:tab/>
+        <w:t>Cao</w:t>
+      </w:r>
+    </w:p>
+    <w:p>
+      <w:pPr>
+        <w:pStyle w:val="pdq2pgselectionanchorcontainer"/>
+        <w:ind w:firstLine="360"/>
+        <w:rPr>
+          <w:sz w:val="26"/>
+          <w:szCs w:val="26"/>
+        </w:rPr>
+      </w:pPr>
+      <w:r>
+        <w:rPr>
+          <w:sz w:val="26"/>
+          <w:szCs w:val="26"/>
+        </w:rPr>
+        <w:t>PB03</w:t>
+      </w:r>
+      <w:r>
+        <w:rPr>
+          <w:sz w:val="26"/>
+          <w:szCs w:val="26"/>
+        </w:rPr>
+        <w:tab/>
+        <w:t>Quản lý hồ sơ ứng viên</w:t>
+      </w:r>
+      <w:r>
+        <w:rPr>
+          <w:sz w:val="26"/>
+          <w:szCs w:val="26"/>
+        </w:rPr>
+        <w:tab/>
+        <w:t>Cao</w:t>
+      </w:r>
+    </w:p>
+    <w:p>
+      <w:pPr>
+        <w:pStyle w:val="pdq2pgselectionanchorcontainer"/>
+        <w:ind w:firstLine="360"/>
+        <w:rPr>
+          <w:sz w:val="26"/>
+          <w:szCs w:val="26"/>
+        </w:rPr>
+      </w:pPr>
+      <w:r>
+        <w:rPr>
+          <w:sz w:val="26"/>
+          <w:szCs w:val="26"/>
+        </w:rPr>
+        <w:t>PB04</w:t>
+      </w:r>
+      <w:r>
+        <w:rPr>
+          <w:sz w:val="26"/>
+          <w:szCs w:val="26"/>
+        </w:rPr>
+        <w:tab/>
+        <w:t>Tìm kiếm việc làm</w:t>
+      </w:r>
+      <w:r>
+        <w:rPr>
+          <w:sz w:val="26"/>
+          <w:szCs w:val="26"/>
+        </w:rPr>
+        <w:tab/>
+        <w:t>Cao</w:t>
+      </w:r>
+    </w:p>
+    <w:p>
+      <w:pPr>
+        <w:pStyle w:val="pdq2pgselectionanchorcontainer"/>
+        <w:ind w:firstLine="360"/>
+        <w:rPr>
+          <w:sz w:val="26"/>
+          <w:szCs w:val="26"/>
+        </w:rPr>
+      </w:pPr>
+      <w:r>
+        <w:rPr>
+          <w:sz w:val="26"/>
+          <w:szCs w:val="26"/>
+        </w:rPr>
+        <w:t>PB05</w:t>
+      </w:r>
+      <w:r>
+        <w:rPr>
+          <w:sz w:val="26"/>
+          <w:szCs w:val="26"/>
+        </w:rPr>
+        <w:tab/>
+        <w:t>Xem chi tiết tin tuyển dụng</w:t>
+      </w:r>
+      <w:r>
+        <w:rPr>
+          <w:sz w:val="26"/>
+          <w:szCs w:val="26"/>
+        </w:rPr>
+        <w:tab/>
+        <w:t>Cao</w:t>
+      </w:r>
+    </w:p>
+    <w:p>
+      <w:pPr>
+        <w:pStyle w:val="pdq2pgselectionanchorcontainer"/>
+        <w:ind w:firstLine="360"/>
+        <w:rPr>
+          <w:sz w:val="26"/>
+          <w:szCs w:val="26"/>
+        </w:rPr>
+      </w:pPr>
+      <w:r>
+        <w:rPr>
+          <w:sz w:val="26"/>
+          <w:szCs w:val="26"/>
+        </w:rPr>
+        <w:t>PB06</w:t>
+      </w:r>
+      <w:r>
+        <w:rPr>
+          <w:sz w:val="26"/>
+          <w:szCs w:val="26"/>
+        </w:rPr>
+        <w:tab/>
+        <w:t>Ứng tuyển trực tuyến</w:t>
+      </w:r>
+      <w:r>
+        <w:rPr>
+          <w:sz w:val="26"/>
+          <w:szCs w:val="26"/>
+        </w:rPr>
+        <w:tab/>
+        <w:t>Cao</w:t>
+      </w:r>
+    </w:p>
+    <w:p>
+      <w:pPr>
+        <w:pStyle w:val="pdq2pgselectionanchorcontainer"/>
+        <w:ind w:firstLine="360"/>
+        <w:rPr>
+          <w:sz w:val="26"/>
+          <w:szCs w:val="26"/>
+        </w:rPr>
+      </w:pPr>
+      <w:r>
+        <w:rPr>
+          <w:sz w:val="26"/>
+          <w:szCs w:val="26"/>
+        </w:rPr>
+        <w:t>PB07</w:t>
+      </w:r>
+      <w:r>
+        <w:rPr>
+          <w:sz w:val="26"/>
+          <w:szCs w:val="26"/>
+        </w:rPr>
+        <w:tab/>
+        <w:t>Đăng tin tuyển dụng</w:t>
+      </w:r>
+      <w:r>
+        <w:rPr>
+          <w:sz w:val="26"/>
+          <w:szCs w:val="26"/>
+        </w:rPr>
+        <w:tab/>
+        <w:t>Cao</w:t>
+      </w:r>
+    </w:p>
+    <w:p>
+      <w:pPr>
+        <w:pStyle w:val="pdq2pgselectionanchorcontainer"/>
+        <w:ind w:firstLine="360"/>
+        <w:rPr>
+          <w:sz w:val="26"/>
+          <w:szCs w:val="26"/>
+        </w:rPr>
+      </w:pPr>
+      <w:r>
+        <w:rPr>
+          <w:sz w:val="26"/>
+          <w:szCs w:val="26"/>
+        </w:rPr>
+        <w:t>PB08</w:t>
+      </w:r>
+      <w:r>
+        <w:rPr>
+          <w:sz w:val="26"/>
+          <w:szCs w:val="26"/>
+        </w:rPr>
+        <w:tab/>
+        <w:t>Quản lý bài đăng tuyển dụng</w:t>
+      </w:r>
+      <w:r>
+        <w:rPr>
+          <w:sz w:val="26"/>
+          <w:szCs w:val="26"/>
+        </w:rPr>
+        <w:tab/>
+        <w:t>Cao</w:t>
+      </w:r>
+    </w:p>
+    <w:p>
+      <w:pPr>
+        <w:pStyle w:val="pdq2pgselectionanchorcontainer"/>
+        <w:ind w:firstLine="360"/>
+        <w:rPr>
+          <w:sz w:val="26"/>
+          <w:szCs w:val="26"/>
+        </w:rPr>
+      </w:pPr>
+      <w:r>
+        <w:rPr>
+          <w:sz w:val="26"/>
+          <w:szCs w:val="26"/>
+        </w:rPr>
+        <w:t>PB09</w:t>
+      </w:r>
+      <w:r>
+        <w:rPr>
+          <w:sz w:val="26"/>
+          <w:szCs w:val="26"/>
+        </w:rPr>
+        <w:tab/>
+        <w:t>Quản lý hồ sơ ứng viên</w:t>
+      </w:r>
+      <w:r>
+        <w:rPr>
+          <w:sz w:val="26"/>
+          <w:szCs w:val="26"/>
+        </w:rPr>
+        <w:tab/>
+        <w:t>Trung bình</w:t>
+      </w:r>
+    </w:p>
+    <w:p>
+      <w:pPr>
+        <w:pStyle w:val="pdq2pgselectionanchorcontainer"/>
+        <w:ind w:firstLine="360"/>
+        <w:rPr>
+          <w:sz w:val="26"/>
+          <w:szCs w:val="26"/>
+        </w:rPr>
+      </w:pPr>
+      <w:r>
+        <w:rPr>
+          <w:sz w:val="26"/>
+          <w:szCs w:val="26"/>
+        </w:rPr>
+        <w:t>PB10</w:t>
+      </w:r>
+      <w:r>
+        <w:rPr>
+          <w:sz w:val="26"/>
+          <w:szCs w:val="26"/>
+        </w:rPr>
+        <w:tab/>
+        <w:t>Quản lý tài khoản người dùng</w:t>
+      </w:r>
+      <w:r>
+        <w:rPr>
+          <w:sz w:val="26"/>
+          <w:szCs w:val="26"/>
+        </w:rPr>
+        <w:tab/>
+        <w:t>Cao</w:t>
+      </w:r>
+    </w:p>
+    <w:p>
+      <w:pPr>
+        <w:pStyle w:val="pdq2pgselectionanchorcontainer"/>
+        <w:ind w:firstLine="360"/>
+        <w:rPr>
+          <w:sz w:val="26"/>
+          <w:szCs w:val="26"/>
+        </w:rPr>
+      </w:pPr>
+      <w:r>
+        <w:rPr>
+          <w:sz w:val="26"/>
+          <w:szCs w:val="26"/>
+        </w:rPr>
+        <w:t>PB11</w:t>
+      </w:r>
+      <w:r>
+        <w:rPr>
+          <w:sz w:val="26"/>
+          <w:szCs w:val="26"/>
+        </w:rPr>
+        <w:tab/>
+        <w:t>Quản lý doanh nghiệp</w:t>
+      </w:r>
+      <w:r>
+        <w:rPr>
+          <w:sz w:val="26"/>
+          <w:szCs w:val="26"/>
+        </w:rPr>
+        <w:tab/>
+        <w:t>Trung bình</w:t>
+      </w:r>
+    </w:p>
+    <w:p>
+      <w:pPr>
+        <w:pStyle w:val="pdq2pgselectionanchorcontainer"/>
+        <w:ind w:firstLine="360"/>
+        <w:rPr>
+          <w:sz w:val="26"/>
+          <w:szCs w:val="26"/>
+        </w:rPr>
+      </w:pPr>
+      <w:r>
+        <w:rPr>
+          <w:sz w:val="26"/>
+          <w:szCs w:val="26"/>
+        </w:rPr>
+        <w:t>PB12</w:t>
+      </w:r>
+      <w:r>
+        <w:rPr>
+          <w:sz w:val="26"/>
+          <w:szCs w:val="26"/>
+        </w:rPr>
+        <w:tab/>
+        <w:t>Thống kê hoạt động của hệ thống</w:t>
+      </w:r>
+      <w:r>
+        <w:rPr>
+          <w:sz w:val="26"/>
+          <w:szCs w:val="26"/>
+        </w:rPr>
+        <w:tab/>
+        <w:t>Trung bình</w:t>
+      </w:r>
+    </w:p>
+    <w:p>
+      <w:pPr>
+        <w:pStyle w:val="pdq2pgselectionanchorcontainer"/>
+        <w:ind w:firstLine="360"/>
+        <w:rPr>
+          <w:sz w:val="26"/>
+          <w:szCs w:val="26"/>
+        </w:rPr>
+      </w:pPr>
+      <w:r>
+        <w:rPr>
+          <w:sz w:val="26"/>
+          <w:szCs w:val="26"/>
+        </w:rPr>
+        <w:t>3.5. Xác định các nhu cầu phi tính năng</w:t>
+      </w:r>
+    </w:p>
+    <w:p>
+      <w:pPr>
+        <w:spacing w:before="100" w:beforeAutospacing="1" w:after="100" w:afterAutospacing="1" w:line="240" w:lineRule="auto"/>
+        <w:rPr>
+          <w:rFonts w:ascii="Times New Roman" w:eastAsia="Times New Roman" w:hAnsi="Times New Roman" w:cs="Times New Roman"/>
+          <w:sz w:val="26"/>
+          <w:szCs w:val="26"/>
+        </w:rPr>
+      </w:pPr>
+      <w:r>
+        <w:rPr>
+          <w:rFonts w:ascii="Times New Roman" w:eastAsia="Times New Roman" w:hAnsi="Times New Roman" w:cs="Times New Roman"/>
+          <w:sz w:val="26"/>
+          <w:szCs w:val="26"/>
+        </w:rPr>
+        <w:t>Ngoài các chức năng chính, hệ thống cần đáp ứng các nhu cầu phi tính năng nhằm đảm bảo chất lượng và hiệu quả trong quá trình sử dụng.</w:t>
+      </w:r>
+    </w:p>
+    <w:p>
+      <w:pPr>
+        <w:numPr>
+          <w:ilvl w:val="0"/>
+          <w:numId w:val="6"/>
+        </w:numPr>
+        <w:spacing w:before="100" w:beforeAutospacing="1" w:after="100" w:afterAutospacing="1" w:line="240" w:lineRule="auto"/>
+        <w:rPr>
+          <w:rFonts w:ascii="Times New Roman" w:eastAsia="Times New Roman" w:hAnsi="Times New Roman" w:cs="Times New Roman"/>
+          <w:sz w:val="26"/>
+          <w:szCs w:val="26"/>
+        </w:rPr>
+      </w:pPr>
+      <w:r>
+        <w:rPr>
+          <w:rFonts w:ascii="Times New Roman" w:eastAsia="Times New Roman" w:hAnsi="Times New Roman" w:cs="Times New Roman"/>
+          <w:b/>
+          <w:bCs/>
+          <w:sz w:val="26"/>
+          <w:szCs w:val="26"/>
+        </w:rPr>
+        <w:t>Giao diện:</w:t>
+      </w:r>
+      <w:r>
+        <w:rPr>
+          <w:rFonts w:ascii="Times New Roman" w:eastAsia="Times New Roman" w:hAnsi="Times New Roman" w:cs="Times New Roman"/>
+          <w:sz w:val="26"/>
+          <w:szCs w:val="26"/>
+        </w:rPr>
+        <w:t xml:space="preserve"> Giao diện được thiết kế rõ ràng, dễ sử dụng và phù hợp với nhiều đối tượng người dùng.</w:t>
+      </w:r>
+    </w:p>
+    <w:p>
+      <w:pPr>
+        <w:numPr>
+          <w:ilvl w:val="0"/>
+          <w:numId w:val="6"/>
+        </w:numPr>
+        <w:spacing w:before="100" w:beforeAutospacing="1" w:after="100" w:afterAutospacing="1" w:line="240" w:lineRule="auto"/>
+        <w:rPr>
+          <w:rFonts w:ascii="Times New Roman" w:eastAsia="Times New Roman" w:hAnsi="Times New Roman" w:cs="Times New Roman"/>
+          <w:sz w:val="26"/>
+          <w:szCs w:val="26"/>
+        </w:rPr>
+      </w:pPr>
+      <w:r>
+        <w:rPr>
+          <w:rFonts w:ascii="Times New Roman" w:eastAsia="Times New Roman" w:hAnsi="Times New Roman" w:cs="Times New Roman"/>
+          <w:b/>
+          <w:bCs/>
+          <w:sz w:val="26"/>
+          <w:szCs w:val="26"/>
+        </w:rPr>
+        <w:t>Hiệu năng:</w:t>
+      </w:r>
+      <w:r>
+        <w:rPr>
+          <w:rFonts w:ascii="Times New Roman" w:eastAsia="Times New Roman" w:hAnsi="Times New Roman" w:cs="Times New Roman"/>
+          <w:sz w:val="26"/>
+          <w:szCs w:val="26"/>
+        </w:rPr>
+        <w:t xml:space="preserve"> Hệ thống phản hồi nhanh khi thực hiện các chức năng như đăng nhập, tìm kiếm việc làm, đăng tin tuyển dụng và ứng tuyển.</w:t>
+      </w:r>
+    </w:p>
+    <w:p>
+      <w:pPr>
+        <w:numPr>
+          <w:ilvl w:val="0"/>
+          <w:numId w:val="6"/>
+        </w:numPr>
+        <w:spacing w:before="100" w:beforeAutospacing="1" w:after="100" w:afterAutospacing="1" w:line="240" w:lineRule="auto"/>
+        <w:rPr>
+          <w:rFonts w:ascii="Times New Roman" w:eastAsia="Times New Roman" w:hAnsi="Times New Roman" w:cs="Times New Roman"/>
+          <w:sz w:val="26"/>
+          <w:szCs w:val="26"/>
+        </w:rPr>
+      </w:pPr>
+      <w:r>
+        <w:rPr>
+          <w:rFonts w:ascii="Times New Roman" w:eastAsia="Times New Roman" w:hAnsi="Times New Roman" w:cs="Times New Roman"/>
+          <w:b/>
+          <w:bCs/>
+          <w:sz w:val="26"/>
+          <w:szCs w:val="26"/>
+        </w:rPr>
+        <w:t>Bảo mật:</w:t>
+      </w:r>
+      <w:r>
+        <w:rPr>
+          <w:rFonts w:ascii="Times New Roman" w:eastAsia="Times New Roman" w:hAnsi="Times New Roman" w:cs="Times New Roman"/>
+          <w:sz w:val="26"/>
+          <w:szCs w:val="26"/>
+        </w:rPr>
+        <w:t xml:space="preserve"> Dữ liệu người dùng được bảo vệ, tài khoản được phân quyền </w:t>
+      </w:r>
+      <w:proofErr w:type="gramStart"/>
+      <w:r>
+        <w:rPr>
+          <w:rFonts w:ascii="Times New Roman" w:eastAsia="Times New Roman" w:hAnsi="Times New Roman" w:cs="Times New Roman"/>
+          <w:sz w:val="26"/>
+          <w:szCs w:val="26"/>
+        </w:rPr>
+        <w:t>theo</w:t>
+      </w:r>
+      <w:proofErr w:type="gramEnd"/>
+      <w:r>
+        <w:rPr>
+          <w:rFonts w:ascii="Times New Roman" w:eastAsia="Times New Roman" w:hAnsi="Times New Roman" w:cs="Times New Roman"/>
+          <w:sz w:val="26"/>
+          <w:szCs w:val="26"/>
+        </w:rPr>
+        <w:t xml:space="preserve"> từng vai trò và chỉ được truy cập các chức năng được cấp phép.</w:t>
+      </w:r>
+    </w:p>
+    <w:p>
+      <w:pPr>
+        <w:numPr>
+          <w:ilvl w:val="0"/>
+          <w:numId w:val="6"/>
+        </w:numPr>
+        <w:spacing w:before="100" w:beforeAutospacing="1" w:after="100" w:afterAutospacing="1" w:line="240" w:lineRule="auto"/>
+        <w:rPr>
+          <w:rFonts w:ascii="Times New Roman" w:eastAsia="Times New Roman" w:hAnsi="Times New Roman" w:cs="Times New Roman"/>
+          <w:sz w:val="26"/>
+          <w:szCs w:val="26"/>
+        </w:rPr>
+      </w:pPr>
+      <w:r>
+        <w:rPr>
+          <w:rFonts w:ascii="Times New Roman" w:eastAsia="Times New Roman" w:hAnsi="Times New Roman" w:cs="Times New Roman"/>
+          <w:b/>
+          <w:bCs/>
+          <w:sz w:val="26"/>
+          <w:szCs w:val="26"/>
+        </w:rPr>
+        <w:t>Tính ổn định:</w:t>
+      </w:r>
+      <w:r>
+        <w:rPr>
+          <w:rFonts w:ascii="Times New Roman" w:eastAsia="Times New Roman" w:hAnsi="Times New Roman" w:cs="Times New Roman"/>
+          <w:sz w:val="26"/>
+          <w:szCs w:val="26"/>
+        </w:rPr>
+        <w:t xml:space="preserve"> Hệ thống hoạt động liên tục, hạn chế lỗi trong quá trình sử dụng và đảm bảo dữ liệu được lưu trữ đầy đủ.</w:t>
+      </w:r>
+    </w:p>
+    <w:p>
+      <w:pPr>
+        <w:numPr>
+          <w:ilvl w:val="0"/>
+          <w:numId w:val="6"/>
+        </w:numPr>
+        <w:spacing w:before="100" w:beforeAutospacing="1" w:after="100" w:afterAutospacing="1" w:line="240" w:lineRule="auto"/>
+        <w:rPr>
+          <w:rFonts w:ascii="Times New Roman" w:eastAsia="Times New Roman" w:hAnsi="Times New Roman" w:cs="Times New Roman"/>
+          <w:sz w:val="26"/>
+          <w:szCs w:val="26"/>
+        </w:rPr>
+      </w:pPr>
+      <w:r>
+        <w:rPr>
+          <w:rFonts w:ascii="Times New Roman" w:eastAsia="Times New Roman" w:hAnsi="Times New Roman" w:cs="Times New Roman"/>
+          <w:b/>
+          <w:bCs/>
+          <w:sz w:val="26"/>
+          <w:szCs w:val="26"/>
+        </w:rPr>
+        <w:t>Khả năng mở rộng:</w:t>
+      </w:r>
+      <w:r>
+        <w:rPr>
+          <w:rFonts w:ascii="Times New Roman" w:eastAsia="Times New Roman" w:hAnsi="Times New Roman" w:cs="Times New Roman"/>
+          <w:sz w:val="26"/>
+          <w:szCs w:val="26"/>
+        </w:rPr>
+        <w:t xml:space="preserve"> Hệ thống có thể bổ sung các chức năng mới hoặc mở rộng quy mô dữ liệu khi nhu cầu sử dụng tăng lên.</w:t>
+      </w:r>
+    </w:p>
+    <w:p>
+      <w:pPr>
+        <w:numPr>
+          <w:ilvl w:val="0"/>
+          <w:numId w:val="6"/>
+        </w:numPr>
+        <w:spacing w:before="100" w:beforeAutospacing="1" w:after="100" w:afterAutospacing="1" w:line="240" w:lineRule="auto"/>
+        <w:rPr>
+          <w:rFonts w:ascii="Times New Roman" w:eastAsia="Times New Roman" w:hAnsi="Times New Roman" w:cs="Times New Roman"/>
+          <w:sz w:val="26"/>
+          <w:szCs w:val="26"/>
+        </w:rPr>
+      </w:pPr>
+      <w:r>
+        <w:rPr>
+          <w:rFonts w:ascii="Times New Roman" w:eastAsia="Times New Roman" w:hAnsi="Times New Roman" w:cs="Times New Roman"/>
+          <w:b/>
+          <w:bCs/>
+          <w:sz w:val="26"/>
+          <w:szCs w:val="26"/>
+        </w:rPr>
+        <w:t>Khả năng bảo trì:</w:t>
+      </w:r>
+      <w:r>
+        <w:rPr>
+          <w:rFonts w:ascii="Times New Roman" w:eastAsia="Times New Roman" w:hAnsi="Times New Roman" w:cs="Times New Roman"/>
+          <w:sz w:val="26"/>
+          <w:szCs w:val="26"/>
+        </w:rPr>
+        <w:t xml:space="preserve"> Cấu trúc hệ thống được tổ chức rõ ràng, giúp việc cập nhật, sửa lỗi và nâng cấp được thực hiện thuận lợi.</w:t>
       </w:r>
     </w:p>
     <w:p>
       <w:pPr>
         <w:pStyle w:val="ListParagraph"/>
         <w:ind w:left="432"/>
-      </w:pPr>
+        <w:rPr>
+          <w:rFonts w:ascii="Times New Roman" w:hAnsi="Times New Roman" w:cs="Times New Roman"/>
+          <w:sz w:val="26"/>
+          <w:szCs w:val="26"/>
+        </w:rPr>
+      </w:pPr>
+      <w:r>
+        <w:rPr>
+          <w:rFonts w:ascii="Times New Roman" w:hAnsi="Times New Roman" w:cs="Times New Roman"/>
+          <w:sz w:val="26"/>
+          <w:szCs w:val="26"/>
+        </w:rPr>
+        <w:t>Chương 6 Kết luận và Hướng phát triển</w:t>
+      </w:r>
+    </w:p>
+    <w:p>
+      <w:pPr>
+        <w:pStyle w:val="Heading2"/>
+        <w:numPr>
+          <w:ilvl w:val="0"/>
+          <w:numId w:val="0"/>
+        </w:numPr>
+        <w:ind w:firstLine="432"/>
+        <w:rPr>
+          <w:sz w:val="26"/>
+          <w:szCs w:val="26"/>
+        </w:rPr>
+      </w:pPr>
+      <w:r>
+        <w:rPr>
+          <w:sz w:val="26"/>
+          <w:szCs w:val="26"/>
+        </w:rPr>
+        <w:t>6.1. Kết luận</w:t>
+      </w:r>
+    </w:p>
+    <w:p>
+      <w:pPr>
+        <w:pStyle w:val="isselectedend"/>
+        <w:rPr>
+          <w:sz w:val="26"/>
+          <w:szCs w:val="26"/>
+        </w:rPr>
+      </w:pPr>
+      <w:r>
+        <w:rPr>
+          <w:sz w:val="26"/>
+          <w:szCs w:val="26"/>
+        </w:rPr>
+        <w:t xml:space="preserve">Đề tài đã xây dựng website việc làm nhằm hỗ trợ kết nối giữa ứng viên và nhà tuyển dụng thông qua môi trường trực tuyến. Hệ thống đã triển khai các chức năng cơ bản như đăng ký, đăng nhập, tìm kiếm việc làm, đăng tin tuyển dụng, ứng tuyển trực tuyến và quản lý người dùng </w:t>
+      </w:r>
+      <w:proofErr w:type="gramStart"/>
+      <w:r>
+        <w:rPr>
+          <w:sz w:val="26"/>
+          <w:szCs w:val="26"/>
+        </w:rPr>
+        <w:t>theo</w:t>
+      </w:r>
+      <w:proofErr w:type="gramEnd"/>
+      <w:r>
+        <w:rPr>
+          <w:sz w:val="26"/>
+          <w:szCs w:val="26"/>
+        </w:rPr>
+        <w:t xml:space="preserve"> từng vai trò.</w:t>
+      </w:r>
+    </w:p>
+    <w:p>
+      <w:pPr>
+        <w:pStyle w:val="isselectedend"/>
+        <w:rPr>
+          <w:sz w:val="26"/>
+          <w:szCs w:val="26"/>
+        </w:rPr>
+      </w:pPr>
+      <w:r>
+        <w:rPr>
+          <w:sz w:val="26"/>
+          <w:szCs w:val="26"/>
+        </w:rPr>
+        <w:t xml:space="preserve">Ưu điểm của hệ thống là giao diện dễ sử dụng, các chức năng đáp ứng nhu cầu cơ bản của người dùng và hỗ trợ quản lý thông tin tuyển dụng trên một nền tảng thống nhất. Hệ thống được thiết kế </w:t>
+      </w:r>
+      <w:proofErr w:type="gramStart"/>
+      <w:r>
+        <w:rPr>
+          <w:sz w:val="26"/>
+          <w:szCs w:val="26"/>
+        </w:rPr>
+        <w:t>theo</w:t>
+      </w:r>
+      <w:proofErr w:type="gramEnd"/>
+      <w:r>
+        <w:rPr>
+          <w:sz w:val="26"/>
+          <w:szCs w:val="26"/>
+        </w:rPr>
+        <w:t xml:space="preserve"> hướng dễ mở rộng và thuận tiện cho việc nâng cấp trong tương lai.</w:t>
+      </w:r>
+    </w:p>
+    <w:p>
+      <w:pPr>
+        <w:pStyle w:val="NormalWeb"/>
+        <w:rPr>
+          <w:sz w:val="26"/>
+          <w:szCs w:val="26"/>
+        </w:rPr>
+      </w:pPr>
+      <w:r>
+        <w:rPr>
+          <w:sz w:val="26"/>
+          <w:szCs w:val="26"/>
+        </w:rPr>
+        <w:t xml:space="preserve">Bên cạnh những kết quả đạt được, hệ thống vẫn còn một số hạn chế như chưa tích hợp chức năng gợi ý việc làm thông minh, thông báo </w:t>
+      </w:r>
+      <w:proofErr w:type="gramStart"/>
+      <w:r>
+        <w:rPr>
+          <w:sz w:val="26"/>
+          <w:szCs w:val="26"/>
+        </w:rPr>
+        <w:t>theo</w:t>
+      </w:r>
+      <w:proofErr w:type="gramEnd"/>
+      <w:r>
+        <w:rPr>
+          <w:sz w:val="26"/>
+          <w:szCs w:val="26"/>
+        </w:rPr>
+        <w:t xml:space="preserve"> thời gian thực, xác thực doanh nghiệp và tối ưu cho số lượng lớn người dùng. Đây là những nội dung có thể tiếp tục nghiên cứu và phát triển trong tương lai.</w:t>
+      </w:r>
+    </w:p>
+    <w:p>
+      <w:pPr>
+        <w:pStyle w:val="ListParagraph"/>
+        <w:ind w:left="432"/>
+        <w:rPr>
+          <w:rFonts w:ascii="Times New Roman" w:hAnsi="Times New Roman" w:cs="Times New Roman"/>
+          <w:sz w:val="26"/>
+          <w:szCs w:val="26"/>
+        </w:rPr>
+      </w:pPr>
+      <w:r>
+        <w:rPr>
+          <w:rFonts w:ascii="Times New Roman" w:hAnsi="Times New Roman" w:cs="Times New Roman"/>
+          <w:sz w:val="26"/>
+          <w:szCs w:val="26"/>
+        </w:rPr>
+        <w:t>6.2. Hướng phát triển</w:t>
+      </w:r>
+    </w:p>
+    <w:p>
+      <w:pPr>
+        <w:pStyle w:val="ListParagraph"/>
+        <w:ind w:left="432"/>
+        <w:rPr>
+          <w:rFonts w:ascii="Times New Roman" w:hAnsi="Times New Roman" w:cs="Times New Roman"/>
+          <w:sz w:val="26"/>
+          <w:szCs w:val="26"/>
+        </w:rPr>
+      </w:pPr>
+    </w:p>
+    <w:p>
+      <w:pPr>
+        <w:pStyle w:val="ListParagraph"/>
+        <w:ind w:left="432"/>
+        <w:rPr>
+          <w:rFonts w:ascii="Times New Roman" w:hAnsi="Times New Roman" w:cs="Times New Roman"/>
+          <w:sz w:val="26"/>
+          <w:szCs w:val="26"/>
+        </w:rPr>
+      </w:pPr>
+      <w:r>
+        <w:rPr>
+          <w:rFonts w:ascii="Times New Roman" w:hAnsi="Times New Roman" w:cs="Times New Roman"/>
+          <w:sz w:val="26"/>
+          <w:szCs w:val="26"/>
+        </w:rPr>
+        <w:t xml:space="preserve">Trong thời gian tới, hệ thống có thể được nghiên cứu và phát triển </w:t>
+      </w:r>
+      <w:proofErr w:type="gramStart"/>
+      <w:r>
+        <w:rPr>
+          <w:rFonts w:ascii="Times New Roman" w:hAnsi="Times New Roman" w:cs="Times New Roman"/>
+          <w:sz w:val="26"/>
+          <w:szCs w:val="26"/>
+        </w:rPr>
+        <w:t>theo</w:t>
+      </w:r>
+      <w:proofErr w:type="gramEnd"/>
+      <w:r>
+        <w:rPr>
+          <w:rFonts w:ascii="Times New Roman" w:hAnsi="Times New Roman" w:cs="Times New Roman"/>
+          <w:sz w:val="26"/>
+          <w:szCs w:val="26"/>
+        </w:rPr>
+        <w:t xml:space="preserve"> các hướng sau:</w:t>
+      </w:r>
+    </w:p>
+    <w:p>
+      <w:pPr>
+        <w:pStyle w:val="ListParagraph"/>
+        <w:ind w:left="432"/>
+        <w:rPr>
+          <w:rFonts w:ascii="Times New Roman" w:hAnsi="Times New Roman" w:cs="Times New Roman"/>
+          <w:sz w:val="26"/>
+          <w:szCs w:val="26"/>
+        </w:rPr>
+      </w:pPr>
+    </w:p>
+    <w:p>
+      <w:pPr>
+        <w:pStyle w:val="ListParagraph"/>
+        <w:ind w:left="432"/>
+        <w:rPr>
+          <w:rFonts w:ascii="Times New Roman" w:hAnsi="Times New Roman" w:cs="Times New Roman"/>
+          <w:sz w:val="26"/>
+          <w:szCs w:val="26"/>
+        </w:rPr>
+      </w:pPr>
+      <w:r>
+        <w:rPr>
+          <w:rFonts w:ascii="Times New Roman" w:hAnsi="Times New Roman" w:cs="Times New Roman"/>
+          <w:sz w:val="26"/>
+          <w:szCs w:val="26"/>
+        </w:rPr>
+        <w:t>Bổ sung chức năng xác thực doanh nghiệp nhằm nâng cao độ tin cậy của các tin tuyển dụng.</w:t>
+      </w:r>
+    </w:p>
+    <w:p>
+      <w:pPr>
+        <w:pStyle w:val="ListParagraph"/>
+        <w:ind w:left="432"/>
+        <w:rPr>
+          <w:rFonts w:ascii="Times New Roman" w:hAnsi="Times New Roman" w:cs="Times New Roman"/>
+          <w:sz w:val="26"/>
+          <w:szCs w:val="26"/>
+        </w:rPr>
+      </w:pPr>
+      <w:r>
+        <w:rPr>
+          <w:rFonts w:ascii="Times New Roman" w:hAnsi="Times New Roman" w:cs="Times New Roman"/>
+          <w:sz w:val="26"/>
+          <w:szCs w:val="26"/>
+        </w:rPr>
+        <w:t>Phát triển hệ thống thông báo qua email hoặc ứng dụng khi có việc làm mới hoặc khi hồ sơ ứng tuyển được cập nhật.</w:t>
+      </w:r>
+    </w:p>
+    <w:p>
+      <w:pPr>
+        <w:pStyle w:val="ListParagraph"/>
+        <w:ind w:left="432"/>
+        <w:rPr>
+          <w:rFonts w:ascii="Times New Roman" w:hAnsi="Times New Roman" w:cs="Times New Roman"/>
+          <w:sz w:val="26"/>
+          <w:szCs w:val="26"/>
+        </w:rPr>
+      </w:pPr>
+      <w:r>
+        <w:rPr>
+          <w:rFonts w:ascii="Times New Roman" w:hAnsi="Times New Roman" w:cs="Times New Roman"/>
+          <w:sz w:val="26"/>
+          <w:szCs w:val="26"/>
+        </w:rPr>
+        <w:t>Tích hợp bộ lọc và công cụ tìm kiếm nâng cao để hỗ trợ người dùng tìm kiếm việc làm nhanh và chính xác hơn.</w:t>
+      </w:r>
+    </w:p>
+    <w:p>
+      <w:pPr>
+        <w:pStyle w:val="ListParagraph"/>
+        <w:ind w:left="432"/>
+        <w:rPr>
+          <w:rFonts w:ascii="Times New Roman" w:hAnsi="Times New Roman" w:cs="Times New Roman"/>
+          <w:sz w:val="26"/>
+          <w:szCs w:val="26"/>
+        </w:rPr>
+      </w:pPr>
+      <w:r>
+        <w:rPr>
+          <w:rFonts w:ascii="Times New Roman" w:hAnsi="Times New Roman" w:cs="Times New Roman"/>
+          <w:sz w:val="26"/>
+          <w:szCs w:val="26"/>
+        </w:rPr>
+        <w:t>Ứng dụng trí tuệ nhân tạo để gợi ý việc làm phù hợp với hồ sơ của ứng viên và hỗ trợ nhà tuyển dụng đề xuất các ứng viên đáp ứng yêu cầu tuyển dụng.</w:t>
+      </w:r>
+    </w:p>
+    <w:p>
+      <w:pPr>
+        <w:pStyle w:val="ListParagraph"/>
+        <w:ind w:left="432"/>
+        <w:rPr>
+          <w:rFonts w:ascii="Times New Roman" w:hAnsi="Times New Roman" w:cs="Times New Roman"/>
+          <w:sz w:val="26"/>
+          <w:szCs w:val="26"/>
+        </w:rPr>
+      </w:pPr>
+      <w:r>
+        <w:rPr>
+          <w:rFonts w:ascii="Times New Roman" w:hAnsi="Times New Roman" w:cs="Times New Roman"/>
+          <w:sz w:val="26"/>
+          <w:szCs w:val="26"/>
+        </w:rPr>
+        <w:t>Hoàn thiện giao diện và tối ưu khả năng hiển thị trên các thiết bị di động nhằm nâng cao trải nghiệm người dùng.</w:t>
+      </w:r>
+    </w:p>
+    <w:p>
+      <w:pPr>
+        <w:pStyle w:val="ListParagraph"/>
+        <w:ind w:left="432"/>
+        <w:rPr>
+          <w:rFonts w:ascii="Times New Roman" w:hAnsi="Times New Roman" w:cs="Times New Roman"/>
+          <w:sz w:val="26"/>
+          <w:szCs w:val="26"/>
+        </w:rPr>
+      </w:pPr>
+      <w:r>
+        <w:rPr>
+          <w:rFonts w:ascii="Times New Roman" w:hAnsi="Times New Roman" w:cs="Times New Roman"/>
+          <w:sz w:val="26"/>
+          <w:szCs w:val="26"/>
+        </w:rPr>
+        <w:t>Tăng cường các giải pháp bảo mật, sao lưu dữ liệu và tối ưu hiệu năng để đáp ứng số lượng người dùng lớn hơn trong tương lai.</w:t>
+      </w:r>
     </w:p>
     <w:sectPr>
       <w:pgSz w:w="11907" w:h="16839" w:code="9"/>
@@ -546,6 +2506,155 @@
     </w:lvl>
   </w:abstractNum>
   <w:abstractNum w:abstractNumId="2" w15:restartNumberingAfterBreak="0">
+    <w:nsid w:val="17BB07AC"/>
+    <w:multiLevelType w:val="multilevel"/>
+    <w:tmpl w:val="153C1E44"/>
+    <w:lvl w:ilvl="0">
+      <w:start w:val="1"/>
+      <w:numFmt w:val="bullet"/>
+      <w:lvlText w:val=""/>
+      <w:lvlJc w:val="left"/>
+      <w:pPr>
+        <w:tabs>
+          <w:tab w:val="num" w:pos="720"/>
+        </w:tabs>
+        <w:ind w:left="720" w:hanging="360"/>
+      </w:pPr>
+      <w:rPr>
+        <w:rFonts w:ascii="Symbol" w:hAnsi="Symbol" w:hint="default"/>
+        <w:sz w:val="20"/>
+      </w:rPr>
+    </w:lvl>
+    <w:lvl w:ilvl="1" w:tentative="1">
+      <w:start w:val="1"/>
+      <w:numFmt w:val="bullet"/>
+      <w:lvlText w:val="o"/>
+      <w:lvlJc w:val="left"/>
+      <w:pPr>
+        <w:tabs>
+          <w:tab w:val="num" w:pos="1440"/>
+        </w:tabs>
+        <w:ind w:left="1440" w:hanging="360"/>
+      </w:pPr>
+      <w:rPr>
+        <w:rFonts w:ascii="Courier New" w:hAnsi="Courier New" w:hint="default"/>
+        <w:sz w:val="20"/>
+      </w:rPr>
+    </w:lvl>
+    <w:lvl w:ilvl="2" w:tentative="1">
+      <w:start w:val="1"/>
+      <w:numFmt w:val="bullet"/>
+      <w:lvlText w:val=""/>
+      <w:lvlJc w:val="left"/>
+      <w:pPr>
+        <w:tabs>
+          <w:tab w:val="num" w:pos="2160"/>
+        </w:tabs>
+        <w:ind w:left="2160" w:hanging="360"/>
+      </w:pPr>
+      <w:rPr>
+        <w:rFonts w:ascii="Wingdings" w:hAnsi="Wingdings" w:hint="default"/>
+        <w:sz w:val="20"/>
+      </w:rPr>
+    </w:lvl>
+    <w:lvl w:ilvl="3" w:tentative="1">
+      <w:start w:val="1"/>
+      <w:numFmt w:val="bullet"/>
+      <w:lvlText w:val=""/>
+      <w:lvlJc w:val="left"/>
+      <w:pPr>
+        <w:tabs>
+          <w:tab w:val="num" w:pos="2880"/>
+        </w:tabs>
+        <w:ind w:left="2880" w:hanging="360"/>
+      </w:pPr>
+      <w:rPr>
+        <w:rFonts w:ascii="Wingdings" w:hAnsi="Wingdings" w:hint="default"/>
+        <w:sz w:val="20"/>
+      </w:rPr>
+    </w:lvl>
+    <w:lvl w:ilvl="4" w:tentative="1">
+      <w:start w:val="1"/>
+      <w:numFmt w:val="bullet"/>
+      <w:lvlText w:val=""/>
+      <w:lvlJc w:val="left"/>
+      <w:pPr>
+        <w:tabs>
+          <w:tab w:val="num" w:pos="3600"/>
+        </w:tabs>
+        <w:ind w:left="3600" w:hanging="360"/>
+      </w:pPr>
+      <w:rPr>
+        <w:rFonts w:ascii="Wingdings" w:hAnsi="Wingdings" w:hint="default"/>
+        <w:sz w:val="20"/>
+      </w:rPr>
+    </w:lvl>
+    <w:lvl w:ilvl="5" w:tentative="1">
+      <w:start w:val="1"/>
+      <w:numFmt w:val="bullet"/>
+      <w:lvlText w:val=""/>
+      <w:lvlJc w:val="left"/>
+      <w:pPr>
+        <w:tabs>
+          <w:tab w:val="num" w:pos="4320"/>
+        </w:tabs>
+        <w:ind w:left="4320" w:hanging="360"/>
+      </w:pPr>
+      <w:rPr>
+        <w:rFonts w:ascii="Wingdings" w:hAnsi="Wingdings" w:hint="default"/>
+        <w:sz w:val="20"/>
+      </w:rPr>
+    </w:lvl>
+    <w:lvl w:ilvl="6" w:tentative="1">
+      <w:start w:val="1"/>
+      <w:numFmt w:val="bullet"/>
+      <w:lvlText w:val=""/>
+      <w:lvlJc w:val="left"/>
+      <w:pPr>
+        <w:tabs>
+          <w:tab w:val="num" w:pos="5040"/>
+        </w:tabs>
+        <w:ind w:left="5040" w:hanging="360"/>
+      </w:pPr>
+      <w:rPr>
+        <w:rFonts w:ascii="Wingdings" w:hAnsi="Wingdings" w:hint="default"/>
+        <w:sz w:val="20"/>
+      </w:rPr>
+    </w:lvl>
+    <w:lvl w:ilvl="7" w:tentative="1">
+      <w:start w:val="1"/>
+      <w:numFmt w:val="bullet"/>
+      <w:lvlText w:val=""/>
+      <w:lvlJc w:val="left"/>
+      <w:pPr>
+        <w:tabs>
+          <w:tab w:val="num" w:pos="5760"/>
+        </w:tabs>
+        <w:ind w:left="5760" w:hanging="360"/>
+      </w:pPr>
+      <w:rPr>
+        <w:rFonts w:ascii="Wingdings" w:hAnsi="Wingdings" w:hint="default"/>
+        <w:sz w:val="20"/>
+      </w:rPr>
+    </w:lvl>
+    <w:lvl w:ilvl="8" w:tentative="1">
+      <w:start w:val="1"/>
+      <w:numFmt w:val="bullet"/>
+      <w:lvlText w:val=""/>
+      <w:lvlJc w:val="left"/>
+      <w:pPr>
+        <w:tabs>
+          <w:tab w:val="num" w:pos="6480"/>
+        </w:tabs>
+        <w:ind w:left="6480" w:hanging="360"/>
+      </w:pPr>
+      <w:rPr>
+        <w:rFonts w:ascii="Wingdings" w:hAnsi="Wingdings" w:hint="default"/>
+        <w:sz w:val="20"/>
+      </w:rPr>
+    </w:lvl>
+  </w:abstractNum>
+  <w:abstractNum w:abstractNumId="3" w15:restartNumberingAfterBreak="0">
     <w:nsid w:val="48CB615A"/>
     <w:multiLevelType w:val="multilevel"/>
     <w:tmpl w:val="278454E6"/>
@@ -694,7 +2803,7 @@
       </w:rPr>
     </w:lvl>
   </w:abstractNum>
-  <w:abstractNum w:abstractNumId="3" w15:restartNumberingAfterBreak="0">
+  <w:abstractNum w:abstractNumId="4" w15:restartNumberingAfterBreak="0">
     <w:nsid w:val="5CF026B4"/>
     <w:multiLevelType w:val="hybridMultilevel"/>
     <w:tmpl w:val="12E2CF7C"/>
@@ -784,7 +2893,7 @@
       </w:pPr>
     </w:lvl>
   </w:abstractNum>
-  <w:abstractNum w:abstractNumId="4" w15:restartNumberingAfterBreak="0">
+  <w:abstractNum w:abstractNumId="5" w15:restartNumberingAfterBreak="0">
     <w:nsid w:val="6A4521A7"/>
     <w:multiLevelType w:val="multilevel"/>
     <w:tmpl w:val="04090025"/>
@@ -871,10 +2980,10 @@
     </w:lvl>
   </w:abstractNum>
   <w:num w:numId="1">
-    <w:abstractNumId w:val="3"/>
+    <w:abstractNumId w:val="4"/>
   </w:num>
   <w:num w:numId="2">
-    <w:abstractNumId w:val="4"/>
+    <w:abstractNumId w:val="5"/>
   </w:num>
   <w:num w:numId="3">
     <w:abstractNumId w:val="0"/>
@@ -883,6 +2992,9 @@
     <w:abstractNumId w:val="1"/>
   </w:num>
   <w:num w:numId="5">
+    <w:abstractNumId w:val="3"/>
+  </w:num>
+  <w:num w:numId="6">
     <w:abstractNumId w:val="2"/>
   </w:num>
 </w:numbering>
